--- a/Resources/Current Work/SoftwareRequirementsDocument.docx
+++ b/Resources/Current Work/SoftwareRequirementsDocument.docx
@@ -493,7 +493,7 @@
             <w:noProof/>
             <w:webHidden/>
           </w:rPr>
-          <w:t>4</w:t>
+          <w:t>5</w:t>
         </w:r>
         <w:r>
           <w:rPr>
@@ -587,7 +587,7 @@
             <w:noProof/>
             <w:webHidden/>
           </w:rPr>
-          <w:t>4</w:t>
+          <w:t>5</w:t>
         </w:r>
         <w:r>
           <w:rPr>
@@ -681,7 +681,7 @@
             <w:noProof/>
             <w:webHidden/>
           </w:rPr>
-          <w:t>4</w:t>
+          <w:t>6</w:t>
         </w:r>
         <w:r>
           <w:rPr>
@@ -775,7 +775,7 @@
             <w:noProof/>
             <w:webHidden/>
           </w:rPr>
-          <w:t>5</w:t>
+          <w:t>7</w:t>
         </w:r>
         <w:r>
           <w:rPr>
@@ -869,7 +869,7 @@
             <w:noProof/>
             <w:webHidden/>
           </w:rPr>
-          <w:t>5</w:t>
+          <w:t>7</w:t>
         </w:r>
         <w:r>
           <w:rPr>
@@ -963,7 +963,7 @@
             <w:noProof/>
             <w:webHidden/>
           </w:rPr>
-          <w:t>5</w:t>
+          <w:t>7</w:t>
         </w:r>
         <w:r>
           <w:rPr>
@@ -1057,7 +1057,7 @@
             <w:noProof/>
             <w:webHidden/>
           </w:rPr>
-          <w:t>5</w:t>
+          <w:t>8</w:t>
         </w:r>
         <w:r>
           <w:rPr>
@@ -1151,7 +1151,7 @@
             <w:noProof/>
             <w:webHidden/>
           </w:rPr>
-          <w:t>5</w:t>
+          <w:t>8</w:t>
         </w:r>
         <w:r>
           <w:rPr>
@@ -1245,7 +1245,7 @@
             <w:noProof/>
             <w:webHidden/>
           </w:rPr>
-          <w:t>5</w:t>
+          <w:t>8</w:t>
         </w:r>
         <w:r>
           <w:rPr>
@@ -1339,7 +1339,7 @@
             <w:noProof/>
             <w:webHidden/>
           </w:rPr>
-          <w:t>6</w:t>
+          <w:t>10</w:t>
         </w:r>
         <w:r>
           <w:rPr>
@@ -1433,7 +1433,7 @@
             <w:noProof/>
             <w:webHidden/>
           </w:rPr>
-          <w:t>6</w:t>
+          <w:t>10</w:t>
         </w:r>
         <w:r>
           <w:rPr>
@@ -1527,7 +1527,7 @@
             <w:noProof/>
             <w:webHidden/>
           </w:rPr>
-          <w:t>6</w:t>
+          <w:t>10</w:t>
         </w:r>
         <w:r>
           <w:rPr>
@@ -1621,7 +1621,7 @@
             <w:noProof/>
             <w:webHidden/>
           </w:rPr>
-          <w:t>6</w:t>
+          <w:t>11</w:t>
         </w:r>
         <w:r>
           <w:rPr>
@@ -1715,7 +1715,7 @@
             <w:noProof/>
             <w:webHidden/>
           </w:rPr>
-          <w:t>6</w:t>
+          <w:t>11</w:t>
         </w:r>
         <w:r>
           <w:rPr>
@@ -1809,7 +1809,7 @@
             <w:noProof/>
             <w:webHidden/>
           </w:rPr>
-          <w:t>7</w:t>
+          <w:t>11</w:t>
         </w:r>
         <w:r>
           <w:rPr>
@@ -1828,6 +1828,7 @@
           <w:docPartUnique/>
         </w:docPartObj>
       </w:sdtPr>
+      <w:sdtEndPr/>
       <w:sdtContent>
         <w:p>
           <w:pPr>
@@ -2262,7 +2263,7 @@
               <w:rPr>
                 <w:noProof/>
               </w:rPr>
-              <w:t>4</w:t>
+              <w:t>5</w:t>
             </w:r>
             <w:r>
               <w:rPr>
@@ -2335,7 +2336,7 @@
               <w:rPr>
                 <w:noProof/>
               </w:rPr>
-              <w:t>4</w:t>
+              <w:t>5</w:t>
             </w:r>
             <w:r>
               <w:rPr>
@@ -2408,7 +2409,7 @@
               <w:rPr>
                 <w:noProof/>
               </w:rPr>
-              <w:t>4</w:t>
+              <w:t>6</w:t>
             </w:r>
             <w:r>
               <w:rPr>
@@ -2481,7 +2482,7 @@
               <w:rPr>
                 <w:noProof/>
               </w:rPr>
-              <w:t>5</w:t>
+              <w:t>7</w:t>
             </w:r>
             <w:r>
               <w:rPr>
@@ -2554,7 +2555,7 @@
               <w:rPr>
                 <w:noProof/>
               </w:rPr>
-              <w:t>5</w:t>
+              <w:t>7</w:t>
             </w:r>
             <w:r>
               <w:rPr>
@@ -2627,7 +2628,7 @@
               <w:rPr>
                 <w:noProof/>
               </w:rPr>
-              <w:t>5</w:t>
+              <w:t>7</w:t>
             </w:r>
             <w:r>
               <w:rPr>
@@ -2700,7 +2701,7 @@
               <w:rPr>
                 <w:noProof/>
               </w:rPr>
-              <w:t>5</w:t>
+              <w:t>8</w:t>
             </w:r>
             <w:r>
               <w:rPr>
@@ -2773,7 +2774,7 @@
               <w:rPr>
                 <w:noProof/>
               </w:rPr>
-              <w:t>5</w:t>
+              <w:t>8</w:t>
             </w:r>
             <w:r>
               <w:rPr>
@@ -2846,7 +2847,7 @@
               <w:rPr>
                 <w:noProof/>
               </w:rPr>
-              <w:t>5</w:t>
+              <w:t>8</w:t>
             </w:r>
             <w:r>
               <w:rPr>
@@ -2919,7 +2920,7 @@
               <w:rPr>
                 <w:noProof/>
               </w:rPr>
-              <w:t>6</w:t>
+              <w:t>10</w:t>
             </w:r>
             <w:r>
               <w:rPr>
@@ -2992,7 +2993,7 @@
               <w:rPr>
                 <w:noProof/>
               </w:rPr>
-              <w:t>6</w:t>
+              <w:t>10</w:t>
             </w:r>
             <w:r>
               <w:rPr>
@@ -3065,7 +3066,7 @@
               <w:rPr>
                 <w:noProof/>
               </w:rPr>
-              <w:t>6</w:t>
+              <w:t>10</w:t>
             </w:r>
             <w:r>
               <w:rPr>
@@ -3138,7 +3139,7 @@
               <w:rPr>
                 <w:noProof/>
               </w:rPr>
-              <w:t>6</w:t>
+              <w:t>11</w:t>
             </w:r>
             <w:r>
               <w:rPr>
@@ -3211,7 +3212,7 @@
               <w:rPr>
                 <w:noProof/>
               </w:rPr>
-              <w:t>6</w:t>
+              <w:t>11</w:t>
             </w:r>
             <w:r>
               <w:rPr>
@@ -3284,7 +3285,7 @@
               <w:rPr>
                 <w:noProof/>
               </w:rPr>
-              <w:t>7</w:t>
+              <w:t>11</w:t>
             </w:r>
             <w:r>
               <w:rPr>
@@ -3377,7 +3378,7 @@
                 <w:noProof/>
                 <w:webHidden/>
               </w:rPr>
-              <w:t>7</w:t>
+              <w:t>11</w:t>
             </w:r>
             <w:r>
               <w:rPr>
@@ -3471,7 +3472,7 @@
                 <w:noProof/>
                 <w:webHidden/>
               </w:rPr>
-              <w:t>7</w:t>
+              <w:t>12</w:t>
             </w:r>
             <w:r>
               <w:rPr>
@@ -3565,7 +3566,7 @@
                 <w:noProof/>
                 <w:webHidden/>
               </w:rPr>
-              <w:t>7</w:t>
+              <w:t>12</w:t>
             </w:r>
             <w:r>
               <w:rPr>
@@ -3659,7 +3660,7 @@
                 <w:noProof/>
                 <w:webHidden/>
               </w:rPr>
-              <w:t>7</w:t>
+              <w:t>13</w:t>
             </w:r>
             <w:r>
               <w:rPr>
@@ -3753,7 +3754,7 @@
                 <w:noProof/>
                 <w:webHidden/>
               </w:rPr>
-              <w:t>7</w:t>
+              <w:t>13</w:t>
             </w:r>
             <w:r>
               <w:rPr>
@@ -3847,7 +3848,7 @@
                 <w:noProof/>
                 <w:webHidden/>
               </w:rPr>
-              <w:t>7</w:t>
+              <w:t>14</w:t>
             </w:r>
             <w:r>
               <w:rPr>
@@ -3941,7 +3942,7 @@
                 <w:noProof/>
                 <w:webHidden/>
               </w:rPr>
-              <w:t>8</w:t>
+              <w:t>15</w:t>
             </w:r>
             <w:r>
               <w:rPr>
@@ -4035,7 +4036,7 @@
                 <w:noProof/>
                 <w:webHidden/>
               </w:rPr>
-              <w:t>9</w:t>
+              <w:t>17</w:t>
             </w:r>
             <w:r>
               <w:rPr>
@@ -4129,7 +4130,7 @@
                 <w:noProof/>
                 <w:webHidden/>
               </w:rPr>
-              <w:t>9</w:t>
+              <w:t>17</w:t>
             </w:r>
             <w:r>
               <w:rPr>
@@ -4223,7 +4224,7 @@
                 <w:noProof/>
                 <w:webHidden/>
               </w:rPr>
-              <w:t>9</w:t>
+              <w:t>17</w:t>
             </w:r>
             <w:r>
               <w:rPr>
@@ -4317,7 +4318,7 @@
                 <w:noProof/>
                 <w:webHidden/>
               </w:rPr>
-              <w:t>9</w:t>
+              <w:t>17</w:t>
             </w:r>
             <w:r>
               <w:rPr>
@@ -4411,7 +4412,7 @@
                 <w:noProof/>
                 <w:webHidden/>
               </w:rPr>
-              <w:t>9</w:t>
+              <w:t>17</w:t>
             </w:r>
             <w:r>
               <w:rPr>
@@ -4505,7 +4506,7 @@
                 <w:noProof/>
                 <w:webHidden/>
               </w:rPr>
-              <w:t>9</w:t>
+              <w:t>17</w:t>
             </w:r>
             <w:r>
               <w:rPr>
@@ -4599,7 +4600,7 @@
                 <w:noProof/>
                 <w:webHidden/>
               </w:rPr>
-              <w:t>10</w:t>
+              <w:t>18</w:t>
             </w:r>
             <w:r>
               <w:rPr>
@@ -4693,7 +4694,7 @@
                 <w:noProof/>
                 <w:webHidden/>
               </w:rPr>
-              <w:t>10</w:t>
+              <w:t>18</w:t>
             </w:r>
             <w:r>
               <w:rPr>
@@ -4787,7 +4788,7 @@
                 <w:noProof/>
                 <w:webHidden/>
               </w:rPr>
-              <w:t>10</w:t>
+              <w:t>18</w:t>
             </w:r>
             <w:r>
               <w:rPr>
@@ -4881,7 +4882,7 @@
                 <w:noProof/>
                 <w:webHidden/>
               </w:rPr>
-              <w:t>10</w:t>
+              <w:t>18</w:t>
             </w:r>
             <w:r>
               <w:rPr>
@@ -4975,7 +4976,7 @@
                 <w:noProof/>
                 <w:webHidden/>
               </w:rPr>
-              <w:t>10</w:t>
+              <w:t>18</w:t>
             </w:r>
             <w:r>
               <w:rPr>
@@ -5069,7 +5070,7 @@
                 <w:noProof/>
                 <w:webHidden/>
               </w:rPr>
-              <w:t>10</w:t>
+              <w:t>18</w:t>
             </w:r>
             <w:r>
               <w:rPr>
@@ -5163,7 +5164,7 @@
                 <w:noProof/>
                 <w:webHidden/>
               </w:rPr>
-              <w:t>10</w:t>
+              <w:t>18</w:t>
             </w:r>
             <w:r>
               <w:rPr>
@@ -5257,7 +5258,7 @@
                 <w:noProof/>
                 <w:webHidden/>
               </w:rPr>
-              <w:t>10</w:t>
+              <w:t>18</w:t>
             </w:r>
             <w:r>
               <w:rPr>
@@ -5351,7 +5352,7 @@
                 <w:noProof/>
                 <w:webHidden/>
               </w:rPr>
-              <w:t>10</w:t>
+              <w:t>18</w:t>
             </w:r>
             <w:r>
               <w:rPr>
@@ -5445,7 +5446,7 @@
                 <w:noProof/>
                 <w:webHidden/>
               </w:rPr>
-              <w:t>10</w:t>
+              <w:t>18</w:t>
             </w:r>
             <w:r>
               <w:rPr>
@@ -5539,7 +5540,7 @@
                 <w:noProof/>
                 <w:webHidden/>
               </w:rPr>
-              <w:t>10</w:t>
+              <w:t>19</w:t>
             </w:r>
             <w:r>
               <w:rPr>
@@ -5633,7 +5634,7 @@
                 <w:noProof/>
                 <w:webHidden/>
               </w:rPr>
-              <w:t>10</w:t>
+              <w:t>19</w:t>
             </w:r>
             <w:r>
               <w:rPr>
@@ -5727,7 +5728,7 @@
                 <w:noProof/>
                 <w:webHidden/>
               </w:rPr>
-              <w:t>10</w:t>
+              <w:t>19</w:t>
             </w:r>
             <w:r>
               <w:rPr>
@@ -5821,7 +5822,7 @@
                 <w:noProof/>
                 <w:webHidden/>
               </w:rPr>
-              <w:t>10</w:t>
+              <w:t>19</w:t>
             </w:r>
             <w:r>
               <w:rPr>
@@ -5915,7 +5916,7 @@
                 <w:noProof/>
                 <w:webHidden/>
               </w:rPr>
-              <w:t>10</w:t>
+              <w:t>19</w:t>
             </w:r>
             <w:r>
               <w:rPr>
@@ -6009,7 +6010,7 @@
                 <w:noProof/>
                 <w:webHidden/>
               </w:rPr>
-              <w:t>11</w:t>
+              <w:t>19</w:t>
             </w:r>
             <w:r>
               <w:rPr>
@@ -6103,7 +6104,7 @@
                 <w:noProof/>
                 <w:webHidden/>
               </w:rPr>
-              <w:t>11</w:t>
+              <w:t>19</w:t>
             </w:r>
             <w:r>
               <w:rPr>
@@ -6197,7 +6198,7 @@
                 <w:noProof/>
                 <w:webHidden/>
               </w:rPr>
-              <w:t>11</w:t>
+              <w:t>20</w:t>
             </w:r>
             <w:r>
               <w:rPr>
@@ -6291,7 +6292,7 @@
                 <w:noProof/>
                 <w:webHidden/>
               </w:rPr>
-              <w:t>11</w:t>
+              <w:t>20</w:t>
             </w:r>
             <w:r>
               <w:rPr>
@@ -6385,7 +6386,7 @@
                 <w:noProof/>
                 <w:webHidden/>
               </w:rPr>
-              <w:t>11</w:t>
+              <w:t>20</w:t>
             </w:r>
             <w:r>
               <w:rPr>
@@ -6479,7 +6480,7 @@
                 <w:noProof/>
                 <w:webHidden/>
               </w:rPr>
-              <w:t>11</w:t>
+              <w:t>21</w:t>
             </w:r>
             <w:r>
               <w:rPr>
@@ -6573,7 +6574,7 @@
                 <w:noProof/>
                 <w:webHidden/>
               </w:rPr>
-              <w:t>11</w:t>
+              <w:t>21</w:t>
             </w:r>
             <w:r>
               <w:rPr>
@@ -6667,7 +6668,7 @@
                 <w:noProof/>
                 <w:webHidden/>
               </w:rPr>
-              <w:t>11</w:t>
+              <w:t>22</w:t>
             </w:r>
             <w:r>
               <w:rPr>
@@ -6761,7 +6762,7 @@
                 <w:noProof/>
                 <w:webHidden/>
               </w:rPr>
-              <w:t>11</w:t>
+              <w:t>23</w:t>
             </w:r>
             <w:r>
               <w:rPr>
@@ -6855,7 +6856,7 @@
                 <w:noProof/>
                 <w:webHidden/>
               </w:rPr>
-              <w:t>11</w:t>
+              <w:t>23</w:t>
             </w:r>
             <w:r>
               <w:rPr>
@@ -6914,30 +6915,39 @@
       </w:r>
       <w:bookmarkEnd w:id="1"/>
     </w:p>
-    <w:p>
-      <w:r>
-        <w:rPr>
-          <w:color w:val="FF0000"/>
-        </w:rPr>
-        <w:t>[The goal of your project and the objectives it wishes to accomplish]</w:t>
-      </w:r>
-      <w:r>
-        <w:t xml:space="preserve"> </w:t>
-      </w:r>
-    </w:p>
     <w:p/>
     <w:p>
       <w:pPr>
         <w:rPr>
           <w:color w:val="00B0F0"/>
-        </w:rPr>
-      </w:pPr>
-      <w:r>
-        <w:rPr>
-          <w:color w:val="00B0F0"/>
-        </w:rPr>
-        <w:t>TuneTribe is a social platform designed for music enthusiasts and artists alike. Users can share their</w:t>
-      </w:r>
+          <w:lang w:val="en-US"/>
+        </w:rPr>
+      </w:pPr>
+      <w:proofErr w:type="spellStart"/>
+      <w:r>
+        <w:rPr>
+          <w:color w:val="00B0F0"/>
+          <w:lang w:val="en-US"/>
+        </w:rPr>
+        <w:t>TuneTribe</w:t>
+      </w:r>
+      <w:proofErr w:type="spellEnd"/>
+      <w:r>
+        <w:rPr>
+          <w:color w:val="00B0F0"/>
+          <w:lang w:val="en-US"/>
+        </w:rPr>
+        <w:t xml:space="preserve"> is a social platform designed for music enthusiasts and artists alike. Users can share </w:t>
+      </w:r>
+      <w:proofErr w:type="gramStart"/>
+      <w:r>
+        <w:rPr>
+          <w:color w:val="00B0F0"/>
+          <w:lang w:val="en-US"/>
+        </w:rPr>
+        <w:t>their</w:t>
+      </w:r>
+      <w:proofErr w:type="gramEnd"/>
     </w:p>
     <w:p>
       <w:pPr>
@@ -6975,8 +6985,16 @@
         <w:rPr>
           <w:color w:val="00B0F0"/>
         </w:rPr>
-        <w:t>platform fosters community interaction while providing exposure for emerging artists. Moderators ensure</w:t>
-      </w:r>
+        <w:t xml:space="preserve">platform fosters community interaction while providing exposure for emerging artists. Moderators </w:t>
+      </w:r>
+      <w:proofErr w:type="gramStart"/>
+      <w:r>
+        <w:rPr>
+          <w:color w:val="00B0F0"/>
+        </w:rPr>
+        <w:t>ensure</w:t>
+      </w:r>
+      <w:proofErr w:type="gramEnd"/>
     </w:p>
     <w:p>
       <w:pPr>
@@ -7019,70 +7037,6 @@
       </w:r>
       <w:bookmarkEnd w:id="2"/>
     </w:p>
-    <w:p>
-      <w:pPr>
-        <w:rPr>
-          <w:color w:val="FF0000"/>
-        </w:rPr>
-      </w:pPr>
-      <w:r>
-        <w:rPr>
-          <w:color w:val="FF0000"/>
-        </w:rPr>
-        <w:t>[</w:t>
-      </w:r>
-      <w:r>
-        <w:rPr>
-          <w:color w:val="FF0000"/>
-        </w:rPr>
-        <w:t xml:space="preserve">Full description of the main objectives of this document in the context of your project.  </w:t>
-      </w:r>
-    </w:p>
-    <w:p>
-      <w:pPr>
-        <w:rPr>
-          <w:color w:val="FF0000"/>
-        </w:rPr>
-      </w:pPr>
-      <w:r>
-        <w:rPr>
-          <w:color w:val="FF0000"/>
-        </w:rPr>
-        <w:t>Here’s how you should begin this section:</w:t>
-      </w:r>
-    </w:p>
-    <w:p>
-      <w:pPr>
-        <w:rPr>
-          <w:color w:val="FF0000"/>
-        </w:rPr>
-      </w:pPr>
-      <w:r>
-        <w:rPr>
-          <w:color w:val="FF0000"/>
-        </w:rPr>
-        <w:t>“The purpose of this Software Requirements Document (SRD) is to...”</w:t>
-      </w:r>
-    </w:p>
-    <w:p>
-      <w:pPr>
-        <w:rPr>
-          <w:color w:val="FF0000"/>
-        </w:rPr>
-      </w:pPr>
-      <w:r>
-        <w:rPr>
-          <w:color w:val="FF0000"/>
-        </w:rPr>
-        <w:t>“In it, we will . . ., . . ., and . . ..”</w:t>
-      </w:r>
-      <w:r>
-        <w:rPr>
-          <w:color w:val="FF0000"/>
-        </w:rPr>
-        <w:t>]</w:t>
-      </w:r>
-    </w:p>
     <w:p/>
     <w:p>
       <w:pPr>
@@ -7098,12 +7052,21 @@
         </w:rPr>
         <w:t xml:space="preserve">The purpose of this Software Requirements Document (SRD) is to describe the client-view and developer-view requirements for the </w:t>
       </w:r>
-      <w:r>
-        <w:rPr>
-          <w:color w:val="00B0F0"/>
-          <w:lang w:val="en-US"/>
-        </w:rPr>
-        <w:t xml:space="preserve">TuneTribe </w:t>
+      <w:proofErr w:type="spellStart"/>
+      <w:r>
+        <w:rPr>
+          <w:color w:val="00B0F0"/>
+          <w:lang w:val="en-US"/>
+        </w:rPr>
+        <w:t>TuneTribe</w:t>
+      </w:r>
+      <w:proofErr w:type="spellEnd"/>
+      <w:r>
+        <w:rPr>
+          <w:color w:val="00B0F0"/>
+          <w:lang w:val="en-US"/>
+        </w:rPr>
+        <w:t xml:space="preserve"> </w:t>
       </w:r>
       <w:r>
         <w:rPr>
@@ -7161,25 +7124,6 @@
           <w:color w:val="FF0000"/>
         </w:rPr>
       </w:pPr>
-      <w:r>
-        <w:rPr>
-          <w:color w:val="FF0000"/>
-        </w:rPr>
-        <w:t xml:space="preserve">[Include any specialized terminology dictated by the application area or the product area. </w:t>
-      </w:r>
-    </w:p>
-    <w:p>
-      <w:pPr>
-        <w:rPr>
-          <w:color w:val="FF0000"/>
-        </w:rPr>
-      </w:pPr>
-      <w:r>
-        <w:rPr>
-          <w:color w:val="FF0000"/>
-        </w:rPr>
-        <w:t>For example:]</w:t>
-      </w:r>
     </w:p>
     <w:tbl>
       <w:tblPr>
@@ -7358,11 +7302,13 @@
               <w:spacing w:line="240" w:lineRule="auto"/>
               <w:rPr>
                 <w:color w:val="00B0F0"/>
+                <w:lang w:val="en-US"/>
               </w:rPr>
             </w:pPr>
             <w:r>
               <w:rPr>
                 <w:color w:val="00B0F0"/>
+                <w:lang w:val="en-US"/>
               </w:rPr>
               <w:t>CSS stands for Cascading Style Sheets, and it's a style sheet language used for describing the presentation of a document written in a markup language like HTML.</w:t>
             </w:r>
@@ -7632,14 +7578,18 @@
               <w:jc w:val="center"/>
               <w:rPr>
                 <w:color w:val="00B0F0"/>
+                <w:lang w:val="en-US"/>
               </w:rPr>
             </w:pPr>
+            <w:proofErr w:type="spellStart"/>
             <w:r>
               <w:rPr>
                 <w:color w:val="00B0F0"/>
+                <w:lang w:val="en-US"/>
               </w:rPr>
               <w:t>SpringBoot</w:t>
             </w:r>
+            <w:proofErr w:type="spellEnd"/>
           </w:p>
         </w:tc>
         <w:tc>
@@ -7666,13 +7616,31 @@
               <w:spacing w:line="240" w:lineRule="auto"/>
               <w:rPr>
                 <w:color w:val="00B0F0"/>
+                <w:lang w:val="en-US"/>
               </w:rPr>
             </w:pPr>
             <w:r>
               <w:rPr>
                 <w:color w:val="00B0F0"/>
-              </w:rPr>
-              <w:t>An open-source Java-based framework used to create a micro Service. This will be used to create and run our application.</w:t>
+                <w:lang w:val="en-US"/>
+              </w:rPr>
+              <w:t xml:space="preserve">An open-source Java-based framework used to create a </w:t>
+            </w:r>
+            <w:proofErr w:type="gramStart"/>
+            <w:r>
+              <w:rPr>
+                <w:color w:val="00B0F0"/>
+                <w:lang w:val="en-US"/>
+              </w:rPr>
+              <w:t>micro Service</w:t>
+            </w:r>
+            <w:proofErr w:type="gramEnd"/>
+            <w:r>
+              <w:rPr>
+                <w:color w:val="00B0F0"/>
+                <w:lang w:val="en-US"/>
+              </w:rPr>
+              <w:t>. This will be used to create and run our application.</w:t>
             </w:r>
           </w:p>
         </w:tc>
@@ -7845,14 +7813,18 @@
               <w:jc w:val="center"/>
               <w:rPr>
                 <w:color w:val="00B0F0"/>
+                <w:lang w:val="en-US"/>
               </w:rPr>
             </w:pPr>
+            <w:proofErr w:type="spellStart"/>
             <w:r>
               <w:rPr>
                 <w:color w:val="00B0F0"/>
+                <w:lang w:val="en-US"/>
               </w:rPr>
               <w:t>Thymeleaf</w:t>
             </w:r>
+            <w:proofErr w:type="spellEnd"/>
           </w:p>
         </w:tc>
         <w:tc>
@@ -8051,32 +8023,6 @@
     <w:p>
       <w:pPr>
         <w:rPr>
-          <w:color w:val="FF0000"/>
-        </w:rPr>
-      </w:pPr>
-      <w:r>
-        <w:rPr>
-          <w:color w:val="FF0000"/>
-        </w:rPr>
-        <w:t xml:space="preserve">[Describe which part of the SRS document is intended for which reader. Include a list of all stakeholders of the project, developers, project managers, and </w:t>
-      </w:r>
-      <w:r>
-        <w:rPr>
-          <w:color w:val="FF0000"/>
-          <w:lang w:val="en-US"/>
-        </w:rPr>
-        <w:t>users</w:t>
-      </w:r>
-      <w:r>
-        <w:rPr>
-          <w:color w:val="FF0000"/>
-        </w:rPr>
-        <w:t xml:space="preserve"> for better clarity.]</w:t>
-      </w:r>
-    </w:p>
-    <w:p>
-      <w:pPr>
-        <w:rPr>
           <w:color w:val="00B0F0"/>
           <w:lang w:val="en-US"/>
         </w:rPr>
@@ -8757,55 +8703,63 @@
     <w:p>
       <w:pPr>
         <w:rPr>
-          <w:color w:val="FF0000"/>
-        </w:rPr>
-      </w:pPr>
-      <w:r>
-        <w:rPr>
-          <w:bCs/>
-          <w:color w:val="FF0000"/>
-          <w:lang w:val="en-US"/>
-        </w:rPr>
-        <w:t>[Specify</w:t>
-      </w:r>
-      <w:r>
-        <w:rPr>
-          <w:color w:val="FF0000"/>
-        </w:rPr>
-        <w:t xml:space="preserve"> how the software goals align with the overall business goals and outline the benefits of the project to business</w:t>
-      </w:r>
-      <w:r>
-        <w:rPr>
-          <w:color w:val="FF0000"/>
-          <w:lang w:val="en-US"/>
-        </w:rPr>
-        <w:t>.]</w:t>
-      </w:r>
-    </w:p>
-    <w:p>
-      <w:pPr>
-        <w:rPr>
-          <w:color w:val="00B0F0"/>
-        </w:rPr>
-      </w:pPr>
-      <w:r>
-        <w:rPr>
-          <w:color w:val="00B0F0"/>
-        </w:rPr>
-        <w:t>Reducing the amount of time that a customer needs to wait; therefore, increasing the amount of customers that are able to be served in the restaurant within a day.</w:t>
-      </w:r>
-    </w:p>
-    <w:p>
-      <w:pPr>
-        <w:rPr>
-          <w:color w:val="00B0F0"/>
-        </w:rPr>
-      </w:pPr>
-      <w:r>
-        <w:rPr>
-          <w:color w:val="00B0F0"/>
-        </w:rPr>
-        <w:t>The goal of TuneTribe is to create a social platform that fosters interaction between music enthusiasts and artists. This aligns with the overall business goals of providing a vibrant community space for sharing music and supporting emerging artists.</w:t>
+          <w:color w:val="00B0F0"/>
+          <w:lang w:val="en-US"/>
+        </w:rPr>
+      </w:pPr>
+      <w:r>
+        <w:rPr>
+          <w:color w:val="00B0F0"/>
+          <w:lang w:val="en-US"/>
+        </w:rPr>
+        <w:t xml:space="preserve">Reducing the amount of time that a customer needs to wait; therefore, increasing the </w:t>
+      </w:r>
+      <w:proofErr w:type="gramStart"/>
+      <w:r>
+        <w:rPr>
+          <w:color w:val="00B0F0"/>
+          <w:lang w:val="en-US"/>
+        </w:rPr>
+        <w:t>amount</w:t>
+      </w:r>
+      <w:proofErr w:type="gramEnd"/>
+      <w:r>
+        <w:rPr>
+          <w:color w:val="00B0F0"/>
+          <w:lang w:val="en-US"/>
+        </w:rPr>
+        <w:t xml:space="preserve"> of customers that are able to be served in the restaurant within a day.</w:t>
+      </w:r>
+    </w:p>
+    <w:p>
+      <w:pPr>
+        <w:rPr>
+          <w:color w:val="00B0F0"/>
+          <w:lang w:val="en-US"/>
+        </w:rPr>
+      </w:pPr>
+      <w:r>
+        <w:rPr>
+          <w:color w:val="00B0F0"/>
+          <w:lang w:val="en-US"/>
+        </w:rPr>
+        <w:t xml:space="preserve">The goal of </w:t>
+      </w:r>
+      <w:proofErr w:type="spellStart"/>
+      <w:r>
+        <w:rPr>
+          <w:color w:val="00B0F0"/>
+          <w:lang w:val="en-US"/>
+        </w:rPr>
+        <w:t>TuneTribe</w:t>
+      </w:r>
+      <w:proofErr w:type="spellEnd"/>
+      <w:r>
+        <w:rPr>
+          <w:color w:val="00B0F0"/>
+          <w:lang w:val="en-US"/>
+        </w:rPr>
+        <w:t xml:space="preserve"> is to create a social platform that fosters interaction between music enthusiasts and artists. This aligns with the overall business goals of providing a vibrant community space for sharing music and supporting emerging artists.</w:t>
       </w:r>
     </w:p>
     <w:p>
@@ -8837,13 +8791,31 @@
         </w:numPr>
         <w:rPr>
           <w:color w:val="00B0F0"/>
-        </w:rPr>
-      </w:pPr>
-      <w:r>
-        <w:rPr>
-          <w:color w:val="00B0F0"/>
-        </w:rPr>
-        <w:t>Facilitating community engagement: TuneTribe provides a platform for users to share their favorite music, interact with fellow enthusiasts, and discover new artists, thereby enhancing user engagement and loyalty.</w:t>
+          <w:lang w:val="en-US"/>
+        </w:rPr>
+      </w:pPr>
+      <w:r>
+        <w:rPr>
+          <w:color w:val="00B0F0"/>
+          <w:lang w:val="en-US"/>
+        </w:rPr>
+        <w:t xml:space="preserve">Facilitating community engagement: </w:t>
+      </w:r>
+      <w:proofErr w:type="spellStart"/>
+      <w:r>
+        <w:rPr>
+          <w:color w:val="00B0F0"/>
+          <w:lang w:val="en-US"/>
+        </w:rPr>
+        <w:t>TuneTribe</w:t>
+      </w:r>
+      <w:proofErr w:type="spellEnd"/>
+      <w:r>
+        <w:rPr>
+          <w:color w:val="00B0F0"/>
+          <w:lang w:val="en-US"/>
+        </w:rPr>
+        <w:t xml:space="preserve"> provides a platform for users to share their favorite music, interact with fellow enthusiasts, and discover new artists, thereby enhancing user engagement and loyalty.</w:t>
       </w:r>
     </w:p>
     <w:p>
@@ -8855,13 +8827,31 @@
         </w:numPr>
         <w:rPr>
           <w:color w:val="00B0F0"/>
-        </w:rPr>
-      </w:pPr>
-      <w:r>
-        <w:rPr>
-          <w:color w:val="00B0F0"/>
-        </w:rPr>
-        <w:t>Supporting emerging artists: By offering artists a dedicated space to upload their music and gain a following, TuneTribe helps to promote and support emerging talent, fostering a dynamic music ecosystem.</w:t>
+          <w:lang w:val="en-US"/>
+        </w:rPr>
+      </w:pPr>
+      <w:r>
+        <w:rPr>
+          <w:color w:val="00B0F0"/>
+          <w:lang w:val="en-US"/>
+        </w:rPr>
+        <w:t xml:space="preserve">Supporting emerging artists: By offering artists a dedicated space to upload their music and gain a following, </w:t>
+      </w:r>
+      <w:proofErr w:type="spellStart"/>
+      <w:r>
+        <w:rPr>
+          <w:color w:val="00B0F0"/>
+          <w:lang w:val="en-US"/>
+        </w:rPr>
+        <w:t>TuneTribe</w:t>
+      </w:r>
+      <w:proofErr w:type="spellEnd"/>
+      <w:r>
+        <w:rPr>
+          <w:color w:val="00B0F0"/>
+          <w:lang w:val="en-US"/>
+        </w:rPr>
+        <w:t xml:space="preserve"> helps to promote and support emerging talent, fostering a dynamic music ecosystem.</w:t>
       </w:r>
     </w:p>
     <w:p>
@@ -8922,19 +8912,6 @@
     <w:p>
       <w:pPr>
         <w:rPr>
-          <w:color w:val="FF0000"/>
-        </w:rPr>
-      </w:pPr>
-      <w:r>
-        <w:rPr>
-          <w:color w:val="FF0000"/>
-        </w:rPr>
-        <w:t xml:space="preserve">[Any technological constraints that the project will be under. Any new technologies you may need to use] </w:t>
-      </w:r>
-    </w:p>
-    <w:p>
-      <w:pPr>
-        <w:rPr>
           <w:color w:val="00B0F0"/>
         </w:rPr>
       </w:pPr>
@@ -8964,20 +8941,9 @@
       <w:r>
         <w:rPr>
           <w:color w:val="00B0F0"/>
-        </w:rPr>
-        <w:t>1. Frontend Performance</w:t>
-      </w:r>
-      <w:r>
-        <w:rPr>
-          <w:color w:val="00B0F0"/>
-        </w:rPr>
-        <w:t>:</w:t>
-      </w:r>
-      <w:r>
-        <w:rPr>
-          <w:color w:val="00B0F0"/>
-        </w:rPr>
-        <w:t xml:space="preserve"> Ensuring fast load times and smooth user experience by optimizing frontend code, assets, and rendering processes.</w:t>
+          <w:lang w:val="en-US"/>
+        </w:rPr>
+        <w:t>1. Frontend Performance: Ensuring fast load times and smooth user experience by optimizing frontend code, assets, and rendering processes.</w:t>
       </w:r>
     </w:p>
     <w:p>
@@ -9056,8 +9022,25 @@
       <w:r>
         <w:rPr>
           <w:color w:val="00B0F0"/>
-        </w:rPr>
-        <w:t>6. Real-time Communication: Implementing real-time communication features such as instant messaging or live updates using technologies like WebSockets or server-sent events.</w:t>
+          <w:lang w:val="en-US"/>
+        </w:rPr>
+        <w:t xml:space="preserve">6. Real-time Communication: Implementing real-time communication features such as instant messaging or live updates using technologies like </w:t>
+      </w:r>
+      <w:proofErr w:type="spellStart"/>
+      <w:r>
+        <w:rPr>
+          <w:color w:val="00B0F0"/>
+          <w:lang w:val="en-US"/>
+        </w:rPr>
+        <w:t>WebSockets</w:t>
+      </w:r>
+      <w:proofErr w:type="spellEnd"/>
+      <w:r>
+        <w:rPr>
+          <w:color w:val="00B0F0"/>
+          <w:lang w:val="en-US"/>
+        </w:rPr>
+        <w:t xml:space="preserve"> or server-sent events.</w:t>
       </w:r>
     </w:p>
     <w:p>
@@ -9072,6 +9055,7 @@
       <w:r>
         <w:rPr>
           <w:color w:val="00B0F0"/>
+          <w:lang w:val="en-US"/>
         </w:rPr>
         <w:t>7. Offline Functionality: Providing offline functionality where possible to allow users to access certain features or content even when they're not connected to the internet.</w:t>
       </w:r>
@@ -9104,6 +9088,7 @@
       <w:r>
         <w:rPr>
           <w:color w:val="00B0F0"/>
+          <w:lang w:val="en-US"/>
         </w:rPr>
         <w:t>9. Search Engine Optimization (SEO): Optimizing the web app for search engines to improve visibility and discoverability, including proper HTML markup, meta tags, and structured data.</w:t>
       </w:r>
@@ -9148,19 +9133,6 @@
     <w:p>
       <w:pPr>
         <w:rPr>
-          <w:color w:val="FF0000"/>
-        </w:rPr>
-      </w:pPr>
-      <w:r>
-        <w:rPr>
-          <w:color w:val="FF0000"/>
-        </w:rPr>
-        <w:t>[Mention books, articles, web sites, worksheets, people who are sources of information about the application domain, etc. Use proper and complete reference notation. Give links to documents as appropriate.  You should use the APA Documentation model (Alred, 2003, p. 144).]</w:t>
-      </w:r>
-    </w:p>
-    <w:p>
-      <w:pPr>
-        <w:rPr>
           <w:b/>
           <w:sz w:val="36"/>
           <w:szCs w:val="36"/>
@@ -9201,32 +9173,6 @@
     <w:p>
       <w:pPr>
         <w:rPr>
-          <w:color w:val="FF0000"/>
-        </w:rPr>
-      </w:pPr>
-      <w:r>
-        <w:rPr>
-          <w:color w:val="FF0000"/>
-        </w:rPr>
-        <w:t xml:space="preserve">[A </w:t>
-      </w:r>
-      <w:r>
-        <w:rPr>
-          <w:color w:val="FF0000"/>
-        </w:rPr>
-        <w:t>high-level</w:t>
-      </w:r>
-      <w:r>
-        <w:rPr>
-          <w:color w:val="FF0000"/>
-        </w:rPr>
-        <w:t xml:space="preserve"> summary of the functions the software would perform and the features to be included.]</w:t>
-      </w:r>
-    </w:p>
-    <w:p/>
-    <w:p>
-      <w:pPr>
-        <w:rPr>
           <w:color w:val="00B0F0"/>
           <w:lang w:val="en-US"/>
         </w:rPr>
@@ -9426,7 +9372,23 @@
           <w:color w:val="00B0F0"/>
           <w:lang w:val="en-US"/>
         </w:rPr>
-        <w:t>and artists, they will also have the ability to remove moderator and artists permissions.</w:t>
+        <w:t xml:space="preserve">and artists, they will also </w:t>
+      </w:r>
+      <w:proofErr w:type="gramStart"/>
+      <w:r>
+        <w:rPr>
+          <w:color w:val="00B0F0"/>
+          <w:lang w:val="en-US"/>
+        </w:rPr>
+        <w:t>have the ability to</w:t>
+      </w:r>
+      <w:proofErr w:type="gramEnd"/>
+      <w:r>
+        <w:rPr>
+          <w:color w:val="00B0F0"/>
+          <w:lang w:val="en-US"/>
+        </w:rPr>
+        <w:t xml:space="preserve"> remove moderator and artists permissions.</w:t>
       </w:r>
     </w:p>
     <w:p>
@@ -9451,19 +9413,6 @@
       </w:r>
       <w:bookmarkEnd w:id="10"/>
     </w:p>
-    <w:p>
-      <w:pPr>
-        <w:rPr>
-          <w:color w:val="FF0000"/>
-        </w:rPr>
-      </w:pPr>
-      <w:r>
-        <w:rPr>
-          <w:color w:val="FF0000"/>
-        </w:rPr>
-        <w:t>[A categorization and profiling of the users the software is intended for and their classification into different user classes]</w:t>
-      </w:r>
-    </w:p>
     <w:p/>
     <w:p>
       <w:pPr>
@@ -9487,11 +9436,21 @@
       </w:r>
     </w:p>
     <w:p>
-      <w:r>
-        <w:rPr>
-          <w:color w:val="00B0F0"/>
-        </w:rPr>
-        <w:t>TuneTribe, as a website or web application, is designed to cater to users with diverse interests and roles within the music community. Users can be categorized into the following classes based on their characteristics:</w:t>
+      <w:proofErr w:type="spellStart"/>
+      <w:r>
+        <w:rPr>
+          <w:color w:val="00B0F0"/>
+          <w:lang w:val="en-US"/>
+        </w:rPr>
+        <w:t>TuneTribe</w:t>
+      </w:r>
+      <w:proofErr w:type="spellEnd"/>
+      <w:r>
+        <w:rPr>
+          <w:color w:val="00B0F0"/>
+          <w:lang w:val="en-US"/>
+        </w:rPr>
+        <w:t>, as a website or web application, is designed to cater to users with diverse interests and roles within the music community. Users can be categorized into the following classes based on their characteristics:</w:t>
       </w:r>
     </w:p>
     <w:p>
@@ -9530,6 +9489,7 @@
       <w:r>
         <w:rPr>
           <w:color w:val="00B0F0"/>
+          <w:lang w:val="en-US"/>
         </w:rPr>
         <w:t xml:space="preserve">   - Music enthusiasts value features that facilitate music discovery, community interaction, and sharing their musical preferences with others.</w:t>
       </w:r>
@@ -9562,6 +9522,7 @@
       <w:r>
         <w:rPr>
           <w:color w:val="00B0F0"/>
+          <w:lang w:val="en-US"/>
         </w:rPr>
         <w:t xml:space="preserve">   - They may use the platform to explore new music, discover trending songs, and connect with friends through music-related interactions.</w:t>
       </w:r>
@@ -9602,6 +9563,7 @@
       <w:r>
         <w:rPr>
           <w:color w:val="00B0F0"/>
+          <w:lang w:val="en-US"/>
         </w:rPr>
         <w:t xml:space="preserve">   - They actively participate in discussions, share insights, and engage with other users who share similar musical tastes and interests.</w:t>
       </w:r>
@@ -9634,6 +9596,7 @@
       <w:r>
         <w:rPr>
           <w:color w:val="00B0F0"/>
+          <w:lang w:val="en-US"/>
         </w:rPr>
         <w:t xml:space="preserve">   - Emerging artists are aspiring musicians who use the platform to showcase their music, gain exposure, and connect with fans.</w:t>
       </w:r>
@@ -9642,6 +9605,7 @@
       <w:r>
         <w:rPr>
           <w:color w:val="00B0F0"/>
+          <w:lang w:val="en-US"/>
         </w:rPr>
         <w:t xml:space="preserve">   - They utilize the dedicated space provided by the platform to upload their music, build a following, and track royalties.</w:t>
       </w:r>
@@ -9674,6 +9638,7 @@
       <w:r>
         <w:rPr>
           <w:color w:val="00B0F0"/>
+          <w:lang w:val="en-US"/>
         </w:rPr>
         <w:t xml:space="preserve">   - Moderators and administrators play a crucial role in ensuring the smooth operation of the platform and maintaining a positive user experience.</w:t>
       </w:r>
@@ -9690,6 +9655,7 @@
       <w:r>
         <w:rPr>
           <w:color w:val="00B0F0"/>
+          <w:lang w:val="en-US"/>
         </w:rPr>
         <w:t xml:space="preserve">   - Moderators and administrators require access to specialized tools and privileges to effectively perform their duties and maintain platform integrity.</w:t>
       </w:r>
@@ -9706,8 +9672,25 @@
       <w:r>
         <w:rPr>
           <w:color w:val="00B0F0"/>
-        </w:rPr>
-        <w:t>By catering to the needs and preferences of these user classes, TuneTribe aims to create a vibrant and inclusive community where music enthusiasts and artists can connect, discover, and share their passion for music with others.</w:t>
+          <w:lang w:val="en-US"/>
+        </w:rPr>
+        <w:t xml:space="preserve">By catering to the needs and preferences of these user classes, </w:t>
+      </w:r>
+      <w:proofErr w:type="spellStart"/>
+      <w:r>
+        <w:rPr>
+          <w:color w:val="00B0F0"/>
+          <w:lang w:val="en-US"/>
+        </w:rPr>
+        <w:t>TuneTribe</w:t>
+      </w:r>
+      <w:proofErr w:type="spellEnd"/>
+      <w:r>
+        <w:rPr>
+          <w:color w:val="00B0F0"/>
+          <w:lang w:val="en-US"/>
+        </w:rPr>
+        <w:t xml:space="preserve"> aims to create a vibrant and inclusive community where music enthusiasts and artists can connect, discover, and share their passion for music with others.</w:t>
       </w:r>
     </w:p>
     <w:p>
@@ -9800,50 +9783,51 @@
     <w:p>
       <w:pPr>
         <w:rPr>
-          <w:color w:val="FF0000"/>
-        </w:rPr>
-      </w:pPr>
-      <w:r>
-        <w:rPr>
-          <w:color w:val="FF0000"/>
-        </w:rPr>
-        <w:t>[Any limiting factors that would pose challenge to the development of the software. These include both design as well as implementation constraints.]</w:t>
-      </w:r>
-    </w:p>
-    <w:p>
-      <w:pPr>
-        <w:rPr>
-          <w:color w:val="00B0F0"/>
-        </w:rPr>
-      </w:pPr>
-    </w:p>
-    <w:p>
-      <w:pPr>
-        <w:rPr>
-          <w:color w:val="00B0F0"/>
-        </w:rPr>
-      </w:pPr>
-      <w:r>
-        <w:rPr>
-          <w:color w:val="00B0F0"/>
+          <w:color w:val="00B0F0"/>
+        </w:rPr>
+      </w:pPr>
+    </w:p>
+    <w:p>
+      <w:pPr>
+        <w:rPr>
+          <w:color w:val="00B0F0"/>
+          <w:lang w:val="en-US"/>
+        </w:rPr>
+      </w:pPr>
+      <w:r>
+        <w:rPr>
+          <w:color w:val="00B0F0"/>
+          <w:lang w:val="en-US"/>
         </w:rPr>
         <w:t xml:space="preserve">Due to </w:t>
       </w:r>
-      <w:r>
-        <w:rPr>
-          <w:color w:val="00B0F0"/>
-        </w:rPr>
-        <w:t>TuneTribe being a webapp,</w:t>
-      </w:r>
-      <w:r>
-        <w:rPr>
-          <w:color w:val="00B0F0"/>
+      <w:proofErr w:type="spellStart"/>
+      <w:r>
+        <w:rPr>
+          <w:color w:val="00B0F0"/>
+          <w:lang w:val="en-US"/>
+        </w:rPr>
+        <w:t>TuneTribe</w:t>
+      </w:r>
+      <w:proofErr w:type="spellEnd"/>
+      <w:r>
+        <w:rPr>
+          <w:color w:val="00B0F0"/>
+          <w:lang w:val="en-US"/>
+        </w:rPr>
+        <w:t xml:space="preserve"> being a webapp,</w:t>
+      </w:r>
+      <w:r>
+        <w:rPr>
+          <w:color w:val="00B0F0"/>
+          <w:lang w:val="en-US"/>
         </w:rPr>
         <w:t xml:space="preserve"> fluent mobile access may be limited.</w:t>
       </w:r>
       <w:r>
         <w:rPr>
           <w:color w:val="00B0F0"/>
+          <w:lang w:val="en-US"/>
         </w:rPr>
         <w:t xml:space="preserve"> Interaction with website is already limited on mobile.</w:t>
       </w:r>
@@ -9869,19 +9853,6 @@
       </w:r>
       <w:bookmarkEnd w:id="13"/>
     </w:p>
-    <w:p>
-      <w:pPr>
-        <w:rPr>
-          <w:color w:val="FF0000"/>
-        </w:rPr>
-      </w:pPr>
-      <w:r>
-        <w:rPr>
-          <w:color w:val="FF0000"/>
-        </w:rPr>
-        <w:t>[A list of all assumptions that you have made regarding the software product and the environment along with any external dependencies which may affect the project]</w:t>
-      </w:r>
-    </w:p>
     <w:p/>
     <w:p>
       <w:pPr>
@@ -9894,74 +9865,104 @@
       <w:pPr>
         <w:rPr>
           <w:color w:val="00B0F0"/>
-        </w:rPr>
-      </w:pPr>
-      <w:r>
-        <w:rPr>
-          <w:color w:val="00B0F0"/>
-        </w:rPr>
-        <w:t>The software will be dependent on Spring Web in order to create and execute the MVC architecture that will be developed within NetBeans, VS Code, and Spring. These technologies will facilitate the development of a robust and scalable web application, providing essential features for handling client requests, managing server-side logic, and rendering dynamic HTML content. NetBeans and VS Code will serve as the primary integrated development environments (IDEs) for coding and debugging, offering extensive tooling support and seamless integration with the Spring framework. Additionally, Spring's comprehensive ecosystem of libraries and tools will enable efficient development, testing, and deployment of the software, ensuring high performance and reliability throughout the development lifecycle.</w:t>
-      </w:r>
-    </w:p>
-    <w:p>
-      <w:pPr>
-        <w:rPr>
-          <w:color w:val="00B0F0"/>
-        </w:rPr>
-      </w:pPr>
-    </w:p>
-    <w:p>
-      <w:pPr>
-        <w:rPr>
-          <w:color w:val="00B0F0"/>
-        </w:rPr>
-      </w:pPr>
-    </w:p>
-    <w:p>
-      <w:pPr>
-        <w:rPr>
-          <w:color w:val="00B0F0"/>
-        </w:rPr>
-      </w:pPr>
-      <w:r>
-        <w:rPr>
-          <w:color w:val="00B0F0"/>
-        </w:rPr>
-        <w:t>The software will be dependent on Spring Web and Thymeleaf in order to create and execute the MVC architecture that will be developed within NetBeans</w:t>
-      </w:r>
-      <w:r>
-        <w:rPr>
-          <w:color w:val="00B0F0"/>
-        </w:rPr>
-        <w:t xml:space="preserve">, Vs </w:t>
-      </w:r>
-      <w:r>
-        <w:rPr>
-          <w:color w:val="00B0F0"/>
-        </w:rPr>
-        <w:t xml:space="preserve">Code, </w:t>
-      </w:r>
-      <w:r>
-        <w:rPr>
-          <w:color w:val="00B0F0"/>
-        </w:rPr>
-        <w:t>Spring</w:t>
-      </w:r>
-      <w:r>
-        <w:rPr>
-          <w:color w:val="00B0F0"/>
+          <w:lang w:val="en-US"/>
+        </w:rPr>
+      </w:pPr>
+      <w:r>
+        <w:rPr>
+          <w:color w:val="00B0F0"/>
+          <w:lang w:val="en-US"/>
+        </w:rPr>
+        <w:t xml:space="preserve">The software will be dependent on Spring Web </w:t>
+      </w:r>
+      <w:proofErr w:type="gramStart"/>
+      <w:r>
+        <w:rPr>
+          <w:color w:val="00B0F0"/>
+          <w:lang w:val="en-US"/>
+        </w:rPr>
+        <w:t>in order to</w:t>
+      </w:r>
+      <w:proofErr w:type="gramEnd"/>
+      <w:r>
+        <w:rPr>
+          <w:color w:val="00B0F0"/>
+          <w:lang w:val="en-US"/>
+        </w:rPr>
+        <w:t xml:space="preserve"> create and execute the MVC architecture that will be developed within NetBeans, VS Code, and Spring. These technologies will facilitate the development of a robust and scalable web application, providing essential features for handling client requests, managing server-side logic, and rendering dynamic HTML content. NetBeans and VS Code will serve as the primary integrated development environments (IDEs) for coding and debugging, offering extensive tooling support and seamless integration with the Spring framework. Additionally, Spring's comprehensive ecosystem of libraries and tools will enable efficient development, testing, and deployment of the software, ensuring high performance and reliability throughout the development lifecycle.</w:t>
+      </w:r>
+    </w:p>
+    <w:p>
+      <w:pPr>
+        <w:rPr>
+          <w:color w:val="00B0F0"/>
+        </w:rPr>
+      </w:pPr>
+    </w:p>
+    <w:p>
+      <w:pPr>
+        <w:rPr>
+          <w:color w:val="00B0F0"/>
+        </w:rPr>
+      </w:pPr>
+    </w:p>
+    <w:p>
+      <w:pPr>
+        <w:rPr>
+          <w:color w:val="00B0F0"/>
+          <w:lang w:val="en-US"/>
+        </w:rPr>
+      </w:pPr>
+      <w:r>
+        <w:rPr>
+          <w:color w:val="00B0F0"/>
+          <w:lang w:val="en-US"/>
+        </w:rPr>
+        <w:t xml:space="preserve">The software will be dependent on Spring Web and </w:t>
+      </w:r>
+      <w:proofErr w:type="spellStart"/>
+      <w:r>
+        <w:rPr>
+          <w:color w:val="00B0F0"/>
+          <w:lang w:val="en-US"/>
+        </w:rPr>
+        <w:t>Thymeleaf</w:t>
+      </w:r>
+      <w:proofErr w:type="spellEnd"/>
+      <w:r>
+        <w:rPr>
+          <w:color w:val="00B0F0"/>
+          <w:lang w:val="en-US"/>
+        </w:rPr>
+        <w:t xml:space="preserve"> in order to create and execute the MVC architecture that will be developed within NetBeans</w:t>
+      </w:r>
+      <w:r>
+        <w:rPr>
+          <w:color w:val="00B0F0"/>
+          <w:lang w:val="en-US"/>
+        </w:rPr>
+        <w:t>, Vs Code, Spring</w:t>
+      </w:r>
+      <w:proofErr w:type="gramStart"/>
+      <w:r>
+        <w:rPr>
+          <w:color w:val="00B0F0"/>
+          <w:lang w:val="en-US"/>
         </w:rPr>
         <w:t xml:space="preserve">, </w:t>
       </w:r>
       <w:r>
         <w:rPr>
           <w:color w:val="00B0F0"/>
+          <w:lang w:val="en-US"/>
         </w:rPr>
         <w:t>.</w:t>
       </w:r>
-      <w:r>
-        <w:rPr>
-          <w:color w:val="00B0F0"/>
+      <w:proofErr w:type="gramEnd"/>
+      <w:r>
+        <w:rPr>
+          <w:color w:val="00B0F0"/>
+          <w:lang w:val="en-US"/>
         </w:rPr>
         <w:t xml:space="preserve"> </w:t>
       </w:r>
@@ -10045,19 +10046,6 @@
           <w:color w:val="FF0000"/>
         </w:rPr>
       </w:pPr>
-      <w:r>
-        <w:rPr>
-          <w:color w:val="FF0000"/>
-        </w:rPr>
-        <w:t>[Statements of services the system should provide, how the system should react to particular inputs and how the system should behave in particular situations.]</w:t>
-      </w:r>
-    </w:p>
-    <w:p>
-      <w:pPr>
-        <w:rPr>
-          <w:color w:val="FF0000"/>
-        </w:rPr>
-      </w:pPr>
     </w:p>
     <w:p>
       <w:pPr>
@@ -10075,19 +10063,6 @@
     </w:p>
     <w:p>
       <w:pPr>
-        <w:rPr>
-          <w:color w:val="FF0000"/>
-        </w:rPr>
-      </w:pPr>
-      <w:r>
-        <w:rPr>
-          <w:color w:val="FF0000"/>
-        </w:rPr>
-        <w:t>[All the requirements within the system or sub-system in order to determine the output that the software is expected to give in relation to the given input. These consist of the design requirements, graphics requirements, operating system requirements and constraints if any.]</w:t>
-      </w:r>
-    </w:p>
-    <w:p>
-      <w:pPr>
         <w:pStyle w:val="BodyTextIndent"/>
         <w:spacing w:after="0"/>
         <w:ind w:left="0"/>
@@ -10339,27 +10314,6 @@
     </w:p>
     <w:p>
       <w:pPr>
-        <w:ind w:left="180"/>
-        <w:rPr>
-          <w:color w:val="FF0000"/>
-        </w:rPr>
-      </w:pPr>
-      <w:r>
-        <w:rPr>
-          <w:color w:val="FF0000"/>
-        </w:rPr>
-        <w:t>[</w:t>
-      </w:r>
-      <w:r>
-        <w:rPr>
-          <w:color w:val="FF0000"/>
-          <w:lang w:val="en-IN"/>
-        </w:rPr>
-        <w:t>Some functions that are used to support the primary requirements.]</w:t>
-      </w:r>
-    </w:p>
-    <w:p>
-      <w:pPr>
         <w:numPr>
           <w:ilvl w:val="0"/>
           <w:numId w:val="5"/>
@@ -10383,47 +10337,64 @@
         </w:numPr>
         <w:rPr>
           <w:color w:val="00B0F0"/>
-        </w:rPr>
-      </w:pPr>
-      <w:r>
-        <w:rPr>
-          <w:color w:val="00B0F0"/>
+          <w:lang w:val="en-US"/>
+        </w:rPr>
+      </w:pPr>
+      <w:r>
+        <w:rPr>
+          <w:color w:val="00B0F0"/>
+          <w:lang w:val="en-US"/>
         </w:rPr>
         <w:t xml:space="preserve">Authorization scheme so that </w:t>
       </w:r>
       <w:r>
         <w:rPr>
           <w:color w:val="00B0F0"/>
+          <w:lang w:val="en-US"/>
         </w:rPr>
         <w:t>users</w:t>
       </w:r>
       <w:r>
         <w:rPr>
           <w:color w:val="00B0F0"/>
+          <w:lang w:val="en-US"/>
         </w:rPr>
         <w:t xml:space="preserve"> can only see their </w:t>
       </w:r>
       <w:r>
         <w:rPr>
           <w:color w:val="00B0F0"/>
+          <w:lang w:val="en-US"/>
         </w:rPr>
         <w:t>friends</w:t>
       </w:r>
       <w:r>
         <w:rPr>
           <w:color w:val="00B0F0"/>
+          <w:lang w:val="en-US"/>
         </w:rPr>
         <w:t xml:space="preserve"> and no other </w:t>
       </w:r>
-      <w:r>
-        <w:rPr>
-          <w:color w:val="00B0F0"/>
-        </w:rPr>
-        <w:t>users posts</w:t>
-      </w:r>
-      <w:r>
-        <w:rPr>
-          <w:color w:val="00B0F0"/>
+      <w:proofErr w:type="gramStart"/>
+      <w:r>
+        <w:rPr>
+          <w:color w:val="00B0F0"/>
+          <w:lang w:val="en-US"/>
+        </w:rPr>
+        <w:t>users</w:t>
+      </w:r>
+      <w:proofErr w:type="gramEnd"/>
+      <w:r>
+        <w:rPr>
+          <w:color w:val="00B0F0"/>
+          <w:lang w:val="en-US"/>
+        </w:rPr>
+        <w:t xml:space="preserve"> posts</w:t>
+      </w:r>
+      <w:r>
+        <w:rPr>
+          <w:color w:val="00B0F0"/>
+          <w:lang w:val="en-US"/>
         </w:rPr>
         <w:t>, assuming profile is private</w:t>
       </w:r>
@@ -10490,10 +10461,10 @@
           <w:noProof/>
         </w:rPr>
         <w:drawing>
-          <wp:inline distT="0" distB="0" distL="0" distR="0" wp14:anchorId="79ED651C" wp14:editId="1CDEBBED">
-            <wp:extent cx="6645910" cy="5200650"/>
-            <wp:effectExtent l="0" t="0" r="2540" b="0"/>
-            <wp:docPr id="624351802" name="Picture 624351802" descr="A diagram of a person&#10;&#10;Description automatically generated"/>
+          <wp:inline distT="0" distB="0" distL="0" distR="0" wp14:anchorId="2A8E63EC" wp14:editId="0B0F6CA9">
+            <wp:extent cx="5830645" cy="5177448"/>
+            <wp:effectExtent l="0" t="0" r="0" b="4445"/>
+            <wp:docPr id="1111348444" name="Picture 3" descr="A diagram of people with text&#10;&#10;Description automatically generated with medium confidence"/>
             <wp:cNvGraphicFramePr>
               <a:graphicFrameLocks xmlns:a="http://schemas.openxmlformats.org/drawingml/2006/main" noChangeAspect="1"/>
             </wp:cNvGraphicFramePr>
@@ -10501,7 +10472,7 @@
               <a:graphicData uri="http://schemas.openxmlformats.org/drawingml/2006/picture">
                 <pic:pic xmlns:pic="http://schemas.openxmlformats.org/drawingml/2006/picture">
                   <pic:nvPicPr>
-                    <pic:cNvPr id="624351802" name="Picture 2" descr="A diagram of a person&#10;&#10;Description automatically generated"/>
+                    <pic:cNvPr id="1111348444" name="Picture 3" descr="A diagram of people with text&#10;&#10;Description automatically generated with medium confidence"/>
                     <pic:cNvPicPr/>
                   </pic:nvPicPr>
                   <pic:blipFill>
@@ -10519,7 +10490,7 @@
                   <pic:spPr>
                     <a:xfrm>
                       <a:off x="0" y="0"/>
-                      <a:ext cx="6645910" cy="5200650"/>
+                      <a:ext cx="5864478" cy="5207491"/>
                     </a:xfrm>
                     <a:prstGeom prst="rect">
                       <a:avLst/>
@@ -10636,14 +10607,34 @@
         </w:numPr>
         <w:rPr>
           <w:color w:val="00B0F0"/>
+          <w:lang w:val="en-US"/>
         </w:rPr>
       </w:pPr>
       <w:r>
         <w:rPr>
           <w:b/>
           <w:color w:val="00B0F0"/>
-        </w:rPr>
-        <w:t>User can request an artists recommendation based on the artists they listen to</w:t>
+          <w:lang w:val="en-US"/>
+        </w:rPr>
+        <w:t xml:space="preserve">User can request an </w:t>
+      </w:r>
+      <w:proofErr w:type="spellStart"/>
+      <w:r>
+        <w:rPr>
+          <w:b/>
+          <w:color w:val="00B0F0"/>
+          <w:lang w:val="en-US"/>
+        </w:rPr>
+        <w:t>artists</w:t>
+      </w:r>
+      <w:proofErr w:type="spellEnd"/>
+      <w:r>
+        <w:rPr>
+          <w:b/>
+          <w:color w:val="00B0F0"/>
+          <w:lang w:val="en-US"/>
+        </w:rPr>
+        <w:t xml:space="preserve"> recommendation based on the artists they listen to</w:t>
       </w:r>
     </w:p>
     <w:bookmarkEnd w:id="22"/>
@@ -10679,14 +10670,25 @@
         </w:numPr>
         <w:rPr>
           <w:color w:val="00B0F0"/>
-        </w:rPr>
-      </w:pPr>
-      <w:r>
-        <w:rPr>
-          <w:color w:val="00B0F0"/>
-        </w:rPr>
-        <w:t>Users can comment on other users posts</w:t>
-      </w:r>
+          <w:lang w:val="en-US"/>
+        </w:rPr>
+      </w:pPr>
+      <w:r>
+        <w:rPr>
+          <w:color w:val="00B0F0"/>
+          <w:lang w:val="en-US"/>
+        </w:rPr>
+        <w:t xml:space="preserve">Users can comment on other users </w:t>
+      </w:r>
+      <w:proofErr w:type="gramStart"/>
+      <w:r>
+        <w:rPr>
+          <w:color w:val="00B0F0"/>
+          <w:lang w:val="en-US"/>
+        </w:rPr>
+        <w:t>posts</w:t>
+      </w:r>
+      <w:proofErr w:type="gramEnd"/>
     </w:p>
     <w:p>
       <w:pPr>
@@ -10729,7 +10731,25 @@
           <w:bCs/>
           <w:color w:val="00B0F0"/>
         </w:rPr>
-        <w:t xml:space="preserve">Users can create a post </w:t>
+        <w:t xml:space="preserve">Users can create a </w:t>
+      </w:r>
+      <w:proofErr w:type="gramStart"/>
+      <w:r>
+        <w:rPr>
+          <w:b/>
+          <w:bCs/>
+          <w:color w:val="00B0F0"/>
+        </w:rPr>
+        <w:t>post</w:t>
+      </w:r>
+      <w:proofErr w:type="gramEnd"/>
+      <w:r>
+        <w:rPr>
+          <w:b/>
+          <w:bCs/>
+          <w:color w:val="00B0F0"/>
+        </w:rPr>
+        <w:t xml:space="preserve"> </w:t>
       </w:r>
     </w:p>
     <w:p>
@@ -10851,21 +10871,60 @@
         </w:numPr>
         <w:rPr>
           <w:color w:val="00B0F0"/>
+          <w:lang w:val="en-US"/>
         </w:rPr>
       </w:pPr>
       <w:r>
         <w:rPr>
           <w:b/>
           <w:color w:val="00B0F0"/>
-        </w:rPr>
-        <w:t>This will function like Poke on facebook where users will</w:t>
-      </w:r>
+          <w:lang w:val="en-US"/>
+        </w:rPr>
+        <w:t xml:space="preserve">This will function like Poke on </w:t>
+      </w:r>
+      <w:proofErr w:type="spellStart"/>
       <w:r>
         <w:rPr>
           <w:b/>
           <w:color w:val="00B0F0"/>
-        </w:rPr>
-        <w:t xml:space="preserve"> receive a notification </w:t>
+          <w:lang w:val="en-US"/>
+        </w:rPr>
+        <w:t>facebook</w:t>
+      </w:r>
+      <w:proofErr w:type="spellEnd"/>
+      <w:r>
+        <w:rPr>
+          <w:b/>
+          <w:color w:val="00B0F0"/>
+          <w:lang w:val="en-US"/>
+        </w:rPr>
+        <w:t xml:space="preserve"> where users will</w:t>
+      </w:r>
+      <w:r>
+        <w:rPr>
+          <w:b/>
+          <w:color w:val="00B0F0"/>
+          <w:lang w:val="en-US"/>
+        </w:rPr>
+        <w:t xml:space="preserve"> receive a </w:t>
+      </w:r>
+      <w:proofErr w:type="gramStart"/>
+      <w:r>
+        <w:rPr>
+          <w:b/>
+          <w:color w:val="00B0F0"/>
+          <w:lang w:val="en-US"/>
+        </w:rPr>
+        <w:t>notification</w:t>
+      </w:r>
+      <w:proofErr w:type="gramEnd"/>
+      <w:r>
+        <w:rPr>
+          <w:b/>
+          <w:color w:val="00B0F0"/>
+          <w:lang w:val="en-US"/>
+        </w:rPr>
+        <w:t xml:space="preserve"> </w:t>
       </w:r>
     </w:p>
     <w:p>
@@ -11045,8 +11104,18 @@
           <w:bCs/>
           <w:color w:val="00B0F0"/>
         </w:rPr>
-        <w:t>and sync across other browsers</w:t>
-      </w:r>
+        <w:t xml:space="preserve">and sync across other </w:t>
+      </w:r>
+      <w:proofErr w:type="gramStart"/>
+      <w:r>
+        <w:rPr>
+          <w:b/>
+          <w:bCs/>
+          <w:color w:val="00B0F0"/>
+        </w:rPr>
+        <w:t>browsers</w:t>
+      </w:r>
+      <w:proofErr w:type="gramEnd"/>
     </w:p>
     <w:p>
       <w:pPr>
@@ -11097,20 +11166,39 @@
         <w:rPr>
           <w:b/>
           <w:color w:val="0070C0"/>
+          <w:lang w:val="en-US"/>
         </w:rPr>
         <w:t>Ban Users</w:t>
       </w:r>
       <w:r>
         <w:rPr>
           <w:color w:val="0070C0"/>
+          <w:lang w:val="en-US"/>
         </w:rPr>
         <w:t>:</w:t>
       </w:r>
       <w:r>
         <w:rPr>
           <w:color w:val="0070C0"/>
-        </w:rPr>
-        <w:t xml:space="preserve"> The admin can prohibit users from accessing TuneTribe due to violations of community guidelines or inappropriate behavior.</w:t>
+          <w:lang w:val="en-US"/>
+        </w:rPr>
+        <w:t xml:space="preserve"> The admin can prohibit users from accessing </w:t>
+      </w:r>
+      <w:proofErr w:type="spellStart"/>
+      <w:r>
+        <w:rPr>
+          <w:color w:val="0070C0"/>
+          <w:lang w:val="en-US"/>
+        </w:rPr>
+        <w:t>TuneTribe</w:t>
+      </w:r>
+      <w:proofErr w:type="spellEnd"/>
+      <w:r>
+        <w:rPr>
+          <w:color w:val="0070C0"/>
+          <w:lang w:val="en-US"/>
+        </w:rPr>
+        <w:t xml:space="preserve"> due to violations of community guidelines or inappropriate behavior.</w:t>
       </w:r>
     </w:p>
     <w:p>
@@ -11122,20 +11210,39 @@
         </w:numPr>
         <w:rPr>
           <w:color w:val="0070C0"/>
+          <w:lang w:val="en-US"/>
         </w:rPr>
       </w:pPr>
       <w:r>
         <w:rPr>
           <w:b/>
           <w:color w:val="0070C0"/>
+          <w:lang w:val="en-US"/>
         </w:rPr>
         <w:t>Ban Artists</w:t>
       </w:r>
       <w:r>
         <w:rPr>
           <w:color w:val="0070C0"/>
-        </w:rPr>
-        <w:t>: Artists who breach terms of service or upload unauthorized content can be banned from TuneTribe by the admin, resulting in the removal of their content and account restrictions.</w:t>
+          <w:lang w:val="en-US"/>
+        </w:rPr>
+        <w:t xml:space="preserve">: Artists who breach terms of service or upload unauthorized content can be banned from </w:t>
+      </w:r>
+      <w:proofErr w:type="spellStart"/>
+      <w:r>
+        <w:rPr>
+          <w:color w:val="0070C0"/>
+          <w:lang w:val="en-US"/>
+        </w:rPr>
+        <w:t>TuneTribe</w:t>
+      </w:r>
+      <w:proofErr w:type="spellEnd"/>
+      <w:r>
+        <w:rPr>
+          <w:color w:val="0070C0"/>
+          <w:lang w:val="en-US"/>
+        </w:rPr>
+        <w:t xml:space="preserve"> by the admin, resulting in the removal of their content and account restrictions.</w:t>
       </w:r>
     </w:p>
     <w:p>
@@ -11197,20 +11304,39 @@
         </w:numPr>
         <w:rPr>
           <w:color w:val="0070C0"/>
+          <w:lang w:val="en-US"/>
         </w:rPr>
       </w:pPr>
       <w:r>
         <w:rPr>
           <w:b/>
           <w:color w:val="0070C0"/>
+          <w:lang w:val="en-US"/>
         </w:rPr>
         <w:t>Login</w:t>
       </w:r>
       <w:r>
         <w:rPr>
           <w:color w:val="0070C0"/>
-        </w:rPr>
-        <w:t>: Admins can access the admin dashboard by logging in with valid credentials, enabling them to perform administrative tasks and manage the TuneTribe platform.</w:t>
+          <w:lang w:val="en-US"/>
+        </w:rPr>
+        <w:t xml:space="preserve">: Admins can access the admin dashboard by logging in with valid credentials, enabling them to perform administrative tasks and manage the </w:t>
+      </w:r>
+      <w:proofErr w:type="spellStart"/>
+      <w:r>
+        <w:rPr>
+          <w:color w:val="0070C0"/>
+          <w:lang w:val="en-US"/>
+        </w:rPr>
+        <w:t>TuneTribe</w:t>
+      </w:r>
+      <w:proofErr w:type="spellEnd"/>
+      <w:r>
+        <w:rPr>
+          <w:color w:val="0070C0"/>
+          <w:lang w:val="en-US"/>
+        </w:rPr>
+        <w:t xml:space="preserve"> platform.</w:t>
       </w:r>
     </w:p>
     <w:p>
@@ -11295,11 +11421,13 @@
         </w:numPr>
         <w:rPr>
           <w:color w:val="00B0F0"/>
-        </w:rPr>
-      </w:pPr>
-      <w:r>
-        <w:rPr>
-          <w:color w:val="00B0F0"/>
+          <w:lang w:val="en-US"/>
+        </w:rPr>
+      </w:pPr>
+      <w:r>
+        <w:rPr>
+          <w:color w:val="00B0F0"/>
+          <w:lang w:val="en-US"/>
         </w:rPr>
         <w:t>Login: Artists can log into their accounts to manage their profile, upload new music, access reports, and engage with their audience. Their login credentials will allow them to sync their account across different browsers for seamless access.</w:t>
       </w:r>
@@ -11390,25 +11518,28 @@
         </w:numPr>
         <w:rPr>
           <w:color w:val="00B0F0"/>
+          <w:lang w:val="en-US"/>
         </w:rPr>
       </w:pPr>
       <w:r>
         <w:rPr>
           <w:b/>
-          <w:bCs/>
-          <w:color w:val="00B0F0"/>
+          <w:color w:val="00B0F0"/>
+          <w:lang w:val="en-US"/>
         </w:rPr>
         <w:t>Delete Comments</w:t>
       </w:r>
       <w:r>
         <w:rPr>
           <w:color w:val="00B0F0"/>
+          <w:lang w:val="en-US"/>
         </w:rPr>
         <w:t xml:space="preserve">: </w:t>
       </w:r>
       <w:r>
         <w:rPr>
           <w:color w:val="00B0F0"/>
+          <w:lang w:val="en-US"/>
         </w:rPr>
         <w:t>The moderator has the authority to remove comments made by users and artists deemed inappropriate or violating community guidelines.</w:t>
       </w:r>
@@ -11499,27 +11630,46 @@
         </w:numPr>
         <w:rPr>
           <w:color w:val="00B0F0"/>
+          <w:lang w:val="en-US"/>
         </w:rPr>
       </w:pPr>
       <w:r>
         <w:rPr>
           <w:b/>
-          <w:bCs/>
-          <w:color w:val="00B0F0"/>
+          <w:color w:val="00B0F0"/>
+          <w:lang w:val="en-US"/>
         </w:rPr>
         <w:t>Request to Ban User</w:t>
       </w:r>
       <w:r>
         <w:rPr>
           <w:color w:val="00B0F0"/>
+          <w:lang w:val="en-US"/>
         </w:rPr>
         <w:t xml:space="preserve">: </w:t>
       </w:r>
       <w:r>
         <w:rPr>
           <w:color w:val="00B0F0"/>
-        </w:rPr>
-        <w:t>In cases of severe policy violations, moderators have the ability to submit requests for the permanent ban of users, subject to approval by higher authorities or administrators.</w:t>
+          <w:lang w:val="en-US"/>
+        </w:rPr>
+        <w:t xml:space="preserve">In cases of severe policy violations, moderators </w:t>
+      </w:r>
+      <w:proofErr w:type="gramStart"/>
+      <w:r>
+        <w:rPr>
+          <w:color w:val="00B0F0"/>
+          <w:lang w:val="en-US"/>
+        </w:rPr>
+        <w:t>have the ability to</w:t>
+      </w:r>
+      <w:proofErr w:type="gramEnd"/>
+      <w:r>
+        <w:rPr>
+          <w:color w:val="00B0F0"/>
+          <w:lang w:val="en-US"/>
+        </w:rPr>
+        <w:t xml:space="preserve"> submit requests for the permanent ban of users, subject to approval by higher authorities or administrators.</w:t>
       </w:r>
     </w:p>
     <w:p>
@@ -11530,33 +11680,36 @@
         </w:numPr>
         <w:rPr>
           <w:color w:val="00B0F0"/>
+          <w:lang w:val="en-US"/>
         </w:rPr>
       </w:pPr>
       <w:r>
         <w:rPr>
           <w:b/>
-          <w:bCs/>
-          <w:color w:val="00B0F0"/>
+          <w:color w:val="00B0F0"/>
+          <w:lang w:val="en-US"/>
         </w:rPr>
         <w:t>Submit Report</w:t>
       </w:r>
       <w:r>
         <w:rPr>
           <w:b/>
-          <w:bCs/>
-          <w:color w:val="00B0F0"/>
+          <w:color w:val="00B0F0"/>
+          <w:lang w:val="en-US"/>
         </w:rPr>
         <w:t>s of Users</w:t>
       </w:r>
       <w:r>
         <w:rPr>
           <w:color w:val="00B0F0"/>
+          <w:lang w:val="en-US"/>
         </w:rPr>
         <w:t xml:space="preserve">: </w:t>
       </w:r>
       <w:r>
         <w:rPr>
           <w:color w:val="00B0F0"/>
+          <w:lang w:val="en-US"/>
         </w:rPr>
         <w:t>Moderators enable users to report instances of rule violations or misconduct by other users, facilitating community-driven enforcement of platform policies.</w:t>
       </w:r>
@@ -11717,8 +11870,16 @@
         <w:rPr>
           <w:color w:val="00B0F0"/>
         </w:rPr>
-        <w:t>can have a song recommended to them</w:t>
-      </w:r>
+        <w:t xml:space="preserve">can have a song recommended to </w:t>
+      </w:r>
+      <w:proofErr w:type="gramStart"/>
+      <w:r>
+        <w:rPr>
+          <w:color w:val="00B0F0"/>
+        </w:rPr>
+        <w:t>them</w:t>
+      </w:r>
+      <w:proofErr w:type="gramEnd"/>
     </w:p>
     <w:p>
       <w:pPr>
@@ -11730,17 +11891,54 @@
       <w:r>
         <w:rPr>
           <w:b/>
+          <w:lang w:val="en-US"/>
         </w:rPr>
         <w:t>Normal</w:t>
       </w:r>
       <w:r>
+        <w:rPr>
+          <w:lang w:val="en-US"/>
+        </w:rPr>
         <w:t xml:space="preserve">: </w:t>
       </w:r>
       <w:r>
         <w:rPr>
           <w:color w:val="00B0F0"/>
-        </w:rPr>
-        <w:t>The user is able to generate an artists recommendation based on the songs on the user’s profile</w:t>
+          <w:lang w:val="en-US"/>
+        </w:rPr>
+        <w:t xml:space="preserve">The user </w:t>
+      </w:r>
+      <w:proofErr w:type="gramStart"/>
+      <w:r>
+        <w:rPr>
+          <w:color w:val="00B0F0"/>
+          <w:lang w:val="en-US"/>
+        </w:rPr>
+        <w:t>is able to</w:t>
+      </w:r>
+      <w:proofErr w:type="gramEnd"/>
+      <w:r>
+        <w:rPr>
+          <w:color w:val="00B0F0"/>
+          <w:lang w:val="en-US"/>
+        </w:rPr>
+        <w:t xml:space="preserve"> generate an </w:t>
+      </w:r>
+      <w:proofErr w:type="spellStart"/>
+      <w:r>
+        <w:rPr>
+          <w:color w:val="00B0F0"/>
+          <w:lang w:val="en-US"/>
+        </w:rPr>
+        <w:t>artists</w:t>
+      </w:r>
+      <w:proofErr w:type="spellEnd"/>
+      <w:r>
+        <w:rPr>
+          <w:color w:val="00B0F0"/>
+          <w:lang w:val="en-US"/>
+        </w:rPr>
+        <w:t xml:space="preserve"> recommendation based on the songs on the user’s profile</w:t>
       </w:r>
     </w:p>
     <w:p>
@@ -11778,8 +11976,17 @@
           <w:bCs/>
           <w:color w:val="00B0F0"/>
         </w:rPr>
-        <w:t>/songs added to their profile</w:t>
-      </w:r>
+        <w:t xml:space="preserve">/songs added to their </w:t>
+      </w:r>
+      <w:proofErr w:type="gramStart"/>
+      <w:r>
+        <w:rPr>
+          <w:bCs/>
+          <w:color w:val="00B0F0"/>
+        </w:rPr>
+        <w:t>profile</w:t>
+      </w:r>
+      <w:proofErr w:type="gramEnd"/>
     </w:p>
     <w:p>
       <w:pPr>
@@ -11801,8 +12008,16 @@
         <w:rPr>
           <w:color w:val="00B0F0"/>
         </w:rPr>
-        <w:t>User may be asked to add songs to their profile</w:t>
-      </w:r>
+        <w:t xml:space="preserve">User may be asked to add songs to their </w:t>
+      </w:r>
+      <w:proofErr w:type="gramStart"/>
+      <w:r>
+        <w:rPr>
+          <w:color w:val="00B0F0"/>
+        </w:rPr>
+        <w:t>profile</w:t>
+      </w:r>
+      <w:proofErr w:type="gramEnd"/>
     </w:p>
     <w:p>
       <w:pPr>
@@ -11931,8 +12146,13 @@
         <w:t xml:space="preserve"> has access to </w:t>
       </w:r>
       <w:r>
-        <w:t>commenting feature</w:t>
-      </w:r>
+        <w:t xml:space="preserve">commenting </w:t>
+      </w:r>
+      <w:proofErr w:type="gramStart"/>
+      <w:r>
+        <w:t>feature</w:t>
+      </w:r>
+      <w:proofErr w:type="gramEnd"/>
     </w:p>
     <w:p>
       <w:pPr>
@@ -11998,8 +12218,16 @@
         <w:rPr>
           <w:color w:val="00B0F0"/>
         </w:rPr>
-        <w:t>is restricted from commenting</w:t>
-      </w:r>
+        <w:t xml:space="preserve">is restricted from </w:t>
+      </w:r>
+      <w:proofErr w:type="gramStart"/>
+      <w:r>
+        <w:rPr>
+          <w:color w:val="00B0F0"/>
+        </w:rPr>
+        <w:t>commenting</w:t>
+      </w:r>
+      <w:proofErr w:type="gramEnd"/>
     </w:p>
     <w:p>
       <w:pPr>
@@ -12086,8 +12314,13 @@
         <w:t xml:space="preserve">: </w:t>
       </w:r>
       <w:r>
-        <w:t>Create post</w:t>
-      </w:r>
+        <w:t xml:space="preserve">Create </w:t>
+      </w:r>
+      <w:proofErr w:type="gramStart"/>
+      <w:r>
+        <w:t>post</w:t>
+      </w:r>
+      <w:proofErr w:type="gramEnd"/>
     </w:p>
     <w:p>
       <w:pPr>
@@ -12118,8 +12351,16 @@
         <w:rPr>
           <w:color w:val="00B0F0"/>
         </w:rPr>
-        <w:t>create post feature</w:t>
-      </w:r>
+        <w:t xml:space="preserve">create post </w:t>
+      </w:r>
+      <w:proofErr w:type="gramStart"/>
+      <w:r>
+        <w:rPr>
+          <w:color w:val="00B0F0"/>
+        </w:rPr>
+        <w:t>feature</w:t>
+      </w:r>
+      <w:proofErr w:type="gramEnd"/>
     </w:p>
     <w:p>
       <w:pPr>
@@ -12166,8 +12407,17 @@
           <w:bCs/>
           <w:color w:val="00B0F0"/>
         </w:rPr>
-        <w:t>The song the user is looking for is not found</w:t>
-      </w:r>
+        <w:t xml:space="preserve">The song the user is looking for is not </w:t>
+      </w:r>
+      <w:proofErr w:type="gramStart"/>
+      <w:r>
+        <w:rPr>
+          <w:bCs/>
+          <w:color w:val="00B0F0"/>
+        </w:rPr>
+        <w:t>found</w:t>
+      </w:r>
+      <w:proofErr w:type="gramEnd"/>
     </w:p>
     <w:p>
       <w:pPr>
@@ -12189,8 +12439,16 @@
         <w:rPr>
           <w:color w:val="00B0F0"/>
         </w:rPr>
-        <w:t>The user can check for spelling errors</w:t>
-      </w:r>
+        <w:t xml:space="preserve">The user can check for spelling </w:t>
+      </w:r>
+      <w:proofErr w:type="gramStart"/>
+      <w:r>
+        <w:rPr>
+          <w:color w:val="00B0F0"/>
+        </w:rPr>
+        <w:t>errors</w:t>
+      </w:r>
+      <w:proofErr w:type="gramEnd"/>
     </w:p>
     <w:p>
       <w:pPr>
@@ -12212,8 +12470,16 @@
         <w:rPr>
           <w:color w:val="00B0F0"/>
         </w:rPr>
-        <w:t>A new post is added to the user’s timeline</w:t>
-      </w:r>
+        <w:t xml:space="preserve">A new post is added to the user’s </w:t>
+      </w:r>
+      <w:proofErr w:type="gramStart"/>
+      <w:r>
+        <w:rPr>
+          <w:color w:val="00B0F0"/>
+        </w:rPr>
+        <w:t>timeline</w:t>
+      </w:r>
+      <w:proofErr w:type="gramEnd"/>
     </w:p>
     <w:p>
       <w:pPr>
@@ -12258,8 +12524,16 @@
         <w:rPr>
           <w:color w:val="00B0F0"/>
         </w:rPr>
-        <w:t>The user has access to login feature</w:t>
-      </w:r>
+        <w:t xml:space="preserve">The user has access to login </w:t>
+      </w:r>
+      <w:proofErr w:type="gramStart"/>
+      <w:r>
+        <w:rPr>
+          <w:color w:val="00B0F0"/>
+        </w:rPr>
+        <w:t>feature</w:t>
+      </w:r>
+      <w:proofErr w:type="gramEnd"/>
     </w:p>
     <w:p>
       <w:pPr>
@@ -12291,22 +12565,39 @@
           <w:numId w:val="2"/>
         </w:numPr>
         <w:rPr>
-          <w:bCs/>
-          <w:color w:val="00B0F0"/>
+          <w:color w:val="00B0F0"/>
+          <w:lang w:val="en-US"/>
         </w:rPr>
       </w:pPr>
       <w:r>
         <w:rPr>
           <w:b/>
+          <w:lang w:val="en-US"/>
         </w:rPr>
         <w:t xml:space="preserve">What Can Go Wrong: </w:t>
       </w:r>
       <w:r>
         <w:rPr>
-          <w:bCs/>
-          <w:color w:val="00B0F0"/>
-        </w:rPr>
-        <w:t>The users credentials cannot be validated</w:t>
+          <w:color w:val="00B0F0"/>
+          <w:lang w:val="en-US"/>
+        </w:rPr>
+        <w:t xml:space="preserve">The </w:t>
+      </w:r>
+      <w:proofErr w:type="gramStart"/>
+      <w:r>
+        <w:rPr>
+          <w:color w:val="00B0F0"/>
+          <w:lang w:val="en-US"/>
+        </w:rPr>
+        <w:t>users</w:t>
+      </w:r>
+      <w:proofErr w:type="gramEnd"/>
+      <w:r>
+        <w:rPr>
+          <w:color w:val="00B0F0"/>
+          <w:lang w:val="en-US"/>
+        </w:rPr>
+        <w:t xml:space="preserve"> credentials cannot be validated</w:t>
       </w:r>
     </w:p>
     <w:p>
@@ -12329,8 +12620,16 @@
         <w:rPr>
           <w:color w:val="00B0F0"/>
         </w:rPr>
-        <w:t>User is redirected to enter credentials again or to create an account</w:t>
-      </w:r>
+        <w:t xml:space="preserve">User is redirected to enter credentials again or to create an </w:t>
+      </w:r>
+      <w:proofErr w:type="gramStart"/>
+      <w:r>
+        <w:rPr>
+          <w:color w:val="00B0F0"/>
+        </w:rPr>
+        <w:t>account</w:t>
+      </w:r>
+      <w:proofErr w:type="gramEnd"/>
     </w:p>
     <w:p>
       <w:pPr>
@@ -12352,8 +12651,16 @@
         <w:rPr>
           <w:color w:val="00B0F0"/>
         </w:rPr>
-        <w:t>The user will have access to the web app</w:t>
-      </w:r>
+        <w:t xml:space="preserve">The user will have access to the web </w:t>
+      </w:r>
+      <w:proofErr w:type="gramStart"/>
+      <w:r>
+        <w:rPr>
+          <w:color w:val="00B0F0"/>
+        </w:rPr>
+        <w:t>app</w:t>
+      </w:r>
+      <w:proofErr w:type="gramEnd"/>
     </w:p>
     <w:p>
       <w:pPr>
@@ -12374,9 +12681,11 @@
       <w:r>
         <w:t xml:space="preserve">Recommend </w:t>
       </w:r>
+      <w:proofErr w:type="gramStart"/>
       <w:r>
         <w:t>song</w:t>
       </w:r>
+      <w:proofErr w:type="gramEnd"/>
     </w:p>
     <w:p>
       <w:pPr>
@@ -12398,8 +12707,13 @@
         <w:t xml:space="preserve">: </w:t>
       </w:r>
       <w:r>
-        <w:t>User has access to recommend an artist feature</w:t>
-      </w:r>
+        <w:t xml:space="preserve">User has access to recommend an artist </w:t>
+      </w:r>
+      <w:proofErr w:type="gramStart"/>
+      <w:r>
+        <w:t>feature</w:t>
+      </w:r>
+      <w:proofErr w:type="gramEnd"/>
     </w:p>
     <w:p>
       <w:pPr>
@@ -12446,8 +12760,17 @@
           <w:bCs/>
           <w:color w:val="00B0F0"/>
         </w:rPr>
-        <w:t>The requested song is not found</w:t>
-      </w:r>
+        <w:t xml:space="preserve">The requested song is not </w:t>
+      </w:r>
+      <w:proofErr w:type="gramStart"/>
+      <w:r>
+        <w:rPr>
+          <w:bCs/>
+          <w:color w:val="00B0F0"/>
+        </w:rPr>
+        <w:t>found</w:t>
+      </w:r>
+      <w:proofErr w:type="gramEnd"/>
     </w:p>
     <w:p>
       <w:pPr>
@@ -12498,8 +12821,16 @@
         <w:rPr>
           <w:color w:val="00B0F0"/>
         </w:rPr>
-        <w:t xml:space="preserve"> is given that the song has been recommended</w:t>
-      </w:r>
+        <w:t xml:space="preserve"> is given that the song has been </w:t>
+      </w:r>
+      <w:proofErr w:type="gramStart"/>
+      <w:r>
+        <w:rPr>
+          <w:color w:val="00B0F0"/>
+        </w:rPr>
+        <w:t>recommended</w:t>
+      </w:r>
+      <w:proofErr w:type="gramEnd"/>
     </w:p>
     <w:p>
       <w:pPr>
@@ -12518,8 +12849,13 @@
         <w:t xml:space="preserve">: </w:t>
       </w:r>
       <w:r>
-        <w:t>Add Song to profile</w:t>
-      </w:r>
+        <w:t xml:space="preserve">Add Song to </w:t>
+      </w:r>
+      <w:proofErr w:type="gramStart"/>
+      <w:r>
+        <w:t>profile</w:t>
+      </w:r>
+      <w:proofErr w:type="gramEnd"/>
     </w:p>
     <w:p>
       <w:pPr>
@@ -12544,8 +12880,16 @@
         <w:rPr>
           <w:color w:val="00B0F0"/>
         </w:rPr>
-        <w:t>User has access to this feature</w:t>
-      </w:r>
+        <w:t xml:space="preserve">User has access to this </w:t>
+      </w:r>
+      <w:proofErr w:type="gramStart"/>
+      <w:r>
+        <w:rPr>
+          <w:color w:val="00B0F0"/>
+        </w:rPr>
+        <w:t>feature</w:t>
+      </w:r>
+      <w:proofErr w:type="gramEnd"/>
     </w:p>
     <w:p>
       <w:pPr>
@@ -12592,8 +12936,17 @@
           <w:bCs/>
           <w:color w:val="00B0F0"/>
         </w:rPr>
-        <w:t>The song the user is looking for is not found</w:t>
-      </w:r>
+        <w:t xml:space="preserve">The song the user is looking for is not </w:t>
+      </w:r>
+      <w:proofErr w:type="gramStart"/>
+      <w:r>
+        <w:rPr>
+          <w:bCs/>
+          <w:color w:val="00B0F0"/>
+        </w:rPr>
+        <w:t>found</w:t>
+      </w:r>
+      <w:proofErr w:type="gramEnd"/>
     </w:p>
     <w:p>
       <w:pPr>
@@ -12615,8 +12968,16 @@
         <w:rPr>
           <w:color w:val="00B0F0"/>
         </w:rPr>
-        <w:t>prompt user to search again</w:t>
-      </w:r>
+        <w:t xml:space="preserve">prompt user to search </w:t>
+      </w:r>
+      <w:proofErr w:type="gramStart"/>
+      <w:r>
+        <w:rPr>
+          <w:color w:val="00B0F0"/>
+        </w:rPr>
+        <w:t>again</w:t>
+      </w:r>
+      <w:proofErr w:type="gramEnd"/>
     </w:p>
     <w:p>
       <w:pPr>
@@ -12628,18 +12989,32 @@
       <w:r>
         <w:rPr>
           <w:b/>
+          <w:lang w:val="en-US"/>
         </w:rPr>
         <w:t>System State on Completion</w:t>
       </w:r>
       <w:r>
+        <w:rPr>
+          <w:lang w:val="en-US"/>
+        </w:rPr>
         <w:t xml:space="preserve">: </w:t>
       </w:r>
       <w:r>
         <w:rPr>
           <w:color w:val="00B0F0"/>
-        </w:rPr>
-        <w:t>The requested song will appear on the users profile</w:t>
-      </w:r>
+          <w:lang w:val="en-US"/>
+        </w:rPr>
+        <w:t xml:space="preserve">The requested song will appear on the users </w:t>
+      </w:r>
+      <w:proofErr w:type="gramStart"/>
+      <w:r>
+        <w:rPr>
+          <w:color w:val="00B0F0"/>
+          <w:lang w:val="en-US"/>
+        </w:rPr>
+        <w:t>profile</w:t>
+      </w:r>
+      <w:proofErr w:type="gramEnd"/>
     </w:p>
     <w:p>
       <w:pPr>
@@ -12704,7 +13079,7 @@
       <w:r>
         <w:rPr>
           <w:b/>
-          <w:bCs/>
+          <w:lang w:val="en-US"/>
         </w:rPr>
         <w:t xml:space="preserve"> Use Case Name:</w:t>
       </w:r>
@@ -12712,6 +13087,7 @@
         <w:rPr>
           <w:b/>
           <w:color w:val="0070C0"/>
+          <w:lang w:val="en-US"/>
         </w:rPr>
         <w:t xml:space="preserve"> </w:t>
       </w:r>
@@ -12719,6 +13095,7 @@
         <w:rPr>
           <w:b/>
           <w:color w:val="0070C0"/>
+          <w:lang w:val="en-US"/>
         </w:rPr>
         <w:t>Delete Comments</w:t>
       </w:r>
@@ -12731,21 +13108,26 @@
         </w:numPr>
         <w:rPr>
           <w:color w:val="0070C0"/>
+          <w:lang w:val="en-US"/>
         </w:rPr>
       </w:pPr>
       <w:r>
         <w:rPr>
           <w:b/>
-          <w:bCs/>
+          <w:lang w:val="en-US"/>
         </w:rPr>
         <w:t>Initial Assumption</w:t>
       </w:r>
       <w:r>
+        <w:rPr>
+          <w:lang w:val="en-US"/>
+        </w:rPr>
         <w:t xml:space="preserve">: </w:t>
       </w:r>
       <w:r>
         <w:rPr>
           <w:color w:val="0070C0"/>
+          <w:lang w:val="en-US"/>
         </w:rPr>
         <w:t>The moderator is logged into the moderation dashboard and has the necessary permissions to delete comments.</w:t>
       </w:r>
@@ -12758,24 +13140,28 @@
         </w:numPr>
         <w:rPr>
           <w:color w:val="0070C0"/>
+          <w:lang w:val="en-US"/>
         </w:rPr>
       </w:pPr>
       <w:r>
         <w:rPr>
           <w:b/>
           <w:color w:val="0070C0"/>
+          <w:lang w:val="en-US"/>
         </w:rPr>
         <w:t>Normal</w:t>
       </w:r>
       <w:r>
         <w:rPr>
           <w:color w:val="0070C0"/>
+          <w:lang w:val="en-US"/>
         </w:rPr>
         <w:t xml:space="preserve">: </w:t>
       </w:r>
       <w:r>
         <w:rPr>
           <w:color w:val="0070C0"/>
+          <w:lang w:val="en-US"/>
         </w:rPr>
         <w:t>The moderator identifies a comment that violates community guidelines, selects the comment, and deletes it from the platform.</w:t>
       </w:r>
@@ -12790,18 +13176,38 @@
       <w:r>
         <w:rPr>
           <w:b/>
-          <w:bCs/>
+          <w:lang w:val="en-US"/>
         </w:rPr>
         <w:t>What Can Go Wrong</w:t>
       </w:r>
       <w:r>
+        <w:rPr>
+          <w:lang w:val="en-US"/>
+        </w:rPr>
         <w:t xml:space="preserve">: </w:t>
       </w:r>
       <w:r>
         <w:rPr>
           <w:color w:val="0070C0"/>
-        </w:rPr>
-        <w:t>Accidental deletion of a valid comment due to a misclick or misunderstanding of the guidelines. Technical issues prevent the moderator from accessing the moderation dashboard or deleting comments.</w:t>
+          <w:lang w:val="en-US"/>
+        </w:rPr>
+        <w:t xml:space="preserve">Accidental deletion of a valid comment due to a </w:t>
+      </w:r>
+      <w:proofErr w:type="spellStart"/>
+      <w:r>
+        <w:rPr>
+          <w:color w:val="0070C0"/>
+          <w:lang w:val="en-US"/>
+        </w:rPr>
+        <w:t>misclick</w:t>
+      </w:r>
+      <w:proofErr w:type="spellEnd"/>
+      <w:r>
+        <w:rPr>
+          <w:color w:val="0070C0"/>
+          <w:lang w:val="en-US"/>
+        </w:rPr>
+        <w:t xml:space="preserve"> or misunderstanding of the guidelines. Technical issues prevent the moderator from accessing the moderation dashboard or deleting comments.</w:t>
       </w:r>
     </w:p>
     <w:p>
@@ -12814,16 +13220,20 @@
       <w:r>
         <w:rPr>
           <w:b/>
-          <w:bCs/>
+          <w:lang w:val="en-US"/>
         </w:rPr>
         <w:t>Other Activities</w:t>
       </w:r>
       <w:r>
+        <w:rPr>
+          <w:lang w:val="en-US"/>
+        </w:rPr>
         <w:t xml:space="preserve">: </w:t>
       </w:r>
       <w:r>
         <w:rPr>
           <w:color w:val="0070C0"/>
+          <w:lang w:val="en-US"/>
         </w:rPr>
         <w:t>Reviewing multiple comments before deciding which ones to delete. Communicating with users regarding the deletion of their comments.</w:t>
       </w:r>
@@ -12918,23 +13328,44 @@
         </w:numPr>
         <w:rPr>
           <w:color w:val="0070C0"/>
+          <w:lang w:val="en-US"/>
         </w:rPr>
       </w:pPr>
       <w:r>
         <w:rPr>
           <w:b/>
-          <w:bCs/>
+          <w:lang w:val="en-US"/>
         </w:rPr>
         <w:t>Normal</w:t>
       </w:r>
       <w:r>
+        <w:rPr>
+          <w:lang w:val="en-US"/>
+        </w:rPr>
         <w:t xml:space="preserve">: </w:t>
       </w:r>
       <w:r>
         <w:rPr>
           <w:color w:val="0070C0"/>
-        </w:rPr>
-        <w:t>The moderator identifies a user who has violated community guidelines, selects the user, and imposes a temporary ban for a specified duration.</w:t>
+          <w:lang w:val="en-US"/>
+        </w:rPr>
+        <w:t xml:space="preserve">The moderator identifies a user who has violated community guidelines, </w:t>
+      </w:r>
+      <w:proofErr w:type="gramStart"/>
+      <w:r>
+        <w:rPr>
+          <w:color w:val="0070C0"/>
+          <w:lang w:val="en-US"/>
+        </w:rPr>
+        <w:t>selects</w:t>
+      </w:r>
+      <w:proofErr w:type="gramEnd"/>
+      <w:r>
+        <w:rPr>
+          <w:color w:val="0070C0"/>
+          <w:lang w:val="en-US"/>
+        </w:rPr>
+        <w:t xml:space="preserve"> the user, and imposes a temporary ban for a specified duration.</w:t>
       </w:r>
     </w:p>
     <w:p>
@@ -12971,16 +13402,20 @@
       <w:r>
         <w:rPr>
           <w:b/>
-          <w:bCs/>
+          <w:lang w:val="en-US"/>
         </w:rPr>
         <w:t>Other Activities</w:t>
       </w:r>
       <w:r>
+        <w:rPr>
+          <w:lang w:val="en-US"/>
+        </w:rPr>
         <w:t xml:space="preserve">: </w:t>
       </w:r>
       <w:r>
         <w:rPr>
           <w:color w:val="0070C0"/>
+          <w:lang w:val="en-US"/>
         </w:rPr>
         <w:t>Reviewing the user's activity history before deciding on the ban duration. Communicating with the banned user regarding the reason and duration of the ban.</w:t>
       </w:r>
@@ -13066,24 +13501,28 @@
         </w:numPr>
         <w:rPr>
           <w:color w:val="0070C0"/>
+          <w:lang w:val="en-US"/>
         </w:rPr>
       </w:pPr>
       <w:r>
         <w:rPr>
           <w:b/>
           <w:color w:val="0070C0"/>
+          <w:lang w:val="en-US"/>
         </w:rPr>
         <w:t>Normal</w:t>
       </w:r>
       <w:r>
         <w:rPr>
           <w:color w:val="0070C0"/>
+          <w:lang w:val="en-US"/>
         </w:rPr>
         <w:t xml:space="preserve">: </w:t>
       </w:r>
       <w:r>
         <w:rPr>
           <w:color w:val="0070C0"/>
+          <w:lang w:val="en-US"/>
         </w:rPr>
         <w:t>The moderator identifies a user who is engaging in spamming or posting inappropriate comments, selects the user, and limits their commenting capabilities.</w:t>
       </w:r>
@@ -13122,16 +13561,20 @@
       <w:r>
         <w:rPr>
           <w:b/>
-          <w:bCs/>
+          <w:lang w:val="en-US"/>
         </w:rPr>
         <w:t>Other Activities</w:t>
       </w:r>
       <w:r>
+        <w:rPr>
+          <w:lang w:val="en-US"/>
+        </w:rPr>
         <w:t xml:space="preserve">: </w:t>
       </w:r>
       <w:r>
         <w:rPr>
           <w:color w:val="0070C0"/>
+          <w:lang w:val="en-US"/>
         </w:rPr>
         <w:t>Communicating with the user regarding the reason for limiting their commenting capabilities. Monitoring the user's activity to ensure compliance with platform guidelines.</w:t>
       </w:r>
@@ -13243,21 +13686,26 @@
         </w:numPr>
         <w:rPr>
           <w:color w:val="09D2E0"/>
+          <w:lang w:val="en-US"/>
         </w:rPr>
       </w:pPr>
       <w:r>
         <w:rPr>
           <w:b/>
-          <w:bCs/>
+          <w:lang w:val="en-US"/>
         </w:rPr>
         <w:t>Initial Assumption</w:t>
       </w:r>
       <w:r>
+        <w:rPr>
+          <w:lang w:val="en-US"/>
+        </w:rPr>
         <w:t xml:space="preserve">: </w:t>
       </w:r>
       <w:r>
         <w:rPr>
           <w:color w:val="09D2E0"/>
+          <w:lang w:val="en-US"/>
         </w:rPr>
         <w:t xml:space="preserve"> </w:t>
       </w:r>
@@ -13265,12 +13713,14 @@
         <w:rPr>
           <w:rFonts w:eastAsia="system-ui"/>
           <w:color w:val="09D2E0"/>
+          <w:lang w:val="en-US"/>
         </w:rPr>
         <w:t xml:space="preserve">The </w:t>
       </w:r>
       <w:r>
         <w:rPr>
           <w:color w:val="09D2E0"/>
+          <w:lang w:val="en-US"/>
         </w:rPr>
         <w:t>artists</w:t>
       </w:r>
@@ -13278,8 +13728,45 @@
         <w:rPr>
           <w:rFonts w:eastAsia="system-ui"/>
           <w:color w:val="09D2E0"/>
-        </w:rPr>
-        <w:t xml:space="preserve"> has access to the TuneTribe platform and is logged in as an artist.</w:t>
+          <w:lang w:val="en-US"/>
+        </w:rPr>
+        <w:t xml:space="preserve"> </w:t>
+      </w:r>
+      <w:proofErr w:type="gramStart"/>
+      <w:r>
+        <w:rPr>
+          <w:rFonts w:eastAsia="system-ui"/>
+          <w:color w:val="09D2E0"/>
+          <w:lang w:val="en-US"/>
+        </w:rPr>
+        <w:t>has</w:t>
+      </w:r>
+      <w:proofErr w:type="gramEnd"/>
+      <w:r>
+        <w:rPr>
+          <w:rFonts w:eastAsia="system-ui"/>
+          <w:color w:val="09D2E0"/>
+          <w:lang w:val="en-US"/>
+        </w:rPr>
+        <w:t xml:space="preserve"> access to the </w:t>
+      </w:r>
+      <w:proofErr w:type="spellStart"/>
+      <w:r>
+        <w:rPr>
+          <w:rFonts w:eastAsia="system-ui"/>
+          <w:color w:val="09D2E0"/>
+          <w:lang w:val="en-US"/>
+        </w:rPr>
+        <w:t>TuneTribe</w:t>
+      </w:r>
+      <w:proofErr w:type="spellEnd"/>
+      <w:r>
+        <w:rPr>
+          <w:rFonts w:eastAsia="system-ui"/>
+          <w:color w:val="09D2E0"/>
+          <w:lang w:val="en-US"/>
+        </w:rPr>
+        <w:t xml:space="preserve"> platform and is logged in as an artist.</w:t>
       </w:r>
     </w:p>
     <w:p>
@@ -13290,42 +13777,60 @@
         </w:numPr>
         <w:rPr>
           <w:color w:val="09D2E0"/>
+          <w:lang w:val="en-US"/>
         </w:rPr>
       </w:pPr>
       <w:r>
         <w:rPr>
           <w:b/>
-          <w:bCs/>
+          <w:lang w:val="en-US"/>
         </w:rPr>
         <w:t>Normal</w:t>
       </w:r>
       <w:r>
+        <w:rPr>
+          <w:lang w:val="en-US"/>
+        </w:rPr>
         <w:t xml:space="preserve">: </w:t>
       </w:r>
       <w:r>
         <w:rPr>
           <w:color w:val="09D2E0"/>
+          <w:lang w:val="en-US"/>
         </w:rPr>
         <w:t xml:space="preserve">The </w:t>
       </w:r>
       <w:r>
         <w:rPr>
           <w:color w:val="09D2E0"/>
+          <w:lang w:val="en-US"/>
         </w:rPr>
         <w:t>artists</w:t>
       </w:r>
       <w:r>
         <w:rPr>
           <w:color w:val="09D2E0"/>
+          <w:lang w:val="en-US"/>
         </w:rPr>
         <w:t xml:space="preserve"> </w:t>
       </w:r>
+      <w:proofErr w:type="gramStart"/>
       <w:r>
         <w:rPr>
           <w:rFonts w:eastAsia="system-ui"/>
           <w:color w:val="09D2E0"/>
-        </w:rPr>
-        <w:t>navigates to the upload music section and selects the music file from his device. He fills in the required details such as song title, artist name, genre, and album information. Kennan then confirms the upload, and the system processes the music file.</w:t>
+          <w:lang w:val="en-US"/>
+        </w:rPr>
+        <w:t>navigates</w:t>
+      </w:r>
+      <w:proofErr w:type="gramEnd"/>
+      <w:r>
+        <w:rPr>
+          <w:rFonts w:eastAsia="system-ui"/>
+          <w:color w:val="09D2E0"/>
+          <w:lang w:val="en-US"/>
+        </w:rPr>
+        <w:t xml:space="preserve"> to the upload music section and selects the music file from his device. He fills in the required details such as song title, artist name, genre, and album information. Kennan then confirms the upload, and the system processes the music file.</w:t>
       </w:r>
     </w:p>
     <w:p>
@@ -13336,69 +13841,80 @@
         </w:numPr>
         <w:rPr>
           <w:color w:val="09D2E0"/>
+          <w:lang w:val="en-US"/>
         </w:rPr>
       </w:pPr>
       <w:r>
         <w:rPr>
           <w:b/>
-          <w:bCs/>
+          <w:lang w:val="en-US"/>
         </w:rPr>
         <w:t>What Can Go Wrong</w:t>
       </w:r>
       <w:r>
+        <w:rPr>
+          <w:lang w:val="en-US"/>
+        </w:rPr>
         <w:t>:</w:t>
       </w:r>
       <w:r>
+        <w:rPr>
+          <w:lang w:val="en-US"/>
+        </w:rPr>
         <w:t xml:space="preserve"> </w:t>
       </w:r>
       <w:r>
         <w:rPr>
           <w:color w:val="09D2E0"/>
+          <w:lang w:val="en-US"/>
         </w:rPr>
         <w:t>If</w:t>
       </w:r>
       <w:r>
         <w:rPr>
           <w:color w:val="09D2E0"/>
+          <w:lang w:val="en-US"/>
         </w:rPr>
         <w:t xml:space="preserve"> </w:t>
       </w:r>
       <w:r>
         <w:rPr>
           <w:color w:val="09D2E0"/>
-        </w:rPr>
-        <w:t>t</w:t>
+          <w:lang w:val="en-US"/>
+        </w:rPr>
+        <w:t xml:space="preserve">the </w:t>
       </w:r>
       <w:r>
         <w:rPr>
           <w:color w:val="09D2E0"/>
-        </w:rPr>
-        <w:t>he</w:t>
+          <w:lang w:val="en-US"/>
+        </w:rPr>
+        <w:t>artists</w:t>
       </w:r>
       <w:r>
         <w:rPr>
           <w:color w:val="09D2E0"/>
+          <w:lang w:val="en-US"/>
         </w:rPr>
         <w:t xml:space="preserve"> </w:t>
       </w:r>
-      <w:r>
-        <w:rPr>
-          <w:color w:val="09D2E0"/>
-        </w:rPr>
-        <w:t>artists</w:t>
-      </w:r>
-      <w:r>
-        <w:rPr>
-          <w:color w:val="09D2E0"/>
-        </w:rPr>
-        <w:t xml:space="preserve"> </w:t>
-      </w:r>
+      <w:proofErr w:type="gramStart"/>
       <w:r>
         <w:rPr>
           <w:rFonts w:eastAsia="system-ui"/>
           <w:color w:val="09D2E0"/>
-        </w:rPr>
-        <w:t>attempts to upload a music file in an unsupported format. The system should display an error message indicating the supported file formats and prompt Kennan to upload a compatible file.</w:t>
+          <w:lang w:val="en-US"/>
+        </w:rPr>
+        <w:t>attempts</w:t>
+      </w:r>
+      <w:proofErr w:type="gramEnd"/>
+      <w:r>
+        <w:rPr>
+          <w:rFonts w:eastAsia="system-ui"/>
+          <w:color w:val="09D2E0"/>
+          <w:lang w:val="en-US"/>
+        </w:rPr>
+        <w:t xml:space="preserve"> to upload a music file in an unsupported format. The system should display an error message indicating the supported file formats and prompt Kennan to upload a compatible file.</w:t>
       </w:r>
     </w:p>
     <w:p>
@@ -13538,16 +14054,20 @@
       <w:r>
         <w:rPr>
           <w:b/>
-          <w:bCs/>
+          <w:lang w:val="en-US"/>
         </w:rPr>
         <w:t>Initial Assumption</w:t>
       </w:r>
       <w:r>
+        <w:rPr>
+          <w:lang w:val="en-US"/>
+        </w:rPr>
         <w:t xml:space="preserve">: </w:t>
       </w:r>
       <w:r>
         <w:rPr>
           <w:color w:val="09D2E0"/>
+          <w:lang w:val="en-US"/>
         </w:rPr>
         <w:t xml:space="preserve"> </w:t>
       </w:r>
@@ -13555,8 +14075,27 @@
         <w:rPr>
           <w:rFonts w:eastAsia="system-ui"/>
           <w:color w:val="09D2E0"/>
-        </w:rPr>
-        <w:t>The artist has access to the TuneTribe platform and is logged in.</w:t>
+          <w:lang w:val="en-US"/>
+        </w:rPr>
+        <w:t xml:space="preserve">The artist has access to the </w:t>
+      </w:r>
+      <w:proofErr w:type="spellStart"/>
+      <w:r>
+        <w:rPr>
+          <w:rFonts w:eastAsia="system-ui"/>
+          <w:color w:val="09D2E0"/>
+          <w:lang w:val="en-US"/>
+        </w:rPr>
+        <w:t>TuneTribe</w:t>
+      </w:r>
+      <w:proofErr w:type="spellEnd"/>
+      <w:r>
+        <w:rPr>
+          <w:rFonts w:eastAsia="system-ui"/>
+          <w:color w:val="09D2E0"/>
+          <w:lang w:val="en-US"/>
+        </w:rPr>
+        <w:t xml:space="preserve"> platform and is logged in.</w:t>
       </w:r>
     </w:p>
     <w:p>
@@ -13608,21 +14147,26 @@
         </w:numPr>
         <w:rPr>
           <w:color w:val="0D0D0D" w:themeColor="text1" w:themeTint="F2"/>
+          <w:lang w:val="en-US"/>
         </w:rPr>
       </w:pPr>
       <w:r>
         <w:rPr>
           <w:b/>
-          <w:bCs/>
+          <w:lang w:val="en-US"/>
         </w:rPr>
         <w:t>What Can Go Wrong</w:t>
       </w:r>
       <w:r>
+        <w:rPr>
+          <w:lang w:val="en-US"/>
+        </w:rPr>
         <w:t xml:space="preserve">: </w:t>
       </w:r>
       <w:r>
         <w:rPr>
           <w:color w:val="09D2E0"/>
+          <w:lang w:val="en-US"/>
         </w:rPr>
         <w:t xml:space="preserve">The </w:t>
       </w:r>
@@ -13630,6 +14174,7 @@
         <w:rPr>
           <w:rFonts w:eastAsia="system-ui"/>
           <w:color w:val="09D2E0"/>
+          <w:lang w:val="en-US"/>
         </w:rPr>
         <w:t>artist</w:t>
       </w:r>
@@ -13637,6 +14182,7 @@
         <w:rPr>
           <w:rFonts w:eastAsia="system-ui"/>
           <w:color w:val="09D2E0"/>
+          <w:lang w:val="en-US"/>
         </w:rPr>
         <w:t xml:space="preserve"> encounters </w:t>
       </w:r>
@@ -13644,6 +14190,7 @@
         <w:rPr>
           <w:rFonts w:eastAsia="system-ui"/>
           <w:color w:val="09D2E0"/>
+          <w:lang w:val="en-US"/>
         </w:rPr>
         <w:t>discrepancies or inaccuracies</w:t>
       </w:r>
@@ -13651,6 +14198,7 @@
         <w:rPr>
           <w:rFonts w:eastAsia="system-ui"/>
           <w:color w:val="09D2E0"/>
+          <w:lang w:val="en-US"/>
         </w:rPr>
         <w:t xml:space="preserve"> in the reported </w:t>
       </w:r>
@@ -13658,6 +14206,7 @@
         <w:rPr>
           <w:rFonts w:eastAsia="system-ui"/>
           <w:color w:val="09D2E0"/>
+          <w:lang w:val="en-US"/>
         </w:rPr>
         <w:t>music performance metrics.</w:t>
       </w:r>
@@ -13665,6 +14214,7 @@
         <w:rPr>
           <w:rFonts w:eastAsia="system-ui"/>
           <w:color w:val="09D2E0"/>
+          <w:lang w:val="en-US"/>
         </w:rPr>
         <w:t xml:space="preserve"> The system should provide a mechanism for </w:t>
       </w:r>
@@ -13672,6 +14222,7 @@
         <w:rPr>
           <w:rFonts w:eastAsia="system-ui"/>
           <w:color w:val="09D2E0"/>
+          <w:lang w:val="en-US"/>
         </w:rPr>
         <w:t>the artist</w:t>
       </w:r>
@@ -13679,6 +14230,7 @@
         <w:rPr>
           <w:rFonts w:eastAsia="system-ui"/>
           <w:color w:val="09D2E0"/>
+          <w:lang w:val="en-US"/>
         </w:rPr>
         <w:t xml:space="preserve"> to report the issue and request further investigation by platform administrators.</w:t>
       </w:r>
@@ -13686,6 +14238,7 @@
         <w:rPr>
           <w:rFonts w:eastAsia="system-ui"/>
           <w:color w:val="09D2E0"/>
+          <w:lang w:val="en-US"/>
         </w:rPr>
         <w:t xml:space="preserve"> Additionally, technical issues such as data synchronization errors or server downtime may affect the availability or accuracy of the reports.</w:t>
       </w:r>
@@ -13698,22 +14251,27 @@
         </w:numPr>
         <w:rPr>
           <w:color w:val="09D2E0"/>
+          <w:lang w:val="en-US"/>
         </w:rPr>
       </w:pPr>
       <w:r>
         <w:rPr>
           <w:b/>
-          <w:bCs/>
+          <w:lang w:val="en-US"/>
         </w:rPr>
         <w:t>Other Activities</w:t>
       </w:r>
       <w:r>
+        <w:rPr>
+          <w:lang w:val="en-US"/>
+        </w:rPr>
         <w:t xml:space="preserve">: </w:t>
       </w:r>
       <w:r>
         <w:rPr>
           <w:rFonts w:eastAsia="system-ui"/>
           <w:color w:val="09D2E0"/>
+          <w:lang w:val="en-US"/>
         </w:rPr>
         <w:t>The artist can download the music reports for their records or export them in various formats for further analysis. They may also share the reports with collaborators or stakeholders to demonstrate the success and impact of their music on the platform.</w:t>
       </w:r>
@@ -13726,22 +14284,27 @@
         </w:numPr>
         <w:rPr>
           <w:color w:val="09D2E0"/>
+          <w:lang w:val="en-US"/>
         </w:rPr>
       </w:pPr>
       <w:r>
         <w:rPr>
           <w:b/>
-          <w:bCs/>
+          <w:lang w:val="en-US"/>
         </w:rPr>
         <w:t>System State on Completion</w:t>
       </w:r>
       <w:r>
+        <w:rPr>
+          <w:lang w:val="en-US"/>
+        </w:rPr>
         <w:t xml:space="preserve">: </w:t>
       </w:r>
       <w:r>
         <w:rPr>
           <w:rFonts w:eastAsia="system-ui"/>
           <w:color w:val="09D2E0"/>
+          <w:lang w:val="en-US"/>
         </w:rPr>
         <w:t>The artist has access to comprehensive and reliable information on the performance of their music uploads, enabling them to make informed decisions, track their success, and optimize their strategies for maximizing engagement and revenue on the platform.</w:t>
       </w:r>
@@ -13802,28 +14365,52 @@
       <w:r>
         <w:rPr>
           <w:b/>
+          <w:lang w:val="en-US"/>
         </w:rPr>
         <w:t>Initial Assumption</w:t>
       </w:r>
       <w:r>
+        <w:rPr>
+          <w:lang w:val="en-US"/>
+        </w:rPr>
         <w:t xml:space="preserve">: </w:t>
       </w:r>
       <w:r>
+        <w:rPr>
+          <w:lang w:val="en-US"/>
+        </w:rPr>
         <w:t xml:space="preserve">The </w:t>
       </w:r>
       <w:r>
+        <w:rPr>
+          <w:lang w:val="en-US"/>
+        </w:rPr>
         <w:t xml:space="preserve">admin has access to ban a user from </w:t>
       </w:r>
-      <w:r>
+      <w:proofErr w:type="spellStart"/>
+      <w:r>
+        <w:rPr>
+          <w:lang w:val="en-US"/>
+        </w:rPr>
         <w:t>TuneTribe</w:t>
       </w:r>
-      <w:r>
+      <w:proofErr w:type="spellEnd"/>
+      <w:r>
+        <w:rPr>
+          <w:lang w:val="en-US"/>
+        </w:rPr>
         <w:t xml:space="preserve"> if </w:t>
       </w:r>
       <w:r>
+        <w:rPr>
+          <w:lang w:val="en-US"/>
+        </w:rPr>
         <w:t>policies are violated</w:t>
       </w:r>
       <w:r>
+        <w:rPr>
+          <w:lang w:val="en-US"/>
+        </w:rPr>
         <w:t>.</w:t>
       </w:r>
     </w:p>
@@ -13881,19 +14468,32 @@
       <w:r>
         <w:rPr>
           <w:b/>
+          <w:lang w:val="en-US"/>
         </w:rPr>
         <w:t>What Can Go Wrong</w:t>
       </w:r>
       <w:r>
+        <w:rPr>
+          <w:lang w:val="en-US"/>
+        </w:rPr>
         <w:t xml:space="preserve">: </w:t>
       </w:r>
       <w:r>
+        <w:rPr>
+          <w:lang w:val="en-US"/>
+        </w:rPr>
         <w:t xml:space="preserve">The admin could </w:t>
       </w:r>
       <w:r>
+        <w:rPr>
+          <w:lang w:val="en-US"/>
+        </w:rPr>
         <w:t xml:space="preserve">accidently </w:t>
       </w:r>
       <w:r>
+        <w:rPr>
+          <w:lang w:val="en-US"/>
+        </w:rPr>
         <w:t xml:space="preserve">ban the wrong user. </w:t>
       </w:r>
     </w:p>
@@ -13914,7 +14514,15 @@
         <w:t xml:space="preserve">: </w:t>
       </w:r>
       <w:r>
-        <w:t>The admin could ban users from commenting on users post.</w:t>
+        <w:t xml:space="preserve">The admin could ban users from commenting on </w:t>
+      </w:r>
+      <w:proofErr w:type="gramStart"/>
+      <w:r>
+        <w:t>users</w:t>
+      </w:r>
+      <w:proofErr w:type="gramEnd"/>
+      <w:r>
+        <w:t xml:space="preserve"> post.</w:t>
       </w:r>
     </w:p>
     <w:p>
@@ -13927,16 +14535,26 @@
       <w:r>
         <w:rPr>
           <w:b/>
+          <w:lang w:val="en-US"/>
         </w:rPr>
         <w:t>System State on Completion</w:t>
       </w:r>
       <w:r>
+        <w:rPr>
+          <w:lang w:val="en-US"/>
+        </w:rPr>
         <w:t xml:space="preserve">: </w:t>
       </w:r>
       <w:r>
+        <w:rPr>
+          <w:lang w:val="en-US"/>
+        </w:rPr>
         <w:t xml:space="preserve">The banned user is deleted from the platform </w:t>
       </w:r>
       <w:r>
+        <w:rPr>
+          <w:lang w:val="en-US"/>
+        </w:rPr>
         <w:t>with the admin logs being updated.</w:t>
       </w:r>
     </w:p>
@@ -13967,14 +14585,35 @@
       <w:r>
         <w:rPr>
           <w:b/>
+          <w:lang w:val="en-US"/>
         </w:rPr>
         <w:t>Initial Assumption</w:t>
       </w:r>
       <w:r>
+        <w:rPr>
+          <w:lang w:val="en-US"/>
+        </w:rPr>
         <w:t xml:space="preserve">: </w:t>
       </w:r>
       <w:r>
-        <w:t>The admin has access to ban an artist from TuneTribe if policies are violated.</w:t>
+        <w:rPr>
+          <w:lang w:val="en-US"/>
+        </w:rPr>
+        <w:t xml:space="preserve">The admin has access to ban an artist from </w:t>
+      </w:r>
+      <w:proofErr w:type="spellStart"/>
+      <w:r>
+        <w:rPr>
+          <w:lang w:val="en-US"/>
+        </w:rPr>
+        <w:t>TuneTribe</w:t>
+      </w:r>
+      <w:proofErr w:type="spellEnd"/>
+      <w:r>
+        <w:rPr>
+          <w:lang w:val="en-US"/>
+        </w:rPr>
+        <w:t xml:space="preserve"> if policies are violated.</w:t>
       </w:r>
     </w:p>
     <w:p>
@@ -13987,19 +14626,32 @@
       <w:r>
         <w:rPr>
           <w:b/>
+          <w:lang w:val="en-US"/>
         </w:rPr>
         <w:t>Normal</w:t>
       </w:r>
       <w:r>
+        <w:rPr>
+          <w:lang w:val="en-US"/>
+        </w:rPr>
         <w:t xml:space="preserve">: </w:t>
       </w:r>
       <w:r>
+        <w:rPr>
+          <w:lang w:val="en-US"/>
+        </w:rPr>
         <w:t xml:space="preserve">The admin determines what artist </w:t>
       </w:r>
       <w:r>
+        <w:rPr>
+          <w:lang w:val="en-US"/>
+        </w:rPr>
         <w:t xml:space="preserve">has violate the guidelines of the webapp and selects </w:t>
       </w:r>
       <w:r>
+        <w:rPr>
+          <w:lang w:val="en-US"/>
+        </w:rPr>
         <w:t>the artist to be banned.</w:t>
       </w:r>
     </w:p>
@@ -14013,13 +14665,20 @@
       <w:r>
         <w:rPr>
           <w:b/>
+          <w:lang w:val="en-US"/>
         </w:rPr>
         <w:t>What Can Go Wrong</w:t>
       </w:r>
       <w:r>
+        <w:rPr>
+          <w:lang w:val="en-US"/>
+        </w:rPr>
         <w:t xml:space="preserve">: </w:t>
       </w:r>
       <w:r>
+        <w:rPr>
+          <w:lang w:val="en-US"/>
+        </w:rPr>
         <w:t xml:space="preserve">The admin could accidently permanently ban the wrong artists due to an error in the system. </w:t>
       </w:r>
     </w:p>
@@ -14146,34 +14805,70 @@
       <w:r>
         <w:rPr>
           <w:b/>
+          <w:lang w:val="en-US"/>
         </w:rPr>
         <w:t>Normal</w:t>
       </w:r>
       <w:r>
+        <w:rPr>
+          <w:lang w:val="en-US"/>
+        </w:rPr>
         <w:t xml:space="preserve">: </w:t>
       </w:r>
       <w:r>
+        <w:rPr>
+          <w:lang w:val="en-US"/>
+        </w:rPr>
         <w:t xml:space="preserve">The admin </w:t>
       </w:r>
-      <w:r>
+      <w:proofErr w:type="spellStart"/>
+      <w:r>
+        <w:rPr>
+          <w:lang w:val="en-US"/>
+        </w:rPr>
         <w:t xml:space="preserve">can </w:t>
       </w:r>
       <w:r>
-        <w:t>not allow a moderator to</w:t>
-      </w:r>
-      <w:r>
+        <w:rPr>
+          <w:lang w:val="en-US"/>
+        </w:rPr>
+        <w:t>not</w:t>
+      </w:r>
+      <w:proofErr w:type="spellEnd"/>
+      <w:r>
+        <w:rPr>
+          <w:lang w:val="en-US"/>
+        </w:rPr>
+        <w:t xml:space="preserve"> allow a moderator to</w:t>
+      </w:r>
+      <w:r>
+        <w:rPr>
+          <w:lang w:val="en-US"/>
+        </w:rPr>
         <w:t xml:space="preserve"> delet</w:t>
       </w:r>
       <w:r>
+        <w:rPr>
+          <w:lang w:val="en-US"/>
+        </w:rPr>
         <w:t>e</w:t>
       </w:r>
       <w:r>
+        <w:rPr>
+          <w:lang w:val="en-US"/>
+        </w:rPr>
         <w:t xml:space="preserve"> comments, ban users, </w:t>
       </w:r>
       <w:r>
+        <w:rPr>
+          <w:lang w:val="en-US"/>
+        </w:rPr>
         <w:t>limit</w:t>
       </w:r>
       <w:r>
+        <w:rPr>
+          <w:lang w:val="en-US"/>
+        </w:rPr>
         <w:t xml:space="preserve"> commenting, and look at user reports.</w:t>
       </w:r>
     </w:p>
@@ -14245,17 +14940,40 @@
       <w:r>
         <w:rPr>
           <w:b/>
-          <w:bCs/>
+          <w:lang w:val="en-US"/>
         </w:rPr>
         <w:t>System State on Completion</w:t>
       </w:r>
       <w:r>
+        <w:rPr>
+          <w:lang w:val="en-US"/>
+        </w:rPr>
         <w:t xml:space="preserve">: </w:t>
       </w:r>
       <w:r>
-        <w:t xml:space="preserve">The moderators tasks are restricted and </w:t>
-      </w:r>
-      <w:r>
+        <w:rPr>
+          <w:lang w:val="en-US"/>
+        </w:rPr>
+        <w:t xml:space="preserve">The </w:t>
+      </w:r>
+      <w:proofErr w:type="gramStart"/>
+      <w:r>
+        <w:rPr>
+          <w:lang w:val="en-US"/>
+        </w:rPr>
+        <w:t>moderators</w:t>
+      </w:r>
+      <w:proofErr w:type="gramEnd"/>
+      <w:r>
+        <w:rPr>
+          <w:lang w:val="en-US"/>
+        </w:rPr>
+        <w:t xml:space="preserve"> tasks are restricted and </w:t>
+      </w:r>
+      <w:r>
+        <w:rPr>
+          <w:lang w:val="en-US"/>
+        </w:rPr>
         <w:t>the admin’s log is up to date.</w:t>
       </w:r>
     </w:p>
@@ -14300,23 +15018,66 @@
       <w:r>
         <w:rPr>
           <w:b/>
-          <w:bCs/>
+          <w:lang w:val="en-US"/>
         </w:rPr>
         <w:t>Initial Assumption</w:t>
       </w:r>
       <w:r>
+        <w:rPr>
+          <w:lang w:val="en-US"/>
+        </w:rPr>
         <w:t xml:space="preserve">: </w:t>
       </w:r>
       <w:r>
+        <w:rPr>
+          <w:lang w:val="en-US"/>
+        </w:rPr>
         <w:t xml:space="preserve">The admin has the authority to </w:t>
       </w:r>
       <w:r>
-        <w:t>remove an artists at anytime if they violate any policies</w:t>
-      </w:r>
-      <w:r>
+        <w:rPr>
+          <w:lang w:val="en-US"/>
+        </w:rPr>
+        <w:t xml:space="preserve">remove an </w:t>
+      </w:r>
+      <w:proofErr w:type="gramStart"/>
+      <w:r>
+        <w:rPr>
+          <w:lang w:val="en-US"/>
+        </w:rPr>
+        <w:t>artists</w:t>
+      </w:r>
+      <w:proofErr w:type="gramEnd"/>
+      <w:r>
+        <w:rPr>
+          <w:lang w:val="en-US"/>
+        </w:rPr>
+        <w:t xml:space="preserve"> at </w:t>
+      </w:r>
+      <w:proofErr w:type="spellStart"/>
+      <w:r>
+        <w:rPr>
+          <w:lang w:val="en-US"/>
+        </w:rPr>
+        <w:t>anytime</w:t>
+      </w:r>
+      <w:proofErr w:type="spellEnd"/>
+      <w:r>
+        <w:rPr>
+          <w:lang w:val="en-US"/>
+        </w:rPr>
+        <w:t xml:space="preserve"> if they violate any policies</w:t>
+      </w:r>
+      <w:r>
+        <w:rPr>
+          <w:lang w:val="en-US"/>
+        </w:rPr>
         <w:t>.</w:t>
       </w:r>
       <w:r>
+        <w:rPr>
+          <w:lang w:val="en-US"/>
+        </w:rPr>
         <w:t xml:space="preserve"> </w:t>
       </w:r>
     </w:p>
@@ -14385,26 +15146,44 @@
       <w:r>
         <w:rPr>
           <w:b/>
-          <w:bCs/>
+          <w:lang w:val="en-US"/>
         </w:rPr>
         <w:t>Other Activities</w:t>
       </w:r>
       <w:r>
+        <w:rPr>
+          <w:lang w:val="en-US"/>
+        </w:rPr>
         <w:t xml:space="preserve">: </w:t>
       </w:r>
       <w:r>
+        <w:rPr>
+          <w:lang w:val="en-US"/>
+        </w:rPr>
         <w:t xml:space="preserve">The admin could </w:t>
       </w:r>
       <w:r>
+        <w:rPr>
+          <w:lang w:val="en-US"/>
+        </w:rPr>
         <w:t xml:space="preserve">contact the artist and </w:t>
       </w:r>
       <w:r>
+        <w:rPr>
+          <w:lang w:val="en-US"/>
+        </w:rPr>
         <w:t>determine the reasons for re</w:t>
       </w:r>
       <w:r>
+        <w:rPr>
+          <w:lang w:val="en-US"/>
+        </w:rPr>
         <w:t>stricting the artist</w:t>
       </w:r>
       <w:r>
+        <w:rPr>
+          <w:lang w:val="en-US"/>
+        </w:rPr>
         <w:t>.</w:t>
       </w:r>
     </w:p>
@@ -14414,29 +15193,65 @@
           <w:ilvl w:val="1"/>
           <w:numId w:val="2"/>
         </w:numPr>
+        <w:rPr>
+          <w:lang w:val="en-US"/>
+        </w:rPr>
       </w:pPr>
       <w:r>
         <w:rPr>
           <w:b/>
+          <w:lang w:val="en-US"/>
         </w:rPr>
         <w:t>System State on Completion</w:t>
       </w:r>
       <w:r>
+        <w:rPr>
+          <w:lang w:val="en-US"/>
+        </w:rPr>
         <w:t xml:space="preserve">: </w:t>
       </w:r>
       <w:r>
+        <w:rPr>
+          <w:lang w:val="en-US"/>
+        </w:rPr>
         <w:t xml:space="preserve">The artists tasks are restricted and </w:t>
       </w:r>
       <w:r>
-        <w:t>the A</w:t>
-      </w:r>
-      <w:r>
+        <w:rPr>
+          <w:lang w:val="en-US"/>
+        </w:rPr>
+        <w:t xml:space="preserve">the </w:t>
+      </w:r>
+      <w:proofErr w:type="gramStart"/>
+      <w:r>
+        <w:rPr>
+          <w:lang w:val="en-US"/>
+        </w:rPr>
+        <w:t>A</w:t>
+      </w:r>
+      <w:r>
+        <w:rPr>
+          <w:lang w:val="en-US"/>
+        </w:rPr>
         <w:t>d</w:t>
       </w:r>
       <w:r>
-        <w:t>min’s log is up to date.</w:t>
-      </w:r>
-      <w:r>
+        <w:rPr>
+          <w:lang w:val="en-US"/>
+        </w:rPr>
+        <w:t>min’s</w:t>
+      </w:r>
+      <w:proofErr w:type="gramEnd"/>
+      <w:r>
+        <w:rPr>
+          <w:lang w:val="en-US"/>
+        </w:rPr>
+        <w:t xml:space="preserve"> log is up to date.</w:t>
+      </w:r>
+      <w:r>
+        <w:rPr>
+          <w:lang w:val="en-US"/>
+        </w:rPr>
         <w:br w:type="page"/>
       </w:r>
     </w:p>
@@ -14495,33 +15310,6 @@
           <w:color w:val="FF0000"/>
         </w:rPr>
       </w:pPr>
-      <w:r>
-        <w:rPr>
-          <w:color w:val="FF0000"/>
-        </w:rPr>
-        <w:t>[</w:t>
-      </w:r>
-      <w:r>
-        <w:rPr>
-          <w:color w:val="FF0000"/>
-          <w:lang w:val="en-US"/>
-        </w:rPr>
-        <w:t>T</w:t>
-      </w:r>
-      <w:r>
-        <w:rPr>
-          <w:color w:val="FF0000"/>
-        </w:rPr>
-        <w:t xml:space="preserve">he logic behind the interactions between the users and the software. This includes the sample screen layout, buttons and functions that would appear on every screen, messages to be displayed on each screen and the style guides to be used.] </w:t>
-      </w:r>
-    </w:p>
-    <w:p>
-      <w:pPr>
-        <w:ind w:left="1440"/>
-        <w:rPr>
-          <w:color w:val="FF0000"/>
-        </w:rPr>
-      </w:pPr>
     </w:p>
     <w:p>
       <w:pPr>
@@ -14630,8 +15418,16 @@
         <w:rPr>
           <w:color w:val="0070C0"/>
         </w:rPr>
-        <w:t>Search bar</w:t>
-      </w:r>
+        <w:t xml:space="preserve">Search </w:t>
+      </w:r>
+      <w:proofErr w:type="gramStart"/>
+      <w:r>
+        <w:rPr>
+          <w:color w:val="0070C0"/>
+        </w:rPr>
+        <w:t>bar</w:t>
+      </w:r>
+      <w:proofErr w:type="gramEnd"/>
     </w:p>
     <w:p>
       <w:pPr>
@@ -14648,8 +15444,16 @@
         <w:rPr>
           <w:color w:val="0070C0"/>
         </w:rPr>
-        <w:t>Here they can search</w:t>
-      </w:r>
+        <w:t xml:space="preserve">Here they can </w:t>
+      </w:r>
+      <w:proofErr w:type="gramStart"/>
+      <w:r>
+        <w:rPr>
+          <w:color w:val="0070C0"/>
+        </w:rPr>
+        <w:t>search</w:t>
+      </w:r>
+      <w:proofErr w:type="gramEnd"/>
     </w:p>
     <w:p>
       <w:pPr>
@@ -14702,8 +15506,16 @@
         <w:rPr>
           <w:color w:val="0070C0"/>
         </w:rPr>
-        <w:t>Create post button</w:t>
-      </w:r>
+        <w:t xml:space="preserve">Create post </w:t>
+      </w:r>
+      <w:proofErr w:type="gramStart"/>
+      <w:r>
+        <w:rPr>
+          <w:color w:val="0070C0"/>
+        </w:rPr>
+        <w:t>button</w:t>
+      </w:r>
+      <w:proofErr w:type="gramEnd"/>
     </w:p>
     <w:p>
       <w:pPr>
@@ -14720,7 +15532,21 @@
         <w:rPr>
           <w:color w:val="0070C0"/>
         </w:rPr>
-        <w:t xml:space="preserve">Users will be prompted to include </w:t>
+        <w:t xml:space="preserve">Users will be prompted to </w:t>
+      </w:r>
+      <w:proofErr w:type="gramStart"/>
+      <w:r>
+        <w:rPr>
+          <w:color w:val="0070C0"/>
+        </w:rPr>
+        <w:t>include</w:t>
+      </w:r>
+      <w:proofErr w:type="gramEnd"/>
+      <w:r>
+        <w:rPr>
+          <w:color w:val="0070C0"/>
+        </w:rPr>
+        <w:t xml:space="preserve"> </w:t>
       </w:r>
     </w:p>
     <w:p>
@@ -14780,8 +15606,16 @@
         <w:rPr>
           <w:color w:val="0070C0"/>
         </w:rPr>
-        <w:t>Comment button</w:t>
-      </w:r>
+        <w:t xml:space="preserve">Comment </w:t>
+      </w:r>
+      <w:proofErr w:type="gramStart"/>
+      <w:r>
+        <w:rPr>
+          <w:color w:val="0070C0"/>
+        </w:rPr>
+        <w:t>button</w:t>
+      </w:r>
+      <w:proofErr w:type="gramEnd"/>
     </w:p>
     <w:p>
       <w:pPr>
@@ -14792,13 +15626,31 @@
         </w:numPr>
         <w:rPr>
           <w:color w:val="0070C0"/>
+          <w:lang w:val="en-US"/>
         </w:rPr>
       </w:pPr>
       <w:r>
         <w:rPr>
           <w:color w:val="0070C0"/>
-        </w:rPr>
-        <w:t>Users will be able to leave a short comment on their or a friends post</w:t>
+          <w:lang w:val="en-US"/>
+        </w:rPr>
+        <w:t xml:space="preserve">Users will be able to leave a short comment on their or a </w:t>
+      </w:r>
+      <w:proofErr w:type="gramStart"/>
+      <w:r>
+        <w:rPr>
+          <w:color w:val="0070C0"/>
+          <w:lang w:val="en-US"/>
+        </w:rPr>
+        <w:t>friends</w:t>
+      </w:r>
+      <w:proofErr w:type="gramEnd"/>
+      <w:r>
+        <w:rPr>
+          <w:color w:val="0070C0"/>
+          <w:lang w:val="en-US"/>
+        </w:rPr>
+        <w:t xml:space="preserve"> post</w:t>
       </w:r>
     </w:p>
     <w:p>
@@ -14828,26 +15680,14 @@
       <w:pPr>
         <w:ind w:left="1440"/>
         <w:rPr>
-          <w:color w:val="FF0000"/>
-        </w:rPr>
-      </w:pPr>
-      <w:r>
-        <w:rPr>
-          <w:color w:val="FF0000"/>
-        </w:rPr>
-        <w:t>[All the hardware-software interactions with the list of supported devices on which the software is intended to run on, the network requirements along with the list of communication protocols to be used.]</w:t>
-      </w:r>
-    </w:p>
-    <w:p>
-      <w:pPr>
-        <w:ind w:left="1440"/>
-        <w:rPr>
-          <w:color w:val="00B0F0"/>
-        </w:rPr>
-      </w:pPr>
-      <w:r>
-        <w:rPr>
-          <w:color w:val="00B0F0"/>
+          <w:color w:val="00B0F0"/>
+          <w:lang w:val="en-US"/>
+        </w:rPr>
+      </w:pPr>
+      <w:r>
+        <w:rPr>
+          <w:color w:val="00B0F0"/>
+          <w:lang w:val="en-US"/>
         </w:rPr>
         <w:t>The web application will run on any hardware device that has access to the internet, the ability to display webpages, and the ability to interact with web pages. This includes, but is not limited to, smartphones, tablets, desktop computers, and laptops.</w:t>
       </w:r>
@@ -14874,29 +15714,9 @@
       <w:pPr>
         <w:ind w:left="1440"/>
         <w:rPr>
-          <w:color w:val="FF0000"/>
-        </w:rPr>
-      </w:pPr>
-      <w:r>
-        <w:rPr>
-          <w:color w:val="FF0000"/>
-        </w:rPr>
-        <w:t>[Determination of all the communication standards to be utilized by the software as a part of the project]</w:t>
-      </w:r>
-    </w:p>
-    <w:p>
-      <w:pPr>
-        <w:ind w:left="1440"/>
-        <w:rPr>
-          <w:color w:val="00B0F0"/>
-        </w:rPr>
-      </w:pPr>
-      <w:r>
-        <w:rPr>
-          <w:color w:val="00B0F0"/>
-        </w:rPr>
-        <w:t xml:space="preserve"> </w:t>
-      </w:r>
+          <w:color w:val="00B0F0"/>
+        </w:rPr>
+      </w:pPr>
       <w:r>
         <w:rPr>
           <w:color w:val="00B0F0"/>
@@ -14937,28 +15757,32 @@
       <w:pPr>
         <w:ind w:left="1440"/>
         <w:rPr>
-          <w:color w:val="FF0000"/>
-        </w:rPr>
-      </w:pPr>
-      <w:r>
-        <w:rPr>
-          <w:color w:val="FF0000"/>
-        </w:rPr>
-        <w:t>[The interaction of the software to be developed with other software components such as frontend and the backend framework to the used, the database management system and libraries describing the need and the purpose behind each of them.]</w:t>
-      </w:r>
-    </w:p>
-    <w:p>
-      <w:pPr>
-        <w:ind w:left="1440"/>
-        <w:rPr>
-          <w:color w:val="00B0F0"/>
-        </w:rPr>
-      </w:pPr>
-      <w:r>
-        <w:rPr>
-          <w:color w:val="00B0F0"/>
-        </w:rPr>
-        <w:t>We will use React and Spring Boot ThymeLeaf to help build the frontend, as well as JPA for the backend database functionality. We will also use Spring Boot with Java to connect the frontend to the backend.</w:t>
+          <w:color w:val="00B0F0"/>
+          <w:lang w:val="en-US"/>
+        </w:rPr>
+      </w:pPr>
+      <w:r>
+        <w:rPr>
+          <w:color w:val="00B0F0"/>
+          <w:lang w:val="en-US"/>
+        </w:rPr>
+        <w:t xml:space="preserve">We will use React and Spring Boot </w:t>
+      </w:r>
+      <w:proofErr w:type="spellStart"/>
+      <w:r>
+        <w:rPr>
+          <w:color w:val="00B0F0"/>
+          <w:lang w:val="en-US"/>
+        </w:rPr>
+        <w:t>ThymeLeaf</w:t>
+      </w:r>
+      <w:proofErr w:type="spellEnd"/>
+      <w:r>
+        <w:rPr>
+          <w:color w:val="00B0F0"/>
+          <w:lang w:val="en-US"/>
+        </w:rPr>
+        <w:t xml:space="preserve"> to help build the frontend, as well as JPA for the backend database functionality. We will also use Spring Boot with Java to connect the frontend to the backend.</w:t>
       </w:r>
     </w:p>
     <w:p>
@@ -14989,19 +15813,6 @@
     </w:p>
     <w:p>
       <w:pPr>
-        <w:rPr>
-          <w:color w:val="FF0000"/>
-        </w:rPr>
-      </w:pPr>
-      <w:r>
-        <w:rPr>
-          <w:color w:val="FF0000"/>
-        </w:rPr>
-        <w:t>[Constraints on the services or functions offered by the system (e.g., timing constraints, constraints on the development process, standards, etc.). Often apply to the system as a whole rather than individual features or  services.]</w:t>
-      </w:r>
-    </w:p>
-    <w:p>
-      <w:pPr>
         <w:pStyle w:val="Heading2"/>
         <w:numPr>
           <w:ilvl w:val="1"/>
@@ -15019,19 +15830,6 @@
     </w:p>
     <w:p>
       <w:pPr>
-        <w:rPr>
-          <w:color w:val="FF0000"/>
-        </w:rPr>
-      </w:pPr>
-      <w:r>
-        <w:rPr>
-          <w:color w:val="FF0000"/>
-        </w:rPr>
-        <w:t xml:space="preserve">[The performance requirements need to be specified for all the functional requirements.] </w:t>
-      </w:r>
-    </w:p>
-    <w:p>
-      <w:pPr>
         <w:pStyle w:val="BodyTextIndent"/>
         <w:spacing w:after="0"/>
         <w:ind w:left="0"/>
@@ -15136,13 +15934,30 @@
       <w:pPr>
         <w:rPr>
           <w:color w:val="0070C0"/>
-        </w:rPr>
-      </w:pPr>
-      <w:r>
-        <w:rPr>
-          <w:color w:val="FF0000"/>
-        </w:rPr>
-        <w:t>[List out any safeguards that need to be incorporated as a measure against any possible harm the use of the software application may cause.]</w:t>
+          <w:lang w:val="en-US"/>
+        </w:rPr>
+      </w:pPr>
+      <w:r>
+        <w:rPr>
+          <w:color w:val="0070C0"/>
+          <w:lang w:val="en-US"/>
+        </w:rPr>
+        <w:t>- Safeguards should be implemented to protect user data and privacy, including encryption of sensitive information and secure authentication mechanisms.</w:t>
+      </w:r>
+    </w:p>
+    <w:p>
+      <w:pPr>
+        <w:rPr>
+          <w:color w:val="0070C0"/>
+          <w:lang w:val="en-US"/>
+        </w:rPr>
+      </w:pPr>
+      <w:r>
+        <w:rPr>
+          <w:color w:val="0070C0"/>
+          <w:lang w:val="en-US"/>
+        </w:rPr>
+        <w:t>- Measures must be in place to prevent unauthorized access to user accounts and ensure the integrity of user-generated content.</w:t>
       </w:r>
       <w:r>
         <w:br/>
@@ -15150,60 +15965,25 @@
       <w:r>
         <w:rPr>
           <w:color w:val="0070C0"/>
-        </w:rPr>
-        <w:t>- Safeguards should be implemented to protect user data and privacy, including encryption of sensitive information and secure authentication mechanisms.</w:t>
-      </w:r>
-    </w:p>
-    <w:p>
-      <w:pPr>
+          <w:lang w:val="en-US"/>
+        </w:rPr>
+        <w:t xml:space="preserve">- Banning Users to uphold the community’s </w:t>
+      </w:r>
+      <w:proofErr w:type="spellStart"/>
+      <w:r>
         <w:rPr>
           <w:color w:val="0070C0"/>
-        </w:rPr>
-      </w:pPr>
+          <w:lang w:val="en-US"/>
+        </w:rPr>
+        <w:t>enviornment</w:t>
+      </w:r>
+      <w:proofErr w:type="spellEnd"/>
       <w:r>
         <w:rPr>
           <w:color w:val="0070C0"/>
-        </w:rPr>
-        <w:t>- Measures must be in place to prevent unauthorized access to user accounts and ensure the integrity of user-generated content.</w:t>
-      </w:r>
-      <w:r>
-        <w:br/>
-      </w:r>
-      <w:r>
-        <w:rPr>
-          <w:color w:val="0070C0"/>
-        </w:rPr>
-        <w:t xml:space="preserve">- Banning Users to uphold the </w:t>
-      </w:r>
-      <w:r>
-        <w:rPr>
-          <w:color w:val="0070C0"/>
-        </w:rPr>
-        <w:t>community’s</w:t>
-      </w:r>
-      <w:r>
-        <w:rPr>
-          <w:color w:val="0070C0"/>
-        </w:rPr>
-        <w:t xml:space="preserve"> </w:t>
-      </w:r>
-      <w:r>
-        <w:rPr>
-          <w:color w:val="0070C0"/>
-        </w:rPr>
-        <w:t xml:space="preserve">enviornment and </w:t>
-      </w:r>
-      <w:r>
-        <w:rPr>
-          <w:color w:val="0070C0"/>
-        </w:rPr>
-        <w:t>integrity</w:t>
-      </w:r>
-      <w:r>
-        <w:rPr>
-          <w:color w:val="0070C0"/>
-        </w:rPr>
-        <w:t>.</w:t>
+          <w:lang w:val="en-US"/>
+        </w:rPr>
+        <w:t xml:space="preserve"> and integrity.</w:t>
       </w:r>
     </w:p>
     <w:p/>
@@ -15220,34 +16000,6 @@
         <w:t>Security Requirements</w:t>
       </w:r>
       <w:bookmarkEnd w:id="44"/>
-    </w:p>
-    <w:p>
-      <w:pPr>
-        <w:rPr>
-          <w:color w:val="FF0000"/>
-          <w:lang w:val="en-US"/>
-        </w:rPr>
-      </w:pPr>
-      <w:r>
-        <w:rPr>
-          <w:bCs/>
-          <w:color w:val="FF0000"/>
-        </w:rPr>
-        <w:t>[Privacy and data</w:t>
-      </w:r>
-      <w:r>
-        <w:rPr>
-          <w:color w:val="FF0000"/>
-        </w:rPr>
-        <w:t xml:space="preserve"> protection regulations that need to be adhered to while designing of the product</w:t>
-      </w:r>
-      <w:r>
-        <w:rPr>
-          <w:color w:val="FF0000"/>
-          <w:lang w:val="en-US"/>
-        </w:rPr>
-        <w:t xml:space="preserve">.] </w:t>
-      </w:r>
     </w:p>
     <w:p>
       <w:pPr>
@@ -15298,19 +16050,6 @@
     </w:p>
     <w:p>
       <w:pPr>
-        <w:rPr>
-          <w:color w:val="FF0000"/>
-        </w:rPr>
-      </w:pPr>
-      <w:r>
-        <w:rPr>
-          <w:color w:val="FF0000"/>
-        </w:rPr>
-        <w:t>[Detailing on the additional qualities that need to be incorporated within the software like maintainability, adaptability, flexibility, usability, reliability, portability etc.]</w:t>
-      </w:r>
-    </w:p>
-    <w:p>
-      <w:pPr>
         <w:pStyle w:val="Heading3"/>
         <w:numPr>
           <w:ilvl w:val="2"/>
@@ -15332,18 +16071,6 @@
       </w:pPr>
       <w:r>
         <w:rPr>
-          <w:color w:val="FF0000"/>
-        </w:rPr>
-        <w:t>[Details]</w:t>
-      </w:r>
-      <w:r>
-        <w:rPr>
-          <w:color w:val="FF0000"/>
-        </w:rPr>
-        <w:t xml:space="preserve"> </w:t>
-      </w:r>
-      <w:r>
-        <w:rPr>
           <w:color w:val="0070C0"/>
         </w:rPr>
         <w:t>The platform should strive for high availability, minimizing downtime and ensuring uninterrupted access for users.</w:t>
@@ -15368,23 +16095,13 @@
         <w:ind w:left="360" w:firstLine="720"/>
         <w:rPr>
           <w:color w:val="FF0000"/>
-        </w:rPr>
-      </w:pPr>
-      <w:r>
-        <w:rPr>
-          <w:color w:val="FF0000"/>
-        </w:rPr>
-        <w:t>[Details]</w:t>
-      </w:r>
-      <w:r>
-        <w:rPr>
-          <w:color w:val="FF0000"/>
-        </w:rPr>
-        <w:t xml:space="preserve"> </w:t>
-      </w:r>
+          <w:lang w:val="en-US"/>
+        </w:rPr>
+      </w:pPr>
       <w:r>
         <w:rPr>
           <w:color w:val="0070C0"/>
+          <w:lang w:val="en-US"/>
         </w:rPr>
         <w:t>All functionalities and data processing should be accurate and error-free to maintain the integrity of the platform.</w:t>
       </w:r>
@@ -15408,23 +16125,13 @@
         <w:ind w:left="360" w:firstLine="720"/>
         <w:rPr>
           <w:color w:val="FF0000"/>
-        </w:rPr>
-      </w:pPr>
-      <w:r>
-        <w:rPr>
-          <w:color w:val="FF0000"/>
-        </w:rPr>
-        <w:t>[Details]</w:t>
-      </w:r>
-      <w:r>
-        <w:rPr>
-          <w:color w:val="FF0000"/>
-        </w:rPr>
-        <w:t xml:space="preserve"> </w:t>
-      </w:r>
+          <w:lang w:val="en-US"/>
+        </w:rPr>
+      </w:pPr>
       <w:r>
         <w:rPr>
           <w:color w:val="0070C0"/>
+          <w:lang w:val="en-US"/>
         </w:rPr>
         <w:t>The codebase should be well-structured and documented, facilitating easy maintenance and updates by developers.</w:t>
       </w:r>
@@ -15452,18 +16159,6 @@
       </w:pPr>
       <w:r>
         <w:rPr>
-          <w:color w:val="FF0000"/>
-        </w:rPr>
-        <w:t>[Details]</w:t>
-      </w:r>
-      <w:r>
-        <w:rPr>
-          <w:color w:val="FF0000"/>
-        </w:rPr>
-        <w:t xml:space="preserve"> </w:t>
-      </w:r>
-      <w:r>
-        <w:rPr>
           <w:color w:val="0070C0"/>
         </w:rPr>
         <w:t>Common components and functionalities should be designed for reusability across different modules to promote efficient development and reduce redundancy.</w:t>
@@ -15494,12 +16189,6 @@
         <w:rPr>
           <w:color w:val="FF0000"/>
         </w:rPr>
-        <w:t>[Details]</w:t>
-      </w:r>
-      <w:r>
-        <w:rPr>
-          <w:color w:val="FF0000"/>
-        </w:rPr>
         <w:t xml:space="preserve"> </w:t>
       </w:r>
       <w:r>
@@ -15599,8 +16288,16 @@
         <w:rPr>
           <w:color w:val="0070C0"/>
         </w:rPr>
-        <w:t>onths to complete the project</w:t>
-      </w:r>
+        <w:t xml:space="preserve">onths to complete the </w:t>
+      </w:r>
+      <w:proofErr w:type="gramStart"/>
+      <w:r>
+        <w:rPr>
+          <w:color w:val="0070C0"/>
+        </w:rPr>
+        <w:t>project</w:t>
+      </w:r>
+      <w:proofErr w:type="gramEnd"/>
     </w:p>
     <w:p>
       <w:pPr>
@@ -15642,8 +16339,16 @@
         <w:rPr>
           <w:color w:val="0070C0"/>
         </w:rPr>
-        <w:t xml:space="preserve"> will be 0</w:t>
-      </w:r>
+        <w:t xml:space="preserve"> will be </w:t>
+      </w:r>
+      <w:proofErr w:type="gramStart"/>
+      <w:r>
+        <w:rPr>
+          <w:color w:val="0070C0"/>
+        </w:rPr>
+        <w:t>0</w:t>
+      </w:r>
+      <w:proofErr w:type="gramEnd"/>
     </w:p>
     <w:p>
       <w:pPr>
@@ -15682,11 +16387,13 @@
       <w:pPr>
         <w:rPr>
           <w:color w:val="0070C0"/>
+          <w:lang w:val="en-US"/>
         </w:rPr>
       </w:pPr>
       <w:r>
         <w:rPr>
           <w:color w:val="0070C0"/>
+          <w:lang w:val="en-US"/>
         </w:rPr>
         <w:t>- Regular progress updates and communication among team members to ensure alignment with project objectives and requirements.</w:t>
       </w:r>
@@ -15695,11 +16402,13 @@
       <w:pPr>
         <w:rPr>
           <w:color w:val="0070C0"/>
+          <w:lang w:val="en-US"/>
         </w:rPr>
       </w:pPr>
       <w:r>
         <w:rPr>
           <w:color w:val="0070C0"/>
+          <w:lang w:val="en-US"/>
         </w:rPr>
         <w:t>- Documentation of codebase and project progress to facilitate knowledge transfer among team members and future maintenance of the platform.</w:t>
       </w:r>
@@ -15740,6 +16449,66 @@
       <w:bookmarkEnd w:id="57"/>
       <w:bookmarkEnd w:id="58"/>
     </w:p>
+    <w:p>
+      <w:r>
+        <w:rPr>
+          <w:noProof/>
+        </w:rPr>
+        <w:drawing>
+          <wp:inline distT="0" distB="0" distL="0" distR="0" wp14:anchorId="4B0F002A" wp14:editId="75AB8B80">
+            <wp:extent cx="6645910" cy="2928620"/>
+            <wp:effectExtent l="0" t="0" r="2540" b="5080"/>
+            <wp:docPr id="692182069" name="Picture 4" descr="A screenshot of a computer&#10;&#10;Description automatically generated"/>
+            <wp:cNvGraphicFramePr>
+              <a:graphicFrameLocks xmlns:a="http://schemas.openxmlformats.org/drawingml/2006/main" noChangeAspect="1"/>
+            </wp:cNvGraphicFramePr>
+            <a:graphic xmlns:a="http://schemas.openxmlformats.org/drawingml/2006/main">
+              <a:graphicData uri="http://schemas.openxmlformats.org/drawingml/2006/picture">
+                <pic:pic xmlns:pic="http://schemas.openxmlformats.org/drawingml/2006/picture">
+                  <pic:nvPicPr>
+                    <pic:cNvPr id="692182069" name="Picture 4" descr="A screenshot of a computer&#10;&#10;Description automatically generated"/>
+                    <pic:cNvPicPr/>
+                  </pic:nvPicPr>
+                  <pic:blipFill>
+                    <a:blip r:embed="rId10" cstate="print">
+                      <a:extLst>
+                        <a:ext uri="{28A0092B-C50C-407E-A947-70E740481C1C}">
+                          <a14:useLocalDpi xmlns:a14="http://schemas.microsoft.com/office/drawing/2010/main" val="0"/>
+                        </a:ext>
+                      </a:extLst>
+                    </a:blip>
+                    <a:stretch>
+                      <a:fillRect/>
+                    </a:stretch>
+                  </pic:blipFill>
+                  <pic:spPr>
+                    <a:xfrm>
+                      <a:off x="0" y="0"/>
+                      <a:ext cx="6645910" cy="2928620"/>
+                    </a:xfrm>
+                    <a:prstGeom prst="rect">
+                      <a:avLst/>
+                    </a:prstGeom>
+                  </pic:spPr>
+                </pic:pic>
+              </a:graphicData>
+            </a:graphic>
+          </wp:inline>
+        </w:drawing>
+      </w:r>
+    </w:p>
+    <w:p/>
+    <w:p/>
+    <w:p/>
+    <w:p/>
+    <w:p/>
+    <w:p/>
+    <w:p/>
+    <w:p/>
+    <w:p/>
+    <w:p/>
+    <w:p/>
+    <w:p/>
     <w:p/>
     <w:p/>
     <w:p>
@@ -15757,8 +16526,54 @@
       <w:bookmarkEnd w:id="59"/>
     </w:p>
     <w:p/>
-    <w:p/>
-    <w:p/>
+    <w:p>
+      <w:r>
+        <w:rPr>
+          <w:noProof/>
+        </w:rPr>
+        <w:drawing>
+          <wp:inline distT="0" distB="0" distL="0" distR="0" wp14:anchorId="3B9F77F7" wp14:editId="2390DA9A">
+            <wp:extent cx="6645910" cy="3526155"/>
+            <wp:effectExtent l="0" t="0" r="2540" b="0"/>
+            <wp:docPr id="608075035" name="Picture 5" descr="A diagram of a computer&#10;&#10;Description automatically generated"/>
+            <wp:cNvGraphicFramePr>
+              <a:graphicFrameLocks xmlns:a="http://schemas.openxmlformats.org/drawingml/2006/main" noChangeAspect="1"/>
+            </wp:cNvGraphicFramePr>
+            <a:graphic xmlns:a="http://schemas.openxmlformats.org/drawingml/2006/main">
+              <a:graphicData uri="http://schemas.openxmlformats.org/drawingml/2006/picture">
+                <pic:pic xmlns:pic="http://schemas.openxmlformats.org/drawingml/2006/picture">
+                  <pic:nvPicPr>
+                    <pic:cNvPr id="608075035" name="Picture 5" descr="A diagram of a computer&#10;&#10;Description automatically generated"/>
+                    <pic:cNvPicPr/>
+                  </pic:nvPicPr>
+                  <pic:blipFill>
+                    <a:blip r:embed="rId11" cstate="print">
+                      <a:extLst>
+                        <a:ext uri="{28A0092B-C50C-407E-A947-70E740481C1C}">
+                          <a14:useLocalDpi xmlns:a14="http://schemas.microsoft.com/office/drawing/2010/main" val="0"/>
+                        </a:ext>
+                      </a:extLst>
+                    </a:blip>
+                    <a:stretch>
+                      <a:fillRect/>
+                    </a:stretch>
+                  </pic:blipFill>
+                  <pic:spPr>
+                    <a:xfrm>
+                      <a:off x="0" y="0"/>
+                      <a:ext cx="6645910" cy="3526155"/>
+                    </a:xfrm>
+                    <a:prstGeom prst="rect">
+                      <a:avLst/>
+                    </a:prstGeom>
+                  </pic:spPr>
+                </pic:pic>
+              </a:graphicData>
+            </a:graphic>
+          </wp:inline>
+        </w:drawing>
+      </w:r>
+    </w:p>
     <w:p>
       <w:pPr>
         <w:pStyle w:val="Heading2"/>
@@ -15825,7 +16640,7 @@
                     </pic:cNvPicPr>
                   </pic:nvPicPr>
                   <pic:blipFill>
-                    <a:blip r:embed="rId10" cstate="print">
+                    <a:blip r:embed="rId12" cstate="print">
                       <a:extLst>
                         <a:ext uri="{28A0092B-C50C-407E-A947-70E740481C1C}">
                           <a14:useLocalDpi xmlns:a14="http://schemas.microsoft.com/office/drawing/2010/main" val="0"/>
@@ -15871,9 +16686,66 @@
         <w:t xml:space="preserve">State Machine Diagram: </w:t>
       </w:r>
       <w:r>
-        <w:t>Actor Name (Responsible Team Member)</w:t>
+        <w:t>Shauna Ayscue</w:t>
+      </w:r>
+      <w:r>
+        <w:t xml:space="preserve"> (</w:t>
+      </w:r>
+      <w:r>
+        <w:t>Admin</w:t>
+      </w:r>
+      <w:r>
+        <w:t>)</w:t>
       </w:r>
       <w:bookmarkEnd w:id="62"/>
+    </w:p>
+    <w:p>
+      <w:r>
+        <w:rPr>
+          <w:noProof/>
+        </w:rPr>
+        <w:drawing>
+          <wp:inline distT="0" distB="0" distL="0" distR="0" wp14:anchorId="3CBAE18C" wp14:editId="7BC9E299">
+            <wp:extent cx="6483693" cy="2944678"/>
+            <wp:effectExtent l="0" t="0" r="0" b="8255"/>
+            <wp:docPr id="1134227329" name="Picture 1134227329"/>
+            <wp:cNvGraphicFramePr>
+              <a:graphicFrameLocks xmlns:a="http://schemas.openxmlformats.org/drawingml/2006/main" noChangeAspect="1"/>
+            </wp:cNvGraphicFramePr>
+            <a:graphic xmlns:a="http://schemas.openxmlformats.org/drawingml/2006/main">
+              <a:graphicData uri="http://schemas.openxmlformats.org/drawingml/2006/picture">
+                <pic:pic xmlns:pic="http://schemas.openxmlformats.org/drawingml/2006/picture">
+                  <pic:nvPicPr>
+                    <pic:cNvPr id="0" name=""/>
+                    <pic:cNvPicPr/>
+                  </pic:nvPicPr>
+                  <pic:blipFill>
+                    <a:blip r:embed="rId13" cstate="print">
+                      <a:extLst>
+                        <a:ext uri="{28A0092B-C50C-407E-A947-70E740481C1C}">
+                          <a14:useLocalDpi xmlns:a14="http://schemas.microsoft.com/office/drawing/2010/main" val="0"/>
+                        </a:ext>
+                      </a:extLst>
+                    </a:blip>
+                    <a:stretch>
+                      <a:fillRect/>
+                    </a:stretch>
+                  </pic:blipFill>
+                  <pic:spPr>
+                    <a:xfrm>
+                      <a:off x="0" y="0"/>
+                      <a:ext cx="6505746" cy="2954694"/>
+                    </a:xfrm>
+                    <a:prstGeom prst="rect">
+                      <a:avLst/>
+                    </a:prstGeom>
+                  </pic:spPr>
+                </pic:pic>
+              </a:graphicData>
+            </a:graphic>
+          </wp:inline>
+        </w:drawing>
+      </w:r>
     </w:p>
     <w:p>
       <w:pPr>
@@ -15888,10 +16760,94 @@
         <w:t xml:space="preserve">State Machine Diagram: </w:t>
       </w:r>
       <w:r>
-        <w:t>Actor Name (Responsible Team Member)</w:t>
+        <w:t>Emmanuel</w:t>
+      </w:r>
+      <w:r>
+        <w:t xml:space="preserve"> (</w:t>
+      </w:r>
+      <w:r>
+        <w:t>Mod</w:t>
+      </w:r>
+      <w:r>
+        <w:t>)</w:t>
       </w:r>
       <w:bookmarkEnd w:id="63"/>
-    </w:p>
+      <w:r>
+        <w:br/>
+      </w:r>
+      <w:r>
+        <w:rPr>
+          <w:noProof/>
+        </w:rPr>
+        <w:drawing>
+          <wp:inline distT="0" distB="0" distL="0" distR="0" wp14:anchorId="044FA5E1" wp14:editId="35DF070F">
+            <wp:extent cx="4572000" cy="3848100"/>
+            <wp:effectExtent l="0" t="0" r="0" b="0"/>
+            <wp:docPr id="2000522832" name="Picture 2000522832"/>
+            <wp:cNvGraphicFramePr>
+              <a:graphicFrameLocks xmlns:a="http://schemas.openxmlformats.org/drawingml/2006/main" noChangeAspect="1"/>
+            </wp:cNvGraphicFramePr>
+            <a:graphic xmlns:a="http://schemas.openxmlformats.org/drawingml/2006/main">
+              <a:graphicData uri="http://schemas.openxmlformats.org/drawingml/2006/picture">
+                <pic:pic xmlns:pic="http://schemas.openxmlformats.org/drawingml/2006/picture">
+                  <pic:nvPicPr>
+                    <pic:cNvPr id="0" name=""/>
+                    <pic:cNvPicPr/>
+                  </pic:nvPicPr>
+                  <pic:blipFill>
+                    <a:blip r:embed="rId14">
+                      <a:extLst>
+                        <a:ext uri="{28A0092B-C50C-407E-A947-70E740481C1C}">
+                          <a14:useLocalDpi xmlns:a14="http://schemas.microsoft.com/office/drawing/2010/main" val="0"/>
+                        </a:ext>
+                      </a:extLst>
+                    </a:blip>
+                    <a:stretch>
+                      <a:fillRect/>
+                    </a:stretch>
+                  </pic:blipFill>
+                  <pic:spPr>
+                    <a:xfrm>
+                      <a:off x="0" y="0"/>
+                      <a:ext cx="4572000" cy="3848100"/>
+                    </a:xfrm>
+                    <a:prstGeom prst="rect">
+                      <a:avLst/>
+                    </a:prstGeom>
+                  </pic:spPr>
+                </pic:pic>
+              </a:graphicData>
+            </a:graphic>
+          </wp:inline>
+        </w:drawing>
+      </w:r>
+    </w:p>
+    <w:p/>
+    <w:p>
+      <w:pPr>
+        <w:pStyle w:val="Heading3"/>
+        <w:numPr>
+          <w:ilvl w:val="2"/>
+          <w:numId w:val="7"/>
+        </w:numPr>
+      </w:pPr>
+      <w:r>
+        <w:t xml:space="preserve">State Machine Diagram: </w:t>
+      </w:r>
+      <w:r>
+        <w:t>Artist</w:t>
+      </w:r>
+      <w:r>
+        <w:t xml:space="preserve"> (</w:t>
+      </w:r>
+      <w:r>
+        <w:t>Kennan</w:t>
+      </w:r>
+      <w:r>
+        <w:t>)</w:t>
+      </w:r>
+    </w:p>
+    <w:p/>
     <w:p/>
     <w:p>
       <w:pPr>
@@ -15906,9 +16862,195 @@
         <w:t>UML Class Diagram</w:t>
       </w:r>
       <w:bookmarkEnd w:id="64"/>
+      <w:r>
+        <w:br/>
+      </w:r>
+      <w:r>
+        <w:t>Mod – Emmanuel</w:t>
+      </w:r>
+      <w:r>
+        <w:t>(?)</w:t>
+      </w:r>
+      <w:r>
+        <w:br/>
+      </w:r>
+      <w:r>
+        <w:rPr>
+          <w:noProof/>
+        </w:rPr>
+        <w:drawing>
+          <wp:inline distT="0" distB="0" distL="0" distR="0" wp14:anchorId="7BD62626" wp14:editId="0CA89981">
+            <wp:extent cx="4572000" cy="2752725"/>
+            <wp:effectExtent l="0" t="0" r="0" b="0"/>
+            <wp:docPr id="1861308216" name="Picture 1861308216"/>
+            <wp:cNvGraphicFramePr>
+              <a:graphicFrameLocks xmlns:a="http://schemas.openxmlformats.org/drawingml/2006/main" noChangeAspect="1"/>
+            </wp:cNvGraphicFramePr>
+            <a:graphic xmlns:a="http://schemas.openxmlformats.org/drawingml/2006/main">
+              <a:graphicData uri="http://schemas.openxmlformats.org/drawingml/2006/picture">
+                <pic:pic xmlns:pic="http://schemas.openxmlformats.org/drawingml/2006/picture">
+                  <pic:nvPicPr>
+                    <pic:cNvPr id="0" name=""/>
+                    <pic:cNvPicPr/>
+                  </pic:nvPicPr>
+                  <pic:blipFill>
+                    <a:blip r:embed="rId15">
+                      <a:extLst>
+                        <a:ext uri="{28A0092B-C50C-407E-A947-70E740481C1C}">
+                          <a14:useLocalDpi xmlns:a14="http://schemas.microsoft.com/office/drawing/2010/main" val="0"/>
+                        </a:ext>
+                      </a:extLst>
+                    </a:blip>
+                    <a:stretch>
+                      <a:fillRect/>
+                    </a:stretch>
+                  </pic:blipFill>
+                  <pic:spPr>
+                    <a:xfrm>
+                      <a:off x="0" y="0"/>
+                      <a:ext cx="4572000" cy="2752725"/>
+                    </a:xfrm>
+                    <a:prstGeom prst="rect">
+                      <a:avLst/>
+                    </a:prstGeom>
+                  </pic:spPr>
+                </pic:pic>
+              </a:graphicData>
+            </a:graphic>
+          </wp:inline>
+        </w:drawing>
+      </w:r>
+    </w:p>
+    <w:p/>
+    <w:p>
+      <w:r>
+        <w:t>Admin- Shauna Ayscue</w:t>
+      </w:r>
+    </w:p>
+    <w:p>
+      <w:r>
+        <w:rPr>
+          <w:noProof/>
+        </w:rPr>
+        <w:drawing>
+          <wp:inline distT="0" distB="0" distL="0" distR="0" wp14:anchorId="0B9185CF" wp14:editId="475DD314">
+            <wp:extent cx="4780229" cy="3763151"/>
+            <wp:effectExtent l="0" t="0" r="1905" b="8890"/>
+            <wp:docPr id="1653526526" name="Picture 6" descr="A diagram of a computer&#10;&#10;Description automatically generated"/>
+            <wp:cNvGraphicFramePr>
+              <a:graphicFrameLocks xmlns:a="http://schemas.openxmlformats.org/drawingml/2006/main" noChangeAspect="1"/>
+            </wp:cNvGraphicFramePr>
+            <a:graphic xmlns:a="http://schemas.openxmlformats.org/drawingml/2006/main">
+              <a:graphicData uri="http://schemas.openxmlformats.org/drawingml/2006/picture">
+                <pic:pic xmlns:pic="http://schemas.openxmlformats.org/drawingml/2006/picture">
+                  <pic:nvPicPr>
+                    <pic:cNvPr id="1653526526" name="Picture 6" descr="A diagram of a computer&#10;&#10;Description automatically generated"/>
+                    <pic:cNvPicPr/>
+                  </pic:nvPicPr>
+                  <pic:blipFill>
+                    <a:blip r:embed="rId16">
+                      <a:extLst>
+                        <a:ext uri="{28A0092B-C50C-407E-A947-70E740481C1C}">
+                          <a14:useLocalDpi xmlns:a14="http://schemas.microsoft.com/office/drawing/2010/main" val="0"/>
+                        </a:ext>
+                      </a:extLst>
+                    </a:blip>
+                    <a:stretch>
+                      <a:fillRect/>
+                    </a:stretch>
+                  </pic:blipFill>
+                  <pic:spPr>
+                    <a:xfrm>
+                      <a:off x="0" y="0"/>
+                      <a:ext cx="4862908" cy="3828239"/>
+                    </a:xfrm>
+                    <a:prstGeom prst="rect">
+                      <a:avLst/>
+                    </a:prstGeom>
+                  </pic:spPr>
+                </pic:pic>
+              </a:graphicData>
+            </a:graphic>
+          </wp:inline>
+        </w:drawing>
+      </w:r>
+    </w:p>
+    <w:p/>
+    <w:p>
+      <w:r>
+        <w:t>Artist-Kennan</w:t>
+      </w:r>
     </w:p>
     <w:p/>
     <w:p/>
+    <w:p>
+      <w:r>
+        <w:t>User-Mauricio</w:t>
+      </w:r>
+    </w:p>
+    <w:p>
+      <w:pPr>
+        <w:pStyle w:val="NormalWeb"/>
+      </w:pPr>
+      <w:r>
+        <w:rPr>
+          <w:noProof/>
+        </w:rPr>
+        <w:drawing>
+          <wp:inline distT="0" distB="0" distL="0" distR="0" wp14:anchorId="5D9C3920" wp14:editId="2F5BA855">
+            <wp:extent cx="6645910" cy="4105910"/>
+            <wp:effectExtent l="0" t="0" r="2540" b="8890"/>
+            <wp:docPr id="1008798036" name="Picture 1"/>
+            <wp:cNvGraphicFramePr>
+              <a:graphicFrameLocks xmlns:a="http://schemas.openxmlformats.org/drawingml/2006/main" noChangeAspect="1"/>
+            </wp:cNvGraphicFramePr>
+            <a:graphic xmlns:a="http://schemas.openxmlformats.org/drawingml/2006/main">
+              <a:graphicData uri="http://schemas.openxmlformats.org/drawingml/2006/picture">
+                <pic:pic xmlns:pic="http://schemas.openxmlformats.org/drawingml/2006/picture">
+                  <pic:nvPicPr>
+                    <pic:cNvPr id="0" name="Picture 1"/>
+                    <pic:cNvPicPr>
+                      <a:picLocks noChangeAspect="1" noChangeArrowheads="1"/>
+                    </pic:cNvPicPr>
+                  </pic:nvPicPr>
+                  <pic:blipFill>
+                    <a:blip r:embed="rId17" cstate="print">
+                      <a:extLst>
+                        <a:ext uri="{28A0092B-C50C-407E-A947-70E740481C1C}">
+                          <a14:useLocalDpi xmlns:a14="http://schemas.microsoft.com/office/drawing/2010/main" val="0"/>
+                        </a:ext>
+                      </a:extLst>
+                    </a:blip>
+                    <a:srcRect/>
+                    <a:stretch>
+                      <a:fillRect/>
+                    </a:stretch>
+                  </pic:blipFill>
+                  <pic:spPr bwMode="auto">
+                    <a:xfrm>
+                      <a:off x="0" y="0"/>
+                      <a:ext cx="6645910" cy="4105910"/>
+                    </a:xfrm>
+                    <a:prstGeom prst="rect">
+                      <a:avLst/>
+                    </a:prstGeom>
+                    <a:noFill/>
+                    <a:ln>
+                      <a:noFill/>
+                    </a:ln>
+                  </pic:spPr>
+                </pic:pic>
+              </a:graphicData>
+            </a:graphic>
+          </wp:inline>
+        </w:drawing>
+      </w:r>
+    </w:p>
+    <w:p>
+      <w:r>
+        <w:t>ss</w:t>
+      </w:r>
+    </w:p>
     <w:p>
       <w:pPr>
         <w:pStyle w:val="Heading1"/>
@@ -15938,8 +17080,8 @@
       <w:bookmarkEnd w:id="66"/>
     </w:p>
     <w:sectPr>
-      <w:footerReference w:type="default" r:id="rId11"/>
-      <w:footerReference w:type="first" r:id="rId12"/>
+      <w:footerReference w:type="default" r:id="rId18"/>
+      <w:footerReference w:type="first" r:id="rId19"/>
       <w:pgSz w:w="11906" w:h="16838"/>
       <w:pgMar w:top="720" w:right="720" w:bottom="720" w:left="720" w:header="720" w:footer="720" w:gutter="0"/>
       <w:pgNumType w:start="0"/>
@@ -22475,7 +23617,6 @@
 <ds:datastoreItem xmlns:ds="http://schemas.openxmlformats.org/officeDocument/2006/customXml" ds:itemID="{11111111-1234-1234-1234-123412341234}">
   <ds:schemaRefs>
     <ds:schemaRef ds:uri="http://customooxmlschemas.google.com/"/>
-    <ds:schemaRef ds:uri="http://www.w3.org/2000/xmlns/"/>
     <ds:schemaRef ds:uri="http://schemas.openxmlformats.org/officeDocument/2006/relationships"/>
   </ds:schemaRefs>
 </ds:datastoreItem>

--- a/Resources/Current Work/SoftwareRequirementsDocument.docx
+++ b/Resources/Current Work/SoftwareRequirementsDocument.docx
@@ -1,6 +1,6 @@
 
 <file path=word/document.xml><?xml version="1.0" encoding="utf-8"?>
-<w:document xmlns:wpc="http://schemas.microsoft.com/office/word/2010/wordprocessingCanvas" xmlns:cx="http://schemas.microsoft.com/office/drawing/2014/chartex" xmlns:cx1="http://schemas.microsoft.com/office/drawing/2015/9/8/chartex" xmlns:cx2="http://schemas.microsoft.com/office/drawing/2015/10/21/chartex" xmlns:cx3="http://schemas.microsoft.com/office/drawing/2016/5/9/chartex" xmlns:cx4="http://schemas.microsoft.com/office/drawing/2016/5/10/chartex" xmlns:cx5="http://schemas.microsoft.com/office/drawing/2016/5/11/chartex" xmlns:cx6="http://schemas.microsoft.com/office/drawing/2016/5/12/chartex" xmlns:cx7="http://schemas.microsoft.com/office/drawing/2016/5/13/chartex" xmlns:cx8="http://schemas.microsoft.com/office/drawing/2016/5/14/chartex" xmlns:mc="http://schemas.openxmlformats.org/markup-compatibility/2006" xmlns:aink="http://schemas.microsoft.com/office/drawing/2016/ink" xmlns:am3d="http://schemas.microsoft.com/office/drawing/2017/model3d" xmlns:o="urn:schemas-microsoft-com:office:office" xmlns:oel="http://schemas.microsoft.com/office/2019/extlst" xmlns:r="http://schemas.openxmlformats.org/officeDocument/2006/relationships" xmlns:m="http://schemas.openxmlformats.org/officeDocument/2006/math" xmlns:v="urn:schemas-microsoft-com:vml" xmlns:wp14="http://schemas.microsoft.com/office/word/2010/wordprocessingDrawing" xmlns:wp="http://schemas.openxmlformats.org/drawingml/2006/wordprocessingDrawing" xmlns:w10="urn:schemas-microsoft-com:office:word" xmlns:w="http://schemas.openxmlformats.org/wordprocessingml/2006/main" xmlns:w14="http://schemas.microsoft.com/office/word/2010/wordml" xmlns:w15="http://schemas.microsoft.com/office/word/2012/wordml" xmlns:w16cex="http://schemas.microsoft.com/office/word/2018/wordml/cex" xmlns:w16cid="http://schemas.microsoft.com/office/word/2016/wordml/cid" xmlns:w16="http://schemas.microsoft.com/office/word/2018/wordml" xmlns:w16du="http://schemas.microsoft.com/office/word/2023/wordml/word16du" xmlns:w16sdtdh="http://schemas.microsoft.com/office/word/2020/wordml/sdtdatahash" xmlns:w16se="http://schemas.microsoft.com/office/word/2015/wordml/symex" xmlns:wpg="http://schemas.microsoft.com/office/word/2010/wordprocessingGroup" xmlns:wpi="http://schemas.microsoft.com/office/word/2010/wordprocessingInk" xmlns:wne="http://schemas.microsoft.com/office/word/2006/wordml" xmlns:wps="http://schemas.microsoft.com/office/word/2010/wordprocessingShape" mc:Ignorable="w14 w15 w16se w16cid w16 w16cex w16sdtdh w16du wp14">
+<w:document xmlns:wpc="http://schemas.microsoft.com/office/word/2010/wordprocessingCanvas" xmlns:cx="http://schemas.microsoft.com/office/drawing/2014/chartex" xmlns:cx1="http://schemas.microsoft.com/office/drawing/2015/9/8/chartex" xmlns:cx2="http://schemas.microsoft.com/office/drawing/2015/10/21/chartex" xmlns:cx3="http://schemas.microsoft.com/office/drawing/2016/5/9/chartex" xmlns:cx4="http://schemas.microsoft.com/office/drawing/2016/5/10/chartex" xmlns:cx5="http://schemas.microsoft.com/office/drawing/2016/5/11/chartex" xmlns:cx6="http://schemas.microsoft.com/office/drawing/2016/5/12/chartex" xmlns:cx7="http://schemas.microsoft.com/office/drawing/2016/5/13/chartex" xmlns:cx8="http://schemas.microsoft.com/office/drawing/2016/5/14/chartex" xmlns:mc="http://schemas.openxmlformats.org/markup-compatibility/2006" xmlns:aink="http://schemas.microsoft.com/office/drawing/2016/ink" xmlns:am3d="http://schemas.microsoft.com/office/drawing/2017/model3d" xmlns:o="urn:schemas-microsoft-com:office:office" xmlns:oel="http://schemas.microsoft.com/office/2019/extlst" xmlns:r="http://schemas.openxmlformats.org/officeDocument/2006/relationships" xmlns:m="http://schemas.openxmlformats.org/officeDocument/2006/math" xmlns:v="urn:schemas-microsoft-com:vml" xmlns:wp14="http://schemas.microsoft.com/office/word/2010/wordprocessingDrawing" xmlns:wp="http://schemas.openxmlformats.org/drawingml/2006/wordprocessingDrawing" xmlns:w10="urn:schemas-microsoft-com:office:word" xmlns:w="http://schemas.openxmlformats.org/wordprocessingml/2006/main" xmlns:w14="http://schemas.microsoft.com/office/word/2010/wordml" xmlns:w15="http://schemas.microsoft.com/office/word/2012/wordml" xmlns:w16cex="http://schemas.microsoft.com/office/word/2018/wordml/cex" xmlns:w16cid="http://schemas.microsoft.com/office/word/2016/wordml/cid" xmlns:w16="http://schemas.microsoft.com/office/word/2018/wordml" xmlns:w16sdtdh="http://schemas.microsoft.com/office/word/2020/wordml/sdtdatahash" xmlns:w16se="http://schemas.microsoft.com/office/word/2015/wordml/symex" xmlns:wpg="http://schemas.microsoft.com/office/word/2010/wordprocessingGroup" xmlns:wpi="http://schemas.microsoft.com/office/word/2010/wordprocessingInk" xmlns:wne="http://schemas.microsoft.com/office/word/2006/wordml" xmlns:wps="http://schemas.microsoft.com/office/word/2010/wordprocessingShape" mc:Ignorable="w14 w15 w16se w16cid w16 w16cex w16sdtdh wp14">
   <w:body>
     <w:p>
       <w:pPr>
@@ -1828,7 +1828,6 @@
           <w:docPartUnique/>
         </w:docPartObj>
       </w:sdtPr>
-      <w:sdtEndPr/>
       <w:sdtContent>
         <w:p>
           <w:pPr>
@@ -4036,7 +4035,7 @@
                 <w:noProof/>
                 <w:webHidden/>
               </w:rPr>
-              <w:t>17</w:t>
+              <w:t>18</w:t>
             </w:r>
             <w:r>
               <w:rPr>
@@ -4130,7 +4129,7 @@
                 <w:noProof/>
                 <w:webHidden/>
               </w:rPr>
-              <w:t>17</w:t>
+              <w:t>18</w:t>
             </w:r>
             <w:r>
               <w:rPr>
@@ -4224,7 +4223,7 @@
                 <w:noProof/>
                 <w:webHidden/>
               </w:rPr>
-              <w:t>17</w:t>
+              <w:t>18</w:t>
             </w:r>
             <w:r>
               <w:rPr>
@@ -4318,7 +4317,7 @@
                 <w:noProof/>
                 <w:webHidden/>
               </w:rPr>
-              <w:t>17</w:t>
+              <w:t>18</w:t>
             </w:r>
             <w:r>
               <w:rPr>
@@ -4412,7 +4411,7 @@
                 <w:noProof/>
                 <w:webHidden/>
               </w:rPr>
-              <w:t>17</w:t>
+              <w:t>18</w:t>
             </w:r>
             <w:r>
               <w:rPr>
@@ -4506,7 +4505,7 @@
                 <w:noProof/>
                 <w:webHidden/>
               </w:rPr>
-              <w:t>17</w:t>
+              <w:t>18</w:t>
             </w:r>
             <w:r>
               <w:rPr>
@@ -4600,7 +4599,7 @@
                 <w:noProof/>
                 <w:webHidden/>
               </w:rPr>
-              <w:t>18</w:t>
+              <w:t>19</w:t>
             </w:r>
             <w:r>
               <w:rPr>
@@ -4694,7 +4693,7 @@
                 <w:noProof/>
                 <w:webHidden/>
               </w:rPr>
-              <w:t>18</w:t>
+              <w:t>19</w:t>
             </w:r>
             <w:r>
               <w:rPr>
@@ -4788,7 +4787,7 @@
                 <w:noProof/>
                 <w:webHidden/>
               </w:rPr>
-              <w:t>18</w:t>
+              <w:t>19</w:t>
             </w:r>
             <w:r>
               <w:rPr>
@@ -4882,7 +4881,7 @@
                 <w:noProof/>
                 <w:webHidden/>
               </w:rPr>
-              <w:t>18</w:t>
+              <w:t>19</w:t>
             </w:r>
             <w:r>
               <w:rPr>
@@ -4976,7 +4975,7 @@
                 <w:noProof/>
                 <w:webHidden/>
               </w:rPr>
-              <w:t>18</w:t>
+              <w:t>19</w:t>
             </w:r>
             <w:r>
               <w:rPr>
@@ -5070,7 +5069,7 @@
                 <w:noProof/>
                 <w:webHidden/>
               </w:rPr>
-              <w:t>18</w:t>
+              <w:t>19</w:t>
             </w:r>
             <w:r>
               <w:rPr>
@@ -5164,7 +5163,7 @@
                 <w:noProof/>
                 <w:webHidden/>
               </w:rPr>
-              <w:t>18</w:t>
+              <w:t>19</w:t>
             </w:r>
             <w:r>
               <w:rPr>
@@ -5258,7 +5257,7 @@
                 <w:noProof/>
                 <w:webHidden/>
               </w:rPr>
-              <w:t>18</w:t>
+              <w:t>19</w:t>
             </w:r>
             <w:r>
               <w:rPr>
@@ -5352,7 +5351,7 @@
                 <w:noProof/>
                 <w:webHidden/>
               </w:rPr>
-              <w:t>18</w:t>
+              <w:t>19</w:t>
             </w:r>
             <w:r>
               <w:rPr>
@@ -5446,7 +5445,7 @@
                 <w:noProof/>
                 <w:webHidden/>
               </w:rPr>
-              <w:t>18</w:t>
+              <w:t>19</w:t>
             </w:r>
             <w:r>
               <w:rPr>
@@ -5540,7 +5539,7 @@
                 <w:noProof/>
                 <w:webHidden/>
               </w:rPr>
-              <w:t>19</w:t>
+              <w:t>20</w:t>
             </w:r>
             <w:r>
               <w:rPr>
@@ -5634,7 +5633,7 @@
                 <w:noProof/>
                 <w:webHidden/>
               </w:rPr>
-              <w:t>19</w:t>
+              <w:t>20</w:t>
             </w:r>
             <w:r>
               <w:rPr>
@@ -5728,7 +5727,7 @@
                 <w:noProof/>
                 <w:webHidden/>
               </w:rPr>
-              <w:t>19</w:t>
+              <w:t>20</w:t>
             </w:r>
             <w:r>
               <w:rPr>
@@ -5822,7 +5821,7 @@
                 <w:noProof/>
                 <w:webHidden/>
               </w:rPr>
-              <w:t>19</w:t>
+              <w:t>20</w:t>
             </w:r>
             <w:r>
               <w:rPr>
@@ -5916,7 +5915,7 @@
                 <w:noProof/>
                 <w:webHidden/>
               </w:rPr>
-              <w:t>19</w:t>
+              <w:t>20</w:t>
             </w:r>
             <w:r>
               <w:rPr>
@@ -6010,7 +6009,7 @@
                 <w:noProof/>
                 <w:webHidden/>
               </w:rPr>
-              <w:t>19</w:t>
+              <w:t>20</w:t>
             </w:r>
             <w:r>
               <w:rPr>
@@ -6104,7 +6103,7 @@
                 <w:noProof/>
                 <w:webHidden/>
               </w:rPr>
-              <w:t>19</w:t>
+              <w:t>20</w:t>
             </w:r>
             <w:r>
               <w:rPr>
@@ -6198,7 +6197,7 @@
                 <w:noProof/>
                 <w:webHidden/>
               </w:rPr>
-              <w:t>20</w:t>
+              <w:t>21</w:t>
             </w:r>
             <w:r>
               <w:rPr>
@@ -6292,7 +6291,7 @@
                 <w:noProof/>
                 <w:webHidden/>
               </w:rPr>
-              <w:t>20</w:t>
+              <w:t>22</w:t>
             </w:r>
             <w:r>
               <w:rPr>
@@ -6386,7 +6385,7 @@
                 <w:noProof/>
                 <w:webHidden/>
               </w:rPr>
-              <w:t>20</w:t>
+              <w:t>22</w:t>
             </w:r>
             <w:r>
               <w:rPr>
@@ -6480,7 +6479,7 @@
                 <w:noProof/>
                 <w:webHidden/>
               </w:rPr>
-              <w:t>21</w:t>
+              <w:t>22</w:t>
             </w:r>
             <w:r>
               <w:rPr>
@@ -6574,7 +6573,7 @@
                 <w:noProof/>
                 <w:webHidden/>
               </w:rPr>
-              <w:t>21</w:t>
+              <w:t>23</w:t>
             </w:r>
             <w:r>
               <w:rPr>
@@ -6668,7 +6667,7 @@
                 <w:noProof/>
                 <w:webHidden/>
               </w:rPr>
-              <w:t>22</w:t>
+              <w:t>24</w:t>
             </w:r>
             <w:r>
               <w:rPr>
@@ -6762,7 +6761,7 @@
                 <w:noProof/>
                 <w:webHidden/>
               </w:rPr>
-              <w:t>23</w:t>
+              <w:t>26</w:t>
             </w:r>
             <w:r>
               <w:rPr>
@@ -6856,7 +6855,7 @@
                 <w:noProof/>
                 <w:webHidden/>
               </w:rPr>
-              <w:t>23</w:t>
+              <w:t>26</w:t>
             </w:r>
             <w:r>
               <w:rPr>
@@ -10461,10 +10460,10 @@
           <w:noProof/>
         </w:rPr>
         <w:drawing>
-          <wp:inline distT="0" distB="0" distL="0" distR="0" wp14:anchorId="2A8E63EC" wp14:editId="0B0F6CA9">
-            <wp:extent cx="5830645" cy="5177448"/>
-            <wp:effectExtent l="0" t="0" r="0" b="4445"/>
-            <wp:docPr id="1111348444" name="Picture 3" descr="A diagram of people with text&#10;&#10;Description automatically generated with medium confidence"/>
+          <wp:inline distT="0" distB="0" distL="0" distR="0" wp14:anchorId="7535F347" wp14:editId="208D870A">
+            <wp:extent cx="6645910" cy="7286625"/>
+            <wp:effectExtent l="0" t="0" r="2540" b="9525"/>
+            <wp:docPr id="692218620" name="Picture 5" descr="A diagram of people and text&#10;&#10;Description automatically generated with medium confidence"/>
             <wp:cNvGraphicFramePr>
               <a:graphicFrameLocks xmlns:a="http://schemas.openxmlformats.org/drawingml/2006/main" noChangeAspect="1"/>
             </wp:cNvGraphicFramePr>
@@ -10472,7 +10471,7 @@
               <a:graphicData uri="http://schemas.openxmlformats.org/drawingml/2006/picture">
                 <pic:pic xmlns:pic="http://schemas.openxmlformats.org/drawingml/2006/picture">
                   <pic:nvPicPr>
-                    <pic:cNvPr id="1111348444" name="Picture 3" descr="A diagram of people with text&#10;&#10;Description automatically generated with medium confidence"/>
+                    <pic:cNvPr id="692218620" name="Picture 5" descr="A diagram of people and text&#10;&#10;Description automatically generated with medium confidence"/>
                     <pic:cNvPicPr/>
                   </pic:nvPicPr>
                   <pic:blipFill>
@@ -10490,7 +10489,7 @@
                   <pic:spPr>
                     <a:xfrm>
                       <a:off x="0" y="0"/>
-                      <a:ext cx="5864478" cy="5207491"/>
+                      <a:ext cx="6645910" cy="7286625"/>
                     </a:xfrm>
                     <a:prstGeom prst="rect">
                       <a:avLst/>
@@ -15784,6 +15783,36 @@
         </w:rPr>
         <w:t xml:space="preserve"> to help build the frontend, as well as JPA for the backend database functionality. We will also use Spring Boot with Java to connect the frontend to the backend.</w:t>
       </w:r>
+      <w:r>
+        <w:rPr>
+          <w:color w:val="00B0F0"/>
+          <w:lang w:val="en-US"/>
+        </w:rPr>
+        <w:t xml:space="preserve"> We will also be using a MySQL </w:t>
+      </w:r>
+      <w:proofErr w:type="spellStart"/>
+      <w:r>
+        <w:rPr>
+          <w:color w:val="00B0F0"/>
+          <w:lang w:val="en-US"/>
+        </w:rPr>
+        <w:t>DataBase</w:t>
+      </w:r>
+      <w:proofErr w:type="spellEnd"/>
+      <w:r>
+        <w:rPr>
+          <w:color w:val="00B0F0"/>
+          <w:lang w:val="en-US"/>
+        </w:rPr>
+        <w:t xml:space="preserve"> to store all data</w:t>
+      </w:r>
+      <w:r>
+        <w:rPr>
+          <w:color w:val="00B0F0"/>
+          <w:lang w:val="en-US"/>
+        </w:rPr>
+        <w:t>.</w:t>
+      </w:r>
     </w:p>
     <w:p>
       <w:pPr>
@@ -16449,16 +16478,17 @@
       <w:bookmarkEnd w:id="57"/>
       <w:bookmarkEnd w:id="58"/>
     </w:p>
+    <w:p/>
     <w:p>
       <w:r>
         <w:rPr>
           <w:noProof/>
         </w:rPr>
         <w:drawing>
-          <wp:inline distT="0" distB="0" distL="0" distR="0" wp14:anchorId="4B0F002A" wp14:editId="75AB8B80">
-            <wp:extent cx="6645910" cy="2928620"/>
+          <wp:inline distT="0" distB="0" distL="0" distR="0" wp14:anchorId="626C2300" wp14:editId="5C3037B5">
+            <wp:extent cx="6645910" cy="4624070"/>
             <wp:effectExtent l="0" t="0" r="2540" b="5080"/>
-            <wp:docPr id="692182069" name="Picture 4" descr="A screenshot of a computer&#10;&#10;Description automatically generated"/>
+            <wp:docPr id="1091085332" name="Picture 2"/>
             <wp:cNvGraphicFramePr>
               <a:graphicFrameLocks xmlns:a="http://schemas.openxmlformats.org/drawingml/2006/main" noChangeAspect="1"/>
             </wp:cNvGraphicFramePr>
@@ -16466,7 +16496,7 @@
               <a:graphicData uri="http://schemas.openxmlformats.org/drawingml/2006/picture">
                 <pic:pic xmlns:pic="http://schemas.openxmlformats.org/drawingml/2006/picture">
                   <pic:nvPicPr>
-                    <pic:cNvPr id="692182069" name="Picture 4" descr="A screenshot of a computer&#10;&#10;Description automatically generated"/>
+                    <pic:cNvPr id="1091085332" name="Picture 1091085332"/>
                     <pic:cNvPicPr/>
                   </pic:nvPicPr>
                   <pic:blipFill>
@@ -16484,7 +16514,7 @@
                   <pic:spPr>
                     <a:xfrm>
                       <a:off x="0" y="0"/>
-                      <a:ext cx="6645910" cy="2928620"/>
+                      <a:ext cx="6645910" cy="4624070"/>
                     </a:xfrm>
                     <a:prstGeom prst="rect">
                       <a:avLst/>
@@ -16499,18 +16529,6 @@
     </w:p>
     <w:p/>
     <w:p/>
-    <w:p/>
-    <w:p/>
-    <w:p/>
-    <w:p/>
-    <w:p/>
-    <w:p/>
-    <w:p/>
-    <w:p/>
-    <w:p/>
-    <w:p/>
-    <w:p/>
-    <w:p/>
     <w:p>
       <w:pPr>
         <w:pStyle w:val="Heading2"/>
@@ -16532,10 +16550,10 @@
           <w:noProof/>
         </w:rPr>
         <w:drawing>
-          <wp:inline distT="0" distB="0" distL="0" distR="0" wp14:anchorId="3B9F77F7" wp14:editId="2390DA9A">
-            <wp:extent cx="6645910" cy="3526155"/>
-            <wp:effectExtent l="0" t="0" r="2540" b="0"/>
-            <wp:docPr id="608075035" name="Picture 5" descr="A diagram of a computer&#10;&#10;Description automatically generated"/>
+          <wp:inline distT="0" distB="0" distL="0" distR="0" wp14:anchorId="2D65C83B" wp14:editId="7D283EFA">
+            <wp:extent cx="6645910" cy="5253990"/>
+            <wp:effectExtent l="0" t="0" r="2540" b="3810"/>
+            <wp:docPr id="283352970" name="Picture 1"/>
             <wp:cNvGraphicFramePr>
               <a:graphicFrameLocks xmlns:a="http://schemas.openxmlformats.org/drawingml/2006/main" noChangeAspect="1"/>
             </wp:cNvGraphicFramePr>
@@ -16543,7 +16561,7 @@
               <a:graphicData uri="http://schemas.openxmlformats.org/drawingml/2006/picture">
                 <pic:pic xmlns:pic="http://schemas.openxmlformats.org/drawingml/2006/picture">
                   <pic:nvPicPr>
-                    <pic:cNvPr id="608075035" name="Picture 5" descr="A diagram of a computer&#10;&#10;Description automatically generated"/>
+                    <pic:cNvPr id="283352970" name="Picture 283352970"/>
                     <pic:cNvPicPr/>
                   </pic:nvPicPr>
                   <pic:blipFill>
@@ -16561,7 +16579,7 @@
                   <pic:spPr>
                     <a:xfrm>
                       <a:off x="0" y="0"/>
-                      <a:ext cx="6645910" cy="3526155"/>
+                      <a:ext cx="6645910" cy="5253990"/>
                     </a:xfrm>
                     <a:prstGeom prst="rect">
                       <a:avLst/>
@@ -16705,10 +16723,10 @@
           <w:noProof/>
         </w:rPr>
         <w:drawing>
-          <wp:inline distT="0" distB="0" distL="0" distR="0" wp14:anchorId="3CBAE18C" wp14:editId="7BC9E299">
-            <wp:extent cx="6483693" cy="2944678"/>
-            <wp:effectExtent l="0" t="0" r="0" b="8255"/>
-            <wp:docPr id="1134227329" name="Picture 1134227329"/>
+          <wp:inline distT="0" distB="0" distL="0" distR="0" wp14:anchorId="17FCA8F9" wp14:editId="7A92A735">
+            <wp:extent cx="6645910" cy="2819400"/>
+            <wp:effectExtent l="0" t="0" r="2540" b="0"/>
+            <wp:docPr id="1146627249" name="Picture 6" descr="A diagram of a software program&#10;&#10;Description automatically generated"/>
             <wp:cNvGraphicFramePr>
               <a:graphicFrameLocks xmlns:a="http://schemas.openxmlformats.org/drawingml/2006/main" noChangeAspect="1"/>
             </wp:cNvGraphicFramePr>
@@ -16716,7 +16734,7 @@
               <a:graphicData uri="http://schemas.openxmlformats.org/drawingml/2006/picture">
                 <pic:pic xmlns:pic="http://schemas.openxmlformats.org/drawingml/2006/picture">
                   <pic:nvPicPr>
-                    <pic:cNvPr id="0" name=""/>
+                    <pic:cNvPr id="1146627249" name="Picture 6" descr="A diagram of a software program&#10;&#10;Description automatically generated"/>
                     <pic:cNvPicPr/>
                   </pic:nvPicPr>
                   <pic:blipFill>
@@ -16734,7 +16752,7 @@
                   <pic:spPr>
                     <a:xfrm>
                       <a:off x="0" y="0"/>
-                      <a:ext cx="6505746" cy="2954694"/>
+                      <a:ext cx="6645910" cy="2819400"/>
                     </a:xfrm>
                     <a:prstGeom prst="rect">
                       <a:avLst/>
@@ -16847,7 +16865,54 @@
         <w:t>)</w:t>
       </w:r>
     </w:p>
-    <w:p/>
+    <w:p>
+      <w:r>
+        <w:rPr>
+          <w:noProof/>
+        </w:rPr>
+        <w:drawing>
+          <wp:inline distT="0" distB="0" distL="0" distR="0" wp14:anchorId="03B2017D" wp14:editId="0351454B">
+            <wp:extent cx="6638924" cy="5114925"/>
+            <wp:effectExtent l="0" t="0" r="0" b="0"/>
+            <wp:docPr id="1510852278" name="Picture 1510852278"/>
+            <wp:cNvGraphicFramePr>
+              <a:graphicFrameLocks xmlns:a="http://schemas.openxmlformats.org/drawingml/2006/main" noChangeAspect="1"/>
+            </wp:cNvGraphicFramePr>
+            <a:graphic xmlns:a="http://schemas.openxmlformats.org/drawingml/2006/main">
+              <a:graphicData uri="http://schemas.openxmlformats.org/drawingml/2006/picture">
+                <pic:pic xmlns:pic="http://schemas.openxmlformats.org/drawingml/2006/picture">
+                  <pic:nvPicPr>
+                    <pic:cNvPr id="0" name=""/>
+                    <pic:cNvPicPr/>
+                  </pic:nvPicPr>
+                  <pic:blipFill>
+                    <a:blip r:embed="rId15" cstate="print">
+                      <a:extLst>
+                        <a:ext uri="{28A0092B-C50C-407E-A947-70E740481C1C}">
+                          <a14:useLocalDpi xmlns:a14="http://schemas.microsoft.com/office/drawing/2010/main" val="0"/>
+                        </a:ext>
+                      </a:extLst>
+                    </a:blip>
+                    <a:stretch>
+                      <a:fillRect/>
+                    </a:stretch>
+                  </pic:blipFill>
+                  <pic:spPr>
+                    <a:xfrm>
+                      <a:off x="0" y="0"/>
+                      <a:ext cx="6638924" cy="5114925"/>
+                    </a:xfrm>
+                    <a:prstGeom prst="rect">
+                      <a:avLst/>
+                    </a:prstGeom>
+                  </pic:spPr>
+                </pic:pic>
+              </a:graphicData>
+            </a:graphic>
+          </wp:inline>
+        </w:drawing>
+      </w:r>
+    </w:p>
     <w:p/>
     <w:p>
       <w:pPr>
@@ -16894,7 +16959,7 @@
                     <pic:cNvPicPr/>
                   </pic:nvPicPr>
                   <pic:blipFill>
-                    <a:blip r:embed="rId15">
+                    <a:blip r:embed="rId16">
                       <a:extLst>
                         <a:ext uri="{28A0092B-C50C-407E-A947-70E740481C1C}">
                           <a14:useLocalDpi xmlns:a14="http://schemas.microsoft.com/office/drawing/2010/main" val="0"/>
@@ -16927,16 +16992,17 @@
         <w:t>Admin- Shauna Ayscue</w:t>
       </w:r>
     </w:p>
+    <w:p/>
     <w:p>
       <w:r>
         <w:rPr>
           <w:noProof/>
         </w:rPr>
         <w:drawing>
-          <wp:inline distT="0" distB="0" distL="0" distR="0" wp14:anchorId="0B9185CF" wp14:editId="475DD314">
-            <wp:extent cx="4780229" cy="3763151"/>
-            <wp:effectExtent l="0" t="0" r="1905" b="8890"/>
-            <wp:docPr id="1653526526" name="Picture 6" descr="A diagram of a computer&#10;&#10;Description automatically generated"/>
+          <wp:inline distT="0" distB="0" distL="0" distR="0" wp14:anchorId="6F76B045" wp14:editId="28020FB7">
+            <wp:extent cx="5571959" cy="3893344"/>
+            <wp:effectExtent l="0" t="0" r="0" b="0"/>
+            <wp:docPr id="506613981" name="Picture 9" descr="A diagram of a server&#10;&#10;Description automatically generated"/>
             <wp:cNvGraphicFramePr>
               <a:graphicFrameLocks xmlns:a="http://schemas.openxmlformats.org/drawingml/2006/main" noChangeAspect="1"/>
             </wp:cNvGraphicFramePr>
@@ -16944,11 +17010,11 @@
               <a:graphicData uri="http://schemas.openxmlformats.org/drawingml/2006/picture">
                 <pic:pic xmlns:pic="http://schemas.openxmlformats.org/drawingml/2006/picture">
                   <pic:nvPicPr>
-                    <pic:cNvPr id="1653526526" name="Picture 6" descr="A diagram of a computer&#10;&#10;Description automatically generated"/>
+                    <pic:cNvPr id="506613981" name="Picture 9" descr="A diagram of a server&#10;&#10;Description automatically generated"/>
                     <pic:cNvPicPr/>
                   </pic:nvPicPr>
                   <pic:blipFill>
-                    <a:blip r:embed="rId16">
+                    <a:blip r:embed="rId17" cstate="print">
                       <a:extLst>
                         <a:ext uri="{28A0092B-C50C-407E-A947-70E740481C1C}">
                           <a14:useLocalDpi xmlns:a14="http://schemas.microsoft.com/office/drawing/2010/main" val="0"/>
@@ -16962,7 +17028,7 @@
                   <pic:spPr>
                     <a:xfrm>
                       <a:off x="0" y="0"/>
-                      <a:ext cx="4862908" cy="3828239"/>
+                      <a:ext cx="5589711" cy="3905748"/>
                     </a:xfrm>
                     <a:prstGeom prst="rect">
                       <a:avLst/>
@@ -16975,7 +17041,6 @@
         </w:drawing>
       </w:r>
     </w:p>
-    <w:p/>
     <w:p>
       <w:r>
         <w:t>Artist-Kennan</w:t>
@@ -17014,7 +17079,7 @@
                     </pic:cNvPicPr>
                   </pic:nvPicPr>
                   <pic:blipFill>
-                    <a:blip r:embed="rId17" cstate="print">
+                    <a:blip r:embed="rId18" cstate="print">
                       <a:extLst>
                         <a:ext uri="{28A0092B-C50C-407E-A947-70E740481C1C}">
                           <a14:useLocalDpi xmlns:a14="http://schemas.microsoft.com/office/drawing/2010/main" val="0"/>
@@ -17080,8 +17145,8 @@
       <w:bookmarkEnd w:id="66"/>
     </w:p>
     <w:sectPr>
-      <w:footerReference w:type="default" r:id="rId18"/>
-      <w:footerReference w:type="first" r:id="rId19"/>
+      <w:footerReference w:type="default" r:id="rId19"/>
+      <w:footerReference w:type="first" r:id="rId20"/>
       <w:pgSz w:w="11906" w:h="16838"/>
       <w:pgMar w:top="720" w:right="720" w:bottom="720" w:left="720" w:header="720" w:footer="720" w:gutter="0"/>
       <w:pgNumType w:start="0"/>
@@ -17093,7 +17158,7 @@
 </file>
 
 <file path=word/endnotes.xml><?xml version="1.0" encoding="utf-8"?>
-<w:endnotes xmlns:wpc="http://schemas.microsoft.com/office/word/2010/wordprocessingCanvas" xmlns:cx="http://schemas.microsoft.com/office/drawing/2014/chartex" xmlns:cx1="http://schemas.microsoft.com/office/drawing/2015/9/8/chartex" xmlns:cx2="http://schemas.microsoft.com/office/drawing/2015/10/21/chartex" xmlns:cx3="http://schemas.microsoft.com/office/drawing/2016/5/9/chartex" xmlns:cx4="http://schemas.microsoft.com/office/drawing/2016/5/10/chartex" xmlns:cx5="http://schemas.microsoft.com/office/drawing/2016/5/11/chartex" xmlns:cx6="http://schemas.microsoft.com/office/drawing/2016/5/12/chartex" xmlns:cx7="http://schemas.microsoft.com/office/drawing/2016/5/13/chartex" xmlns:cx8="http://schemas.microsoft.com/office/drawing/2016/5/14/chartex" xmlns:mc="http://schemas.openxmlformats.org/markup-compatibility/2006" xmlns:aink="http://schemas.microsoft.com/office/drawing/2016/ink" xmlns:am3d="http://schemas.microsoft.com/office/drawing/2017/model3d" xmlns:o="urn:schemas-microsoft-com:office:office" xmlns:oel="http://schemas.microsoft.com/office/2019/extlst" xmlns:r="http://schemas.openxmlformats.org/officeDocument/2006/relationships" xmlns:m="http://schemas.openxmlformats.org/officeDocument/2006/math" xmlns:v="urn:schemas-microsoft-com:vml" xmlns:wp14="http://schemas.microsoft.com/office/word/2010/wordprocessingDrawing" xmlns:wp="http://schemas.openxmlformats.org/drawingml/2006/wordprocessingDrawing" xmlns:w10="urn:schemas-microsoft-com:office:word" xmlns:w="http://schemas.openxmlformats.org/wordprocessingml/2006/main" xmlns:w14="http://schemas.microsoft.com/office/word/2010/wordml" xmlns:w15="http://schemas.microsoft.com/office/word/2012/wordml" xmlns:w16cex="http://schemas.microsoft.com/office/word/2018/wordml/cex" xmlns:w16cid="http://schemas.microsoft.com/office/word/2016/wordml/cid" xmlns:w16="http://schemas.microsoft.com/office/word/2018/wordml" xmlns:w16du="http://schemas.microsoft.com/office/word/2023/wordml/word16du" xmlns:w16sdtdh="http://schemas.microsoft.com/office/word/2020/wordml/sdtdatahash" xmlns:w16se="http://schemas.microsoft.com/office/word/2015/wordml/symex" xmlns:wpg="http://schemas.microsoft.com/office/word/2010/wordprocessingGroup" xmlns:wpi="http://schemas.microsoft.com/office/word/2010/wordprocessingInk" xmlns:wne="http://schemas.microsoft.com/office/word/2006/wordml" xmlns:wps="http://schemas.microsoft.com/office/word/2010/wordprocessingShape" mc:Ignorable="w14 w15 w16se w16cid w16 w16cex w16sdtdh w16du wp14">
+<w:endnotes xmlns:wpc="http://schemas.microsoft.com/office/word/2010/wordprocessingCanvas" xmlns:cx="http://schemas.microsoft.com/office/drawing/2014/chartex" xmlns:cx1="http://schemas.microsoft.com/office/drawing/2015/9/8/chartex" xmlns:cx2="http://schemas.microsoft.com/office/drawing/2015/10/21/chartex" xmlns:cx3="http://schemas.microsoft.com/office/drawing/2016/5/9/chartex" xmlns:cx4="http://schemas.microsoft.com/office/drawing/2016/5/10/chartex" xmlns:cx5="http://schemas.microsoft.com/office/drawing/2016/5/11/chartex" xmlns:cx6="http://schemas.microsoft.com/office/drawing/2016/5/12/chartex" xmlns:cx7="http://schemas.microsoft.com/office/drawing/2016/5/13/chartex" xmlns:cx8="http://schemas.microsoft.com/office/drawing/2016/5/14/chartex" xmlns:mc="http://schemas.openxmlformats.org/markup-compatibility/2006" xmlns:aink="http://schemas.microsoft.com/office/drawing/2016/ink" xmlns:am3d="http://schemas.microsoft.com/office/drawing/2017/model3d" xmlns:o="urn:schemas-microsoft-com:office:office" xmlns:oel="http://schemas.microsoft.com/office/2019/extlst" xmlns:r="http://schemas.openxmlformats.org/officeDocument/2006/relationships" xmlns:m="http://schemas.openxmlformats.org/officeDocument/2006/math" xmlns:v="urn:schemas-microsoft-com:vml" xmlns:wp14="http://schemas.microsoft.com/office/word/2010/wordprocessingDrawing" xmlns:wp="http://schemas.openxmlformats.org/drawingml/2006/wordprocessingDrawing" xmlns:w10="urn:schemas-microsoft-com:office:word" xmlns:w="http://schemas.openxmlformats.org/wordprocessingml/2006/main" xmlns:w14="http://schemas.microsoft.com/office/word/2010/wordml" xmlns:w15="http://schemas.microsoft.com/office/word/2012/wordml" xmlns:w16cex="http://schemas.microsoft.com/office/word/2018/wordml/cex" xmlns:w16cid="http://schemas.microsoft.com/office/word/2016/wordml/cid" xmlns:w16="http://schemas.microsoft.com/office/word/2018/wordml" xmlns:w16sdtdh="http://schemas.microsoft.com/office/word/2020/wordml/sdtdatahash" xmlns:w16se="http://schemas.microsoft.com/office/word/2015/wordml/symex" xmlns:wpg="http://schemas.microsoft.com/office/word/2010/wordprocessingGroup" xmlns:wpi="http://schemas.microsoft.com/office/word/2010/wordprocessingInk" xmlns:wne="http://schemas.microsoft.com/office/word/2006/wordml" xmlns:wps="http://schemas.microsoft.com/office/word/2010/wordprocessingShape" mc:Ignorable="w14 w15 w16se w16cid w16 w16cex w16sdtdh wp14">
   <w:endnote w:type="separator" w:id="-1">
     <w:p>
       <w:pPr>
@@ -17125,7 +17190,7 @@
 </file>
 
 <file path=word/footer1.xml><?xml version="1.0" encoding="utf-8"?>
-<w:ftr xmlns:wpc="http://schemas.microsoft.com/office/word/2010/wordprocessingCanvas" xmlns:cx="http://schemas.microsoft.com/office/drawing/2014/chartex" xmlns:cx1="http://schemas.microsoft.com/office/drawing/2015/9/8/chartex" xmlns:cx2="http://schemas.microsoft.com/office/drawing/2015/10/21/chartex" xmlns:cx3="http://schemas.microsoft.com/office/drawing/2016/5/9/chartex" xmlns:cx4="http://schemas.microsoft.com/office/drawing/2016/5/10/chartex" xmlns:cx5="http://schemas.microsoft.com/office/drawing/2016/5/11/chartex" xmlns:cx6="http://schemas.microsoft.com/office/drawing/2016/5/12/chartex" xmlns:cx7="http://schemas.microsoft.com/office/drawing/2016/5/13/chartex" xmlns:cx8="http://schemas.microsoft.com/office/drawing/2016/5/14/chartex" xmlns:mc="http://schemas.openxmlformats.org/markup-compatibility/2006" xmlns:aink="http://schemas.microsoft.com/office/drawing/2016/ink" xmlns:am3d="http://schemas.microsoft.com/office/drawing/2017/model3d" xmlns:o="urn:schemas-microsoft-com:office:office" xmlns:oel="http://schemas.microsoft.com/office/2019/extlst" xmlns:r="http://schemas.openxmlformats.org/officeDocument/2006/relationships" xmlns:m="http://schemas.openxmlformats.org/officeDocument/2006/math" xmlns:v="urn:schemas-microsoft-com:vml" xmlns:wp14="http://schemas.microsoft.com/office/word/2010/wordprocessingDrawing" xmlns:wp="http://schemas.openxmlformats.org/drawingml/2006/wordprocessingDrawing" xmlns:w10="urn:schemas-microsoft-com:office:word" xmlns:w="http://schemas.openxmlformats.org/wordprocessingml/2006/main" xmlns:w14="http://schemas.microsoft.com/office/word/2010/wordml" xmlns:w15="http://schemas.microsoft.com/office/word/2012/wordml" xmlns:w16cex="http://schemas.microsoft.com/office/word/2018/wordml/cex" xmlns:w16cid="http://schemas.microsoft.com/office/word/2016/wordml/cid" xmlns:w16="http://schemas.microsoft.com/office/word/2018/wordml" xmlns:w16du="http://schemas.microsoft.com/office/word/2023/wordml/word16du" xmlns:w16sdtdh="http://schemas.microsoft.com/office/word/2020/wordml/sdtdatahash" xmlns:w16se="http://schemas.microsoft.com/office/word/2015/wordml/symex" xmlns:wpg="http://schemas.microsoft.com/office/word/2010/wordprocessingGroup" xmlns:wpi="http://schemas.microsoft.com/office/word/2010/wordprocessingInk" xmlns:wne="http://schemas.microsoft.com/office/word/2006/wordml" xmlns:wps="http://schemas.microsoft.com/office/word/2010/wordprocessingShape" mc:Ignorable="w14 w15 w16se w16cid w16 w16cex w16sdtdh w16du wp14">
+<w:ftr xmlns:wpc="http://schemas.microsoft.com/office/word/2010/wordprocessingCanvas" xmlns:cx="http://schemas.microsoft.com/office/drawing/2014/chartex" xmlns:cx1="http://schemas.microsoft.com/office/drawing/2015/9/8/chartex" xmlns:cx2="http://schemas.microsoft.com/office/drawing/2015/10/21/chartex" xmlns:cx3="http://schemas.microsoft.com/office/drawing/2016/5/9/chartex" xmlns:cx4="http://schemas.microsoft.com/office/drawing/2016/5/10/chartex" xmlns:cx5="http://schemas.microsoft.com/office/drawing/2016/5/11/chartex" xmlns:cx6="http://schemas.microsoft.com/office/drawing/2016/5/12/chartex" xmlns:cx7="http://schemas.microsoft.com/office/drawing/2016/5/13/chartex" xmlns:cx8="http://schemas.microsoft.com/office/drawing/2016/5/14/chartex" xmlns:mc="http://schemas.openxmlformats.org/markup-compatibility/2006" xmlns:aink="http://schemas.microsoft.com/office/drawing/2016/ink" xmlns:am3d="http://schemas.microsoft.com/office/drawing/2017/model3d" xmlns:o="urn:schemas-microsoft-com:office:office" xmlns:oel="http://schemas.microsoft.com/office/2019/extlst" xmlns:r="http://schemas.openxmlformats.org/officeDocument/2006/relationships" xmlns:m="http://schemas.openxmlformats.org/officeDocument/2006/math" xmlns:v="urn:schemas-microsoft-com:vml" xmlns:wp14="http://schemas.microsoft.com/office/word/2010/wordprocessingDrawing" xmlns:wp="http://schemas.openxmlformats.org/drawingml/2006/wordprocessingDrawing" xmlns:w10="urn:schemas-microsoft-com:office:word" xmlns:w="http://schemas.openxmlformats.org/wordprocessingml/2006/main" xmlns:w14="http://schemas.microsoft.com/office/word/2010/wordml" xmlns:w15="http://schemas.microsoft.com/office/word/2012/wordml" xmlns:w16cex="http://schemas.microsoft.com/office/word/2018/wordml/cex" xmlns:w16cid="http://schemas.microsoft.com/office/word/2016/wordml/cid" xmlns:w16="http://schemas.microsoft.com/office/word/2018/wordml" xmlns:w16sdtdh="http://schemas.microsoft.com/office/word/2020/wordml/sdtdatahash" xmlns:w16se="http://schemas.microsoft.com/office/word/2015/wordml/symex" xmlns:wpg="http://schemas.microsoft.com/office/word/2010/wordprocessingGroup" xmlns:wpi="http://schemas.microsoft.com/office/word/2010/wordprocessingInk" xmlns:wne="http://schemas.microsoft.com/office/word/2006/wordml" xmlns:wps="http://schemas.microsoft.com/office/word/2010/wordprocessingShape" mc:Ignorable="w14 w15 w16se w16cid w16 w16cex w16sdtdh wp14">
   <w:p>
     <w:pPr>
       <w:jc w:val="right"/>
@@ -17153,13 +17218,13 @@
 </file>
 
 <file path=word/footer2.xml><?xml version="1.0" encoding="utf-8"?>
-<w:ftr xmlns:wpc="http://schemas.microsoft.com/office/word/2010/wordprocessingCanvas" xmlns:cx="http://schemas.microsoft.com/office/drawing/2014/chartex" xmlns:cx1="http://schemas.microsoft.com/office/drawing/2015/9/8/chartex" xmlns:cx2="http://schemas.microsoft.com/office/drawing/2015/10/21/chartex" xmlns:cx3="http://schemas.microsoft.com/office/drawing/2016/5/9/chartex" xmlns:cx4="http://schemas.microsoft.com/office/drawing/2016/5/10/chartex" xmlns:cx5="http://schemas.microsoft.com/office/drawing/2016/5/11/chartex" xmlns:cx6="http://schemas.microsoft.com/office/drawing/2016/5/12/chartex" xmlns:cx7="http://schemas.microsoft.com/office/drawing/2016/5/13/chartex" xmlns:cx8="http://schemas.microsoft.com/office/drawing/2016/5/14/chartex" xmlns:mc="http://schemas.openxmlformats.org/markup-compatibility/2006" xmlns:aink="http://schemas.microsoft.com/office/drawing/2016/ink" xmlns:am3d="http://schemas.microsoft.com/office/drawing/2017/model3d" xmlns:o="urn:schemas-microsoft-com:office:office" xmlns:oel="http://schemas.microsoft.com/office/2019/extlst" xmlns:r="http://schemas.openxmlformats.org/officeDocument/2006/relationships" xmlns:m="http://schemas.openxmlformats.org/officeDocument/2006/math" xmlns:v="urn:schemas-microsoft-com:vml" xmlns:wp14="http://schemas.microsoft.com/office/word/2010/wordprocessingDrawing" xmlns:wp="http://schemas.openxmlformats.org/drawingml/2006/wordprocessingDrawing" xmlns:w10="urn:schemas-microsoft-com:office:word" xmlns:w="http://schemas.openxmlformats.org/wordprocessingml/2006/main" xmlns:w14="http://schemas.microsoft.com/office/word/2010/wordml" xmlns:w15="http://schemas.microsoft.com/office/word/2012/wordml" xmlns:w16cex="http://schemas.microsoft.com/office/word/2018/wordml/cex" xmlns:w16cid="http://schemas.microsoft.com/office/word/2016/wordml/cid" xmlns:w16="http://schemas.microsoft.com/office/word/2018/wordml" xmlns:w16du="http://schemas.microsoft.com/office/word/2023/wordml/word16du" xmlns:w16sdtdh="http://schemas.microsoft.com/office/word/2020/wordml/sdtdatahash" xmlns:w16se="http://schemas.microsoft.com/office/word/2015/wordml/symex" xmlns:wpg="http://schemas.microsoft.com/office/word/2010/wordprocessingGroup" xmlns:wpi="http://schemas.microsoft.com/office/word/2010/wordprocessingInk" xmlns:wne="http://schemas.microsoft.com/office/word/2006/wordml" xmlns:wps="http://schemas.microsoft.com/office/word/2010/wordprocessingShape" mc:Ignorable="w14 w15 w16se w16cid w16 w16cex w16sdtdh w16du wp14">
+<w:ftr xmlns:wpc="http://schemas.microsoft.com/office/word/2010/wordprocessingCanvas" xmlns:cx="http://schemas.microsoft.com/office/drawing/2014/chartex" xmlns:cx1="http://schemas.microsoft.com/office/drawing/2015/9/8/chartex" xmlns:cx2="http://schemas.microsoft.com/office/drawing/2015/10/21/chartex" xmlns:cx3="http://schemas.microsoft.com/office/drawing/2016/5/9/chartex" xmlns:cx4="http://schemas.microsoft.com/office/drawing/2016/5/10/chartex" xmlns:cx5="http://schemas.microsoft.com/office/drawing/2016/5/11/chartex" xmlns:cx6="http://schemas.microsoft.com/office/drawing/2016/5/12/chartex" xmlns:cx7="http://schemas.microsoft.com/office/drawing/2016/5/13/chartex" xmlns:cx8="http://schemas.microsoft.com/office/drawing/2016/5/14/chartex" xmlns:mc="http://schemas.openxmlformats.org/markup-compatibility/2006" xmlns:aink="http://schemas.microsoft.com/office/drawing/2016/ink" xmlns:am3d="http://schemas.microsoft.com/office/drawing/2017/model3d" xmlns:o="urn:schemas-microsoft-com:office:office" xmlns:oel="http://schemas.microsoft.com/office/2019/extlst" xmlns:r="http://schemas.openxmlformats.org/officeDocument/2006/relationships" xmlns:m="http://schemas.openxmlformats.org/officeDocument/2006/math" xmlns:v="urn:schemas-microsoft-com:vml" xmlns:wp14="http://schemas.microsoft.com/office/word/2010/wordprocessingDrawing" xmlns:wp="http://schemas.openxmlformats.org/drawingml/2006/wordprocessingDrawing" xmlns:w10="urn:schemas-microsoft-com:office:word" xmlns:w="http://schemas.openxmlformats.org/wordprocessingml/2006/main" xmlns:w14="http://schemas.microsoft.com/office/word/2010/wordml" xmlns:w15="http://schemas.microsoft.com/office/word/2012/wordml" xmlns:w16cex="http://schemas.microsoft.com/office/word/2018/wordml/cex" xmlns:w16cid="http://schemas.microsoft.com/office/word/2016/wordml/cid" xmlns:w16="http://schemas.microsoft.com/office/word/2018/wordml" xmlns:w16sdtdh="http://schemas.microsoft.com/office/word/2020/wordml/sdtdatahash" xmlns:w16se="http://schemas.microsoft.com/office/word/2015/wordml/symex" xmlns:wpg="http://schemas.microsoft.com/office/word/2010/wordprocessingGroup" xmlns:wpi="http://schemas.microsoft.com/office/word/2010/wordprocessingInk" xmlns:wne="http://schemas.microsoft.com/office/word/2006/wordml" xmlns:wps="http://schemas.microsoft.com/office/word/2010/wordprocessingShape" mc:Ignorable="w14 w15 w16se w16cid w16 w16cex w16sdtdh wp14">
   <w:p/>
 </w:ftr>
 </file>
 
 <file path=word/footnotes.xml><?xml version="1.0" encoding="utf-8"?>
-<w:footnotes xmlns:wpc="http://schemas.microsoft.com/office/word/2010/wordprocessingCanvas" xmlns:cx="http://schemas.microsoft.com/office/drawing/2014/chartex" xmlns:cx1="http://schemas.microsoft.com/office/drawing/2015/9/8/chartex" xmlns:cx2="http://schemas.microsoft.com/office/drawing/2015/10/21/chartex" xmlns:cx3="http://schemas.microsoft.com/office/drawing/2016/5/9/chartex" xmlns:cx4="http://schemas.microsoft.com/office/drawing/2016/5/10/chartex" xmlns:cx5="http://schemas.microsoft.com/office/drawing/2016/5/11/chartex" xmlns:cx6="http://schemas.microsoft.com/office/drawing/2016/5/12/chartex" xmlns:cx7="http://schemas.microsoft.com/office/drawing/2016/5/13/chartex" xmlns:cx8="http://schemas.microsoft.com/office/drawing/2016/5/14/chartex" xmlns:mc="http://schemas.openxmlformats.org/markup-compatibility/2006" xmlns:aink="http://schemas.microsoft.com/office/drawing/2016/ink" xmlns:am3d="http://schemas.microsoft.com/office/drawing/2017/model3d" xmlns:o="urn:schemas-microsoft-com:office:office" xmlns:oel="http://schemas.microsoft.com/office/2019/extlst" xmlns:r="http://schemas.openxmlformats.org/officeDocument/2006/relationships" xmlns:m="http://schemas.openxmlformats.org/officeDocument/2006/math" xmlns:v="urn:schemas-microsoft-com:vml" xmlns:wp14="http://schemas.microsoft.com/office/word/2010/wordprocessingDrawing" xmlns:wp="http://schemas.openxmlformats.org/drawingml/2006/wordprocessingDrawing" xmlns:w10="urn:schemas-microsoft-com:office:word" xmlns:w="http://schemas.openxmlformats.org/wordprocessingml/2006/main" xmlns:w14="http://schemas.microsoft.com/office/word/2010/wordml" xmlns:w15="http://schemas.microsoft.com/office/word/2012/wordml" xmlns:w16cex="http://schemas.microsoft.com/office/word/2018/wordml/cex" xmlns:w16cid="http://schemas.microsoft.com/office/word/2016/wordml/cid" xmlns:w16="http://schemas.microsoft.com/office/word/2018/wordml" xmlns:w16du="http://schemas.microsoft.com/office/word/2023/wordml/word16du" xmlns:w16sdtdh="http://schemas.microsoft.com/office/word/2020/wordml/sdtdatahash" xmlns:w16se="http://schemas.microsoft.com/office/word/2015/wordml/symex" xmlns:wpg="http://schemas.microsoft.com/office/word/2010/wordprocessingGroup" xmlns:wpi="http://schemas.microsoft.com/office/word/2010/wordprocessingInk" xmlns:wne="http://schemas.microsoft.com/office/word/2006/wordml" xmlns:wps="http://schemas.microsoft.com/office/word/2010/wordprocessingShape" mc:Ignorable="w14 w15 w16se w16cid w16 w16cex w16sdtdh w16du wp14">
+<w:footnotes xmlns:wpc="http://schemas.microsoft.com/office/word/2010/wordprocessingCanvas" xmlns:cx="http://schemas.microsoft.com/office/drawing/2014/chartex" xmlns:cx1="http://schemas.microsoft.com/office/drawing/2015/9/8/chartex" xmlns:cx2="http://schemas.microsoft.com/office/drawing/2015/10/21/chartex" xmlns:cx3="http://schemas.microsoft.com/office/drawing/2016/5/9/chartex" xmlns:cx4="http://schemas.microsoft.com/office/drawing/2016/5/10/chartex" xmlns:cx5="http://schemas.microsoft.com/office/drawing/2016/5/11/chartex" xmlns:cx6="http://schemas.microsoft.com/office/drawing/2016/5/12/chartex" xmlns:cx7="http://schemas.microsoft.com/office/drawing/2016/5/13/chartex" xmlns:cx8="http://schemas.microsoft.com/office/drawing/2016/5/14/chartex" xmlns:mc="http://schemas.openxmlformats.org/markup-compatibility/2006" xmlns:aink="http://schemas.microsoft.com/office/drawing/2016/ink" xmlns:am3d="http://schemas.microsoft.com/office/drawing/2017/model3d" xmlns:o="urn:schemas-microsoft-com:office:office" xmlns:oel="http://schemas.microsoft.com/office/2019/extlst" xmlns:r="http://schemas.openxmlformats.org/officeDocument/2006/relationships" xmlns:m="http://schemas.openxmlformats.org/officeDocument/2006/math" xmlns:v="urn:schemas-microsoft-com:vml" xmlns:wp14="http://schemas.microsoft.com/office/word/2010/wordprocessingDrawing" xmlns:wp="http://schemas.openxmlformats.org/drawingml/2006/wordprocessingDrawing" xmlns:w10="urn:schemas-microsoft-com:office:word" xmlns:w="http://schemas.openxmlformats.org/wordprocessingml/2006/main" xmlns:w14="http://schemas.microsoft.com/office/word/2010/wordml" xmlns:w15="http://schemas.microsoft.com/office/word/2012/wordml" xmlns:w16cex="http://schemas.microsoft.com/office/word/2018/wordml/cex" xmlns:w16cid="http://schemas.microsoft.com/office/word/2016/wordml/cid" xmlns:w16="http://schemas.microsoft.com/office/word/2018/wordml" xmlns:w16sdtdh="http://schemas.microsoft.com/office/word/2020/wordml/sdtdatahash" xmlns:w16se="http://schemas.microsoft.com/office/word/2015/wordml/symex" xmlns:wpg="http://schemas.microsoft.com/office/word/2010/wordprocessingGroup" xmlns:wpi="http://schemas.microsoft.com/office/word/2010/wordprocessingInk" xmlns:wne="http://schemas.microsoft.com/office/word/2006/wordml" xmlns:wps="http://schemas.microsoft.com/office/word/2010/wordprocessingShape" mc:Ignorable="w14 w15 w16se w16cid w16 w16cex w16sdtdh wp14">
   <w:footnote w:type="separator" w:id="-1">
     <w:p>
       <w:pPr>
@@ -17191,7 +17256,7 @@
 </file>
 
 <file path=word/numbering.xml><?xml version="1.0" encoding="utf-8"?>
-<w:numbering xmlns:wpc="http://schemas.microsoft.com/office/word/2010/wordprocessingCanvas" xmlns:cx="http://schemas.microsoft.com/office/drawing/2014/chartex" xmlns:cx1="http://schemas.microsoft.com/office/drawing/2015/9/8/chartex" xmlns:cx2="http://schemas.microsoft.com/office/drawing/2015/10/21/chartex" xmlns:cx3="http://schemas.microsoft.com/office/drawing/2016/5/9/chartex" xmlns:cx4="http://schemas.microsoft.com/office/drawing/2016/5/10/chartex" xmlns:cx5="http://schemas.microsoft.com/office/drawing/2016/5/11/chartex" xmlns:cx6="http://schemas.microsoft.com/office/drawing/2016/5/12/chartex" xmlns:cx7="http://schemas.microsoft.com/office/drawing/2016/5/13/chartex" xmlns:cx8="http://schemas.microsoft.com/office/drawing/2016/5/14/chartex" xmlns:mc="http://schemas.openxmlformats.org/markup-compatibility/2006" xmlns:aink="http://schemas.microsoft.com/office/drawing/2016/ink" xmlns:am3d="http://schemas.microsoft.com/office/drawing/2017/model3d" xmlns:o="urn:schemas-microsoft-com:office:office" xmlns:oel="http://schemas.microsoft.com/office/2019/extlst" xmlns:r="http://schemas.openxmlformats.org/officeDocument/2006/relationships" xmlns:m="http://schemas.openxmlformats.org/officeDocument/2006/math" xmlns:v="urn:schemas-microsoft-com:vml" xmlns:wp14="http://schemas.microsoft.com/office/word/2010/wordprocessingDrawing" xmlns:wp="http://schemas.openxmlformats.org/drawingml/2006/wordprocessingDrawing" xmlns:w10="urn:schemas-microsoft-com:office:word" xmlns:w="http://schemas.openxmlformats.org/wordprocessingml/2006/main" xmlns:w14="http://schemas.microsoft.com/office/word/2010/wordml" xmlns:w15="http://schemas.microsoft.com/office/word/2012/wordml" xmlns:w16cex="http://schemas.microsoft.com/office/word/2018/wordml/cex" xmlns:w16cid="http://schemas.microsoft.com/office/word/2016/wordml/cid" xmlns:w16="http://schemas.microsoft.com/office/word/2018/wordml" xmlns:w16du="http://schemas.microsoft.com/office/word/2023/wordml/word16du" xmlns:w16sdtdh="http://schemas.microsoft.com/office/word/2020/wordml/sdtdatahash" xmlns:w16se="http://schemas.microsoft.com/office/word/2015/wordml/symex" xmlns:wpg="http://schemas.microsoft.com/office/word/2010/wordprocessingGroup" xmlns:wpi="http://schemas.microsoft.com/office/word/2010/wordprocessingInk" xmlns:wne="http://schemas.microsoft.com/office/word/2006/wordml" xmlns:wps="http://schemas.microsoft.com/office/word/2010/wordprocessingShape" mc:Ignorable="w14 w15 w16se w16cid w16 w16cex w16sdtdh w16du wp14">
+<w:numbering xmlns:wpc="http://schemas.microsoft.com/office/word/2010/wordprocessingCanvas" xmlns:cx="http://schemas.microsoft.com/office/drawing/2014/chartex" xmlns:cx1="http://schemas.microsoft.com/office/drawing/2015/9/8/chartex" xmlns:cx2="http://schemas.microsoft.com/office/drawing/2015/10/21/chartex" xmlns:cx3="http://schemas.microsoft.com/office/drawing/2016/5/9/chartex" xmlns:cx4="http://schemas.microsoft.com/office/drawing/2016/5/10/chartex" xmlns:cx5="http://schemas.microsoft.com/office/drawing/2016/5/11/chartex" xmlns:cx6="http://schemas.microsoft.com/office/drawing/2016/5/12/chartex" xmlns:cx7="http://schemas.microsoft.com/office/drawing/2016/5/13/chartex" xmlns:cx8="http://schemas.microsoft.com/office/drawing/2016/5/14/chartex" xmlns:mc="http://schemas.openxmlformats.org/markup-compatibility/2006" xmlns:aink="http://schemas.microsoft.com/office/drawing/2016/ink" xmlns:am3d="http://schemas.microsoft.com/office/drawing/2017/model3d" xmlns:o="urn:schemas-microsoft-com:office:office" xmlns:oel="http://schemas.microsoft.com/office/2019/extlst" xmlns:r="http://schemas.openxmlformats.org/officeDocument/2006/relationships" xmlns:m="http://schemas.openxmlformats.org/officeDocument/2006/math" xmlns:v="urn:schemas-microsoft-com:vml" xmlns:wp14="http://schemas.microsoft.com/office/word/2010/wordprocessingDrawing" xmlns:wp="http://schemas.openxmlformats.org/drawingml/2006/wordprocessingDrawing" xmlns:w10="urn:schemas-microsoft-com:office:word" xmlns:w="http://schemas.openxmlformats.org/wordprocessingml/2006/main" xmlns:w14="http://schemas.microsoft.com/office/word/2010/wordml" xmlns:w15="http://schemas.microsoft.com/office/word/2012/wordml" xmlns:w16cex="http://schemas.microsoft.com/office/word/2018/wordml/cex" xmlns:w16cid="http://schemas.microsoft.com/office/word/2016/wordml/cid" xmlns:w16="http://schemas.microsoft.com/office/word/2018/wordml" xmlns:w16sdtdh="http://schemas.microsoft.com/office/word/2020/wordml/sdtdatahash" xmlns:w16se="http://schemas.microsoft.com/office/word/2015/wordml/symex" xmlns:wpg="http://schemas.microsoft.com/office/word/2010/wordprocessingGroup" xmlns:wpi="http://schemas.microsoft.com/office/word/2010/wordprocessingInk" xmlns:wne="http://schemas.microsoft.com/office/word/2006/wordml" xmlns:wps="http://schemas.microsoft.com/office/word/2010/wordprocessingShape" mc:Ignorable="w14 w15 w16se w16cid w16 w16cex w16sdtdh wp14">
   <w:abstractNum w:abstractNumId="0" w15:restartNumberingAfterBreak="0">
     <w:nsid w:val="00FD2661"/>
     <w:multiLevelType w:val="multilevel"/>
@@ -22370,7 +22435,7 @@
 </file>
 
 <file path=word/styles.xml><?xml version="1.0" encoding="utf-8"?>
-<w:styles xmlns:mc="http://schemas.openxmlformats.org/markup-compatibility/2006" xmlns:r="http://schemas.openxmlformats.org/officeDocument/2006/relationships" xmlns:w="http://schemas.openxmlformats.org/wordprocessingml/2006/main" xmlns:w14="http://schemas.microsoft.com/office/word/2010/wordml" xmlns:w15="http://schemas.microsoft.com/office/word/2012/wordml" xmlns:w16cex="http://schemas.microsoft.com/office/word/2018/wordml/cex" xmlns:w16cid="http://schemas.microsoft.com/office/word/2016/wordml/cid" xmlns:w16="http://schemas.microsoft.com/office/word/2018/wordml" xmlns:w16du="http://schemas.microsoft.com/office/word/2023/wordml/word16du" xmlns:w16sdtdh="http://schemas.microsoft.com/office/word/2020/wordml/sdtdatahash" xmlns:w16se="http://schemas.microsoft.com/office/word/2015/wordml/symex" mc:Ignorable="w14 w15 w16se w16cid w16 w16cex w16sdtdh w16du">
+<w:styles xmlns:mc="http://schemas.openxmlformats.org/markup-compatibility/2006" xmlns:r="http://schemas.openxmlformats.org/officeDocument/2006/relationships" xmlns:w="http://schemas.openxmlformats.org/wordprocessingml/2006/main" xmlns:w14="http://schemas.microsoft.com/office/word/2010/wordml" xmlns:w15="http://schemas.microsoft.com/office/word/2012/wordml" xmlns:w16cex="http://schemas.microsoft.com/office/word/2018/wordml/cex" xmlns:w16cid="http://schemas.microsoft.com/office/word/2016/wordml/cid" xmlns:w16="http://schemas.microsoft.com/office/word/2018/wordml" xmlns:w16sdtdh="http://schemas.microsoft.com/office/word/2020/wordml/sdtdatahash" xmlns:w16se="http://schemas.microsoft.com/office/word/2015/wordml/symex" mc:Ignorable="w14 w15 w16se w16cid w16 w16cex w16sdtdh">
   <w:docDefaults>
     <w:rPrDefault>
       <w:rPr>

--- a/Resources/Current Work/SoftwareRequirementsDocument.docx
+++ b/Resources/Current Work/SoftwareRequirementsDocument.docx
@@ -1,6 +1,6 @@
 
 <file path=word/document.xml><?xml version="1.0" encoding="utf-8"?>
-<w:document xmlns:wpc="http://schemas.microsoft.com/office/word/2010/wordprocessingCanvas" xmlns:cx="http://schemas.microsoft.com/office/drawing/2014/chartex" xmlns:cx1="http://schemas.microsoft.com/office/drawing/2015/9/8/chartex" xmlns:cx2="http://schemas.microsoft.com/office/drawing/2015/10/21/chartex" xmlns:cx3="http://schemas.microsoft.com/office/drawing/2016/5/9/chartex" xmlns:cx4="http://schemas.microsoft.com/office/drawing/2016/5/10/chartex" xmlns:cx5="http://schemas.microsoft.com/office/drawing/2016/5/11/chartex" xmlns:cx6="http://schemas.microsoft.com/office/drawing/2016/5/12/chartex" xmlns:cx7="http://schemas.microsoft.com/office/drawing/2016/5/13/chartex" xmlns:cx8="http://schemas.microsoft.com/office/drawing/2016/5/14/chartex" xmlns:mc="http://schemas.openxmlformats.org/markup-compatibility/2006" xmlns:aink="http://schemas.microsoft.com/office/drawing/2016/ink" xmlns:am3d="http://schemas.microsoft.com/office/drawing/2017/model3d" xmlns:o="urn:schemas-microsoft-com:office:office" xmlns:oel="http://schemas.microsoft.com/office/2019/extlst" xmlns:r="http://schemas.openxmlformats.org/officeDocument/2006/relationships" xmlns:m="http://schemas.openxmlformats.org/officeDocument/2006/math" xmlns:v="urn:schemas-microsoft-com:vml" xmlns:wp14="http://schemas.microsoft.com/office/word/2010/wordprocessingDrawing" xmlns:wp="http://schemas.openxmlformats.org/drawingml/2006/wordprocessingDrawing" xmlns:w10="urn:schemas-microsoft-com:office:word" xmlns:w="http://schemas.openxmlformats.org/wordprocessingml/2006/main" xmlns:w14="http://schemas.microsoft.com/office/word/2010/wordml" xmlns:w15="http://schemas.microsoft.com/office/word/2012/wordml" xmlns:w16cex="http://schemas.microsoft.com/office/word/2018/wordml/cex" xmlns:w16cid="http://schemas.microsoft.com/office/word/2016/wordml/cid" xmlns:w16="http://schemas.microsoft.com/office/word/2018/wordml" xmlns:w16sdtdh="http://schemas.microsoft.com/office/word/2020/wordml/sdtdatahash" xmlns:w16se="http://schemas.microsoft.com/office/word/2015/wordml/symex" xmlns:wpg="http://schemas.microsoft.com/office/word/2010/wordprocessingGroup" xmlns:wpi="http://schemas.microsoft.com/office/word/2010/wordprocessingInk" xmlns:wne="http://schemas.microsoft.com/office/word/2006/wordml" xmlns:wps="http://schemas.microsoft.com/office/word/2010/wordprocessingShape" mc:Ignorable="w14 w15 w16se w16cid w16 w16cex w16sdtdh wp14">
+<w:document xmlns:wpc="http://schemas.microsoft.com/office/word/2010/wordprocessingCanvas" xmlns:cx="http://schemas.microsoft.com/office/drawing/2014/chartex" xmlns:cx1="http://schemas.microsoft.com/office/drawing/2015/9/8/chartex" xmlns:cx2="http://schemas.microsoft.com/office/drawing/2015/10/21/chartex" xmlns:cx3="http://schemas.microsoft.com/office/drawing/2016/5/9/chartex" xmlns:cx4="http://schemas.microsoft.com/office/drawing/2016/5/10/chartex" xmlns:cx5="http://schemas.microsoft.com/office/drawing/2016/5/11/chartex" xmlns:cx6="http://schemas.microsoft.com/office/drawing/2016/5/12/chartex" xmlns:cx7="http://schemas.microsoft.com/office/drawing/2016/5/13/chartex" xmlns:cx8="http://schemas.microsoft.com/office/drawing/2016/5/14/chartex" xmlns:mc="http://schemas.openxmlformats.org/markup-compatibility/2006" xmlns:aink="http://schemas.microsoft.com/office/drawing/2016/ink" xmlns:am3d="http://schemas.microsoft.com/office/drawing/2017/model3d" xmlns:o="urn:schemas-microsoft-com:office:office" xmlns:oel="http://schemas.microsoft.com/office/2019/extlst" xmlns:r="http://schemas.openxmlformats.org/officeDocument/2006/relationships" xmlns:m="http://schemas.openxmlformats.org/officeDocument/2006/math" xmlns:v="urn:schemas-microsoft-com:vml" xmlns:wp14="http://schemas.microsoft.com/office/word/2010/wordprocessingDrawing" xmlns:wp="http://schemas.openxmlformats.org/drawingml/2006/wordprocessingDrawing" xmlns:w10="urn:schemas-microsoft-com:office:word" xmlns:w="http://schemas.openxmlformats.org/wordprocessingml/2006/main" xmlns:w14="http://schemas.microsoft.com/office/word/2010/wordml" xmlns:w15="http://schemas.microsoft.com/office/word/2012/wordml" xmlns:w16cex="http://schemas.microsoft.com/office/word/2018/wordml/cex" xmlns:w16cid="http://schemas.microsoft.com/office/word/2016/wordml/cid" xmlns:w16="http://schemas.microsoft.com/office/word/2018/wordml" xmlns:w16du="http://schemas.microsoft.com/office/word/2023/wordml/word16du" xmlns:w16sdtdh="http://schemas.microsoft.com/office/word/2020/wordml/sdtdatahash" xmlns:w16se="http://schemas.microsoft.com/office/word/2015/wordml/symex" xmlns:wpg="http://schemas.microsoft.com/office/word/2010/wordprocessingGroup" xmlns:wpi="http://schemas.microsoft.com/office/word/2010/wordprocessingInk" xmlns:wne="http://schemas.microsoft.com/office/word/2006/wordml" xmlns:wps="http://schemas.microsoft.com/office/word/2010/wordprocessingShape" mc:Ignorable="w14 w15 w16se w16cid w16 w16cex w16sdtdh w16du wp14">
   <w:body>
     <w:p>
       <w:pPr>
@@ -1828,6 +1828,7 @@
           <w:docPartUnique/>
         </w:docPartObj>
       </w:sdtPr>
+      <w:sdtEndPr/>
       <w:sdtContent>
         <w:p>
           <w:pPr>
@@ -17158,7 +17159,7 @@
 </file>
 
 <file path=word/endnotes.xml><?xml version="1.0" encoding="utf-8"?>
-<w:endnotes xmlns:wpc="http://schemas.microsoft.com/office/word/2010/wordprocessingCanvas" xmlns:cx="http://schemas.microsoft.com/office/drawing/2014/chartex" xmlns:cx1="http://schemas.microsoft.com/office/drawing/2015/9/8/chartex" xmlns:cx2="http://schemas.microsoft.com/office/drawing/2015/10/21/chartex" xmlns:cx3="http://schemas.microsoft.com/office/drawing/2016/5/9/chartex" xmlns:cx4="http://schemas.microsoft.com/office/drawing/2016/5/10/chartex" xmlns:cx5="http://schemas.microsoft.com/office/drawing/2016/5/11/chartex" xmlns:cx6="http://schemas.microsoft.com/office/drawing/2016/5/12/chartex" xmlns:cx7="http://schemas.microsoft.com/office/drawing/2016/5/13/chartex" xmlns:cx8="http://schemas.microsoft.com/office/drawing/2016/5/14/chartex" xmlns:mc="http://schemas.openxmlformats.org/markup-compatibility/2006" xmlns:aink="http://schemas.microsoft.com/office/drawing/2016/ink" xmlns:am3d="http://schemas.microsoft.com/office/drawing/2017/model3d" xmlns:o="urn:schemas-microsoft-com:office:office" xmlns:oel="http://schemas.microsoft.com/office/2019/extlst" xmlns:r="http://schemas.openxmlformats.org/officeDocument/2006/relationships" xmlns:m="http://schemas.openxmlformats.org/officeDocument/2006/math" xmlns:v="urn:schemas-microsoft-com:vml" xmlns:wp14="http://schemas.microsoft.com/office/word/2010/wordprocessingDrawing" xmlns:wp="http://schemas.openxmlformats.org/drawingml/2006/wordprocessingDrawing" xmlns:w10="urn:schemas-microsoft-com:office:word" xmlns:w="http://schemas.openxmlformats.org/wordprocessingml/2006/main" xmlns:w14="http://schemas.microsoft.com/office/word/2010/wordml" xmlns:w15="http://schemas.microsoft.com/office/word/2012/wordml" xmlns:w16cex="http://schemas.microsoft.com/office/word/2018/wordml/cex" xmlns:w16cid="http://schemas.microsoft.com/office/word/2016/wordml/cid" xmlns:w16="http://schemas.microsoft.com/office/word/2018/wordml" xmlns:w16sdtdh="http://schemas.microsoft.com/office/word/2020/wordml/sdtdatahash" xmlns:w16se="http://schemas.microsoft.com/office/word/2015/wordml/symex" xmlns:wpg="http://schemas.microsoft.com/office/word/2010/wordprocessingGroup" xmlns:wpi="http://schemas.microsoft.com/office/word/2010/wordprocessingInk" xmlns:wne="http://schemas.microsoft.com/office/word/2006/wordml" xmlns:wps="http://schemas.microsoft.com/office/word/2010/wordprocessingShape" mc:Ignorable="w14 w15 w16se w16cid w16 w16cex w16sdtdh wp14">
+<w:endnotes xmlns:wpc="http://schemas.microsoft.com/office/word/2010/wordprocessingCanvas" xmlns:cx="http://schemas.microsoft.com/office/drawing/2014/chartex" xmlns:cx1="http://schemas.microsoft.com/office/drawing/2015/9/8/chartex" xmlns:cx2="http://schemas.microsoft.com/office/drawing/2015/10/21/chartex" xmlns:cx3="http://schemas.microsoft.com/office/drawing/2016/5/9/chartex" xmlns:cx4="http://schemas.microsoft.com/office/drawing/2016/5/10/chartex" xmlns:cx5="http://schemas.microsoft.com/office/drawing/2016/5/11/chartex" xmlns:cx6="http://schemas.microsoft.com/office/drawing/2016/5/12/chartex" xmlns:cx7="http://schemas.microsoft.com/office/drawing/2016/5/13/chartex" xmlns:cx8="http://schemas.microsoft.com/office/drawing/2016/5/14/chartex" xmlns:mc="http://schemas.openxmlformats.org/markup-compatibility/2006" xmlns:aink="http://schemas.microsoft.com/office/drawing/2016/ink" xmlns:am3d="http://schemas.microsoft.com/office/drawing/2017/model3d" xmlns:o="urn:schemas-microsoft-com:office:office" xmlns:oel="http://schemas.microsoft.com/office/2019/extlst" xmlns:r="http://schemas.openxmlformats.org/officeDocument/2006/relationships" xmlns:m="http://schemas.openxmlformats.org/officeDocument/2006/math" xmlns:v="urn:schemas-microsoft-com:vml" xmlns:wp14="http://schemas.microsoft.com/office/word/2010/wordprocessingDrawing" xmlns:wp="http://schemas.openxmlformats.org/drawingml/2006/wordprocessingDrawing" xmlns:w10="urn:schemas-microsoft-com:office:word" xmlns:w="http://schemas.openxmlformats.org/wordprocessingml/2006/main" xmlns:w14="http://schemas.microsoft.com/office/word/2010/wordml" xmlns:w15="http://schemas.microsoft.com/office/word/2012/wordml" xmlns:w16cex="http://schemas.microsoft.com/office/word/2018/wordml/cex" xmlns:w16cid="http://schemas.microsoft.com/office/word/2016/wordml/cid" xmlns:w16="http://schemas.microsoft.com/office/word/2018/wordml" xmlns:w16du="http://schemas.microsoft.com/office/word/2023/wordml/word16du" xmlns:w16sdtdh="http://schemas.microsoft.com/office/word/2020/wordml/sdtdatahash" xmlns:w16se="http://schemas.microsoft.com/office/word/2015/wordml/symex" xmlns:wpg="http://schemas.microsoft.com/office/word/2010/wordprocessingGroup" xmlns:wpi="http://schemas.microsoft.com/office/word/2010/wordprocessingInk" xmlns:wne="http://schemas.microsoft.com/office/word/2006/wordml" xmlns:wps="http://schemas.microsoft.com/office/word/2010/wordprocessingShape" mc:Ignorable="w14 w15 w16se w16cid w16 w16cex w16sdtdh w16du wp14">
   <w:endnote w:type="separator" w:id="-1">
     <w:p>
       <w:pPr>
@@ -17190,7 +17191,7 @@
 </file>
 
 <file path=word/footer1.xml><?xml version="1.0" encoding="utf-8"?>
-<w:ftr xmlns:wpc="http://schemas.microsoft.com/office/word/2010/wordprocessingCanvas" xmlns:cx="http://schemas.microsoft.com/office/drawing/2014/chartex" xmlns:cx1="http://schemas.microsoft.com/office/drawing/2015/9/8/chartex" xmlns:cx2="http://schemas.microsoft.com/office/drawing/2015/10/21/chartex" xmlns:cx3="http://schemas.microsoft.com/office/drawing/2016/5/9/chartex" xmlns:cx4="http://schemas.microsoft.com/office/drawing/2016/5/10/chartex" xmlns:cx5="http://schemas.microsoft.com/office/drawing/2016/5/11/chartex" xmlns:cx6="http://schemas.microsoft.com/office/drawing/2016/5/12/chartex" xmlns:cx7="http://schemas.microsoft.com/office/drawing/2016/5/13/chartex" xmlns:cx8="http://schemas.microsoft.com/office/drawing/2016/5/14/chartex" xmlns:mc="http://schemas.openxmlformats.org/markup-compatibility/2006" xmlns:aink="http://schemas.microsoft.com/office/drawing/2016/ink" xmlns:am3d="http://schemas.microsoft.com/office/drawing/2017/model3d" xmlns:o="urn:schemas-microsoft-com:office:office" xmlns:oel="http://schemas.microsoft.com/office/2019/extlst" xmlns:r="http://schemas.openxmlformats.org/officeDocument/2006/relationships" xmlns:m="http://schemas.openxmlformats.org/officeDocument/2006/math" xmlns:v="urn:schemas-microsoft-com:vml" xmlns:wp14="http://schemas.microsoft.com/office/word/2010/wordprocessingDrawing" xmlns:wp="http://schemas.openxmlformats.org/drawingml/2006/wordprocessingDrawing" xmlns:w10="urn:schemas-microsoft-com:office:word" xmlns:w="http://schemas.openxmlformats.org/wordprocessingml/2006/main" xmlns:w14="http://schemas.microsoft.com/office/word/2010/wordml" xmlns:w15="http://schemas.microsoft.com/office/word/2012/wordml" xmlns:w16cex="http://schemas.microsoft.com/office/word/2018/wordml/cex" xmlns:w16cid="http://schemas.microsoft.com/office/word/2016/wordml/cid" xmlns:w16="http://schemas.microsoft.com/office/word/2018/wordml" xmlns:w16sdtdh="http://schemas.microsoft.com/office/word/2020/wordml/sdtdatahash" xmlns:w16se="http://schemas.microsoft.com/office/word/2015/wordml/symex" xmlns:wpg="http://schemas.microsoft.com/office/word/2010/wordprocessingGroup" xmlns:wpi="http://schemas.microsoft.com/office/word/2010/wordprocessingInk" xmlns:wne="http://schemas.microsoft.com/office/word/2006/wordml" xmlns:wps="http://schemas.microsoft.com/office/word/2010/wordprocessingShape" mc:Ignorable="w14 w15 w16se w16cid w16 w16cex w16sdtdh wp14">
+<w:ftr xmlns:wpc="http://schemas.microsoft.com/office/word/2010/wordprocessingCanvas" xmlns:cx="http://schemas.microsoft.com/office/drawing/2014/chartex" xmlns:cx1="http://schemas.microsoft.com/office/drawing/2015/9/8/chartex" xmlns:cx2="http://schemas.microsoft.com/office/drawing/2015/10/21/chartex" xmlns:cx3="http://schemas.microsoft.com/office/drawing/2016/5/9/chartex" xmlns:cx4="http://schemas.microsoft.com/office/drawing/2016/5/10/chartex" xmlns:cx5="http://schemas.microsoft.com/office/drawing/2016/5/11/chartex" xmlns:cx6="http://schemas.microsoft.com/office/drawing/2016/5/12/chartex" xmlns:cx7="http://schemas.microsoft.com/office/drawing/2016/5/13/chartex" xmlns:cx8="http://schemas.microsoft.com/office/drawing/2016/5/14/chartex" xmlns:mc="http://schemas.openxmlformats.org/markup-compatibility/2006" xmlns:aink="http://schemas.microsoft.com/office/drawing/2016/ink" xmlns:am3d="http://schemas.microsoft.com/office/drawing/2017/model3d" xmlns:o="urn:schemas-microsoft-com:office:office" xmlns:oel="http://schemas.microsoft.com/office/2019/extlst" xmlns:r="http://schemas.openxmlformats.org/officeDocument/2006/relationships" xmlns:m="http://schemas.openxmlformats.org/officeDocument/2006/math" xmlns:v="urn:schemas-microsoft-com:vml" xmlns:wp14="http://schemas.microsoft.com/office/word/2010/wordprocessingDrawing" xmlns:wp="http://schemas.openxmlformats.org/drawingml/2006/wordprocessingDrawing" xmlns:w10="urn:schemas-microsoft-com:office:word" xmlns:w="http://schemas.openxmlformats.org/wordprocessingml/2006/main" xmlns:w14="http://schemas.microsoft.com/office/word/2010/wordml" xmlns:w15="http://schemas.microsoft.com/office/word/2012/wordml" xmlns:w16cex="http://schemas.microsoft.com/office/word/2018/wordml/cex" xmlns:w16cid="http://schemas.microsoft.com/office/word/2016/wordml/cid" xmlns:w16="http://schemas.microsoft.com/office/word/2018/wordml" xmlns:w16du="http://schemas.microsoft.com/office/word/2023/wordml/word16du" xmlns:w16sdtdh="http://schemas.microsoft.com/office/word/2020/wordml/sdtdatahash" xmlns:w16se="http://schemas.microsoft.com/office/word/2015/wordml/symex" xmlns:wpg="http://schemas.microsoft.com/office/word/2010/wordprocessingGroup" xmlns:wpi="http://schemas.microsoft.com/office/word/2010/wordprocessingInk" xmlns:wne="http://schemas.microsoft.com/office/word/2006/wordml" xmlns:wps="http://schemas.microsoft.com/office/word/2010/wordprocessingShape" mc:Ignorable="w14 w15 w16se w16cid w16 w16cex w16sdtdh w16du wp14">
   <w:p>
     <w:pPr>
       <w:jc w:val="right"/>
@@ -17218,13 +17219,13 @@
 </file>
 
 <file path=word/footer2.xml><?xml version="1.0" encoding="utf-8"?>
-<w:ftr xmlns:wpc="http://schemas.microsoft.com/office/word/2010/wordprocessingCanvas" xmlns:cx="http://schemas.microsoft.com/office/drawing/2014/chartex" xmlns:cx1="http://schemas.microsoft.com/office/drawing/2015/9/8/chartex" xmlns:cx2="http://schemas.microsoft.com/office/drawing/2015/10/21/chartex" xmlns:cx3="http://schemas.microsoft.com/office/drawing/2016/5/9/chartex" xmlns:cx4="http://schemas.microsoft.com/office/drawing/2016/5/10/chartex" xmlns:cx5="http://schemas.microsoft.com/office/drawing/2016/5/11/chartex" xmlns:cx6="http://schemas.microsoft.com/office/drawing/2016/5/12/chartex" xmlns:cx7="http://schemas.microsoft.com/office/drawing/2016/5/13/chartex" xmlns:cx8="http://schemas.microsoft.com/office/drawing/2016/5/14/chartex" xmlns:mc="http://schemas.openxmlformats.org/markup-compatibility/2006" xmlns:aink="http://schemas.microsoft.com/office/drawing/2016/ink" xmlns:am3d="http://schemas.microsoft.com/office/drawing/2017/model3d" xmlns:o="urn:schemas-microsoft-com:office:office" xmlns:oel="http://schemas.microsoft.com/office/2019/extlst" xmlns:r="http://schemas.openxmlformats.org/officeDocument/2006/relationships" xmlns:m="http://schemas.openxmlformats.org/officeDocument/2006/math" xmlns:v="urn:schemas-microsoft-com:vml" xmlns:wp14="http://schemas.microsoft.com/office/word/2010/wordprocessingDrawing" xmlns:wp="http://schemas.openxmlformats.org/drawingml/2006/wordprocessingDrawing" xmlns:w10="urn:schemas-microsoft-com:office:word" xmlns:w="http://schemas.openxmlformats.org/wordprocessingml/2006/main" xmlns:w14="http://schemas.microsoft.com/office/word/2010/wordml" xmlns:w15="http://schemas.microsoft.com/office/word/2012/wordml" xmlns:w16cex="http://schemas.microsoft.com/office/word/2018/wordml/cex" xmlns:w16cid="http://schemas.microsoft.com/office/word/2016/wordml/cid" xmlns:w16="http://schemas.microsoft.com/office/word/2018/wordml" xmlns:w16sdtdh="http://schemas.microsoft.com/office/word/2020/wordml/sdtdatahash" xmlns:w16se="http://schemas.microsoft.com/office/word/2015/wordml/symex" xmlns:wpg="http://schemas.microsoft.com/office/word/2010/wordprocessingGroup" xmlns:wpi="http://schemas.microsoft.com/office/word/2010/wordprocessingInk" xmlns:wne="http://schemas.microsoft.com/office/word/2006/wordml" xmlns:wps="http://schemas.microsoft.com/office/word/2010/wordprocessingShape" mc:Ignorable="w14 w15 w16se w16cid w16 w16cex w16sdtdh wp14">
+<w:ftr xmlns:wpc="http://schemas.microsoft.com/office/word/2010/wordprocessingCanvas" xmlns:cx="http://schemas.microsoft.com/office/drawing/2014/chartex" xmlns:cx1="http://schemas.microsoft.com/office/drawing/2015/9/8/chartex" xmlns:cx2="http://schemas.microsoft.com/office/drawing/2015/10/21/chartex" xmlns:cx3="http://schemas.microsoft.com/office/drawing/2016/5/9/chartex" xmlns:cx4="http://schemas.microsoft.com/office/drawing/2016/5/10/chartex" xmlns:cx5="http://schemas.microsoft.com/office/drawing/2016/5/11/chartex" xmlns:cx6="http://schemas.microsoft.com/office/drawing/2016/5/12/chartex" xmlns:cx7="http://schemas.microsoft.com/office/drawing/2016/5/13/chartex" xmlns:cx8="http://schemas.microsoft.com/office/drawing/2016/5/14/chartex" xmlns:mc="http://schemas.openxmlformats.org/markup-compatibility/2006" xmlns:aink="http://schemas.microsoft.com/office/drawing/2016/ink" xmlns:am3d="http://schemas.microsoft.com/office/drawing/2017/model3d" xmlns:o="urn:schemas-microsoft-com:office:office" xmlns:oel="http://schemas.microsoft.com/office/2019/extlst" xmlns:r="http://schemas.openxmlformats.org/officeDocument/2006/relationships" xmlns:m="http://schemas.openxmlformats.org/officeDocument/2006/math" xmlns:v="urn:schemas-microsoft-com:vml" xmlns:wp14="http://schemas.microsoft.com/office/word/2010/wordprocessingDrawing" xmlns:wp="http://schemas.openxmlformats.org/drawingml/2006/wordprocessingDrawing" xmlns:w10="urn:schemas-microsoft-com:office:word" xmlns:w="http://schemas.openxmlformats.org/wordprocessingml/2006/main" xmlns:w14="http://schemas.microsoft.com/office/word/2010/wordml" xmlns:w15="http://schemas.microsoft.com/office/word/2012/wordml" xmlns:w16cex="http://schemas.microsoft.com/office/word/2018/wordml/cex" xmlns:w16cid="http://schemas.microsoft.com/office/word/2016/wordml/cid" xmlns:w16="http://schemas.microsoft.com/office/word/2018/wordml" xmlns:w16du="http://schemas.microsoft.com/office/word/2023/wordml/word16du" xmlns:w16sdtdh="http://schemas.microsoft.com/office/word/2020/wordml/sdtdatahash" xmlns:w16se="http://schemas.microsoft.com/office/word/2015/wordml/symex" xmlns:wpg="http://schemas.microsoft.com/office/word/2010/wordprocessingGroup" xmlns:wpi="http://schemas.microsoft.com/office/word/2010/wordprocessingInk" xmlns:wne="http://schemas.microsoft.com/office/word/2006/wordml" xmlns:wps="http://schemas.microsoft.com/office/word/2010/wordprocessingShape" mc:Ignorable="w14 w15 w16se w16cid w16 w16cex w16sdtdh w16du wp14">
   <w:p/>
 </w:ftr>
 </file>
 
 <file path=word/footnotes.xml><?xml version="1.0" encoding="utf-8"?>
-<w:footnotes xmlns:wpc="http://schemas.microsoft.com/office/word/2010/wordprocessingCanvas" xmlns:cx="http://schemas.microsoft.com/office/drawing/2014/chartex" xmlns:cx1="http://schemas.microsoft.com/office/drawing/2015/9/8/chartex" xmlns:cx2="http://schemas.microsoft.com/office/drawing/2015/10/21/chartex" xmlns:cx3="http://schemas.microsoft.com/office/drawing/2016/5/9/chartex" xmlns:cx4="http://schemas.microsoft.com/office/drawing/2016/5/10/chartex" xmlns:cx5="http://schemas.microsoft.com/office/drawing/2016/5/11/chartex" xmlns:cx6="http://schemas.microsoft.com/office/drawing/2016/5/12/chartex" xmlns:cx7="http://schemas.microsoft.com/office/drawing/2016/5/13/chartex" xmlns:cx8="http://schemas.microsoft.com/office/drawing/2016/5/14/chartex" xmlns:mc="http://schemas.openxmlformats.org/markup-compatibility/2006" xmlns:aink="http://schemas.microsoft.com/office/drawing/2016/ink" xmlns:am3d="http://schemas.microsoft.com/office/drawing/2017/model3d" xmlns:o="urn:schemas-microsoft-com:office:office" xmlns:oel="http://schemas.microsoft.com/office/2019/extlst" xmlns:r="http://schemas.openxmlformats.org/officeDocument/2006/relationships" xmlns:m="http://schemas.openxmlformats.org/officeDocument/2006/math" xmlns:v="urn:schemas-microsoft-com:vml" xmlns:wp14="http://schemas.microsoft.com/office/word/2010/wordprocessingDrawing" xmlns:wp="http://schemas.openxmlformats.org/drawingml/2006/wordprocessingDrawing" xmlns:w10="urn:schemas-microsoft-com:office:word" xmlns:w="http://schemas.openxmlformats.org/wordprocessingml/2006/main" xmlns:w14="http://schemas.microsoft.com/office/word/2010/wordml" xmlns:w15="http://schemas.microsoft.com/office/word/2012/wordml" xmlns:w16cex="http://schemas.microsoft.com/office/word/2018/wordml/cex" xmlns:w16cid="http://schemas.microsoft.com/office/word/2016/wordml/cid" xmlns:w16="http://schemas.microsoft.com/office/word/2018/wordml" xmlns:w16sdtdh="http://schemas.microsoft.com/office/word/2020/wordml/sdtdatahash" xmlns:w16se="http://schemas.microsoft.com/office/word/2015/wordml/symex" xmlns:wpg="http://schemas.microsoft.com/office/word/2010/wordprocessingGroup" xmlns:wpi="http://schemas.microsoft.com/office/word/2010/wordprocessingInk" xmlns:wne="http://schemas.microsoft.com/office/word/2006/wordml" xmlns:wps="http://schemas.microsoft.com/office/word/2010/wordprocessingShape" mc:Ignorable="w14 w15 w16se w16cid w16 w16cex w16sdtdh wp14">
+<w:footnotes xmlns:wpc="http://schemas.microsoft.com/office/word/2010/wordprocessingCanvas" xmlns:cx="http://schemas.microsoft.com/office/drawing/2014/chartex" xmlns:cx1="http://schemas.microsoft.com/office/drawing/2015/9/8/chartex" xmlns:cx2="http://schemas.microsoft.com/office/drawing/2015/10/21/chartex" xmlns:cx3="http://schemas.microsoft.com/office/drawing/2016/5/9/chartex" xmlns:cx4="http://schemas.microsoft.com/office/drawing/2016/5/10/chartex" xmlns:cx5="http://schemas.microsoft.com/office/drawing/2016/5/11/chartex" xmlns:cx6="http://schemas.microsoft.com/office/drawing/2016/5/12/chartex" xmlns:cx7="http://schemas.microsoft.com/office/drawing/2016/5/13/chartex" xmlns:cx8="http://schemas.microsoft.com/office/drawing/2016/5/14/chartex" xmlns:mc="http://schemas.openxmlformats.org/markup-compatibility/2006" xmlns:aink="http://schemas.microsoft.com/office/drawing/2016/ink" xmlns:am3d="http://schemas.microsoft.com/office/drawing/2017/model3d" xmlns:o="urn:schemas-microsoft-com:office:office" xmlns:oel="http://schemas.microsoft.com/office/2019/extlst" xmlns:r="http://schemas.openxmlformats.org/officeDocument/2006/relationships" xmlns:m="http://schemas.openxmlformats.org/officeDocument/2006/math" xmlns:v="urn:schemas-microsoft-com:vml" xmlns:wp14="http://schemas.microsoft.com/office/word/2010/wordprocessingDrawing" xmlns:wp="http://schemas.openxmlformats.org/drawingml/2006/wordprocessingDrawing" xmlns:w10="urn:schemas-microsoft-com:office:word" xmlns:w="http://schemas.openxmlformats.org/wordprocessingml/2006/main" xmlns:w14="http://schemas.microsoft.com/office/word/2010/wordml" xmlns:w15="http://schemas.microsoft.com/office/word/2012/wordml" xmlns:w16cex="http://schemas.microsoft.com/office/word/2018/wordml/cex" xmlns:w16cid="http://schemas.microsoft.com/office/word/2016/wordml/cid" xmlns:w16="http://schemas.microsoft.com/office/word/2018/wordml" xmlns:w16du="http://schemas.microsoft.com/office/word/2023/wordml/word16du" xmlns:w16sdtdh="http://schemas.microsoft.com/office/word/2020/wordml/sdtdatahash" xmlns:w16se="http://schemas.microsoft.com/office/word/2015/wordml/symex" xmlns:wpg="http://schemas.microsoft.com/office/word/2010/wordprocessingGroup" xmlns:wpi="http://schemas.microsoft.com/office/word/2010/wordprocessingInk" xmlns:wne="http://schemas.microsoft.com/office/word/2006/wordml" xmlns:wps="http://schemas.microsoft.com/office/word/2010/wordprocessingShape" mc:Ignorable="w14 w15 w16se w16cid w16 w16cex w16sdtdh w16du wp14">
   <w:footnote w:type="separator" w:id="-1">
     <w:p>
       <w:pPr>
@@ -17256,7 +17257,7 @@
 </file>
 
 <file path=word/numbering.xml><?xml version="1.0" encoding="utf-8"?>
-<w:numbering xmlns:wpc="http://schemas.microsoft.com/office/word/2010/wordprocessingCanvas" xmlns:cx="http://schemas.microsoft.com/office/drawing/2014/chartex" xmlns:cx1="http://schemas.microsoft.com/office/drawing/2015/9/8/chartex" xmlns:cx2="http://schemas.microsoft.com/office/drawing/2015/10/21/chartex" xmlns:cx3="http://schemas.microsoft.com/office/drawing/2016/5/9/chartex" xmlns:cx4="http://schemas.microsoft.com/office/drawing/2016/5/10/chartex" xmlns:cx5="http://schemas.microsoft.com/office/drawing/2016/5/11/chartex" xmlns:cx6="http://schemas.microsoft.com/office/drawing/2016/5/12/chartex" xmlns:cx7="http://schemas.microsoft.com/office/drawing/2016/5/13/chartex" xmlns:cx8="http://schemas.microsoft.com/office/drawing/2016/5/14/chartex" xmlns:mc="http://schemas.openxmlformats.org/markup-compatibility/2006" xmlns:aink="http://schemas.microsoft.com/office/drawing/2016/ink" xmlns:am3d="http://schemas.microsoft.com/office/drawing/2017/model3d" xmlns:o="urn:schemas-microsoft-com:office:office" xmlns:oel="http://schemas.microsoft.com/office/2019/extlst" xmlns:r="http://schemas.openxmlformats.org/officeDocument/2006/relationships" xmlns:m="http://schemas.openxmlformats.org/officeDocument/2006/math" xmlns:v="urn:schemas-microsoft-com:vml" xmlns:wp14="http://schemas.microsoft.com/office/word/2010/wordprocessingDrawing" xmlns:wp="http://schemas.openxmlformats.org/drawingml/2006/wordprocessingDrawing" xmlns:w10="urn:schemas-microsoft-com:office:word" xmlns:w="http://schemas.openxmlformats.org/wordprocessingml/2006/main" xmlns:w14="http://schemas.microsoft.com/office/word/2010/wordml" xmlns:w15="http://schemas.microsoft.com/office/word/2012/wordml" xmlns:w16cex="http://schemas.microsoft.com/office/word/2018/wordml/cex" xmlns:w16cid="http://schemas.microsoft.com/office/word/2016/wordml/cid" xmlns:w16="http://schemas.microsoft.com/office/word/2018/wordml" xmlns:w16sdtdh="http://schemas.microsoft.com/office/word/2020/wordml/sdtdatahash" xmlns:w16se="http://schemas.microsoft.com/office/word/2015/wordml/symex" xmlns:wpg="http://schemas.microsoft.com/office/word/2010/wordprocessingGroup" xmlns:wpi="http://schemas.microsoft.com/office/word/2010/wordprocessingInk" xmlns:wne="http://schemas.microsoft.com/office/word/2006/wordml" xmlns:wps="http://schemas.microsoft.com/office/word/2010/wordprocessingShape" mc:Ignorable="w14 w15 w16se w16cid w16 w16cex w16sdtdh wp14">
+<w:numbering xmlns:wpc="http://schemas.microsoft.com/office/word/2010/wordprocessingCanvas" xmlns:cx="http://schemas.microsoft.com/office/drawing/2014/chartex" xmlns:cx1="http://schemas.microsoft.com/office/drawing/2015/9/8/chartex" xmlns:cx2="http://schemas.microsoft.com/office/drawing/2015/10/21/chartex" xmlns:cx3="http://schemas.microsoft.com/office/drawing/2016/5/9/chartex" xmlns:cx4="http://schemas.microsoft.com/office/drawing/2016/5/10/chartex" xmlns:cx5="http://schemas.microsoft.com/office/drawing/2016/5/11/chartex" xmlns:cx6="http://schemas.microsoft.com/office/drawing/2016/5/12/chartex" xmlns:cx7="http://schemas.microsoft.com/office/drawing/2016/5/13/chartex" xmlns:cx8="http://schemas.microsoft.com/office/drawing/2016/5/14/chartex" xmlns:mc="http://schemas.openxmlformats.org/markup-compatibility/2006" xmlns:aink="http://schemas.microsoft.com/office/drawing/2016/ink" xmlns:am3d="http://schemas.microsoft.com/office/drawing/2017/model3d" xmlns:o="urn:schemas-microsoft-com:office:office" xmlns:oel="http://schemas.microsoft.com/office/2019/extlst" xmlns:r="http://schemas.openxmlformats.org/officeDocument/2006/relationships" xmlns:m="http://schemas.openxmlformats.org/officeDocument/2006/math" xmlns:v="urn:schemas-microsoft-com:vml" xmlns:wp14="http://schemas.microsoft.com/office/word/2010/wordprocessingDrawing" xmlns:wp="http://schemas.openxmlformats.org/drawingml/2006/wordprocessingDrawing" xmlns:w10="urn:schemas-microsoft-com:office:word" xmlns:w="http://schemas.openxmlformats.org/wordprocessingml/2006/main" xmlns:w14="http://schemas.microsoft.com/office/word/2010/wordml" xmlns:w15="http://schemas.microsoft.com/office/word/2012/wordml" xmlns:w16cex="http://schemas.microsoft.com/office/word/2018/wordml/cex" xmlns:w16cid="http://schemas.microsoft.com/office/word/2016/wordml/cid" xmlns:w16="http://schemas.microsoft.com/office/word/2018/wordml" xmlns:w16du="http://schemas.microsoft.com/office/word/2023/wordml/word16du" xmlns:w16sdtdh="http://schemas.microsoft.com/office/word/2020/wordml/sdtdatahash" xmlns:w16se="http://schemas.microsoft.com/office/word/2015/wordml/symex" xmlns:wpg="http://schemas.microsoft.com/office/word/2010/wordprocessingGroup" xmlns:wpi="http://schemas.microsoft.com/office/word/2010/wordprocessingInk" xmlns:wne="http://schemas.microsoft.com/office/word/2006/wordml" xmlns:wps="http://schemas.microsoft.com/office/word/2010/wordprocessingShape" mc:Ignorable="w14 w15 w16se w16cid w16 w16cex w16sdtdh w16du wp14">
   <w:abstractNum w:abstractNumId="0" w15:restartNumberingAfterBreak="0">
     <w:nsid w:val="00FD2661"/>
     <w:multiLevelType w:val="multilevel"/>
@@ -22435,7 +22436,7 @@
 </file>
 
 <file path=word/styles.xml><?xml version="1.0" encoding="utf-8"?>
-<w:styles xmlns:mc="http://schemas.openxmlformats.org/markup-compatibility/2006" xmlns:r="http://schemas.openxmlformats.org/officeDocument/2006/relationships" xmlns:w="http://schemas.openxmlformats.org/wordprocessingml/2006/main" xmlns:w14="http://schemas.microsoft.com/office/word/2010/wordml" xmlns:w15="http://schemas.microsoft.com/office/word/2012/wordml" xmlns:w16cex="http://schemas.microsoft.com/office/word/2018/wordml/cex" xmlns:w16cid="http://schemas.microsoft.com/office/word/2016/wordml/cid" xmlns:w16="http://schemas.microsoft.com/office/word/2018/wordml" xmlns:w16sdtdh="http://schemas.microsoft.com/office/word/2020/wordml/sdtdatahash" xmlns:w16se="http://schemas.microsoft.com/office/word/2015/wordml/symex" mc:Ignorable="w14 w15 w16se w16cid w16 w16cex w16sdtdh">
+<w:styles xmlns:mc="http://schemas.openxmlformats.org/markup-compatibility/2006" xmlns:r="http://schemas.openxmlformats.org/officeDocument/2006/relationships" xmlns:w="http://schemas.openxmlformats.org/wordprocessingml/2006/main" xmlns:w14="http://schemas.microsoft.com/office/word/2010/wordml" xmlns:w15="http://schemas.microsoft.com/office/word/2012/wordml" xmlns:w16cex="http://schemas.microsoft.com/office/word/2018/wordml/cex" xmlns:w16cid="http://schemas.microsoft.com/office/word/2016/wordml/cid" xmlns:w16="http://schemas.microsoft.com/office/word/2018/wordml" xmlns:w16du="http://schemas.microsoft.com/office/word/2023/wordml/word16du" xmlns:w16sdtdh="http://schemas.microsoft.com/office/word/2020/wordml/sdtdatahash" xmlns:w16se="http://schemas.microsoft.com/office/word/2015/wordml/symex" mc:Ignorable="w14 w15 w16se w16cid w16 w16cex w16sdtdh w16du">
   <w:docDefaults>
     <w:rPrDefault>
       <w:rPr>

--- a/Resources/Current Work/SoftwareRequirementsDocument.docx
+++ b/Resources/Current Work/SoftwareRequirementsDocument.docx
@@ -1,6 +1,6 @@
 
 <file path=word/document.xml><?xml version="1.0" encoding="utf-8"?>
-<w:document xmlns:wpc="http://schemas.microsoft.com/office/word/2010/wordprocessingCanvas" xmlns:cx="http://schemas.microsoft.com/office/drawing/2014/chartex" xmlns:cx1="http://schemas.microsoft.com/office/drawing/2015/9/8/chartex" xmlns:cx2="http://schemas.microsoft.com/office/drawing/2015/10/21/chartex" xmlns:cx3="http://schemas.microsoft.com/office/drawing/2016/5/9/chartex" xmlns:cx4="http://schemas.microsoft.com/office/drawing/2016/5/10/chartex" xmlns:cx5="http://schemas.microsoft.com/office/drawing/2016/5/11/chartex" xmlns:cx6="http://schemas.microsoft.com/office/drawing/2016/5/12/chartex" xmlns:cx7="http://schemas.microsoft.com/office/drawing/2016/5/13/chartex" xmlns:cx8="http://schemas.microsoft.com/office/drawing/2016/5/14/chartex" xmlns:mc="http://schemas.openxmlformats.org/markup-compatibility/2006" xmlns:aink="http://schemas.microsoft.com/office/drawing/2016/ink" xmlns:am3d="http://schemas.microsoft.com/office/drawing/2017/model3d" xmlns:o="urn:schemas-microsoft-com:office:office" xmlns:oel="http://schemas.microsoft.com/office/2019/extlst" xmlns:r="http://schemas.openxmlformats.org/officeDocument/2006/relationships" xmlns:m="http://schemas.openxmlformats.org/officeDocument/2006/math" xmlns:v="urn:schemas-microsoft-com:vml" xmlns:wp14="http://schemas.microsoft.com/office/word/2010/wordprocessingDrawing" xmlns:wp="http://schemas.openxmlformats.org/drawingml/2006/wordprocessingDrawing" xmlns:w10="urn:schemas-microsoft-com:office:word" xmlns:w="http://schemas.openxmlformats.org/wordprocessingml/2006/main" xmlns:w14="http://schemas.microsoft.com/office/word/2010/wordml" xmlns:w15="http://schemas.microsoft.com/office/word/2012/wordml" xmlns:w16cex="http://schemas.microsoft.com/office/word/2018/wordml/cex" xmlns:w16cid="http://schemas.microsoft.com/office/word/2016/wordml/cid" xmlns:w16="http://schemas.microsoft.com/office/word/2018/wordml" xmlns:w16du="http://schemas.microsoft.com/office/word/2023/wordml/word16du" xmlns:w16sdtdh="http://schemas.microsoft.com/office/word/2020/wordml/sdtdatahash" xmlns:w16se="http://schemas.microsoft.com/office/word/2015/wordml/symex" xmlns:wpg="http://schemas.microsoft.com/office/word/2010/wordprocessingGroup" xmlns:wpi="http://schemas.microsoft.com/office/word/2010/wordprocessingInk" xmlns:wne="http://schemas.microsoft.com/office/word/2006/wordml" xmlns:wps="http://schemas.microsoft.com/office/word/2010/wordprocessingShape" mc:Ignorable="w14 w15 w16se w16cid w16 w16cex w16sdtdh w16du wp14">
+<w:document xmlns:wpc="http://schemas.microsoft.com/office/word/2010/wordprocessingCanvas" xmlns:cx="http://schemas.microsoft.com/office/drawing/2014/chartex" xmlns:cx1="http://schemas.microsoft.com/office/drawing/2015/9/8/chartex" xmlns:cx2="http://schemas.microsoft.com/office/drawing/2015/10/21/chartex" xmlns:cx3="http://schemas.microsoft.com/office/drawing/2016/5/9/chartex" xmlns:cx4="http://schemas.microsoft.com/office/drawing/2016/5/10/chartex" xmlns:cx5="http://schemas.microsoft.com/office/drawing/2016/5/11/chartex" xmlns:cx6="http://schemas.microsoft.com/office/drawing/2016/5/12/chartex" xmlns:cx7="http://schemas.microsoft.com/office/drawing/2016/5/13/chartex" xmlns:cx8="http://schemas.microsoft.com/office/drawing/2016/5/14/chartex" xmlns:mc="http://schemas.openxmlformats.org/markup-compatibility/2006" xmlns:aink="http://schemas.microsoft.com/office/drawing/2016/ink" xmlns:am3d="http://schemas.microsoft.com/office/drawing/2017/model3d" xmlns:o="urn:schemas-microsoft-com:office:office" xmlns:oel="http://schemas.microsoft.com/office/2019/extlst" xmlns:r="http://schemas.openxmlformats.org/officeDocument/2006/relationships" xmlns:m="http://schemas.openxmlformats.org/officeDocument/2006/math" xmlns:v="urn:schemas-microsoft-com:vml" xmlns:wp14="http://schemas.microsoft.com/office/word/2010/wordprocessingDrawing" xmlns:wp="http://schemas.openxmlformats.org/drawingml/2006/wordprocessingDrawing" xmlns:w10="urn:schemas-microsoft-com:office:word" xmlns:w="http://schemas.openxmlformats.org/wordprocessingml/2006/main" xmlns:w14="http://schemas.microsoft.com/office/word/2010/wordml" xmlns:w15="http://schemas.microsoft.com/office/word/2012/wordml" xmlns:w16cex="http://schemas.microsoft.com/office/word/2018/wordml/cex" xmlns:w16cid="http://schemas.microsoft.com/office/word/2016/wordml/cid" xmlns:w16="http://schemas.microsoft.com/office/word/2018/wordml" xmlns:w16sdtdh="http://schemas.microsoft.com/office/word/2020/wordml/sdtdatahash" xmlns:w16se="http://schemas.microsoft.com/office/word/2015/wordml/symex" xmlns:wpg="http://schemas.microsoft.com/office/word/2010/wordprocessingGroup" xmlns:wpi="http://schemas.microsoft.com/office/word/2010/wordprocessingInk" xmlns:wne="http://schemas.microsoft.com/office/word/2006/wordml" xmlns:wps="http://schemas.microsoft.com/office/word/2010/wordprocessingShape" mc:Ignorable="w14 w15 w16se w16cid w16 w16cex w16sdtdh wp14">
   <w:body>
     <w:p>
       <w:pPr>
@@ -1828,7 +1828,6 @@
           <w:docPartUnique/>
         </w:docPartObj>
       </w:sdtPr>
-      <w:sdtEndPr/>
       <w:sdtContent>
         <w:p>
           <w:pPr>
@@ -7965,6 +7964,7 @@
               <w:rPr>
                 <w:color w:val="00B0F0"/>
               </w:rPr>
+              <w:lastRenderedPageBreak/>
               <w:t>API</w:t>
             </w:r>
           </w:p>
@@ -8655,6 +8655,7 @@
         <w:rPr>
           <w:color w:val="00B0F0"/>
         </w:rPr>
+        <w:lastRenderedPageBreak/>
         <w:t xml:space="preserve"> </w:t>
       </w:r>
     </w:p>
@@ -9057,6 +9058,7 @@
           <w:color w:val="00B0F0"/>
           <w:lang w:val="en-US"/>
         </w:rPr>
+        <w:lastRenderedPageBreak/>
         <w:t>7. Offline Functionality: Providing offline functionality where possible to allow users to access certain features or content even when they're not connected to the internet.</w:t>
       </w:r>
     </w:p>
@@ -9152,6 +9154,7 @@
       </w:pPr>
       <w:bookmarkStart w:id="8" w:name="_Toc156255128"/>
       <w:r>
+        <w:lastRenderedPageBreak/>
         <w:t>General Description</w:t>
       </w:r>
       <w:bookmarkEnd w:id="8"/>
@@ -9598,6 +9601,7 @@
           <w:color w:val="00B0F0"/>
           <w:lang w:val="en-US"/>
         </w:rPr>
+        <w:lastRenderedPageBreak/>
         <w:t xml:space="preserve">   - Emerging artists are aspiring musicians who use the platform to showcase their music, gain exposure, and connect with fans.</w:t>
       </w:r>
     </w:p>
@@ -9918,6 +9922,7 @@
           <w:color w:val="00B0F0"/>
           <w:lang w:val="en-US"/>
         </w:rPr>
+        <w:lastRenderedPageBreak/>
         <w:t xml:space="preserve">The software will be dependent on Spring Web and </w:t>
       </w:r>
       <w:proofErr w:type="spellStart"/>
@@ -10434,6 +10439,7 @@
       </w:pPr>
       <w:bookmarkStart w:id="17" w:name="_Toc156255137"/>
       <w:r>
+        <w:lastRenderedPageBreak/>
         <w:t>Use-Case Model</w:t>
       </w:r>
       <w:bookmarkEnd w:id="17"/>
@@ -10461,10 +10467,10 @@
           <w:noProof/>
         </w:rPr>
         <w:drawing>
-          <wp:inline distT="0" distB="0" distL="0" distR="0" wp14:anchorId="7535F347" wp14:editId="208D870A">
-            <wp:extent cx="6645910" cy="7286625"/>
-            <wp:effectExtent l="0" t="0" r="2540" b="9525"/>
-            <wp:docPr id="692218620" name="Picture 5" descr="A diagram of people and text&#10;&#10;Description automatically generated with medium confidence"/>
+          <wp:inline distT="0" distB="0" distL="0" distR="0" wp14:anchorId="2FBCA69D" wp14:editId="788EEB8E">
+            <wp:extent cx="6007728" cy="6586917"/>
+            <wp:effectExtent l="0" t="0" r="0" b="4445"/>
+            <wp:docPr id="40279500" name="Picture 1" descr="A diagram of people with text&#10;&#10;Description automatically generated with medium confidence"/>
             <wp:cNvGraphicFramePr>
               <a:graphicFrameLocks xmlns:a="http://schemas.openxmlformats.org/drawingml/2006/main" noChangeAspect="1"/>
             </wp:cNvGraphicFramePr>
@@ -10472,7 +10478,7 @@
               <a:graphicData uri="http://schemas.openxmlformats.org/drawingml/2006/picture">
                 <pic:pic xmlns:pic="http://schemas.openxmlformats.org/drawingml/2006/picture">
                   <pic:nvPicPr>
-                    <pic:cNvPr id="692218620" name="Picture 5" descr="A diagram of people and text&#10;&#10;Description automatically generated with medium confidence"/>
+                    <pic:cNvPr id="40279500" name="Picture 1" descr="A diagram of people with text&#10;&#10;Description automatically generated with medium confidence"/>
                     <pic:cNvPicPr/>
                   </pic:nvPicPr>
                   <pic:blipFill>
@@ -10490,7 +10496,7 @@
                   <pic:spPr>
                     <a:xfrm>
                       <a:off x="0" y="0"/>
-                      <a:ext cx="6645910" cy="7286625"/>
+                      <a:ext cx="6014948" cy="6594833"/>
                     </a:xfrm>
                     <a:prstGeom prst="rect">
                       <a:avLst/>
@@ -10830,6 +10836,7 @@
           <w:b/>
           <w:color w:val="00B0F0"/>
         </w:rPr>
+        <w:lastRenderedPageBreak/>
         <w:t>Recommend Artists/Music</w:t>
       </w:r>
       <w:r>
@@ -11639,6 +11646,7 @@
           <w:color w:val="00B0F0"/>
           <w:lang w:val="en-US"/>
         </w:rPr>
+        <w:lastRenderedPageBreak/>
         <w:t>Request to Ban User</w:t>
       </w:r>
       <w:r>
@@ -12806,6 +12814,7 @@
         <w:rPr>
           <w:b/>
         </w:rPr>
+        <w:lastRenderedPageBreak/>
         <w:t>System State on Completion</w:t>
       </w:r>
       <w:r>
@@ -13510,6 +13519,7 @@
           <w:color w:val="0070C0"/>
           <w:lang w:val="en-US"/>
         </w:rPr>
+        <w:lastRenderedPageBreak/>
         <w:t>Normal</w:t>
       </w:r>
       <w:r>
@@ -14273,7 +14283,16 @@
           <w:color w:val="09D2E0"/>
           <w:lang w:val="en-US"/>
         </w:rPr>
-        <w:t>The artist can download the music reports for their records or export them in various formats for further analysis. They may also share the reports with collaborators or stakeholders to demonstrate the success and impact of their music on the platform.</w:t>
+        <w:t xml:space="preserve">The artist can download the music reports for their records or export them in various formats for further analysis. They may </w:t>
+      </w:r>
+      <w:r>
+        <w:rPr>
+          <w:rFonts w:eastAsia="system-ui"/>
+          <w:color w:val="09D2E0"/>
+          <w:lang w:val="en-US"/>
+        </w:rPr>
+        <w:lastRenderedPageBreak/>
+        <w:t>also share the reports with collaborators or stakeholders to demonstrate the success and impact of their music on the platform.</w:t>
       </w:r>
     </w:p>
     <w:p>
@@ -14514,15 +14533,7 @@
         <w:t xml:space="preserve">: </w:t>
       </w:r>
       <w:r>
-        <w:t xml:space="preserve">The admin could ban users from commenting on </w:t>
-      </w:r>
-      <w:proofErr w:type="gramStart"/>
-      <w:r>
-        <w:t>users</w:t>
-      </w:r>
-      <w:proofErr w:type="gramEnd"/>
-      <w:r>
-        <w:t xml:space="preserve"> post.</w:t>
+        <w:t>The admin could ban users from commenting on users post.</w:t>
       </w:r>
     </w:p>
     <w:p>
@@ -15148,6 +15159,7 @@
           <w:b/>
           <w:lang w:val="en-US"/>
         </w:rPr>
+        <w:lastRenderedPageBreak/>
         <w:t>Other Activities</w:t>
       </w:r>
       <w:r>
@@ -15265,6 +15277,7 @@
       </w:pPr>
       <w:bookmarkStart w:id="32" w:name="_Toc156255147"/>
       <w:r>
+        <w:lastRenderedPageBreak/>
         <w:t>Technical Requirements</w:t>
       </w:r>
       <w:bookmarkEnd w:id="32"/>
@@ -15837,6 +15850,7 @@
       </w:pPr>
       <w:bookmarkStart w:id="41" w:name="_Toc156255157"/>
       <w:r>
+        <w:lastRenderedPageBreak/>
         <w:t>Non-Functional Requirements</w:t>
       </w:r>
       <w:bookmarkEnd w:id="41"/>
@@ -16251,6 +16265,7 @@
       </w:pPr>
       <w:bookmarkStart w:id="51" w:name="_Toc156255167"/>
       <w:r>
+        <w:lastRenderedPageBreak/>
         <w:t>Process Requirements</w:t>
       </w:r>
       <w:bookmarkEnd w:id="51"/>
@@ -16540,6 +16555,7 @@
       </w:pPr>
       <w:bookmarkStart w:id="59" w:name="_Toc156255174"/>
       <w:r>
+        <w:lastRenderedPageBreak/>
         <w:t>High-Level Database Schema</w:t>
       </w:r>
       <w:bookmarkEnd w:id="59"/>
@@ -16603,6 +16619,7 @@
       </w:pPr>
       <w:bookmarkStart w:id="60" w:name="_Toc156255175"/>
       <w:r>
+        <w:lastRenderedPageBreak/>
         <w:t>Software Design</w:t>
       </w:r>
       <w:bookmarkEnd w:id="60"/>
@@ -16776,6 +16793,7 @@
       </w:pPr>
       <w:bookmarkStart w:id="63" w:name="_Toc156255178"/>
       <w:r>
+        <w:lastRenderedPageBreak/>
         <w:t xml:space="preserve">State Machine Diagram: </w:t>
       </w:r>
       <w:r>
@@ -16851,6 +16869,7 @@
         </w:numPr>
       </w:pPr>
       <w:r>
+        <w:lastRenderedPageBreak/>
         <w:t xml:space="preserve">State Machine Diagram: </w:t>
       </w:r>
       <w:r>
@@ -16999,6 +17018,7 @@
         <w:rPr>
           <w:noProof/>
         </w:rPr>
+        <w:lastRenderedPageBreak/>
         <w:drawing>
           <wp:inline distT="0" distB="0" distL="0" distR="0" wp14:anchorId="6F76B045" wp14:editId="28020FB7">
             <wp:extent cx="5571959" cy="3893344"/>
@@ -17127,6 +17147,7 @@
       </w:pPr>
       <w:bookmarkStart w:id="65" w:name="_Toc156255180"/>
       <w:r>
+        <w:lastRenderedPageBreak/>
         <w:t>Scenario</w:t>
       </w:r>
       <w:bookmarkEnd w:id="65"/>
@@ -17159,7 +17180,7 @@
 </file>
 
 <file path=word/endnotes.xml><?xml version="1.0" encoding="utf-8"?>
-<w:endnotes xmlns:wpc="http://schemas.microsoft.com/office/word/2010/wordprocessingCanvas" xmlns:cx="http://schemas.microsoft.com/office/drawing/2014/chartex" xmlns:cx1="http://schemas.microsoft.com/office/drawing/2015/9/8/chartex" xmlns:cx2="http://schemas.microsoft.com/office/drawing/2015/10/21/chartex" xmlns:cx3="http://schemas.microsoft.com/office/drawing/2016/5/9/chartex" xmlns:cx4="http://schemas.microsoft.com/office/drawing/2016/5/10/chartex" xmlns:cx5="http://schemas.microsoft.com/office/drawing/2016/5/11/chartex" xmlns:cx6="http://schemas.microsoft.com/office/drawing/2016/5/12/chartex" xmlns:cx7="http://schemas.microsoft.com/office/drawing/2016/5/13/chartex" xmlns:cx8="http://schemas.microsoft.com/office/drawing/2016/5/14/chartex" xmlns:mc="http://schemas.openxmlformats.org/markup-compatibility/2006" xmlns:aink="http://schemas.microsoft.com/office/drawing/2016/ink" xmlns:am3d="http://schemas.microsoft.com/office/drawing/2017/model3d" xmlns:o="urn:schemas-microsoft-com:office:office" xmlns:oel="http://schemas.microsoft.com/office/2019/extlst" xmlns:r="http://schemas.openxmlformats.org/officeDocument/2006/relationships" xmlns:m="http://schemas.openxmlformats.org/officeDocument/2006/math" xmlns:v="urn:schemas-microsoft-com:vml" xmlns:wp14="http://schemas.microsoft.com/office/word/2010/wordprocessingDrawing" xmlns:wp="http://schemas.openxmlformats.org/drawingml/2006/wordprocessingDrawing" xmlns:w10="urn:schemas-microsoft-com:office:word" xmlns:w="http://schemas.openxmlformats.org/wordprocessingml/2006/main" xmlns:w14="http://schemas.microsoft.com/office/word/2010/wordml" xmlns:w15="http://schemas.microsoft.com/office/word/2012/wordml" xmlns:w16cex="http://schemas.microsoft.com/office/word/2018/wordml/cex" xmlns:w16cid="http://schemas.microsoft.com/office/word/2016/wordml/cid" xmlns:w16="http://schemas.microsoft.com/office/word/2018/wordml" xmlns:w16du="http://schemas.microsoft.com/office/word/2023/wordml/word16du" xmlns:w16sdtdh="http://schemas.microsoft.com/office/word/2020/wordml/sdtdatahash" xmlns:w16se="http://schemas.microsoft.com/office/word/2015/wordml/symex" xmlns:wpg="http://schemas.microsoft.com/office/word/2010/wordprocessingGroup" xmlns:wpi="http://schemas.microsoft.com/office/word/2010/wordprocessingInk" xmlns:wne="http://schemas.microsoft.com/office/word/2006/wordml" xmlns:wps="http://schemas.microsoft.com/office/word/2010/wordprocessingShape" mc:Ignorable="w14 w15 w16se w16cid w16 w16cex w16sdtdh w16du wp14">
+<w:endnotes xmlns:wpc="http://schemas.microsoft.com/office/word/2010/wordprocessingCanvas" xmlns:cx="http://schemas.microsoft.com/office/drawing/2014/chartex" xmlns:cx1="http://schemas.microsoft.com/office/drawing/2015/9/8/chartex" xmlns:cx2="http://schemas.microsoft.com/office/drawing/2015/10/21/chartex" xmlns:cx3="http://schemas.microsoft.com/office/drawing/2016/5/9/chartex" xmlns:cx4="http://schemas.microsoft.com/office/drawing/2016/5/10/chartex" xmlns:cx5="http://schemas.microsoft.com/office/drawing/2016/5/11/chartex" xmlns:cx6="http://schemas.microsoft.com/office/drawing/2016/5/12/chartex" xmlns:cx7="http://schemas.microsoft.com/office/drawing/2016/5/13/chartex" xmlns:cx8="http://schemas.microsoft.com/office/drawing/2016/5/14/chartex" xmlns:mc="http://schemas.openxmlformats.org/markup-compatibility/2006" xmlns:aink="http://schemas.microsoft.com/office/drawing/2016/ink" xmlns:am3d="http://schemas.microsoft.com/office/drawing/2017/model3d" xmlns:o="urn:schemas-microsoft-com:office:office" xmlns:oel="http://schemas.microsoft.com/office/2019/extlst" xmlns:r="http://schemas.openxmlformats.org/officeDocument/2006/relationships" xmlns:m="http://schemas.openxmlformats.org/officeDocument/2006/math" xmlns:v="urn:schemas-microsoft-com:vml" xmlns:wp14="http://schemas.microsoft.com/office/word/2010/wordprocessingDrawing" xmlns:wp="http://schemas.openxmlformats.org/drawingml/2006/wordprocessingDrawing" xmlns:w10="urn:schemas-microsoft-com:office:word" xmlns:w="http://schemas.openxmlformats.org/wordprocessingml/2006/main" xmlns:w14="http://schemas.microsoft.com/office/word/2010/wordml" xmlns:w15="http://schemas.microsoft.com/office/word/2012/wordml" xmlns:w16cex="http://schemas.microsoft.com/office/word/2018/wordml/cex" xmlns:w16cid="http://schemas.microsoft.com/office/word/2016/wordml/cid" xmlns:w16="http://schemas.microsoft.com/office/word/2018/wordml" xmlns:w16sdtdh="http://schemas.microsoft.com/office/word/2020/wordml/sdtdatahash" xmlns:w16se="http://schemas.microsoft.com/office/word/2015/wordml/symex" xmlns:wpg="http://schemas.microsoft.com/office/word/2010/wordprocessingGroup" xmlns:wpi="http://schemas.microsoft.com/office/word/2010/wordprocessingInk" xmlns:wne="http://schemas.microsoft.com/office/word/2006/wordml" xmlns:wps="http://schemas.microsoft.com/office/word/2010/wordprocessingShape" mc:Ignorable="w14 w15 w16se w16cid w16 w16cex w16sdtdh wp14">
   <w:endnote w:type="separator" w:id="-1">
     <w:p>
       <w:pPr>
@@ -17191,7 +17212,7 @@
 </file>
 
 <file path=word/footer1.xml><?xml version="1.0" encoding="utf-8"?>
-<w:ftr xmlns:wpc="http://schemas.microsoft.com/office/word/2010/wordprocessingCanvas" xmlns:cx="http://schemas.microsoft.com/office/drawing/2014/chartex" xmlns:cx1="http://schemas.microsoft.com/office/drawing/2015/9/8/chartex" xmlns:cx2="http://schemas.microsoft.com/office/drawing/2015/10/21/chartex" xmlns:cx3="http://schemas.microsoft.com/office/drawing/2016/5/9/chartex" xmlns:cx4="http://schemas.microsoft.com/office/drawing/2016/5/10/chartex" xmlns:cx5="http://schemas.microsoft.com/office/drawing/2016/5/11/chartex" xmlns:cx6="http://schemas.microsoft.com/office/drawing/2016/5/12/chartex" xmlns:cx7="http://schemas.microsoft.com/office/drawing/2016/5/13/chartex" xmlns:cx8="http://schemas.microsoft.com/office/drawing/2016/5/14/chartex" xmlns:mc="http://schemas.openxmlformats.org/markup-compatibility/2006" xmlns:aink="http://schemas.microsoft.com/office/drawing/2016/ink" xmlns:am3d="http://schemas.microsoft.com/office/drawing/2017/model3d" xmlns:o="urn:schemas-microsoft-com:office:office" xmlns:oel="http://schemas.microsoft.com/office/2019/extlst" xmlns:r="http://schemas.openxmlformats.org/officeDocument/2006/relationships" xmlns:m="http://schemas.openxmlformats.org/officeDocument/2006/math" xmlns:v="urn:schemas-microsoft-com:vml" xmlns:wp14="http://schemas.microsoft.com/office/word/2010/wordprocessingDrawing" xmlns:wp="http://schemas.openxmlformats.org/drawingml/2006/wordprocessingDrawing" xmlns:w10="urn:schemas-microsoft-com:office:word" xmlns:w="http://schemas.openxmlformats.org/wordprocessingml/2006/main" xmlns:w14="http://schemas.microsoft.com/office/word/2010/wordml" xmlns:w15="http://schemas.microsoft.com/office/word/2012/wordml" xmlns:w16cex="http://schemas.microsoft.com/office/word/2018/wordml/cex" xmlns:w16cid="http://schemas.microsoft.com/office/word/2016/wordml/cid" xmlns:w16="http://schemas.microsoft.com/office/word/2018/wordml" xmlns:w16du="http://schemas.microsoft.com/office/word/2023/wordml/word16du" xmlns:w16sdtdh="http://schemas.microsoft.com/office/word/2020/wordml/sdtdatahash" xmlns:w16se="http://schemas.microsoft.com/office/word/2015/wordml/symex" xmlns:wpg="http://schemas.microsoft.com/office/word/2010/wordprocessingGroup" xmlns:wpi="http://schemas.microsoft.com/office/word/2010/wordprocessingInk" xmlns:wne="http://schemas.microsoft.com/office/word/2006/wordml" xmlns:wps="http://schemas.microsoft.com/office/word/2010/wordprocessingShape" mc:Ignorable="w14 w15 w16se w16cid w16 w16cex w16sdtdh w16du wp14">
+<w:ftr xmlns:wpc="http://schemas.microsoft.com/office/word/2010/wordprocessingCanvas" xmlns:cx="http://schemas.microsoft.com/office/drawing/2014/chartex" xmlns:cx1="http://schemas.microsoft.com/office/drawing/2015/9/8/chartex" xmlns:cx2="http://schemas.microsoft.com/office/drawing/2015/10/21/chartex" xmlns:cx3="http://schemas.microsoft.com/office/drawing/2016/5/9/chartex" xmlns:cx4="http://schemas.microsoft.com/office/drawing/2016/5/10/chartex" xmlns:cx5="http://schemas.microsoft.com/office/drawing/2016/5/11/chartex" xmlns:cx6="http://schemas.microsoft.com/office/drawing/2016/5/12/chartex" xmlns:cx7="http://schemas.microsoft.com/office/drawing/2016/5/13/chartex" xmlns:cx8="http://schemas.microsoft.com/office/drawing/2016/5/14/chartex" xmlns:mc="http://schemas.openxmlformats.org/markup-compatibility/2006" xmlns:aink="http://schemas.microsoft.com/office/drawing/2016/ink" xmlns:am3d="http://schemas.microsoft.com/office/drawing/2017/model3d" xmlns:o="urn:schemas-microsoft-com:office:office" xmlns:oel="http://schemas.microsoft.com/office/2019/extlst" xmlns:r="http://schemas.openxmlformats.org/officeDocument/2006/relationships" xmlns:m="http://schemas.openxmlformats.org/officeDocument/2006/math" xmlns:v="urn:schemas-microsoft-com:vml" xmlns:wp14="http://schemas.microsoft.com/office/word/2010/wordprocessingDrawing" xmlns:wp="http://schemas.openxmlformats.org/drawingml/2006/wordprocessingDrawing" xmlns:w10="urn:schemas-microsoft-com:office:word" xmlns:w="http://schemas.openxmlformats.org/wordprocessingml/2006/main" xmlns:w14="http://schemas.microsoft.com/office/word/2010/wordml" xmlns:w15="http://schemas.microsoft.com/office/word/2012/wordml" xmlns:w16cex="http://schemas.microsoft.com/office/word/2018/wordml/cex" xmlns:w16cid="http://schemas.microsoft.com/office/word/2016/wordml/cid" xmlns:w16="http://schemas.microsoft.com/office/word/2018/wordml" xmlns:w16sdtdh="http://schemas.microsoft.com/office/word/2020/wordml/sdtdatahash" xmlns:w16se="http://schemas.microsoft.com/office/word/2015/wordml/symex" xmlns:wpg="http://schemas.microsoft.com/office/word/2010/wordprocessingGroup" xmlns:wpi="http://schemas.microsoft.com/office/word/2010/wordprocessingInk" xmlns:wne="http://schemas.microsoft.com/office/word/2006/wordml" xmlns:wps="http://schemas.microsoft.com/office/word/2010/wordprocessingShape" mc:Ignorable="w14 w15 w16se w16cid w16 w16cex w16sdtdh wp14">
   <w:p>
     <w:pPr>
       <w:jc w:val="right"/>
@@ -17219,13 +17240,13 @@
 </file>
 
 <file path=word/footer2.xml><?xml version="1.0" encoding="utf-8"?>
-<w:ftr xmlns:wpc="http://schemas.microsoft.com/office/word/2010/wordprocessingCanvas" xmlns:cx="http://schemas.microsoft.com/office/drawing/2014/chartex" xmlns:cx1="http://schemas.microsoft.com/office/drawing/2015/9/8/chartex" xmlns:cx2="http://schemas.microsoft.com/office/drawing/2015/10/21/chartex" xmlns:cx3="http://schemas.microsoft.com/office/drawing/2016/5/9/chartex" xmlns:cx4="http://schemas.microsoft.com/office/drawing/2016/5/10/chartex" xmlns:cx5="http://schemas.microsoft.com/office/drawing/2016/5/11/chartex" xmlns:cx6="http://schemas.microsoft.com/office/drawing/2016/5/12/chartex" xmlns:cx7="http://schemas.microsoft.com/office/drawing/2016/5/13/chartex" xmlns:cx8="http://schemas.microsoft.com/office/drawing/2016/5/14/chartex" xmlns:mc="http://schemas.openxmlformats.org/markup-compatibility/2006" xmlns:aink="http://schemas.microsoft.com/office/drawing/2016/ink" xmlns:am3d="http://schemas.microsoft.com/office/drawing/2017/model3d" xmlns:o="urn:schemas-microsoft-com:office:office" xmlns:oel="http://schemas.microsoft.com/office/2019/extlst" xmlns:r="http://schemas.openxmlformats.org/officeDocument/2006/relationships" xmlns:m="http://schemas.openxmlformats.org/officeDocument/2006/math" xmlns:v="urn:schemas-microsoft-com:vml" xmlns:wp14="http://schemas.microsoft.com/office/word/2010/wordprocessingDrawing" xmlns:wp="http://schemas.openxmlformats.org/drawingml/2006/wordprocessingDrawing" xmlns:w10="urn:schemas-microsoft-com:office:word" xmlns:w="http://schemas.openxmlformats.org/wordprocessingml/2006/main" xmlns:w14="http://schemas.microsoft.com/office/word/2010/wordml" xmlns:w15="http://schemas.microsoft.com/office/word/2012/wordml" xmlns:w16cex="http://schemas.microsoft.com/office/word/2018/wordml/cex" xmlns:w16cid="http://schemas.microsoft.com/office/word/2016/wordml/cid" xmlns:w16="http://schemas.microsoft.com/office/word/2018/wordml" xmlns:w16du="http://schemas.microsoft.com/office/word/2023/wordml/word16du" xmlns:w16sdtdh="http://schemas.microsoft.com/office/word/2020/wordml/sdtdatahash" xmlns:w16se="http://schemas.microsoft.com/office/word/2015/wordml/symex" xmlns:wpg="http://schemas.microsoft.com/office/word/2010/wordprocessingGroup" xmlns:wpi="http://schemas.microsoft.com/office/word/2010/wordprocessingInk" xmlns:wne="http://schemas.microsoft.com/office/word/2006/wordml" xmlns:wps="http://schemas.microsoft.com/office/word/2010/wordprocessingShape" mc:Ignorable="w14 w15 w16se w16cid w16 w16cex w16sdtdh w16du wp14">
+<w:ftr xmlns:wpc="http://schemas.microsoft.com/office/word/2010/wordprocessingCanvas" xmlns:cx="http://schemas.microsoft.com/office/drawing/2014/chartex" xmlns:cx1="http://schemas.microsoft.com/office/drawing/2015/9/8/chartex" xmlns:cx2="http://schemas.microsoft.com/office/drawing/2015/10/21/chartex" xmlns:cx3="http://schemas.microsoft.com/office/drawing/2016/5/9/chartex" xmlns:cx4="http://schemas.microsoft.com/office/drawing/2016/5/10/chartex" xmlns:cx5="http://schemas.microsoft.com/office/drawing/2016/5/11/chartex" xmlns:cx6="http://schemas.microsoft.com/office/drawing/2016/5/12/chartex" xmlns:cx7="http://schemas.microsoft.com/office/drawing/2016/5/13/chartex" xmlns:cx8="http://schemas.microsoft.com/office/drawing/2016/5/14/chartex" xmlns:mc="http://schemas.openxmlformats.org/markup-compatibility/2006" xmlns:aink="http://schemas.microsoft.com/office/drawing/2016/ink" xmlns:am3d="http://schemas.microsoft.com/office/drawing/2017/model3d" xmlns:o="urn:schemas-microsoft-com:office:office" xmlns:oel="http://schemas.microsoft.com/office/2019/extlst" xmlns:r="http://schemas.openxmlformats.org/officeDocument/2006/relationships" xmlns:m="http://schemas.openxmlformats.org/officeDocument/2006/math" xmlns:v="urn:schemas-microsoft-com:vml" xmlns:wp14="http://schemas.microsoft.com/office/word/2010/wordprocessingDrawing" xmlns:wp="http://schemas.openxmlformats.org/drawingml/2006/wordprocessingDrawing" xmlns:w10="urn:schemas-microsoft-com:office:word" xmlns:w="http://schemas.openxmlformats.org/wordprocessingml/2006/main" xmlns:w14="http://schemas.microsoft.com/office/word/2010/wordml" xmlns:w15="http://schemas.microsoft.com/office/word/2012/wordml" xmlns:w16cex="http://schemas.microsoft.com/office/word/2018/wordml/cex" xmlns:w16cid="http://schemas.microsoft.com/office/word/2016/wordml/cid" xmlns:w16="http://schemas.microsoft.com/office/word/2018/wordml" xmlns:w16sdtdh="http://schemas.microsoft.com/office/word/2020/wordml/sdtdatahash" xmlns:w16se="http://schemas.microsoft.com/office/word/2015/wordml/symex" xmlns:wpg="http://schemas.microsoft.com/office/word/2010/wordprocessingGroup" xmlns:wpi="http://schemas.microsoft.com/office/word/2010/wordprocessingInk" xmlns:wne="http://schemas.microsoft.com/office/word/2006/wordml" xmlns:wps="http://schemas.microsoft.com/office/word/2010/wordprocessingShape" mc:Ignorable="w14 w15 w16se w16cid w16 w16cex w16sdtdh wp14">
   <w:p/>
 </w:ftr>
 </file>
 
 <file path=word/footnotes.xml><?xml version="1.0" encoding="utf-8"?>
-<w:footnotes xmlns:wpc="http://schemas.microsoft.com/office/word/2010/wordprocessingCanvas" xmlns:cx="http://schemas.microsoft.com/office/drawing/2014/chartex" xmlns:cx1="http://schemas.microsoft.com/office/drawing/2015/9/8/chartex" xmlns:cx2="http://schemas.microsoft.com/office/drawing/2015/10/21/chartex" xmlns:cx3="http://schemas.microsoft.com/office/drawing/2016/5/9/chartex" xmlns:cx4="http://schemas.microsoft.com/office/drawing/2016/5/10/chartex" xmlns:cx5="http://schemas.microsoft.com/office/drawing/2016/5/11/chartex" xmlns:cx6="http://schemas.microsoft.com/office/drawing/2016/5/12/chartex" xmlns:cx7="http://schemas.microsoft.com/office/drawing/2016/5/13/chartex" xmlns:cx8="http://schemas.microsoft.com/office/drawing/2016/5/14/chartex" xmlns:mc="http://schemas.openxmlformats.org/markup-compatibility/2006" xmlns:aink="http://schemas.microsoft.com/office/drawing/2016/ink" xmlns:am3d="http://schemas.microsoft.com/office/drawing/2017/model3d" xmlns:o="urn:schemas-microsoft-com:office:office" xmlns:oel="http://schemas.microsoft.com/office/2019/extlst" xmlns:r="http://schemas.openxmlformats.org/officeDocument/2006/relationships" xmlns:m="http://schemas.openxmlformats.org/officeDocument/2006/math" xmlns:v="urn:schemas-microsoft-com:vml" xmlns:wp14="http://schemas.microsoft.com/office/word/2010/wordprocessingDrawing" xmlns:wp="http://schemas.openxmlformats.org/drawingml/2006/wordprocessingDrawing" xmlns:w10="urn:schemas-microsoft-com:office:word" xmlns:w="http://schemas.openxmlformats.org/wordprocessingml/2006/main" xmlns:w14="http://schemas.microsoft.com/office/word/2010/wordml" xmlns:w15="http://schemas.microsoft.com/office/word/2012/wordml" xmlns:w16cex="http://schemas.microsoft.com/office/word/2018/wordml/cex" xmlns:w16cid="http://schemas.microsoft.com/office/word/2016/wordml/cid" xmlns:w16="http://schemas.microsoft.com/office/word/2018/wordml" xmlns:w16du="http://schemas.microsoft.com/office/word/2023/wordml/word16du" xmlns:w16sdtdh="http://schemas.microsoft.com/office/word/2020/wordml/sdtdatahash" xmlns:w16se="http://schemas.microsoft.com/office/word/2015/wordml/symex" xmlns:wpg="http://schemas.microsoft.com/office/word/2010/wordprocessingGroup" xmlns:wpi="http://schemas.microsoft.com/office/word/2010/wordprocessingInk" xmlns:wne="http://schemas.microsoft.com/office/word/2006/wordml" xmlns:wps="http://schemas.microsoft.com/office/word/2010/wordprocessingShape" mc:Ignorable="w14 w15 w16se w16cid w16 w16cex w16sdtdh w16du wp14">
+<w:footnotes xmlns:wpc="http://schemas.microsoft.com/office/word/2010/wordprocessingCanvas" xmlns:cx="http://schemas.microsoft.com/office/drawing/2014/chartex" xmlns:cx1="http://schemas.microsoft.com/office/drawing/2015/9/8/chartex" xmlns:cx2="http://schemas.microsoft.com/office/drawing/2015/10/21/chartex" xmlns:cx3="http://schemas.microsoft.com/office/drawing/2016/5/9/chartex" xmlns:cx4="http://schemas.microsoft.com/office/drawing/2016/5/10/chartex" xmlns:cx5="http://schemas.microsoft.com/office/drawing/2016/5/11/chartex" xmlns:cx6="http://schemas.microsoft.com/office/drawing/2016/5/12/chartex" xmlns:cx7="http://schemas.microsoft.com/office/drawing/2016/5/13/chartex" xmlns:cx8="http://schemas.microsoft.com/office/drawing/2016/5/14/chartex" xmlns:mc="http://schemas.openxmlformats.org/markup-compatibility/2006" xmlns:aink="http://schemas.microsoft.com/office/drawing/2016/ink" xmlns:am3d="http://schemas.microsoft.com/office/drawing/2017/model3d" xmlns:o="urn:schemas-microsoft-com:office:office" xmlns:oel="http://schemas.microsoft.com/office/2019/extlst" xmlns:r="http://schemas.openxmlformats.org/officeDocument/2006/relationships" xmlns:m="http://schemas.openxmlformats.org/officeDocument/2006/math" xmlns:v="urn:schemas-microsoft-com:vml" xmlns:wp14="http://schemas.microsoft.com/office/word/2010/wordprocessingDrawing" xmlns:wp="http://schemas.openxmlformats.org/drawingml/2006/wordprocessingDrawing" xmlns:w10="urn:schemas-microsoft-com:office:word" xmlns:w="http://schemas.openxmlformats.org/wordprocessingml/2006/main" xmlns:w14="http://schemas.microsoft.com/office/word/2010/wordml" xmlns:w15="http://schemas.microsoft.com/office/word/2012/wordml" xmlns:w16cex="http://schemas.microsoft.com/office/word/2018/wordml/cex" xmlns:w16cid="http://schemas.microsoft.com/office/word/2016/wordml/cid" xmlns:w16="http://schemas.microsoft.com/office/word/2018/wordml" xmlns:w16sdtdh="http://schemas.microsoft.com/office/word/2020/wordml/sdtdatahash" xmlns:w16se="http://schemas.microsoft.com/office/word/2015/wordml/symex" xmlns:wpg="http://schemas.microsoft.com/office/word/2010/wordprocessingGroup" xmlns:wpi="http://schemas.microsoft.com/office/word/2010/wordprocessingInk" xmlns:wne="http://schemas.microsoft.com/office/word/2006/wordml" xmlns:wps="http://schemas.microsoft.com/office/word/2010/wordprocessingShape" mc:Ignorable="w14 w15 w16se w16cid w16 w16cex w16sdtdh wp14">
   <w:footnote w:type="separator" w:id="-1">
     <w:p>
       <w:pPr>
@@ -17257,7 +17278,7 @@
 </file>
 
 <file path=word/numbering.xml><?xml version="1.0" encoding="utf-8"?>
-<w:numbering xmlns:wpc="http://schemas.microsoft.com/office/word/2010/wordprocessingCanvas" xmlns:cx="http://schemas.microsoft.com/office/drawing/2014/chartex" xmlns:cx1="http://schemas.microsoft.com/office/drawing/2015/9/8/chartex" xmlns:cx2="http://schemas.microsoft.com/office/drawing/2015/10/21/chartex" xmlns:cx3="http://schemas.microsoft.com/office/drawing/2016/5/9/chartex" xmlns:cx4="http://schemas.microsoft.com/office/drawing/2016/5/10/chartex" xmlns:cx5="http://schemas.microsoft.com/office/drawing/2016/5/11/chartex" xmlns:cx6="http://schemas.microsoft.com/office/drawing/2016/5/12/chartex" xmlns:cx7="http://schemas.microsoft.com/office/drawing/2016/5/13/chartex" xmlns:cx8="http://schemas.microsoft.com/office/drawing/2016/5/14/chartex" xmlns:mc="http://schemas.openxmlformats.org/markup-compatibility/2006" xmlns:aink="http://schemas.microsoft.com/office/drawing/2016/ink" xmlns:am3d="http://schemas.microsoft.com/office/drawing/2017/model3d" xmlns:o="urn:schemas-microsoft-com:office:office" xmlns:oel="http://schemas.microsoft.com/office/2019/extlst" xmlns:r="http://schemas.openxmlformats.org/officeDocument/2006/relationships" xmlns:m="http://schemas.openxmlformats.org/officeDocument/2006/math" xmlns:v="urn:schemas-microsoft-com:vml" xmlns:wp14="http://schemas.microsoft.com/office/word/2010/wordprocessingDrawing" xmlns:wp="http://schemas.openxmlformats.org/drawingml/2006/wordprocessingDrawing" xmlns:w10="urn:schemas-microsoft-com:office:word" xmlns:w="http://schemas.openxmlformats.org/wordprocessingml/2006/main" xmlns:w14="http://schemas.microsoft.com/office/word/2010/wordml" xmlns:w15="http://schemas.microsoft.com/office/word/2012/wordml" xmlns:w16cex="http://schemas.microsoft.com/office/word/2018/wordml/cex" xmlns:w16cid="http://schemas.microsoft.com/office/word/2016/wordml/cid" xmlns:w16="http://schemas.microsoft.com/office/word/2018/wordml" xmlns:w16du="http://schemas.microsoft.com/office/word/2023/wordml/word16du" xmlns:w16sdtdh="http://schemas.microsoft.com/office/word/2020/wordml/sdtdatahash" xmlns:w16se="http://schemas.microsoft.com/office/word/2015/wordml/symex" xmlns:wpg="http://schemas.microsoft.com/office/word/2010/wordprocessingGroup" xmlns:wpi="http://schemas.microsoft.com/office/word/2010/wordprocessingInk" xmlns:wne="http://schemas.microsoft.com/office/word/2006/wordml" xmlns:wps="http://schemas.microsoft.com/office/word/2010/wordprocessingShape" mc:Ignorable="w14 w15 w16se w16cid w16 w16cex w16sdtdh w16du wp14">
+<w:numbering xmlns:wpc="http://schemas.microsoft.com/office/word/2010/wordprocessingCanvas" xmlns:cx="http://schemas.microsoft.com/office/drawing/2014/chartex" xmlns:cx1="http://schemas.microsoft.com/office/drawing/2015/9/8/chartex" xmlns:cx2="http://schemas.microsoft.com/office/drawing/2015/10/21/chartex" xmlns:cx3="http://schemas.microsoft.com/office/drawing/2016/5/9/chartex" xmlns:cx4="http://schemas.microsoft.com/office/drawing/2016/5/10/chartex" xmlns:cx5="http://schemas.microsoft.com/office/drawing/2016/5/11/chartex" xmlns:cx6="http://schemas.microsoft.com/office/drawing/2016/5/12/chartex" xmlns:cx7="http://schemas.microsoft.com/office/drawing/2016/5/13/chartex" xmlns:cx8="http://schemas.microsoft.com/office/drawing/2016/5/14/chartex" xmlns:mc="http://schemas.openxmlformats.org/markup-compatibility/2006" xmlns:aink="http://schemas.microsoft.com/office/drawing/2016/ink" xmlns:am3d="http://schemas.microsoft.com/office/drawing/2017/model3d" xmlns:o="urn:schemas-microsoft-com:office:office" xmlns:oel="http://schemas.microsoft.com/office/2019/extlst" xmlns:r="http://schemas.openxmlformats.org/officeDocument/2006/relationships" xmlns:m="http://schemas.openxmlformats.org/officeDocument/2006/math" xmlns:v="urn:schemas-microsoft-com:vml" xmlns:wp14="http://schemas.microsoft.com/office/word/2010/wordprocessingDrawing" xmlns:wp="http://schemas.openxmlformats.org/drawingml/2006/wordprocessingDrawing" xmlns:w10="urn:schemas-microsoft-com:office:word" xmlns:w="http://schemas.openxmlformats.org/wordprocessingml/2006/main" xmlns:w14="http://schemas.microsoft.com/office/word/2010/wordml" xmlns:w15="http://schemas.microsoft.com/office/word/2012/wordml" xmlns:w16cex="http://schemas.microsoft.com/office/word/2018/wordml/cex" xmlns:w16cid="http://schemas.microsoft.com/office/word/2016/wordml/cid" xmlns:w16="http://schemas.microsoft.com/office/word/2018/wordml" xmlns:w16sdtdh="http://schemas.microsoft.com/office/word/2020/wordml/sdtdatahash" xmlns:w16se="http://schemas.microsoft.com/office/word/2015/wordml/symex" xmlns:wpg="http://schemas.microsoft.com/office/word/2010/wordprocessingGroup" xmlns:wpi="http://schemas.microsoft.com/office/word/2010/wordprocessingInk" xmlns:wne="http://schemas.microsoft.com/office/word/2006/wordml" xmlns:wps="http://schemas.microsoft.com/office/word/2010/wordprocessingShape" mc:Ignorable="w14 w15 w16se w16cid w16 w16cex w16sdtdh wp14">
   <w:abstractNum w:abstractNumId="0" w15:restartNumberingAfterBreak="0">
     <w:nsid w:val="00FD2661"/>
     <w:multiLevelType w:val="multilevel"/>
@@ -22436,7 +22457,7 @@
 </file>
 
 <file path=word/styles.xml><?xml version="1.0" encoding="utf-8"?>
-<w:styles xmlns:mc="http://schemas.openxmlformats.org/markup-compatibility/2006" xmlns:r="http://schemas.openxmlformats.org/officeDocument/2006/relationships" xmlns:w="http://schemas.openxmlformats.org/wordprocessingml/2006/main" xmlns:w14="http://schemas.microsoft.com/office/word/2010/wordml" xmlns:w15="http://schemas.microsoft.com/office/word/2012/wordml" xmlns:w16cex="http://schemas.microsoft.com/office/word/2018/wordml/cex" xmlns:w16cid="http://schemas.microsoft.com/office/word/2016/wordml/cid" xmlns:w16="http://schemas.microsoft.com/office/word/2018/wordml" xmlns:w16du="http://schemas.microsoft.com/office/word/2023/wordml/word16du" xmlns:w16sdtdh="http://schemas.microsoft.com/office/word/2020/wordml/sdtdatahash" xmlns:w16se="http://schemas.microsoft.com/office/word/2015/wordml/symex" mc:Ignorable="w14 w15 w16se w16cid w16 w16cex w16sdtdh w16du">
+<w:styles xmlns:mc="http://schemas.openxmlformats.org/markup-compatibility/2006" xmlns:r="http://schemas.openxmlformats.org/officeDocument/2006/relationships" xmlns:w="http://schemas.openxmlformats.org/wordprocessingml/2006/main" xmlns:w14="http://schemas.microsoft.com/office/word/2010/wordml" xmlns:w15="http://schemas.microsoft.com/office/word/2012/wordml" xmlns:w16cex="http://schemas.microsoft.com/office/word/2018/wordml/cex" xmlns:w16cid="http://schemas.microsoft.com/office/word/2016/wordml/cid" xmlns:w16="http://schemas.microsoft.com/office/word/2018/wordml" xmlns:w16sdtdh="http://schemas.microsoft.com/office/word/2020/wordml/sdtdatahash" xmlns:w16se="http://schemas.microsoft.com/office/word/2015/wordml/symex" mc:Ignorable="w14 w15 w16se w16cid w16 w16cex w16sdtdh">
   <w:docDefaults>
     <w:rPrDefault>
       <w:rPr>
@@ -22958,6 +22979,8 @@
   <w:style w:type="table" w:default="1" w:styleId="TableNormal">
     <w:name w:val="Normal Table"/>
     <w:uiPriority w:val="99"/>
+    <w:semiHidden/>
+    <w:unhideWhenUsed/>
     <w:tblPr>
       <w:tblInd w:w="0" w:type="dxa"/>
       <w:tblCellMar>
@@ -23670,28 +23693,28 @@
 </file>
 
 <file path=customXml/item1.xml><?xml version="1.0" encoding="utf-8"?>
+<b:Sources xmlns:b="http://schemas.openxmlformats.org/officeDocument/2006/bibliography" xmlns="http://schemas.openxmlformats.org/officeDocument/2006/bibliography" SelectedStyle="\APASixthEditionOfficeOnline.xsl" StyleName="APA" Version="6"/>
+</file>
+
+<file path=customXml/item2.xml><?xml version="1.0" encoding="utf-8"?>
 <go:gDocsCustomXmlDataStorage xmlns:go="http://customooxmlschemas.google.com/" xmlns:r="http://schemas.openxmlformats.org/officeDocument/2006/relationships">
   <go:docsCustomData xmlns:go="http://customooxmlschemas.google.com/" roundtripDataSignature="AMtx7miMsjpHgLkCpnb+eyO7PhWylfuRdA==">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</go:docsCustomData>
 </go:gDocsCustomXmlDataStorage>
 </file>
 
-<file path=customXml/item2.xml><?xml version="1.0" encoding="utf-8"?>
-<b:Sources xmlns:b="http://schemas.openxmlformats.org/officeDocument/2006/bibliography" xmlns="http://schemas.openxmlformats.org/officeDocument/2006/bibliography" SelectedStyle="\APASixthEditionOfficeOnline.xsl" StyleName="APA" Version="6"/>
-</file>
-
 <file path=customXml/itemProps1.xml><?xml version="1.0" encoding="utf-8"?>
-<ds:datastoreItem xmlns:ds="http://schemas.openxmlformats.org/officeDocument/2006/customXml" ds:itemID="{11111111-1234-1234-1234-123412341234}">
+<ds:datastoreItem xmlns:ds="http://schemas.openxmlformats.org/officeDocument/2006/customXml" ds:itemID="{B1036428-7A71-4B07-BCB8-9BAC1352BF4E}">
   <ds:schemaRefs>
-    <ds:schemaRef ds:uri="http://customooxmlschemas.google.com/"/>
-    <ds:schemaRef ds:uri="http://schemas.openxmlformats.org/officeDocument/2006/relationships"/>
+    <ds:schemaRef ds:uri="http://schemas.openxmlformats.org/officeDocument/2006/bibliography"/>
   </ds:schemaRefs>
 </ds:datastoreItem>
 </file>
 
 <file path=customXml/itemProps2.xml><?xml version="1.0" encoding="utf-8"?>
-<ds:datastoreItem xmlns:ds="http://schemas.openxmlformats.org/officeDocument/2006/customXml" ds:itemID="{B1036428-7A71-4B07-BCB8-9BAC1352BF4E}">
+<ds:datastoreItem xmlns:ds="http://schemas.openxmlformats.org/officeDocument/2006/customXml" ds:itemID="{11111111-1234-1234-1234-123412341234}">
   <ds:schemaRefs>
-    <ds:schemaRef ds:uri="http://schemas.openxmlformats.org/officeDocument/2006/bibliography"/>
+    <ds:schemaRef ds:uri="http://customooxmlschemas.google.com/"/>
+    <ds:schemaRef ds:uri="http://schemas.openxmlformats.org/officeDocument/2006/relationships"/>
   </ds:schemaRefs>
 </ds:datastoreItem>
 </file>

--- a/Resources/Current Work/SoftwareRequirementsDocument.docx
+++ b/Resources/Current Work/SoftwareRequirementsDocument.docx
@@ -3659,7 +3659,7 @@
                 <w:noProof/>
                 <w:webHidden/>
               </w:rPr>
-              <w:t>13</w:t>
+              <w:t>12</w:t>
             </w:r>
             <w:r>
               <w:rPr>
@@ -3753,7 +3753,7 @@
                 <w:noProof/>
                 <w:webHidden/>
               </w:rPr>
-              <w:t>13</w:t>
+              <w:t>12</w:t>
             </w:r>
             <w:r>
               <w:rPr>
@@ -3941,7 +3941,7 @@
                 <w:noProof/>
                 <w:webHidden/>
               </w:rPr>
-              <w:t>15</w:t>
+              <w:t>14</w:t>
             </w:r>
             <w:r>
               <w:rPr>
@@ -10090,7 +10090,21 @@
           <w:color w:val="00B0F0"/>
           <w:lang w:val="en-US"/>
         </w:rPr>
-        <w:t>-The System will allow the user to comment on other users’ posts.</w:t>
+        <w:t>-</w:t>
+      </w:r>
+      <w:r>
+        <w:rPr>
+          <w:color w:val="00B0F0"/>
+          <w:lang w:val="en-US"/>
+        </w:rPr>
+        <w:t xml:space="preserve">The System will allow the user to </w:t>
+      </w:r>
+      <w:r>
+        <w:rPr>
+          <w:color w:val="00B0F0"/>
+          <w:lang w:val="en-US"/>
+        </w:rPr>
+        <w:t>search for songs based on Song or artist name</w:t>
       </w:r>
     </w:p>
     <w:p>
@@ -10114,28 +10128,7 @@
           <w:color w:val="00B0F0"/>
           <w:lang w:val="en-US"/>
         </w:rPr>
-        <w:t xml:space="preserve">The System will allow the user to </w:t>
-      </w:r>
-      <w:r>
-        <w:rPr>
-          <w:color w:val="00B0F0"/>
-          <w:lang w:val="en-US"/>
-        </w:rPr>
-        <w:t xml:space="preserve">lookup other user information and see the other user’s </w:t>
-      </w:r>
-      <w:r>
-        <w:rPr>
-          <w:color w:val="00B0F0"/>
-          <w:lang w:val="en-US"/>
-        </w:rPr>
-        <w:t>post</w:t>
-      </w:r>
-      <w:r>
-        <w:rPr>
-          <w:color w:val="00B0F0"/>
-          <w:lang w:val="en-US"/>
-        </w:rPr>
-        <w:t>s</w:t>
+        <w:t>This System will allow user to add songs to profile.</w:t>
       </w:r>
     </w:p>
     <w:p>
@@ -10152,21 +10145,21 @@
           <w:color w:val="00B0F0"/>
           <w:lang w:val="en-US"/>
         </w:rPr>
-        <w:t>-</w:t>
-      </w:r>
-      <w:r>
-        <w:rPr>
-          <w:color w:val="00B0F0"/>
-          <w:lang w:val="en-US"/>
-        </w:rPr>
-        <w:t xml:space="preserve">The System will allow the user to </w:t>
-      </w:r>
-      <w:r>
-        <w:rPr>
-          <w:color w:val="00B0F0"/>
-          <w:lang w:val="en-US"/>
-        </w:rPr>
-        <w:t>search for songs based on Song or artist name</w:t>
+        <w:t>-This System will</w:t>
+      </w:r>
+      <w:r>
+        <w:rPr>
+          <w:color w:val="00B0F0"/>
+          <w:lang w:val="en-US"/>
+        </w:rPr>
+        <w:t xml:space="preserve"> users to </w:t>
+      </w:r>
+      <w:r>
+        <w:rPr>
+          <w:color w:val="00B0F0"/>
+          <w:lang w:val="en-US"/>
+        </w:rPr>
+        <w:t>recommend music</w:t>
       </w:r>
     </w:p>
     <w:p>
@@ -10183,7 +10176,14 @@
           <w:color w:val="00B0F0"/>
           <w:lang w:val="en-US"/>
         </w:rPr>
-        <w:t>-The system will allow users to react to other people’s post using emojis</w:t>
+        <w:t xml:space="preserve">-This System will users to </w:t>
+      </w:r>
+      <w:r>
+        <w:rPr>
+          <w:color w:val="00B0F0"/>
+          <w:lang w:val="en-US"/>
+        </w:rPr>
+        <w:t>create posts</w:t>
       </w:r>
     </w:p>
     <w:p>
@@ -10200,21 +10200,21 @@
           <w:color w:val="00B0F0"/>
           <w:lang w:val="en-US"/>
         </w:rPr>
-        <w:t>-</w:t>
-      </w:r>
-      <w:r>
-        <w:rPr>
-          <w:color w:val="00B0F0"/>
-          <w:lang w:val="en-US"/>
-        </w:rPr>
-        <w:t xml:space="preserve">The system will allow users to </w:t>
-      </w:r>
-      <w:r>
-        <w:rPr>
-          <w:color w:val="00B0F0"/>
-          <w:lang w:val="en-US"/>
-        </w:rPr>
-        <w:t>create and login to their accounts using their personal information</w:t>
+        <w:t>-This System will users to</w:t>
+      </w:r>
+      <w:r>
+        <w:rPr>
+          <w:color w:val="00B0F0"/>
+          <w:lang w:val="en-US"/>
+        </w:rPr>
+        <w:t xml:space="preserve"> </w:t>
+      </w:r>
+      <w:r>
+        <w:rPr>
+          <w:color w:val="00B0F0"/>
+          <w:lang w:val="en-US"/>
+        </w:rPr>
+        <w:t>register</w:t>
       </w:r>
     </w:p>
     <w:p>
@@ -10231,42 +10231,42 @@
           <w:color w:val="00B0F0"/>
           <w:lang w:val="en-US"/>
         </w:rPr>
-        <w:t>-The System</w:t>
-      </w:r>
-      <w:r>
-        <w:rPr>
-          <w:color w:val="00B0F0"/>
-          <w:lang w:val="en-US"/>
-        </w:rPr>
-        <w:t xml:space="preserve"> will allow </w:t>
-      </w:r>
-      <w:r>
-        <w:rPr>
-          <w:color w:val="00B0F0"/>
-          <w:lang w:val="en-US"/>
-        </w:rPr>
-        <w:t>users with artist</w:t>
-      </w:r>
-      <w:r>
-        <w:rPr>
-          <w:color w:val="00B0F0"/>
-          <w:lang w:val="en-US"/>
-        </w:rPr>
-        <w:t xml:space="preserve"> partnership to input their song information which will </w:t>
-      </w:r>
-      <w:r>
-        <w:rPr>
-          <w:color w:val="00B0F0"/>
-          <w:lang w:val="en-US"/>
-        </w:rPr>
-        <w:t xml:space="preserve">boost their </w:t>
-      </w:r>
-      <w:r>
-        <w:rPr>
-          <w:color w:val="00B0F0"/>
-          <w:lang w:val="en-US"/>
-        </w:rPr>
-        <w:t>post and their music within the app</w:t>
+        <w:t>-</w:t>
+      </w:r>
+      <w:r>
+        <w:rPr>
+          <w:color w:val="00B0F0"/>
+          <w:lang w:val="en-US"/>
+        </w:rPr>
+        <w:t xml:space="preserve">The </w:t>
+      </w:r>
+      <w:r>
+        <w:rPr>
+          <w:color w:val="00B0F0"/>
+          <w:lang w:val="en-US"/>
+        </w:rPr>
+        <w:t>S</w:t>
+      </w:r>
+      <w:r>
+        <w:rPr>
+          <w:color w:val="00B0F0"/>
+          <w:lang w:val="en-US"/>
+        </w:rPr>
+        <w:t xml:space="preserve">ystem will allow users to </w:t>
+      </w:r>
+      <w:r>
+        <w:rPr>
+          <w:color w:val="00B0F0"/>
+          <w:lang w:val="en-US"/>
+        </w:rPr>
+        <w:t>create and login to their accounts using their personal information</w:t>
+      </w:r>
+      <w:r>
+        <w:rPr>
+          <w:color w:val="00B0F0"/>
+          <w:lang w:val="en-US"/>
+        </w:rPr>
+        <w:t xml:space="preserve"> and log out</w:t>
       </w:r>
     </w:p>
     <w:p>
@@ -10283,7 +10283,101 @@
           <w:color w:val="00B0F0"/>
           <w:lang w:val="en-US"/>
         </w:rPr>
-        <w:t>-System will allow users to issue temporary and permanent bans, comment restrictions</w:t>
+        <w:t>-The System</w:t>
+      </w:r>
+      <w:r>
+        <w:rPr>
+          <w:color w:val="00B0F0"/>
+          <w:lang w:val="en-US"/>
+        </w:rPr>
+        <w:t xml:space="preserve"> will allow </w:t>
+      </w:r>
+      <w:r>
+        <w:rPr>
+          <w:color w:val="00B0F0"/>
+          <w:lang w:val="en-US"/>
+        </w:rPr>
+        <w:t>users with artist</w:t>
+      </w:r>
+      <w:r>
+        <w:rPr>
+          <w:color w:val="00B0F0"/>
+          <w:lang w:val="en-US"/>
+        </w:rPr>
+        <w:t xml:space="preserve"> partnership to input their song information which will </w:t>
+      </w:r>
+      <w:r>
+        <w:rPr>
+          <w:color w:val="00B0F0"/>
+          <w:lang w:val="en-US"/>
+        </w:rPr>
+        <w:t xml:space="preserve">boost their </w:t>
+      </w:r>
+      <w:r>
+        <w:rPr>
+          <w:color w:val="00B0F0"/>
+          <w:lang w:val="en-US"/>
+        </w:rPr>
+        <w:t>post and their music within the app</w:t>
+      </w:r>
+    </w:p>
+    <w:p>
+      <w:pPr>
+        <w:pStyle w:val="BodyTextIndent"/>
+        <w:spacing w:after="0"/>
+        <w:rPr>
+          <w:color w:val="00B0F0"/>
+          <w:lang w:val="en-US"/>
+        </w:rPr>
+      </w:pPr>
+      <w:r>
+        <w:rPr>
+          <w:color w:val="00B0F0"/>
+          <w:lang w:val="en-US"/>
+        </w:rPr>
+        <w:t>-</w:t>
+      </w:r>
+      <w:r>
+        <w:rPr>
+          <w:color w:val="00B0F0"/>
+          <w:lang w:val="en-US"/>
+        </w:rPr>
+        <w:t xml:space="preserve">This </w:t>
+      </w:r>
+      <w:r>
+        <w:rPr>
+          <w:color w:val="00B0F0"/>
+          <w:lang w:val="en-US"/>
+        </w:rPr>
+        <w:t xml:space="preserve">System will allow </w:t>
+      </w:r>
+      <w:r>
+        <w:rPr>
+          <w:color w:val="00B0F0"/>
+          <w:lang w:val="en-US"/>
+        </w:rPr>
+        <w:t>admin</w:t>
+      </w:r>
+      <w:r>
+        <w:rPr>
+          <w:color w:val="00B0F0"/>
+          <w:lang w:val="en-US"/>
+        </w:rPr>
+        <w:t xml:space="preserve"> to bans</w:t>
+      </w:r>
+      <w:r>
+        <w:rPr>
+          <w:color w:val="00B0F0"/>
+          <w:lang w:val="en-US"/>
+        </w:rPr>
+        <w:t>/delete</w:t>
+      </w:r>
+      <w:r>
+        <w:rPr>
+          <w:color w:val="00B0F0"/>
+          <w:lang w:val="en-US"/>
+        </w:rPr>
+        <w:t xml:space="preserve"> users and artist</w:t>
       </w:r>
       <w:r>
         <w:rPr>
@@ -10292,6 +10386,113 @@
         </w:rPr>
         <w:t xml:space="preserve">, </w:t>
       </w:r>
+      <w:r>
+        <w:rPr>
+          <w:color w:val="00B0F0"/>
+          <w:lang w:val="en-US"/>
+        </w:rPr>
+        <w:t>delete moderators, create TOs and Community Guidelines.</w:t>
+      </w:r>
+    </w:p>
+    <w:p>
+      <w:pPr>
+        <w:pStyle w:val="BodyTextIndent"/>
+        <w:spacing w:after="0"/>
+        <w:rPr>
+          <w:color w:val="00B0F0"/>
+          <w:lang w:val="en-US"/>
+        </w:rPr>
+      </w:pPr>
+      <w:r>
+        <w:rPr>
+          <w:color w:val="00B0F0"/>
+          <w:lang w:val="en-US"/>
+        </w:rPr>
+        <w:t xml:space="preserve">-This System will </w:t>
+      </w:r>
+      <w:r>
+        <w:rPr>
+          <w:color w:val="00B0F0"/>
+          <w:lang w:val="en-US"/>
+        </w:rPr>
+        <w:t>moderators</w:t>
+      </w:r>
+      <w:r>
+        <w:rPr>
+          <w:color w:val="00B0F0"/>
+          <w:lang w:val="en-US"/>
+        </w:rPr>
+        <w:t xml:space="preserve"> to</w:t>
+      </w:r>
+      <w:r>
+        <w:rPr>
+          <w:color w:val="00B0F0"/>
+          <w:lang w:val="en-US"/>
+        </w:rPr>
+        <w:t xml:space="preserve"> view reports made from users and view the feed that has been reported.</w:t>
+      </w:r>
+    </w:p>
+    <w:p>
+      <w:pPr>
+        <w:pStyle w:val="BodyTextIndent"/>
+        <w:spacing w:after="0"/>
+        <w:rPr>
+          <w:color w:val="00B0F0"/>
+          <w:lang w:val="en-US"/>
+        </w:rPr>
+      </w:pPr>
+      <w:r>
+        <w:rPr>
+          <w:color w:val="00B0F0"/>
+          <w:lang w:val="en-US"/>
+        </w:rPr>
+        <w:t xml:space="preserve">-This System will </w:t>
+      </w:r>
+      <w:r>
+        <w:rPr>
+          <w:color w:val="00B0F0"/>
+          <w:lang w:val="en-US"/>
+        </w:rPr>
+        <w:t xml:space="preserve">artists to </w:t>
+      </w:r>
+      <w:r>
+        <w:rPr>
+          <w:color w:val="00B0F0"/>
+          <w:lang w:val="en-US"/>
+        </w:rPr>
+        <w:t>upload music, create adver</w:t>
+      </w:r>
+      <w:r>
+        <w:rPr>
+          <w:color w:val="00B0F0"/>
+          <w:lang w:val="en-US"/>
+        </w:rPr>
+        <w:t xml:space="preserve">tisements, and access music </w:t>
+      </w:r>
+      <w:r>
+        <w:rPr>
+          <w:color w:val="00B0F0"/>
+          <w:lang w:val="en-US"/>
+        </w:rPr>
+        <w:t>reports</w:t>
+      </w:r>
+      <w:r>
+        <w:rPr>
+          <w:color w:val="00B0F0"/>
+          <w:lang w:val="en-US"/>
+        </w:rPr>
+        <w:t>.</w:t>
+      </w:r>
+    </w:p>
+    <w:p>
+      <w:pPr>
+        <w:pStyle w:val="BodyTextIndent"/>
+        <w:spacing w:after="0"/>
+        <w:rPr>
+          <w:color w:val="00B0F0"/>
+          <w:lang w:val="en-US"/>
+        </w:rPr>
+      </w:pPr>
     </w:p>
     <w:p>
       <w:pPr>
@@ -10331,7 +10532,19 @@
         <w:rPr>
           <w:color w:val="00B0F0"/>
         </w:rPr>
-        <w:t>Password protection for information only accessible to employees, managers, and each individual table.</w:t>
+        <w:t xml:space="preserve">Password protection for </w:t>
+      </w:r>
+      <w:r>
+        <w:rPr>
+          <w:color w:val="00B0F0"/>
+        </w:rPr>
+        <w:t>users, artists, moderator, admin</w:t>
+      </w:r>
+      <w:r>
+        <w:rPr>
+          <w:color w:val="00B0F0"/>
+        </w:rPr>
+        <w:t>.</w:t>
       </w:r>
     </w:p>
     <w:p>
@@ -10342,100 +10555,58 @@
         </w:numPr>
         <w:rPr>
           <w:color w:val="00B0F0"/>
-          <w:lang w:val="en-US"/>
-        </w:rPr>
-      </w:pPr>
-      <w:r>
-        <w:rPr>
-          <w:color w:val="00B0F0"/>
-          <w:lang w:val="en-US"/>
-        </w:rPr>
-        <w:t xml:space="preserve">Authorization scheme so that </w:t>
-      </w:r>
-      <w:r>
-        <w:rPr>
-          <w:color w:val="00B0F0"/>
-          <w:lang w:val="en-US"/>
-        </w:rPr>
-        <w:t>users</w:t>
-      </w:r>
-      <w:r>
-        <w:rPr>
-          <w:color w:val="00B0F0"/>
-          <w:lang w:val="en-US"/>
-        </w:rPr>
-        <w:t xml:space="preserve"> can only see their </w:t>
-      </w:r>
-      <w:r>
-        <w:rPr>
-          <w:color w:val="00B0F0"/>
-          <w:lang w:val="en-US"/>
-        </w:rPr>
-        <w:t>friends</w:t>
-      </w:r>
-      <w:r>
-        <w:rPr>
-          <w:color w:val="00B0F0"/>
-          <w:lang w:val="en-US"/>
-        </w:rPr>
-        <w:t xml:space="preserve"> and no other </w:t>
-      </w:r>
-      <w:proofErr w:type="gramStart"/>
-      <w:r>
-        <w:rPr>
-          <w:color w:val="00B0F0"/>
-          <w:lang w:val="en-US"/>
-        </w:rPr>
-        <w:t>users</w:t>
-      </w:r>
-      <w:proofErr w:type="gramEnd"/>
-      <w:r>
-        <w:rPr>
-          <w:color w:val="00B0F0"/>
-          <w:lang w:val="en-US"/>
-        </w:rPr>
-        <w:t xml:space="preserve"> posts</w:t>
-      </w:r>
-      <w:r>
-        <w:rPr>
-          <w:color w:val="00B0F0"/>
-          <w:lang w:val="en-US"/>
-        </w:rPr>
-        <w:t>, assuming profile is private</w:t>
-      </w:r>
-    </w:p>
-    <w:p>
-      <w:pPr>
+        </w:rPr>
+      </w:pPr>
+      <w:r>
+        <w:rPr>
+          <w:color w:val="00B0F0"/>
+        </w:rPr>
+        <w:t xml:space="preserve">System </w:t>
+      </w:r>
+      <w:r>
+        <w:rPr>
+          <w:color w:val="00B0F0"/>
+        </w:rPr>
+        <w:t>to keep track of</w:t>
+      </w:r>
+      <w:r>
+        <w:rPr>
+          <w:color w:val="00B0F0"/>
+        </w:rPr>
+        <w:t xml:space="preserve"> users</w:t>
+      </w:r>
+      <w:r>
+        <w:rPr>
+          <w:color w:val="00B0F0"/>
+        </w:rPr>
+        <w:t>/artists</w:t>
+      </w:r>
+      <w:r>
+        <w:rPr>
+          <w:color w:val="00B0F0"/>
+        </w:rPr>
+        <w:t xml:space="preserve"> who have been banned or limited from </w:t>
+      </w:r>
+      <w:r>
+        <w:rPr>
+          <w:color w:val="00B0F0"/>
+        </w:rPr>
+        <w:t>log</w:t>
+      </w:r>
+      <w:r>
+        <w:rPr>
+          <w:color w:val="00B0F0"/>
+        </w:rPr>
+        <w:t>ging in.</w:t>
+      </w:r>
+    </w:p>
+    <w:p>
+      <w:pPr>
+        <w:pStyle w:val="Heading2"/>
         <w:numPr>
-          <w:ilvl w:val="0"/>
-          <w:numId w:val="5"/>
+          <w:ilvl w:val="1"/>
+          <w:numId w:val="45"/>
         </w:numPr>
-        <w:rPr>
-          <w:color w:val="1F497D" w:themeColor="text2"/>
-        </w:rPr>
-      </w:pPr>
-      <w:r>
-        <w:rPr>
-          <w:color w:val="00B0F0"/>
-        </w:rPr>
-        <w:t xml:space="preserve">System </w:t>
-      </w:r>
-      <w:r>
-        <w:rPr>
-          <w:color w:val="00B0F0"/>
-        </w:rPr>
-        <w:t>to keep track of</w:t>
-      </w:r>
-      <w:r>
-        <w:rPr>
-          <w:color w:val="00B0F0"/>
-        </w:rPr>
-        <w:t xml:space="preserve"> users who have been banned or limited from </w:t>
-      </w:r>
-    </w:p>
-    <w:p>
-      <w:pPr>
-        <w:pStyle w:val="Heading2"/>
       </w:pPr>
       <w:bookmarkStart w:id="17" w:name="_Toc156255137"/>
       <w:r>
@@ -10449,11 +10620,14 @@
         <w:pStyle w:val="Heading2"/>
         <w:numPr>
           <w:ilvl w:val="2"/>
-          <w:numId w:val="7"/>
+          <w:numId w:val="45"/>
         </w:numPr>
       </w:pPr>
       <w:bookmarkStart w:id="18" w:name="_Toc156255138"/>
       <w:r>
+        <w:t xml:space="preserve"> </w:t>
+      </w:r>
+      <w:r>
         <w:t>Use-Case Model Diagram</w:t>
       </w:r>
       <w:bookmarkEnd w:id="18"/>
@@ -10467,10 +10641,10 @@
           <w:noProof/>
         </w:rPr>
         <w:drawing>
-          <wp:inline distT="0" distB="0" distL="0" distR="0" wp14:anchorId="2FBCA69D" wp14:editId="788EEB8E">
-            <wp:extent cx="6007728" cy="6586917"/>
-            <wp:effectExtent l="0" t="0" r="0" b="4445"/>
-            <wp:docPr id="40279500" name="Picture 1" descr="A diagram of people with text&#10;&#10;Description automatically generated with medium confidence"/>
+          <wp:inline distT="0" distB="0" distL="0" distR="0" wp14:anchorId="5116F7E1" wp14:editId="0D88699F">
+            <wp:extent cx="5341545" cy="4649988"/>
+            <wp:effectExtent l="0" t="0" r="0" b="0"/>
+            <wp:docPr id="2055040540" name="Picture 1" descr="A diagram of people with text&#10;&#10;Description automatically generated with medium confidence"/>
             <wp:cNvGraphicFramePr>
               <a:graphicFrameLocks xmlns:a="http://schemas.openxmlformats.org/drawingml/2006/main" noChangeAspect="1"/>
             </wp:cNvGraphicFramePr>
@@ -10478,7 +10652,7 @@
               <a:graphicData uri="http://schemas.openxmlformats.org/drawingml/2006/picture">
                 <pic:pic xmlns:pic="http://schemas.openxmlformats.org/drawingml/2006/picture">
                   <pic:nvPicPr>
-                    <pic:cNvPr id="40279500" name="Picture 1" descr="A diagram of people with text&#10;&#10;Description automatically generated with medium confidence"/>
+                    <pic:cNvPr id="2055040540" name="Picture 1" descr="A diagram of people with text&#10;&#10;Description automatically generated with medium confidence"/>
                     <pic:cNvPicPr/>
                   </pic:nvPicPr>
                   <pic:blipFill>
@@ -10496,7 +10670,7 @@
                   <pic:spPr>
                     <a:xfrm>
                       <a:off x="0" y="0"/>
-                      <a:ext cx="6014948" cy="6594833"/>
+                      <a:ext cx="5379066" cy="4682652"/>
                     </a:xfrm>
                     <a:prstGeom prst="rect">
                       <a:avLst/>
@@ -10512,13 +10686,16 @@
     <w:p>
       <w:pPr>
         <w:pStyle w:val="Heading2"/>
-        <w:numPr>
-          <w:ilvl w:val="2"/>
-          <w:numId w:val="7"/>
-        </w:numPr>
+        <w:ind w:left="630"/>
       </w:pPr>
       <w:bookmarkStart w:id="19" w:name="_Toc156255139"/>
       <w:r>
+        <w:t>3.3.2</w:t>
+      </w:r>
+      <w:r>
+        <w:t xml:space="preserve"> </w:t>
+      </w:r>
+      <w:r>
         <w:t>Use-Case Model Descriptions</w:t>
       </w:r>
       <w:bookmarkEnd w:id="19"/>
@@ -10526,18 +10703,29 @@
     <w:p>
       <w:pPr>
         <w:pStyle w:val="Heading3"/>
-        <w:numPr>
-          <w:ilvl w:val="3"/>
-          <w:numId w:val="7"/>
-        </w:numPr>
+        <w:ind w:left="540" w:firstLine="0"/>
         <w:rPr>
           <w:color w:val="00B0F0"/>
         </w:rPr>
       </w:pPr>
       <w:bookmarkStart w:id="20" w:name="_Toc156255140"/>
       <w:bookmarkStart w:id="21" w:name="_Hlk126196810"/>
-      <w:r>
-        <w:t xml:space="preserve">Actor: </w:t>
+      <w:proofErr w:type="gramStart"/>
+      <w:r>
+        <w:t>3.3.</w:t>
+      </w:r>
+      <w:r>
+        <w:t>2.1</w:t>
+      </w:r>
+      <w:r>
+        <w:t xml:space="preserve">  </w:t>
+      </w:r>
+      <w:r>
+        <w:t>Actor</w:t>
+      </w:r>
+      <w:proofErr w:type="gramEnd"/>
+      <w:r>
+        <w:t xml:space="preserve">: </w:t>
       </w:r>
       <w:r>
         <w:rPr>
@@ -10657,9 +10845,10 @@
       <w:r>
         <w:rPr>
           <w:b/>
-          <w:color w:val="00B0F0"/>
-        </w:rPr>
-        <w:t>Comment</w:t>
+          <w:bCs/>
+          <w:color w:val="00B0F0"/>
+        </w:rPr>
+        <w:t>Create Post</w:t>
       </w:r>
       <w:r>
         <w:rPr>
@@ -10676,25 +10865,108 @@
         </w:numPr>
         <w:rPr>
           <w:color w:val="00B0F0"/>
-          <w:lang w:val="en-US"/>
-        </w:rPr>
-      </w:pPr>
-      <w:r>
-        <w:rPr>
-          <w:color w:val="00B0F0"/>
-          <w:lang w:val="en-US"/>
-        </w:rPr>
-        <w:t xml:space="preserve">Users can comment on other users </w:t>
+        </w:rPr>
+      </w:pPr>
+      <w:r>
+        <w:rPr>
+          <w:b/>
+          <w:bCs/>
+          <w:color w:val="00B0F0"/>
+        </w:rPr>
+        <w:t xml:space="preserve">Users can create a </w:t>
       </w:r>
       <w:proofErr w:type="gramStart"/>
       <w:r>
         <w:rPr>
-          <w:color w:val="00B0F0"/>
-          <w:lang w:val="en-US"/>
-        </w:rPr>
-        <w:t>posts</w:t>
+          <w:b/>
+          <w:bCs/>
+          <w:color w:val="00B0F0"/>
+        </w:rPr>
+        <w:t>post</w:t>
       </w:r>
       <w:proofErr w:type="gramEnd"/>
+      <w:r>
+        <w:rPr>
+          <w:b/>
+          <w:bCs/>
+          <w:color w:val="00B0F0"/>
+        </w:rPr>
+        <w:t xml:space="preserve"> </w:t>
+      </w:r>
+    </w:p>
+    <w:p>
+      <w:pPr>
+        <w:numPr>
+          <w:ilvl w:val="2"/>
+          <w:numId w:val="6"/>
+        </w:numPr>
+        <w:rPr>
+          <w:color w:val="00B0F0"/>
+        </w:rPr>
+      </w:pPr>
+      <w:r>
+        <w:rPr>
+          <w:b/>
+          <w:bCs/>
+          <w:color w:val="00B0F0"/>
+        </w:rPr>
+        <w:t xml:space="preserve">Post will consist of </w:t>
+      </w:r>
+    </w:p>
+    <w:p>
+      <w:pPr>
+        <w:numPr>
+          <w:ilvl w:val="3"/>
+          <w:numId w:val="6"/>
+        </w:numPr>
+        <w:rPr>
+          <w:color w:val="00B0F0"/>
+        </w:rPr>
+      </w:pPr>
+      <w:r>
+        <w:rPr>
+          <w:b/>
+          <w:bCs/>
+          <w:color w:val="00B0F0"/>
+        </w:rPr>
+        <w:t>Caption</w:t>
+      </w:r>
+    </w:p>
+    <w:p>
+      <w:pPr>
+        <w:numPr>
+          <w:ilvl w:val="3"/>
+          <w:numId w:val="6"/>
+        </w:numPr>
+        <w:rPr>
+          <w:color w:val="00B0F0"/>
+        </w:rPr>
+      </w:pPr>
+      <w:r>
+        <w:rPr>
+          <w:b/>
+          <w:bCs/>
+          <w:color w:val="00B0F0"/>
+        </w:rPr>
+        <w:t>username</w:t>
+      </w:r>
+    </w:p>
+    <w:p>
+      <w:pPr>
+        <w:numPr>
+          <w:ilvl w:val="3"/>
+          <w:numId w:val="6"/>
+        </w:numPr>
+        <w:rPr>
+          <w:color w:val="00B0F0"/>
+        </w:rPr>
+      </w:pPr>
+      <w:r>
+        <w:rPr>
+          <w:color w:val="00B0F0"/>
+        </w:rPr>
+        <w:t>The song itself</w:t>
+      </w:r>
     </w:p>
     <w:p>
       <w:pPr>
@@ -10709,10 +10981,9 @@
       <w:r>
         <w:rPr>
           <w:b/>
-          <w:bCs/>
-          <w:color w:val="00B0F0"/>
-        </w:rPr>
-        <w:t>Create Post</w:t>
+          <w:color w:val="00B0F0"/>
+        </w:rPr>
+        <w:t>Recommend Artists/Music</w:t>
       </w:r>
       <w:r>
         <w:rPr>
@@ -10734,92 +11005,37 @@
       <w:r>
         <w:rPr>
           <w:b/>
-          <w:bCs/>
-          <w:color w:val="00B0F0"/>
-        </w:rPr>
-        <w:t xml:space="preserve">Users can create a </w:t>
+          <w:color w:val="00B0F0"/>
+        </w:rPr>
+        <w:t>Users can recommend a song/</w:t>
       </w:r>
       <w:proofErr w:type="gramStart"/>
       <w:r>
         <w:rPr>
           <w:b/>
-          <w:bCs/>
-          <w:color w:val="00B0F0"/>
-        </w:rPr>
-        <w:t>post</w:t>
+          <w:color w:val="00B0F0"/>
+        </w:rPr>
+        <w:t xml:space="preserve">artist </w:t>
+      </w:r>
+      <w:r>
+        <w:rPr>
+          <w:color w:val="00B0F0"/>
+        </w:rPr>
+        <w:t>.</w:t>
       </w:r>
       <w:proofErr w:type="gramEnd"/>
-      <w:r>
-        <w:rPr>
-          <w:b/>
-          <w:bCs/>
-          <w:color w:val="00B0F0"/>
-        </w:rPr>
-        <w:t xml:space="preserve"> </w:t>
-      </w:r>
     </w:p>
     <w:p>
       <w:pPr>
         <w:numPr>
-          <w:ilvl w:val="2"/>
+          <w:ilvl w:val="1"/>
           <w:numId w:val="6"/>
         </w:numPr>
         <w:rPr>
           <w:color w:val="00B0F0"/>
-        </w:rPr>
-      </w:pPr>
-      <w:r>
-        <w:rPr>
-          <w:b/>
-          <w:bCs/>
-          <w:color w:val="00B0F0"/>
-        </w:rPr>
-        <w:t xml:space="preserve">Post will consist of </w:t>
-      </w:r>
-    </w:p>
-    <w:p>
-      <w:pPr>
-        <w:numPr>
-          <w:ilvl w:val="3"/>
-          <w:numId w:val="6"/>
-        </w:numPr>
-        <w:rPr>
-          <w:color w:val="00B0F0"/>
-        </w:rPr>
-      </w:pPr>
-      <w:r>
-        <w:rPr>
-          <w:b/>
-          <w:bCs/>
-          <w:color w:val="00B0F0"/>
-        </w:rPr>
-        <w:t>an emoji</w:t>
-      </w:r>
-      <w:r>
-        <w:rPr>
-          <w:b/>
-          <w:bCs/>
-          <w:color w:val="00B0F0"/>
-        </w:rPr>
-        <w:t xml:space="preserve"> (how they are feeling)</w:t>
-      </w:r>
-    </w:p>
-    <w:p>
-      <w:pPr>
-        <w:numPr>
-          <w:ilvl w:val="3"/>
-          <w:numId w:val="6"/>
-        </w:numPr>
-        <w:rPr>
-          <w:color w:val="00B0F0"/>
-        </w:rPr>
-      </w:pPr>
-      <w:r>
-        <w:rPr>
-          <w:color w:val="00B0F0"/>
-        </w:rPr>
-        <w:t>The song itself</w:t>
-      </w:r>
+          <w:lang w:val="en-US"/>
+        </w:rPr>
+      </w:pPr>
     </w:p>
     <w:p>
       <w:pPr>
@@ -10828,22 +11044,31 @@
           <w:numId w:val="6"/>
         </w:numPr>
         <w:rPr>
-          <w:color w:val="00B0F0"/>
-        </w:rPr>
-      </w:pPr>
-      <w:r>
-        <w:rPr>
           <w:b/>
           <w:color w:val="00B0F0"/>
         </w:rPr>
-        <w:lastRenderedPageBreak/>
-        <w:t>Recommend Artists/Music</w:t>
-      </w:r>
-      <w:r>
-        <w:rPr>
-          <w:color w:val="00B0F0"/>
-        </w:rPr>
-        <w:t xml:space="preserve">: </w:t>
+      </w:pPr>
+      <w:r>
+        <w:rPr>
+          <w:b/>
+          <w:color w:val="00B0F0"/>
+        </w:rPr>
+        <w:t xml:space="preserve">Add Songs to </w:t>
+      </w:r>
+      <w:r>
+        <w:rPr>
+          <w:b/>
+          <w:color w:val="00B0F0"/>
+        </w:rPr>
+        <w:t>Profile</w:t>
+      </w:r>
+      <w:r>
+        <w:rPr>
+          <w:b/>
+          <w:bCs/>
+          <w:color w:val="00B0F0"/>
+        </w:rPr>
+        <w:t>:</w:t>
       </w:r>
     </w:p>
     <w:p>
@@ -10853,21 +11078,132 @@
           <w:numId w:val="6"/>
         </w:numPr>
         <w:rPr>
-          <w:color w:val="00B0F0"/>
-        </w:rPr>
-      </w:pPr>
-      <w:r>
-        <w:rPr>
           <w:b/>
           <w:color w:val="00B0F0"/>
         </w:rPr>
-        <w:t>Users can recommend a song/artist to any of their friends</w:t>
-      </w:r>
-      <w:r>
-        <w:rPr>
+      </w:pPr>
+      <w:r>
+        <w:rPr>
+          <w:b/>
+          <w:bCs/>
+          <w:color w:val="00B0F0"/>
+        </w:rPr>
+        <w:t xml:space="preserve">Users can add songs </w:t>
+      </w:r>
+      <w:r>
+        <w:rPr>
+          <w:b/>
+          <w:bCs/>
+          <w:color w:val="00B0F0"/>
+        </w:rPr>
+        <w:t>they like to their profile</w:t>
+      </w:r>
+      <w:r>
+        <w:rPr>
+          <w:b/>
+          <w:bCs/>
+          <w:color w:val="00B0F0"/>
+        </w:rPr>
+        <w:t xml:space="preserve"> for others to see</w:t>
+      </w:r>
+      <w:r>
+        <w:rPr>
+          <w:b/>
+          <w:bCs/>
           <w:color w:val="00B0F0"/>
         </w:rPr>
         <w:t>.</w:t>
+      </w:r>
+    </w:p>
+    <w:p>
+      <w:pPr>
+        <w:pStyle w:val="ListParagraph"/>
+        <w:numPr>
+          <w:ilvl w:val="0"/>
+          <w:numId w:val="6"/>
+        </w:numPr>
+        <w:rPr>
+          <w:b/>
+          <w:color w:val="00B0F0"/>
+        </w:rPr>
+      </w:pPr>
+      <w:r>
+        <w:rPr>
+          <w:b/>
+          <w:color w:val="00B0F0"/>
+        </w:rPr>
+        <w:t>Report Users:</w:t>
+      </w:r>
+    </w:p>
+    <w:p>
+      <w:pPr>
+        <w:pStyle w:val="ListParagraph"/>
+        <w:ind w:left="2160"/>
+        <w:rPr>
+          <w:b/>
+          <w:color w:val="00B0F0"/>
+        </w:rPr>
+      </w:pPr>
+      <w:r>
+        <w:rPr>
+          <w:b/>
+          <w:bCs/>
+          <w:color w:val="00B0F0"/>
+        </w:rPr>
+        <w:t xml:space="preserve">      -</w:t>
+      </w:r>
+      <w:r>
+        <w:rPr>
+          <w:b/>
+          <w:bCs/>
+          <w:color w:val="00B0F0"/>
+        </w:rPr>
+        <w:t xml:space="preserve">Users </w:t>
+      </w:r>
+      <w:r>
+        <w:rPr>
+          <w:b/>
+          <w:bCs/>
+          <w:color w:val="00B0F0"/>
+        </w:rPr>
+        <w:t>can report other users to moderator.</w:t>
+      </w:r>
+    </w:p>
+    <w:p>
+      <w:pPr>
+        <w:numPr>
+          <w:ilvl w:val="0"/>
+          <w:numId w:val="6"/>
+        </w:numPr>
+        <w:rPr>
+          <w:b/>
+          <w:bCs/>
+          <w:color w:val="00B0F0"/>
+        </w:rPr>
+      </w:pPr>
+      <w:r>
+        <w:rPr>
+          <w:b/>
+          <w:bCs/>
+          <w:color w:val="00B0F0"/>
+        </w:rPr>
+        <w:t>Log</w:t>
+      </w:r>
+      <w:r>
+        <w:rPr>
+          <w:b/>
+          <w:bCs/>
+          <w:color w:val="00B0F0"/>
+        </w:rPr>
+        <w:t>in</w:t>
+      </w:r>
+      <w:r>
+        <w:rPr>
+          <w:b/>
+          <w:bCs/>
+          <w:color w:val="00B0F0"/>
+        </w:rPr>
+        <w:t>:</w:t>
       </w:r>
     </w:p>
     <w:p>
@@ -10877,123 +11213,76 @@
           <w:numId w:val="6"/>
         </w:numPr>
         <w:rPr>
-          <w:color w:val="00B0F0"/>
-          <w:lang w:val="en-US"/>
-        </w:rPr>
-      </w:pPr>
-      <w:r>
-        <w:rPr>
           <w:b/>
-          <w:color w:val="00B0F0"/>
-          <w:lang w:val="en-US"/>
-        </w:rPr>
-        <w:t xml:space="preserve">This will function like Poke on </w:t>
-      </w:r>
-      <w:proofErr w:type="spellStart"/>
+          <w:bCs/>
+          <w:color w:val="00B0F0"/>
+        </w:rPr>
+      </w:pPr>
       <w:r>
         <w:rPr>
           <w:b/>
-          <w:color w:val="00B0F0"/>
-          <w:lang w:val="en-US"/>
-        </w:rPr>
-        <w:t>facebook</w:t>
-      </w:r>
-      <w:proofErr w:type="spellEnd"/>
+          <w:bCs/>
+          <w:color w:val="00B0F0"/>
+        </w:rPr>
+        <w:t xml:space="preserve">User will be able to log into their accounts </w:t>
+      </w:r>
       <w:r>
         <w:rPr>
           <w:b/>
-          <w:color w:val="00B0F0"/>
-          <w:lang w:val="en-US"/>
-        </w:rPr>
-        <w:t xml:space="preserve"> where users will</w:t>
-      </w:r>
+          <w:bCs/>
+          <w:color w:val="00B0F0"/>
+        </w:rPr>
+        <w:t xml:space="preserve">and sync across other </w:t>
+      </w:r>
+      <w:proofErr w:type="gramStart"/>
       <w:r>
         <w:rPr>
           <w:b/>
-          <w:color w:val="00B0F0"/>
-          <w:lang w:val="en-US"/>
-        </w:rPr>
-        <w:t xml:space="preserve"> receive a </w:t>
-      </w:r>
-      <w:proofErr w:type="gramStart"/>
-      <w:r>
-        <w:rPr>
-          <w:b/>
-          <w:color w:val="00B0F0"/>
-          <w:lang w:val="en-US"/>
-        </w:rPr>
-        <w:t>notification</w:t>
+          <w:bCs/>
+          <w:color w:val="00B0F0"/>
+        </w:rPr>
+        <w:t>browsers</w:t>
       </w:r>
       <w:proofErr w:type="gramEnd"/>
-      <w:r>
-        <w:rPr>
-          <w:b/>
-          <w:color w:val="00B0F0"/>
-          <w:lang w:val="en-US"/>
-        </w:rPr>
-        <w:t xml:space="preserve"> </w:t>
-      </w:r>
-    </w:p>
-    <w:p>
-      <w:pPr>
+    </w:p>
+    <w:p>
+      <w:pPr>
+        <w:pStyle w:val="ListParagraph"/>
         <w:numPr>
           <w:ilvl w:val="0"/>
           <w:numId w:val="6"/>
         </w:numPr>
         <w:rPr>
           <w:b/>
-          <w:color w:val="00B0F0"/>
-        </w:rPr>
-      </w:pPr>
-      <w:r>
-        <w:rPr>
-          <w:b/>
-          <w:color w:val="00B0F0"/>
-        </w:rPr>
-        <w:t xml:space="preserve">Add Songs to </w:t>
-      </w:r>
-      <w:r>
-        <w:rPr>
-          <w:b/>
-          <w:color w:val="00B0F0"/>
-        </w:rPr>
-        <w:t>Profile</w:t>
-      </w:r>
+          <w:bCs/>
+          <w:color w:val="00B0F0"/>
+        </w:rPr>
+      </w:pPr>
       <w:r>
         <w:rPr>
           <w:b/>
           <w:bCs/>
           <w:color w:val="00B0F0"/>
         </w:rPr>
-        <w:t>:</w:t>
-      </w:r>
-    </w:p>
-    <w:p>
-      <w:pPr>
-        <w:numPr>
-          <w:ilvl w:val="1"/>
-          <w:numId w:val="6"/>
-        </w:numPr>
-        <w:rPr>
-          <w:b/>
-          <w:color w:val="00B0F0"/>
-        </w:rPr>
-      </w:pPr>
-      <w:r>
+        <w:t>Register:</w:t>
+      </w:r>
+    </w:p>
+    <w:p>
+      <w:pPr>
+        <w:ind w:left="1800"/>
         <w:rPr>
           <w:b/>
           <w:bCs/>
           <w:color w:val="00B0F0"/>
         </w:rPr>
-        <w:t xml:space="preserve">Users can add songs </w:t>
-      </w:r>
+      </w:pPr>
       <w:r>
         <w:rPr>
           <w:b/>
           <w:bCs/>
           <w:color w:val="00B0F0"/>
         </w:rPr>
-        <w:t>they like to their profile</w:t>
+        <w:t xml:space="preserve">           -Users can register </w:t>
       </w:r>
       <w:r>
         <w:rPr>
@@ -11001,128 +11290,8 @@
           <w:bCs/>
           <w:color w:val="00B0F0"/>
         </w:rPr>
-        <w:t xml:space="preserve"> for others to see</w:t>
-      </w:r>
-      <w:r>
-        <w:rPr>
-          <w:b/>
-          <w:bCs/>
-          <w:color w:val="00B0F0"/>
-        </w:rPr>
-        <w:t>.</w:t>
-      </w:r>
-    </w:p>
-    <w:p>
-      <w:pPr>
-        <w:numPr>
-          <w:ilvl w:val="1"/>
-          <w:numId w:val="6"/>
-        </w:numPr>
-        <w:rPr>
-          <w:b/>
-          <w:color w:val="00B0F0"/>
-        </w:rPr>
-      </w:pPr>
-      <w:r>
-        <w:rPr>
-          <w:b/>
-          <w:bCs/>
-          <w:color w:val="00B0F0"/>
-        </w:rPr>
-        <w:t xml:space="preserve">Up to </w:t>
-      </w:r>
-      <w:r>
-        <w:rPr>
-          <w:b/>
-          <w:bCs/>
-          <w:color w:val="00B0F0"/>
-        </w:rPr>
-        <w:t>5 songs</w:t>
-      </w:r>
-      <w:r>
-        <w:rPr>
-          <w:b/>
-          <w:bCs/>
-          <w:color w:val="00B0F0"/>
-        </w:rPr>
-        <w:t xml:space="preserve"> </w:t>
-      </w:r>
-    </w:p>
-    <w:p>
-      <w:pPr>
-        <w:numPr>
-          <w:ilvl w:val="0"/>
-          <w:numId w:val="6"/>
-        </w:numPr>
-        <w:rPr>
-          <w:b/>
-          <w:bCs/>
-          <w:color w:val="00B0F0"/>
-        </w:rPr>
-      </w:pPr>
-      <w:r>
-        <w:rPr>
-          <w:b/>
-          <w:bCs/>
-          <w:color w:val="00B0F0"/>
-        </w:rPr>
-        <w:t>Log</w:t>
-      </w:r>
-      <w:r>
-        <w:rPr>
-          <w:b/>
-          <w:bCs/>
-          <w:color w:val="00B0F0"/>
-        </w:rPr>
-        <w:t>in</w:t>
-      </w:r>
-      <w:r>
-        <w:rPr>
-          <w:b/>
-          <w:bCs/>
-          <w:color w:val="00B0F0"/>
-        </w:rPr>
-        <w:t>:</w:t>
-      </w:r>
-    </w:p>
-    <w:p>
-      <w:pPr>
-        <w:numPr>
-          <w:ilvl w:val="1"/>
-          <w:numId w:val="6"/>
-        </w:numPr>
-        <w:rPr>
-          <w:b/>
-          <w:bCs/>
-          <w:color w:val="00B0F0"/>
-        </w:rPr>
-      </w:pPr>
-      <w:r>
-        <w:rPr>
-          <w:b/>
-          <w:bCs/>
-          <w:color w:val="00B0F0"/>
-        </w:rPr>
-        <w:t xml:space="preserve">User will be able to log into their accounts </w:t>
-      </w:r>
-      <w:r>
-        <w:rPr>
-          <w:b/>
-          <w:bCs/>
-          <w:color w:val="00B0F0"/>
-        </w:rPr>
-        <w:t xml:space="preserve">and sync across other </w:t>
-      </w:r>
-      <w:proofErr w:type="gramStart"/>
-      <w:r>
-        <w:rPr>
-          <w:b/>
-          <w:bCs/>
-          <w:color w:val="00B0F0"/>
-        </w:rPr>
-        <w:t>browsers</w:t>
-      </w:r>
-      <w:proofErr w:type="gramEnd"/>
+        <w:t>with their email, password, username, first/last name</w:t>
+      </w:r>
     </w:p>
     <w:p>
       <w:pPr>
@@ -11135,11 +11304,14 @@
     <w:p>
       <w:pPr>
         <w:pStyle w:val="Heading3"/>
-        <w:numPr>
-          <w:ilvl w:val="3"/>
-          <w:numId w:val="7"/>
-        </w:numPr>
-      </w:pPr>
+        <w:ind w:left="1665" w:firstLine="0"/>
+      </w:pPr>
+      <w:r>
+        <w:t>3.3</w:t>
+      </w:r>
+      <w:r>
+        <w:t>.2.2</w:t>
+      </w:r>
       <w:r>
         <w:t xml:space="preserve"> </w:t>
       </w:r>
@@ -11268,13 +11440,51 @@
           <w:b/>
           <w:color w:val="0070C0"/>
         </w:rPr>
-        <w:t>Remove Moderator Permission</w:t>
-      </w:r>
-      <w:r>
-        <w:rPr>
+        <w:t>Delete</w:t>
+      </w:r>
+      <w:r>
+        <w:rPr>
+          <w:b/>
           <w:color w:val="0070C0"/>
         </w:rPr>
-        <w:t>: The admin has the authority to revoke moderator privileges from users who no longer meet criteria or violate moderator guidelines, limiting their access to moderation tools.</w:t>
+        <w:t xml:space="preserve"> Moderato</w:t>
+      </w:r>
+      <w:r>
+        <w:rPr>
+          <w:b/>
+          <w:color w:val="0070C0"/>
+        </w:rPr>
+        <w:t>r</w:t>
+      </w:r>
+      <w:r>
+        <w:rPr>
+          <w:color w:val="0070C0"/>
+        </w:rPr>
+        <w:t xml:space="preserve">: The admin has the authority to </w:t>
+      </w:r>
+      <w:r>
+        <w:rPr>
+          <w:color w:val="0070C0"/>
+        </w:rPr>
+        <w:t>delete</w:t>
+      </w:r>
+      <w:r>
+        <w:rPr>
+          <w:color w:val="0070C0"/>
+        </w:rPr>
+        <w:t xml:space="preserve"> moderator</w:t>
+      </w:r>
+      <w:r>
+        <w:rPr>
+          <w:color w:val="0070C0"/>
+        </w:rPr>
+        <w:t xml:space="preserve"> ultimately removing their account</w:t>
+      </w:r>
+      <w:r>
+        <w:rPr>
+          <w:color w:val="0070C0"/>
+        </w:rPr>
+        <w:t>.</w:t>
       </w:r>
     </w:p>
     <w:p>
@@ -11293,13 +11503,25 @@
           <w:b/>
           <w:color w:val="0070C0"/>
         </w:rPr>
-        <w:t>Remove Artist Permission</w:t>
+        <w:t>Create Community Guidelines</w:t>
       </w:r>
       <w:r>
         <w:rPr>
           <w:color w:val="0070C0"/>
         </w:rPr>
-        <w:t>: If a user is inactive or violates artist guidelines, the admin can withdraw artist permissions, restricting their ability to upload music or manage their artist profile.</w:t>
+        <w:t xml:space="preserve">: </w:t>
+      </w:r>
+      <w:r>
+        <w:rPr>
+          <w:color w:val="0070C0"/>
+        </w:rPr>
+        <w:t xml:space="preserve">The admin can create community guidelines for Tune Tribe </w:t>
+      </w:r>
+      <w:r>
+        <w:rPr>
+          <w:color w:val="0070C0"/>
+        </w:rPr>
+        <w:t>to ensure a standard of behavior for its users.</w:t>
       </w:r>
     </w:p>
     <w:p>
@@ -11311,6 +11533,57 @@
         </w:numPr>
         <w:rPr>
           <w:color w:val="0070C0"/>
+        </w:rPr>
+      </w:pPr>
+      <w:r>
+        <w:rPr>
+          <w:b/>
+          <w:color w:val="0070C0"/>
+        </w:rPr>
+        <w:t>Create</w:t>
+      </w:r>
+      <w:r>
+        <w:rPr>
+          <w:b/>
+          <w:color w:val="0070C0"/>
+        </w:rPr>
+        <w:t xml:space="preserve"> Terms of Service</w:t>
+      </w:r>
+      <w:r>
+        <w:rPr>
+          <w:b/>
+          <w:color w:val="0070C0"/>
+        </w:rPr>
+        <w:t xml:space="preserve">: </w:t>
+      </w:r>
+      <w:r>
+        <w:rPr>
+          <w:color w:val="0070C0"/>
+        </w:rPr>
+        <w:t>The admin can create</w:t>
+      </w:r>
+      <w:r>
+        <w:rPr>
+          <w:color w:val="0070C0"/>
+        </w:rPr>
+        <w:t xml:space="preserve"> terms of </w:t>
+      </w:r>
+      <w:r>
+        <w:rPr>
+          <w:color w:val="0070C0"/>
+        </w:rPr>
+        <w:t>service for Tune Tribe that will show a set of rules that the users must agree to when using the platform.</w:t>
+      </w:r>
+    </w:p>
+    <w:p>
+      <w:pPr>
+        <w:pStyle w:val="ListParagraph"/>
+        <w:numPr>
+          <w:ilvl w:val="0"/>
+          <w:numId w:val="35"/>
+        </w:numPr>
+        <w:rPr>
+          <w:color w:val="0070C0"/>
           <w:lang w:val="en-US"/>
         </w:rPr>
       </w:pPr>
@@ -11358,7 +11631,7 @@
         <w:pStyle w:val="Heading3"/>
         <w:numPr>
           <w:ilvl w:val="3"/>
-          <w:numId w:val="7"/>
+          <w:numId w:val="48"/>
         </w:numPr>
       </w:pPr>
       <w:bookmarkStart w:id="24" w:name="_Toc156255142"/>
@@ -11428,93 +11701,19 @@
         </w:numPr>
         <w:rPr>
           <w:color w:val="00B0F0"/>
-          <w:lang w:val="en-US"/>
-        </w:rPr>
-      </w:pPr>
-      <w:r>
-        <w:rPr>
-          <w:color w:val="00B0F0"/>
-          <w:lang w:val="en-US"/>
-        </w:rPr>
-        <w:t>Login: Artists can log into their accounts to manage their profile, upload new music, access reports, and engage with their audience. Their login credentials will allow them to sync their account across different browsers for seamless access.</w:t>
-      </w:r>
-    </w:p>
-    <w:p>
-      <w:pPr>
-        <w:ind w:left="2160"/>
-      </w:pPr>
-    </w:p>
-    <w:p>
-      <w:r>
-        <w:t xml:space="preserve">                             </w:t>
-      </w:r>
-    </w:p>
-    <w:p>
-      <w:pPr>
-        <w:pStyle w:val="ListParagraph"/>
-        <w:numPr>
-          <w:ilvl w:val="3"/>
-          <w:numId w:val="7"/>
-        </w:numPr>
-        <w:rPr>
-          <w:b/>
-        </w:rPr>
-      </w:pPr>
-      <w:r>
-        <w:rPr>
-          <w:b/>
-          <w:bCs/>
-        </w:rPr>
-        <w:t>Actor:</w:t>
-      </w:r>
-      <w:r>
-        <w:rPr>
-          <w:b/>
-          <w:bCs/>
-        </w:rPr>
-        <w:t xml:space="preserve"> </w:t>
-      </w:r>
-      <w:r>
-        <w:rPr>
-          <w:b/>
-          <w:bCs/>
-        </w:rPr>
-        <w:t>Moderator</w:t>
-      </w:r>
-      <w:r>
-        <w:rPr>
-          <w:b/>
-          <w:bCs/>
-        </w:rPr>
-        <w:t xml:space="preserve"> (</w:t>
-      </w:r>
-      <w:r>
-        <w:rPr>
-          <w:b/>
-          <w:bCs/>
-        </w:rPr>
-        <w:t>Emmanu</w:t>
-      </w:r>
-      <w:r>
-        <w:rPr>
-          <w:b/>
-          <w:bCs/>
-        </w:rPr>
-        <w:t>e</w:t>
-      </w:r>
-      <w:r>
-        <w:rPr>
-          <w:b/>
-          <w:bCs/>
-        </w:rPr>
-        <w:t>l</w:t>
-      </w:r>
-      <w:r>
-        <w:rPr>
-          <w:b/>
-          <w:bCs/>
-        </w:rPr>
-        <w:t>)</w:t>
+        </w:rPr>
+      </w:pPr>
+      <w:r>
+        <w:rPr>
+          <w:color w:val="00B0F0"/>
+        </w:rPr>
+        <w:t xml:space="preserve">Create advertisements: Artists can create advertisements to </w:t>
+      </w:r>
+      <w:r>
+        <w:rPr>
+          <w:color w:val="00B0F0"/>
+        </w:rPr>
+        <w:t>boost their music.</w:t>
       </w:r>
     </w:p>
     <w:p>
@@ -11530,25 +11729,67 @@
       </w:pPr>
       <w:r>
         <w:rPr>
+          <w:color w:val="00B0F0"/>
+          <w:lang w:val="en-US"/>
+        </w:rPr>
+        <w:t>Login: Artists can log into their accounts to manage their profile, upload new music, access reports, and engage with their audience. Their login credentials will allow them to sync their account across different browsers for seamless access.</w:t>
+      </w:r>
+    </w:p>
+    <w:p>
+      <w:pPr>
+        <w:ind w:left="2160"/>
+      </w:pPr>
+    </w:p>
+    <w:p>
+      <w:r>
+        <w:t xml:space="preserve">                             </w:t>
+      </w:r>
+    </w:p>
+    <w:p>
+      <w:pPr>
+        <w:pStyle w:val="ListParagraph"/>
+        <w:numPr>
+          <w:ilvl w:val="3"/>
+          <w:numId w:val="48"/>
+        </w:numPr>
+        <w:rPr>
           <w:b/>
-          <w:color w:val="00B0F0"/>
-          <w:lang w:val="en-US"/>
-        </w:rPr>
-        <w:t>Delete Comments</w:t>
-      </w:r>
-      <w:r>
-        <w:rPr>
-          <w:color w:val="00B0F0"/>
-          <w:lang w:val="en-US"/>
-        </w:rPr>
-        <w:t xml:space="preserve">: </w:t>
-      </w:r>
-      <w:r>
-        <w:rPr>
-          <w:color w:val="00B0F0"/>
-          <w:lang w:val="en-US"/>
-        </w:rPr>
-        <w:t>The moderator has the authority to remove comments made by users and artists deemed inappropriate or violating community guidelines.</w:t>
+        </w:rPr>
+      </w:pPr>
+      <w:r>
+        <w:rPr>
+          <w:b/>
+          <w:bCs/>
+        </w:rPr>
+        <w:t>Actor: Moderator (</w:t>
+      </w:r>
+      <w:r>
+        <w:rPr>
+          <w:b/>
+          <w:bCs/>
+        </w:rPr>
+        <w:t>Emmanu</w:t>
+      </w:r>
+      <w:r>
+        <w:rPr>
+          <w:b/>
+          <w:bCs/>
+        </w:rPr>
+        <w:t>e</w:t>
+      </w:r>
+      <w:r>
+        <w:rPr>
+          <w:b/>
+          <w:bCs/>
+        </w:rPr>
+        <w:t>l</w:t>
+      </w:r>
+      <w:r>
+        <w:rPr>
+          <w:b/>
+          <w:bCs/>
+        </w:rPr>
+        <w:t>)</w:t>
       </w:r>
     </w:p>
     <w:p>
@@ -11559,35 +11800,46 @@
         </w:numPr>
         <w:rPr>
           <w:color w:val="00B0F0"/>
+          <w:lang w:val="en-US"/>
         </w:rPr>
       </w:pPr>
       <w:r>
         <w:rPr>
           <w:b/>
-          <w:bCs/>
-          <w:color w:val="00B0F0"/>
-        </w:rPr>
-        <w:t xml:space="preserve">Temporary </w:t>
+          <w:color w:val="00B0F0"/>
+          <w:lang w:val="en-US"/>
+        </w:rPr>
+        <w:t>View</w:t>
       </w:r>
       <w:r>
         <w:rPr>
           <w:b/>
-          <w:bCs/>
-          <w:color w:val="00B0F0"/>
-        </w:rPr>
-        <w:t>Ban Users</w:t>
-      </w:r>
-      <w:r>
-        <w:rPr>
-          <w:color w:val="00B0F0"/>
-        </w:rPr>
-        <w:t>:</w:t>
-      </w:r>
-      <w:r>
-        <w:rPr>
-          <w:color w:val="00B0F0"/>
-        </w:rPr>
-        <w:t xml:space="preserve"> Moderators can impose temporary bans on specific user accounts for a predefined duration in response to rule violations or disruptive behavior.</w:t>
+          <w:color w:val="00B0F0"/>
+          <w:lang w:val="en-US"/>
+        </w:rPr>
+        <w:t xml:space="preserve"> Report</w:t>
+      </w:r>
+      <w:r>
+        <w:rPr>
+          <w:b/>
+          <w:color w:val="00B0F0"/>
+          <w:lang w:val="en-US"/>
+        </w:rPr>
+        <w:t>s of Users</w:t>
+      </w:r>
+      <w:r>
+        <w:rPr>
+          <w:color w:val="00B0F0"/>
+          <w:lang w:val="en-US"/>
+        </w:rPr>
+        <w:t xml:space="preserve">: </w:t>
+      </w:r>
+      <w:r>
+        <w:rPr>
+          <w:color w:val="00B0F0"/>
+          <w:lang w:val="en-US"/>
+        </w:rPr>
+        <w:t>Moderators enable users to report instances of rule violations or misconduct by other users, facilitating community-driven enforcement of platform policies.</w:t>
       </w:r>
     </w:p>
     <w:p>
@@ -11598,36 +11850,48 @@
         </w:numPr>
         <w:rPr>
           <w:color w:val="00B0F0"/>
+          <w:lang w:val="en-US"/>
         </w:rPr>
       </w:pPr>
       <w:r>
         <w:rPr>
           <w:b/>
-          <w:bCs/>
-          <w:color w:val="00B0F0"/>
-        </w:rPr>
-        <w:t>Limit U</w:t>
+          <w:color w:val="00B0F0"/>
+          <w:lang w:val="en-US"/>
+        </w:rPr>
+        <w:t>View</w:t>
       </w:r>
       <w:r>
         <w:rPr>
           <w:b/>
-          <w:bCs/>
-          <w:color w:val="00B0F0"/>
-        </w:rPr>
-        <w:t>sers Commenting</w:t>
-      </w:r>
-      <w:r>
-        <w:rPr>
-          <w:color w:val="00B0F0"/>
-        </w:rPr>
-        <w:t xml:space="preserve">: </w:t>
-      </w:r>
-      <w:r>
-        <w:rPr>
-          <w:color w:val="00B0F0"/>
-        </w:rPr>
-        <w:t>Moderators can restrict users' commenting capabilities if they engage in spamming or post inappropriate content, ensuring a conducive environment for discussion.</w:t>
-      </w:r>
+          <w:color w:val="00B0F0"/>
+          <w:lang w:val="en-US"/>
+        </w:rPr>
+        <w:t xml:space="preserve"> Feeds: </w:t>
+      </w:r>
+      <w:r>
+        <w:rPr>
+          <w:color w:val="00B0F0"/>
+          <w:lang w:val="en-US"/>
+        </w:rPr>
+        <w:t>Moderators</w:t>
+      </w:r>
+      <w:r>
+        <w:rPr>
+          <w:color w:val="00B0F0"/>
+          <w:lang w:val="en-US"/>
+        </w:rPr>
+        <w:t xml:space="preserve"> can view the feed of users to see what they have </w:t>
+      </w:r>
+      <w:proofErr w:type="gramStart"/>
+      <w:r>
+        <w:rPr>
+          <w:color w:val="00B0F0"/>
+          <w:lang w:val="en-US"/>
+        </w:rPr>
+        <w:t>posted</w:t>
+      </w:r>
+      <w:proofErr w:type="gramEnd"/>
     </w:p>
     <w:p>
       <w:pPr>
@@ -11636,99 +11900,6 @@
           <w:numId w:val="8"/>
         </w:numPr>
         <w:rPr>
-          <w:color w:val="00B0F0"/>
-          <w:lang w:val="en-US"/>
-        </w:rPr>
-      </w:pPr>
-      <w:r>
-        <w:rPr>
-          <w:b/>
-          <w:color w:val="00B0F0"/>
-          <w:lang w:val="en-US"/>
-        </w:rPr>
-        <w:lastRenderedPageBreak/>
-        <w:t>Request to Ban User</w:t>
-      </w:r>
-      <w:r>
-        <w:rPr>
-          <w:color w:val="00B0F0"/>
-          <w:lang w:val="en-US"/>
-        </w:rPr>
-        <w:t xml:space="preserve">: </w:t>
-      </w:r>
-      <w:r>
-        <w:rPr>
-          <w:color w:val="00B0F0"/>
-          <w:lang w:val="en-US"/>
-        </w:rPr>
-        <w:t xml:space="preserve">In cases of severe policy violations, moderators </w:t>
-      </w:r>
-      <w:proofErr w:type="gramStart"/>
-      <w:r>
-        <w:rPr>
-          <w:color w:val="00B0F0"/>
-          <w:lang w:val="en-US"/>
-        </w:rPr>
-        <w:t>have the ability to</w:t>
-      </w:r>
-      <w:proofErr w:type="gramEnd"/>
-      <w:r>
-        <w:rPr>
-          <w:color w:val="00B0F0"/>
-          <w:lang w:val="en-US"/>
-        </w:rPr>
-        <w:t xml:space="preserve"> submit requests for the permanent ban of users, subject to approval by higher authorities or administrators.</w:t>
-      </w:r>
-    </w:p>
-    <w:p>
-      <w:pPr>
-        <w:numPr>
-          <w:ilvl w:val="0"/>
-          <w:numId w:val="8"/>
-        </w:numPr>
-        <w:rPr>
-          <w:color w:val="00B0F0"/>
-          <w:lang w:val="en-US"/>
-        </w:rPr>
-      </w:pPr>
-      <w:r>
-        <w:rPr>
-          <w:b/>
-          <w:color w:val="00B0F0"/>
-          <w:lang w:val="en-US"/>
-        </w:rPr>
-        <w:t>Submit Report</w:t>
-      </w:r>
-      <w:r>
-        <w:rPr>
-          <w:b/>
-          <w:color w:val="00B0F0"/>
-          <w:lang w:val="en-US"/>
-        </w:rPr>
-        <w:t>s of Users</w:t>
-      </w:r>
-      <w:r>
-        <w:rPr>
-          <w:color w:val="00B0F0"/>
-          <w:lang w:val="en-US"/>
-        </w:rPr>
-        <w:t xml:space="preserve">: </w:t>
-      </w:r>
-      <w:r>
-        <w:rPr>
-          <w:color w:val="00B0F0"/>
-          <w:lang w:val="en-US"/>
-        </w:rPr>
-        <w:t>Moderators enable users to report instances of rule violations or misconduct by other users, facilitating community-driven enforcement of platform policies.</w:t>
-      </w:r>
-    </w:p>
-    <w:p>
-      <w:pPr>
-        <w:numPr>
-          <w:ilvl w:val="0"/>
-          <w:numId w:val="8"/>
-        </w:numPr>
-        <w:rPr>
           <w:b/>
           <w:bCs/>
           <w:color w:val="00B0F0"/>
@@ -11767,7 +11938,7 @@
         <w:pStyle w:val="Heading2"/>
         <w:numPr>
           <w:ilvl w:val="2"/>
-          <w:numId w:val="7"/>
+          <w:numId w:val="48"/>
         </w:numPr>
       </w:pPr>
       <w:bookmarkStart w:id="25" w:name="_Toc156255143"/>
@@ -11781,7 +11952,7 @@
         <w:pStyle w:val="Heading3"/>
         <w:numPr>
           <w:ilvl w:val="3"/>
-          <w:numId w:val="7"/>
+          <w:numId w:val="48"/>
         </w:numPr>
       </w:pPr>
       <w:bookmarkStart w:id="26" w:name="_Toc156255144"/>
@@ -12038,6 +12209,7 @@
         <w:rPr>
           <w:b/>
         </w:rPr>
+        <w:lastRenderedPageBreak/>
         <w:t>System State on Completion</w:t>
       </w:r>
       <w:r>
@@ -12814,7 +12986,6 @@
         <w:rPr>
           <w:b/>
         </w:rPr>
-        <w:lastRenderedPageBreak/>
         <w:t>System State on Completion</w:t>
       </w:r>
       <w:r>
@@ -13027,86 +13198,22 @@
     </w:p>
     <w:p>
       <w:pPr>
-        <w:rPr>
-          <w:color w:val="00B0F0"/>
-        </w:rPr>
-      </w:pPr>
-    </w:p>
-    <w:p/>
-    <w:p>
-      <w:pPr>
-        <w:pStyle w:val="Heading3"/>
-        <w:numPr>
-          <w:ilvl w:val="3"/>
-          <w:numId w:val="7"/>
-        </w:numPr>
-      </w:pPr>
-      <w:bookmarkStart w:id="28" w:name="_Toc156255145"/>
-      <w:r>
-        <w:t xml:space="preserve">Actor: </w:t>
-      </w:r>
-      <w:bookmarkEnd w:id="28"/>
-      <w:r>
-        <w:rPr>
-          <w:bCs/>
-        </w:rPr>
-        <w:t>Moderator (</w:t>
-      </w:r>
-      <w:r>
-        <w:rPr>
-          <w:b w:val="0"/>
-        </w:rPr>
-        <w:t>Emmanu</w:t>
-      </w:r>
-      <w:r>
-        <w:rPr>
-          <w:b w:val="0"/>
-        </w:rPr>
-        <w:t>e</w:t>
-      </w:r>
-      <w:r>
-        <w:rPr>
-          <w:b w:val="0"/>
-        </w:rPr>
-        <w:t>l</w:t>
-      </w:r>
-      <w:r>
-        <w:rPr>
-          <w:bCs/>
-        </w:rPr>
-        <w:t>)</w:t>
-      </w:r>
-    </w:p>
-    <w:p>
-      <w:pPr>
         <w:numPr>
           <w:ilvl w:val="0"/>
           <w:numId w:val="2"/>
         </w:numPr>
       </w:pPr>
-      <w:bookmarkStart w:id="29" w:name="_Hlk126197265"/>
       <w:r>
         <w:rPr>
           <w:b/>
-          <w:lang w:val="en-US"/>
-        </w:rPr>
-        <w:t xml:space="preserve"> Use Case Name:</w:t>
-      </w:r>
-      <w:r>
-        <w:rPr>
-          <w:b/>
-          <w:color w:val="0070C0"/>
-          <w:lang w:val="en-US"/>
-        </w:rPr>
-        <w:t xml:space="preserve"> </w:t>
-      </w:r>
-      <w:r>
-        <w:rPr>
-          <w:b/>
-          <w:color w:val="0070C0"/>
-          <w:lang w:val="en-US"/>
-        </w:rPr>
-        <w:t>Delete Comments</w:t>
+        </w:rPr>
+        <w:t>Use-Case Name</w:t>
+      </w:r>
+      <w:r>
+        <w:t>:</w:t>
+      </w:r>
+      <w:r>
+        <w:t xml:space="preserve"> Make Reports</w:t>
       </w:r>
     </w:p>
     <w:p>
@@ -13116,30 +13223,32 @@
           <w:numId w:val="2"/>
         </w:numPr>
         <w:rPr>
-          <w:color w:val="0070C0"/>
-          <w:lang w:val="en-US"/>
+          <w:color w:val="00B0F0"/>
         </w:rPr>
       </w:pPr>
       <w:r>
         <w:rPr>
           <w:b/>
-          <w:lang w:val="en-US"/>
         </w:rPr>
         <w:t>Initial Assumption</w:t>
       </w:r>
       <w:r>
-        <w:rPr>
-          <w:lang w:val="en-US"/>
-        </w:rPr>
         <w:t xml:space="preserve">: </w:t>
       </w:r>
       <w:r>
         <w:rPr>
-          <w:color w:val="0070C0"/>
-          <w:lang w:val="en-US"/>
-        </w:rPr>
-        <w:t>The moderator is logged into the moderation dashboard and has the necessary permissions to delete comments.</w:t>
-      </w:r>
+          <w:color w:val="00B0F0"/>
+        </w:rPr>
+        <w:t xml:space="preserve">User has access to this </w:t>
+      </w:r>
+      <w:proofErr w:type="gramStart"/>
+      <w:r>
+        <w:rPr>
+          <w:color w:val="00B0F0"/>
+        </w:rPr>
+        <w:t>feature</w:t>
+      </w:r>
+      <w:proofErr w:type="gramEnd"/>
     </w:p>
     <w:p>
       <w:pPr>
@@ -13147,32 +13256,41 @@
           <w:ilvl w:val="1"/>
           <w:numId w:val="2"/>
         </w:numPr>
-        <w:rPr>
-          <w:color w:val="0070C0"/>
-          <w:lang w:val="en-US"/>
-        </w:rPr>
       </w:pPr>
       <w:r>
         <w:rPr>
           <w:b/>
-          <w:color w:val="0070C0"/>
-          <w:lang w:val="en-US"/>
         </w:rPr>
         <w:t>Normal</w:t>
       </w:r>
       <w:r>
-        <w:rPr>
-          <w:color w:val="0070C0"/>
-          <w:lang w:val="en-US"/>
-        </w:rPr>
         <w:t xml:space="preserve">: </w:t>
       </w:r>
       <w:r>
         <w:rPr>
-          <w:color w:val="0070C0"/>
-          <w:lang w:val="en-US"/>
-        </w:rPr>
-        <w:t>The moderator identifies a comment that violates community guidelines, selects the comment, and deletes it from the platform.</w:t>
+          <w:color w:val="00B0F0"/>
+        </w:rPr>
+        <w:t xml:space="preserve">The user will be able to </w:t>
+      </w:r>
+      <w:r>
+        <w:rPr>
+          <w:color w:val="00B0F0"/>
+        </w:rPr>
+        <w:t xml:space="preserve">report </w:t>
+      </w:r>
+      <w:proofErr w:type="gramStart"/>
+      <w:r>
+        <w:rPr>
+          <w:color w:val="00B0F0"/>
+        </w:rPr>
+        <w:t>others</w:t>
+      </w:r>
+      <w:proofErr w:type="gramEnd"/>
+      <w:r>
+        <w:rPr>
+          <w:color w:val="00B0F0"/>
+        </w:rPr>
+        <w:t xml:space="preserve"> users.</w:t>
       </w:r>
     </w:p>
     <w:p>
@@ -13181,42 +13299,30 @@
           <w:ilvl w:val="1"/>
           <w:numId w:val="2"/>
         </w:numPr>
+        <w:rPr>
+          <w:bCs/>
+          <w:color w:val="00B0F0"/>
+        </w:rPr>
       </w:pPr>
       <w:r>
         <w:rPr>
           <w:b/>
-          <w:lang w:val="en-US"/>
-        </w:rPr>
-        <w:t>What Can Go Wrong</w:t>
-      </w:r>
-      <w:r>
-        <w:rPr>
-          <w:lang w:val="en-US"/>
-        </w:rPr>
-        <w:t xml:space="preserve">: </w:t>
-      </w:r>
-      <w:r>
-        <w:rPr>
-          <w:color w:val="0070C0"/>
-          <w:lang w:val="en-US"/>
-        </w:rPr>
-        <w:t xml:space="preserve">Accidental deletion of a valid comment due to a </w:t>
-      </w:r>
-      <w:proofErr w:type="spellStart"/>
-      <w:r>
-        <w:rPr>
-          <w:color w:val="0070C0"/>
-          <w:lang w:val="en-US"/>
-        </w:rPr>
-        <w:t>misclick</w:t>
-      </w:r>
-      <w:proofErr w:type="spellEnd"/>
-      <w:r>
-        <w:rPr>
-          <w:color w:val="0070C0"/>
-          <w:lang w:val="en-US"/>
-        </w:rPr>
-        <w:t xml:space="preserve"> or misunderstanding of the guidelines. Technical issues prevent the moderator from accessing the moderation dashboard or deleting comments.</w:t>
+        </w:rPr>
+        <w:t xml:space="preserve">What Can Go Wrong: </w:t>
+      </w:r>
+      <w:r>
+        <w:rPr>
+          <w:bCs/>
+          <w:color w:val="00B0F0"/>
+        </w:rPr>
+        <w:t xml:space="preserve">The </w:t>
+      </w:r>
+      <w:r>
+        <w:rPr>
+          <w:bCs/>
+          <w:color w:val="00B0F0"/>
+        </w:rPr>
+        <w:t>report is not sent.</w:t>
       </w:r>
     </w:p>
     <w:p>
@@ -13229,23 +13335,38 @@
       <w:r>
         <w:rPr>
           <w:b/>
-          <w:lang w:val="en-US"/>
         </w:rPr>
         <w:t>Other Activities</w:t>
       </w:r>
       <w:r>
-        <w:rPr>
-          <w:lang w:val="en-US"/>
-        </w:rPr>
         <w:t xml:space="preserve">: </w:t>
       </w:r>
       <w:r>
         <w:rPr>
-          <w:color w:val="0070C0"/>
-          <w:lang w:val="en-US"/>
-        </w:rPr>
-        <w:t>Reviewing multiple comments before deciding which ones to delete. Communicating with users regarding the deletion of their comments.</w:t>
-      </w:r>
+          <w:color w:val="00B0F0"/>
+        </w:rPr>
+        <w:t xml:space="preserve">prompt user to </w:t>
+      </w:r>
+      <w:r>
+        <w:rPr>
+          <w:color w:val="00B0F0"/>
+        </w:rPr>
+        <w:t>report</w:t>
+      </w:r>
+      <w:r>
+        <w:rPr>
+          <w:color w:val="00B0F0"/>
+        </w:rPr>
+        <w:t xml:space="preserve"> </w:t>
+      </w:r>
+      <w:proofErr w:type="gramStart"/>
+      <w:r>
+        <w:rPr>
+          <w:color w:val="00B0F0"/>
+        </w:rPr>
+        <w:t>again</w:t>
+      </w:r>
+      <w:proofErr w:type="gramEnd"/>
     </w:p>
     <w:p>
       <w:pPr>
@@ -13257,30 +13378,125 @@
       <w:r>
         <w:rPr>
           <w:b/>
-          <w:bCs/>
+          <w:lang w:val="en-US"/>
         </w:rPr>
         <w:t>System State on Completion</w:t>
       </w:r>
       <w:r>
+        <w:rPr>
+          <w:lang w:val="en-US"/>
+        </w:rPr>
         <w:t xml:space="preserve">: </w:t>
       </w:r>
       <w:r>
         <w:rPr>
-          <w:color w:val="0070C0"/>
-        </w:rPr>
-        <w:t>The deleted comment is removed from the platform, and the moderation log is updated with details of the action.</w:t>
-      </w:r>
-      <w:r>
-        <w:br/>
-      </w:r>
-    </w:p>
-    <w:p>
-      <w:pPr>
+          <w:color w:val="00B0F0"/>
+          <w:lang w:val="en-US"/>
+        </w:rPr>
+        <w:t xml:space="preserve">The </w:t>
+      </w:r>
+      <w:r>
+        <w:rPr>
+          <w:color w:val="00B0F0"/>
+          <w:lang w:val="en-US"/>
+        </w:rPr>
+        <w:t>report</w:t>
+      </w:r>
+      <w:r>
+        <w:rPr>
+          <w:color w:val="00B0F0"/>
+          <w:lang w:val="en-US"/>
+        </w:rPr>
+        <w:t xml:space="preserve"> will appear on the </w:t>
+      </w:r>
+      <w:proofErr w:type="gramStart"/>
+      <w:r>
+        <w:rPr>
+          <w:color w:val="00B0F0"/>
+          <w:lang w:val="en-US"/>
+        </w:rPr>
+        <w:t>moderators</w:t>
+      </w:r>
+      <w:proofErr w:type="gramEnd"/>
+      <w:r>
+        <w:rPr>
+          <w:color w:val="00B0F0"/>
+          <w:lang w:val="en-US"/>
+        </w:rPr>
+        <w:t xml:space="preserve"> dashboard.</w:t>
+      </w:r>
+    </w:p>
+    <w:p>
+      <w:pPr>
+        <w:pStyle w:val="ListParagraph"/>
         <w:numPr>
           <w:ilvl w:val="0"/>
           <w:numId w:val="2"/>
         </w:numPr>
       </w:pPr>
+    </w:p>
+    <w:p>
+      <w:pPr>
+        <w:rPr>
+          <w:color w:val="00B0F0"/>
+        </w:rPr>
+      </w:pPr>
+    </w:p>
+    <w:p/>
+    <w:p>
+      <w:pPr>
+        <w:pStyle w:val="Heading3"/>
+        <w:numPr>
+          <w:ilvl w:val="3"/>
+          <w:numId w:val="48"/>
+        </w:numPr>
+      </w:pPr>
+      <w:bookmarkStart w:id="28" w:name="_Toc156255145"/>
+      <w:r>
+        <w:lastRenderedPageBreak/>
+        <w:t xml:space="preserve">Actor: </w:t>
+      </w:r>
+      <w:bookmarkEnd w:id="28"/>
+      <w:r>
+        <w:rPr>
+          <w:bCs/>
+        </w:rPr>
+        <w:t>Moderator (</w:t>
+      </w:r>
+      <w:r>
+        <w:rPr>
+          <w:b w:val="0"/>
+        </w:rPr>
+        <w:t>Emmanu</w:t>
+      </w:r>
+      <w:r>
+        <w:rPr>
+          <w:b w:val="0"/>
+        </w:rPr>
+        <w:t>e</w:t>
+      </w:r>
+      <w:r>
+        <w:rPr>
+          <w:b w:val="0"/>
+        </w:rPr>
+        <w:t>l</w:t>
+      </w:r>
+      <w:r>
+        <w:rPr>
+          <w:bCs/>
+        </w:rPr>
+        <w:t>)</w:t>
+      </w:r>
+    </w:p>
+    <w:p>
+      <w:pPr>
+        <w:pStyle w:val="ListParagraph"/>
+        <w:numPr>
+          <w:ilvl w:val="0"/>
+          <w:numId w:val="2"/>
+        </w:numPr>
+      </w:pPr>
+      <w:bookmarkStart w:id="29" w:name="_Hlk126197265"/>
       <w:r>
         <w:rPr>
           <w:b/>
@@ -13293,7 +13509,7 @@
           <w:b/>
           <w:color w:val="0070C0"/>
         </w:rPr>
-        <w:t>Temporary User Ban</w:t>
+        <w:t>View Reports</w:t>
       </w:r>
     </w:p>
     <w:p>
@@ -13326,7 +13542,19 @@
         <w:rPr>
           <w:color w:val="0070C0"/>
         </w:rPr>
-        <w:t>The moderator is logged into the moderation dashboard and has the authority to impose temporary bans on users.</w:t>
+        <w:t xml:space="preserve">The moderator is logged into the moderation dashboard and has the authority </w:t>
+      </w:r>
+      <w:r>
+        <w:rPr>
+          <w:color w:val="0070C0"/>
+        </w:rPr>
+        <w:t>see reported</w:t>
+      </w:r>
+      <w:r>
+        <w:rPr>
+          <w:color w:val="0070C0"/>
+        </w:rPr>
+        <w:t xml:space="preserve"> users.</w:t>
       </w:r>
     </w:p>
     <w:p>
@@ -13358,23 +13586,21 @@
           <w:color w:val="0070C0"/>
           <w:lang w:val="en-US"/>
         </w:rPr>
-        <w:t xml:space="preserve">The moderator identifies a user who has violated community guidelines, </w:t>
-      </w:r>
-      <w:proofErr w:type="gramStart"/>
+        <w:t>The moderator identifies a user who has violated community guidelines</w:t>
+      </w:r>
       <w:r>
         <w:rPr>
           <w:color w:val="0070C0"/>
           <w:lang w:val="en-US"/>
         </w:rPr>
-        <w:t>selects</w:t>
-      </w:r>
-      <w:proofErr w:type="gramEnd"/>
+        <w:t xml:space="preserve"> and deletes the user</w:t>
+      </w:r>
       <w:r>
         <w:rPr>
           <w:color w:val="0070C0"/>
           <w:lang w:val="en-US"/>
         </w:rPr>
-        <w:t xml:space="preserve"> the user, and imposes a temporary ban for a specified duration.</w:t>
+        <w:t>.</w:t>
       </w:r>
     </w:p>
     <w:p>
@@ -13398,7 +13624,19 @@
         <w:rPr>
           <w:color w:val="0070C0"/>
         </w:rPr>
-        <w:t>Accidentally banning the wrong user due to a selection error. Technical issues prevent the moderator from accessing the moderation dashboard or applying the ban.</w:t>
+        <w:t xml:space="preserve">Accidentally </w:t>
+      </w:r>
+      <w:r>
+        <w:rPr>
+          <w:color w:val="0070C0"/>
+        </w:rPr>
+        <w:t>deleting</w:t>
+      </w:r>
+      <w:r>
+        <w:rPr>
+          <w:color w:val="0070C0"/>
+        </w:rPr>
+        <w:t xml:space="preserve"> the wrong user due to a selection error. Technical issues prevent the moderator from accessing the moderation dashboard.</w:t>
       </w:r>
     </w:p>
     <w:p>
@@ -13426,7 +13664,21 @@
           <w:color w:val="0070C0"/>
           <w:lang w:val="en-US"/>
         </w:rPr>
-        <w:t>Reviewing the user's activity history before deciding on the ban duration. Communicating with the banned user regarding the reason and duration of the ban.</w:t>
+        <w:t xml:space="preserve">Reviewing the user's activity history before deciding </w:t>
+      </w:r>
+      <w:r>
+        <w:rPr>
+          <w:color w:val="0070C0"/>
+          <w:lang w:val="en-US"/>
+        </w:rPr>
+        <w:t>to delete</w:t>
+      </w:r>
+      <w:r>
+        <w:rPr>
+          <w:color w:val="0070C0"/>
+          <w:lang w:val="en-US"/>
+        </w:rPr>
+        <w:t xml:space="preserve">. </w:t>
       </w:r>
     </w:p>
     <w:bookmarkEnd w:id="29"/>
@@ -13451,7 +13703,31 @@
         <w:rPr>
           <w:color w:val="0070C0"/>
         </w:rPr>
-        <w:t>The banned user is restricted from accessing the platform for the specified duration, and the moderation log is updated with details of the ban.</w:t>
+        <w:t xml:space="preserve">The </w:t>
+      </w:r>
+      <w:r>
+        <w:rPr>
+          <w:color w:val="0070C0"/>
+        </w:rPr>
+        <w:t>deleted</w:t>
+      </w:r>
+      <w:r>
+        <w:rPr>
+          <w:color w:val="0070C0"/>
+        </w:rPr>
+        <w:t xml:space="preserve"> user is restricted from accessing the platfor</w:t>
+      </w:r>
+      <w:r>
+        <w:rPr>
+          <w:color w:val="0070C0"/>
+        </w:rPr>
+        <w:t>m</w:t>
+      </w:r>
+      <w:r>
+        <w:rPr>
+          <w:color w:val="0070C0"/>
+        </w:rPr>
+        <w:t>.</w:t>
       </w:r>
       <w:r>
         <w:br/>
@@ -13472,7 +13748,7 @@
           <w:b/>
           <w:color w:val="0070C0"/>
         </w:rPr>
-        <w:t>Limit User Commenting</w:t>
+        <w:t>View User Feed</w:t>
       </w:r>
     </w:p>
     <w:p>
@@ -13499,7 +13775,19 @@
         <w:rPr>
           <w:color w:val="0070C0"/>
         </w:rPr>
-        <w:t>The moderator is logged into the moderation dashboard and can restrict users' commenting capabilities.</w:t>
+        <w:t xml:space="preserve">The moderator is logged into the moderation dashboard and can </w:t>
+      </w:r>
+      <w:r>
+        <w:rPr>
+          <w:color w:val="0070C0"/>
+        </w:rPr>
+        <w:t>view the feed of users</w:t>
+      </w:r>
+      <w:r>
+        <w:rPr>
+          <w:color w:val="0070C0"/>
+        </w:rPr>
+        <w:t>.</w:t>
       </w:r>
     </w:p>
     <w:p>
@@ -13519,7 +13807,6 @@
           <w:color w:val="0070C0"/>
           <w:lang w:val="en-US"/>
         </w:rPr>
-        <w:lastRenderedPageBreak/>
         <w:t>Normal</w:t>
       </w:r>
       <w:r>
@@ -13534,7 +13821,21 @@
           <w:color w:val="0070C0"/>
           <w:lang w:val="en-US"/>
         </w:rPr>
-        <w:t>The moderator identifies a user who is engaging in spamming or posting inappropriate comments, selects the user, and limits their commenting capabilities.</w:t>
+        <w:t xml:space="preserve">The moderator identifies a user who </w:t>
+      </w:r>
+      <w:r>
+        <w:rPr>
+          <w:color w:val="0070C0"/>
+          <w:lang w:val="en-US"/>
+        </w:rPr>
+        <w:t>has been reported</w:t>
+      </w:r>
+      <w:r>
+        <w:rPr>
+          <w:color w:val="0070C0"/>
+          <w:lang w:val="en-US"/>
+        </w:rPr>
+        <w:t>.</w:t>
       </w:r>
     </w:p>
     <w:p>
@@ -13558,7 +13859,19 @@
         <w:rPr>
           <w:color w:val="0070C0"/>
         </w:rPr>
-        <w:t>Mistakenly limiting commenting capabilities of a user who has not violated guidelines. Technical issues prevent the moderator from accessing the moderation dashboard or applying the restriction.</w:t>
+        <w:t xml:space="preserve">Mistakenly </w:t>
+      </w:r>
+      <w:r>
+        <w:rPr>
+          <w:color w:val="0070C0"/>
+        </w:rPr>
+        <w:t>viewing the feed</w:t>
+      </w:r>
+      <w:r>
+        <w:rPr>
+          <w:color w:val="0070C0"/>
+        </w:rPr>
+        <w:t xml:space="preserve"> of a user who has not violated guidelines. Technical issues prevent the moderator from accessing the moderation dashboard.</w:t>
       </w:r>
     </w:p>
     <w:p>
@@ -13586,7 +13899,21 @@
           <w:color w:val="0070C0"/>
           <w:lang w:val="en-US"/>
         </w:rPr>
-        <w:t>Communicating with the user regarding the reason for limiting their commenting capabilities. Monitoring the user's activity to ensure compliance with platform guidelines.</w:t>
+        <w:t xml:space="preserve">Communicating with the user regarding the reason for </w:t>
+      </w:r>
+      <w:r>
+        <w:rPr>
+          <w:color w:val="0070C0"/>
+          <w:lang w:val="en-US"/>
+        </w:rPr>
+        <w:t>being reported</w:t>
+      </w:r>
+      <w:r>
+        <w:rPr>
+          <w:color w:val="0070C0"/>
+          <w:lang w:val="en-US"/>
+        </w:rPr>
+        <w:t xml:space="preserve">. </w:t>
       </w:r>
     </w:p>
     <w:p>
@@ -13610,7 +13937,31 @@
         <w:rPr>
           <w:color w:val="0070C0"/>
         </w:rPr>
-        <w:t>The user's commenting capabilities are restricted, and the moderation log is updated with details of the restriction.</w:t>
+        <w:t xml:space="preserve">The user's </w:t>
+      </w:r>
+      <w:r>
+        <w:rPr>
+          <w:color w:val="0070C0"/>
+        </w:rPr>
+        <w:t>who are reported</w:t>
+      </w:r>
+      <w:r>
+        <w:rPr>
+          <w:color w:val="0070C0"/>
+        </w:rPr>
+        <w:t xml:space="preserve"> are </w:t>
+      </w:r>
+      <w:r>
+        <w:rPr>
+          <w:color w:val="0070C0"/>
+        </w:rPr>
+        <w:t>warned about their report</w:t>
+      </w:r>
+      <w:r>
+        <w:rPr>
+          <w:color w:val="0070C0"/>
+        </w:rPr>
+        <w:t>.</w:t>
       </w:r>
     </w:p>
     <w:p>
@@ -13618,7 +13969,7 @@
         <w:pStyle w:val="Heading3"/>
         <w:numPr>
           <w:ilvl w:val="3"/>
-          <w:numId w:val="7"/>
+          <w:numId w:val="48"/>
         </w:numPr>
       </w:pPr>
       <w:bookmarkStart w:id="30" w:name="_Toc156255146"/>
@@ -14124,6 +14475,7 @@
           <w:b/>
           <w:bCs/>
         </w:rPr>
+        <w:lastRenderedPageBreak/>
         <w:t>Normal</w:t>
       </w:r>
       <w:r>
@@ -14283,16 +14635,7 @@
           <w:color w:val="09D2E0"/>
           <w:lang w:val="en-US"/>
         </w:rPr>
-        <w:t xml:space="preserve">The artist can download the music reports for their records or export them in various formats for further analysis. They may </w:t>
-      </w:r>
-      <w:r>
-        <w:rPr>
-          <w:rFonts w:eastAsia="system-ui"/>
-          <w:color w:val="09D2E0"/>
-          <w:lang w:val="en-US"/>
-        </w:rPr>
-        <w:lastRenderedPageBreak/>
-        <w:t>also share the reports with collaborators or stakeholders to demonstrate the success and impact of their music on the platform.</w:t>
+        <w:t>The artist can download the music reports for their records or export them in various formats for further analysis. They may also share the reports with collaborators or stakeholders to demonstrate the success and impact of their music on the platform.</w:t>
       </w:r>
     </w:p>
     <w:p>
@@ -14330,48 +14673,44 @@
     </w:p>
     <w:p>
       <w:pPr>
-        <w:ind w:right="-20"/>
-        <w:rPr>
-          <w:color w:val="09D2E0"/>
-        </w:rPr>
-      </w:pPr>
-    </w:p>
-    <w:p>
-      <w:pPr>
-        <w:pStyle w:val="Heading3"/>
-        <w:numPr>
-          <w:ilvl w:val="3"/>
-          <w:numId w:val="7"/>
-        </w:numPr>
-      </w:pPr>
-      <w:r>
-        <w:t xml:space="preserve"> Actor: </w:t>
-      </w:r>
-      <w:r>
-        <w:t>Admin</w:t>
-      </w:r>
-      <w:r>
-        <w:t xml:space="preserve"> (Shauna)</w:t>
-      </w:r>
-    </w:p>
-    <w:p>
-      <w:pPr>
         <w:numPr>
           <w:ilvl w:val="0"/>
           <w:numId w:val="2"/>
         </w:numPr>
+        <w:rPr>
+          <w:color w:val="09D2E0"/>
+        </w:rPr>
       </w:pPr>
       <w:r>
         <w:rPr>
           <w:b/>
-        </w:rPr>
-        <w:t>Ban Users</w:t>
+          <w:bCs/>
+        </w:rPr>
+        <w:t>Use-Case Name</w:t>
       </w:r>
       <w:r>
         <w:t>:</w:t>
       </w:r>
       <w:r>
+        <w:rPr>
+          <w:rFonts w:ascii="system-ui" w:eastAsia="system-ui" w:hAnsi="system-ui" w:cs="system-ui"/>
+          <w:color w:val="0D0D0D" w:themeColor="text1" w:themeTint="F2"/>
+        </w:rPr>
         <w:t xml:space="preserve"> </w:t>
+      </w:r>
+      <w:r>
+        <w:rPr>
+          <w:rFonts w:ascii="system-ui" w:eastAsia="system-ui" w:hAnsi="system-ui" w:cs="system-ui"/>
+          <w:color w:val="0D0D0D" w:themeColor="text1" w:themeTint="F2"/>
+        </w:rPr>
+        <w:t>Create Adver</w:t>
+      </w:r>
+      <w:r>
+        <w:rPr>
+          <w:rFonts w:ascii="system-ui" w:eastAsia="system-ui" w:hAnsi="system-ui" w:cs="system-ui"/>
+          <w:color w:val="0D0D0D" w:themeColor="text1" w:themeTint="F2"/>
+        </w:rPr>
+        <w:t>tisements</w:t>
       </w:r>
     </w:p>
     <w:p>
@@ -14396,19 +14735,24 @@
       </w:r>
       <w:r>
         <w:rPr>
-          <w:lang w:val="en-US"/>
-        </w:rPr>
-        <w:t xml:space="preserve">The </w:t>
-      </w:r>
-      <w:r>
-        <w:rPr>
-          <w:lang w:val="en-US"/>
-        </w:rPr>
-        <w:t xml:space="preserve">admin has access to ban a user from </w:t>
+          <w:color w:val="09D2E0"/>
+          <w:lang w:val="en-US"/>
+        </w:rPr>
+        <w:t xml:space="preserve"> </w:t>
+      </w:r>
+      <w:r>
+        <w:rPr>
+          <w:rFonts w:eastAsia="system-ui"/>
+          <w:color w:val="09D2E0"/>
+          <w:lang w:val="en-US"/>
+        </w:rPr>
+        <w:t xml:space="preserve">The artist has access to the </w:t>
       </w:r>
       <w:proofErr w:type="spellStart"/>
       <w:r>
         <w:rPr>
+          <w:rFonts w:eastAsia="system-ui"/>
+          <w:color w:val="09D2E0"/>
           <w:lang w:val="en-US"/>
         </w:rPr>
         <w:t>TuneTribe</w:t>
@@ -14416,21 +14760,11 @@
       <w:proofErr w:type="spellEnd"/>
       <w:r>
         <w:rPr>
-          <w:lang w:val="en-US"/>
-        </w:rPr>
-        <w:t xml:space="preserve"> if </w:t>
-      </w:r>
-      <w:r>
-        <w:rPr>
-          <w:lang w:val="en-US"/>
-        </w:rPr>
-        <w:t>policies are violated</w:t>
-      </w:r>
-      <w:r>
-        <w:rPr>
-          <w:lang w:val="en-US"/>
-        </w:rPr>
-        <w:t>.</w:t>
+          <w:rFonts w:eastAsia="system-ui"/>
+          <w:color w:val="09D2E0"/>
+          <w:lang w:val="en-US"/>
+        </w:rPr>
+        <w:t xml:space="preserve"> platform and is logged in.</w:t>
       </w:r>
     </w:p>
     <w:p>
@@ -14439,42 +14773,95 @@
           <w:ilvl w:val="1"/>
           <w:numId w:val="2"/>
         </w:numPr>
+        <w:rPr>
+          <w:rFonts w:eastAsia="system-ui"/>
+          <w:color w:val="09D2E0"/>
+        </w:rPr>
       </w:pPr>
       <w:r>
         <w:rPr>
           <w:b/>
+          <w:bCs/>
         </w:rPr>
         <w:t>Normal</w:t>
       </w:r>
       <w:r>
-        <w:t xml:space="preserve">: </w:t>
-      </w:r>
-      <w:r>
-        <w:t xml:space="preserve">The admin </w:t>
-      </w:r>
-      <w:r>
-        <w:t xml:space="preserve">will </w:t>
-      </w:r>
-      <w:r>
-        <w:t>select a certain user to ban</w:t>
-      </w:r>
-      <w:r>
+        <w:t>:</w:t>
+      </w:r>
+      <w:r>
+        <w:rPr>
+          <w:color w:val="09D2E0"/>
+        </w:rPr>
         <w:t xml:space="preserve"> </w:t>
       </w:r>
       <w:r>
-        <w:t xml:space="preserve">and prevent them </w:t>
-      </w:r>
-      <w:r>
-        <w:t xml:space="preserve">from </w:t>
-      </w:r>
-      <w:r>
-        <w:t xml:space="preserve">commenting or posting on </w:t>
-      </w:r>
-      <w:r>
-        <w:t>the webapp</w:t>
-      </w:r>
-      <w:r>
-        <w:t>.</w:t>
+        <w:rPr>
+          <w:color w:val="09D2E0"/>
+        </w:rPr>
+        <w:t>t</w:t>
+      </w:r>
+      <w:r>
+        <w:rPr>
+          <w:rFonts w:eastAsia="system-ui"/>
+          <w:color w:val="09D2E0"/>
+        </w:rPr>
+        <w:t xml:space="preserve">he artist </w:t>
+      </w:r>
+      <w:r>
+        <w:rPr>
+          <w:rFonts w:eastAsia="system-ui"/>
+          <w:color w:val="09D2E0"/>
+        </w:rPr>
+        <w:t>creates</w:t>
+      </w:r>
+      <w:r>
+        <w:rPr>
+          <w:rFonts w:eastAsia="system-ui"/>
+          <w:color w:val="09D2E0"/>
+        </w:rPr>
+        <w:t xml:space="preserve"> </w:t>
+      </w:r>
+      <w:r>
+        <w:rPr>
+          <w:rFonts w:eastAsia="system-ui"/>
+          <w:color w:val="09D2E0"/>
+        </w:rPr>
+        <w:t xml:space="preserve">advertisements to </w:t>
+      </w:r>
+      <w:r>
+        <w:rPr>
+          <w:rFonts w:eastAsia="system-ui"/>
+          <w:color w:val="09D2E0"/>
+        </w:rPr>
+        <w:t>boost their music on the app</w:t>
+      </w:r>
+      <w:r>
+        <w:rPr>
+          <w:rFonts w:eastAsia="system-ui"/>
+          <w:color w:val="09D2E0"/>
+        </w:rPr>
+        <w:t xml:space="preserve">. They can </w:t>
+      </w:r>
+      <w:r>
+        <w:rPr>
+          <w:rFonts w:eastAsia="system-ui"/>
+          <w:color w:val="09D2E0"/>
+        </w:rPr>
+        <w:t xml:space="preserve">post their ads </w:t>
+      </w:r>
+      <w:r>
+        <w:rPr>
+          <w:rFonts w:eastAsia="system-ui"/>
+          <w:color w:val="09D2E0"/>
+        </w:rPr>
+        <w:t>on the home pages and its can be seen by other artists and users</w:t>
+      </w:r>
+      <w:r>
+        <w:rPr>
+          <w:rFonts w:eastAsia="system-ui"/>
+          <w:color w:val="09D2E0"/>
+        </w:rPr>
+        <w:t xml:space="preserve">. </w:t>
       </w:r>
     </w:p>
     <w:p>
@@ -14483,6 +14870,10 @@
           <w:ilvl w:val="1"/>
           <w:numId w:val="2"/>
         </w:numPr>
+        <w:rPr>
+          <w:color w:val="0D0D0D" w:themeColor="text1" w:themeTint="F2"/>
+          <w:lang w:val="en-US"/>
+        </w:rPr>
       </w:pPr>
       <w:r>
         <w:rPr>
@@ -14499,21 +14890,50 @@
       </w:r>
       <w:r>
         <w:rPr>
-          <w:lang w:val="en-US"/>
-        </w:rPr>
-        <w:t xml:space="preserve">The admin could </w:t>
-      </w:r>
-      <w:r>
-        <w:rPr>
-          <w:lang w:val="en-US"/>
-        </w:rPr>
-        <w:t xml:space="preserve">accidently </w:t>
-      </w:r>
-      <w:r>
-        <w:rPr>
-          <w:lang w:val="en-US"/>
-        </w:rPr>
-        <w:t xml:space="preserve">ban the wrong user. </w:t>
+          <w:color w:val="09D2E0"/>
+          <w:lang w:val="en-US"/>
+        </w:rPr>
+        <w:t xml:space="preserve">The </w:t>
+      </w:r>
+      <w:r>
+        <w:rPr>
+          <w:rFonts w:eastAsia="system-ui"/>
+          <w:color w:val="09D2E0"/>
+          <w:lang w:val="en-US"/>
+        </w:rPr>
+        <w:t xml:space="preserve">artist encounters inaccuracies in the </w:t>
+      </w:r>
+      <w:r>
+        <w:rPr>
+          <w:rFonts w:eastAsia="system-ui"/>
+          <w:color w:val="09D2E0"/>
+          <w:lang w:val="en-US"/>
+        </w:rPr>
+        <w:t>ads they posted</w:t>
+      </w:r>
+      <w:r>
+        <w:rPr>
+          <w:rFonts w:eastAsia="system-ui"/>
+          <w:color w:val="09D2E0"/>
+          <w:lang w:val="en-US"/>
+        </w:rPr>
+        <w:t xml:space="preserve">. Additionally, technical issues such as data synchronization errors or server downtime may affect the availability or accuracy of the </w:t>
+      </w:r>
+      <w:r>
+        <w:rPr>
+          <w:rFonts w:eastAsia="system-ui"/>
+          <w:color w:val="09D2E0"/>
+          <w:lang w:val="en-US"/>
+        </w:rPr>
+        <w:t>ads</w:t>
+      </w:r>
+      <w:r>
+        <w:rPr>
+          <w:rFonts w:eastAsia="system-ui"/>
+          <w:color w:val="09D2E0"/>
+          <w:lang w:val="en-US"/>
+        </w:rPr>
+        <w:t>.</w:t>
       </w:r>
     </w:p>
     <w:p>
@@ -14522,18 +14942,55 @@
           <w:ilvl w:val="1"/>
           <w:numId w:val="2"/>
         </w:numPr>
+        <w:rPr>
+          <w:color w:val="09D2E0"/>
+          <w:lang w:val="en-US"/>
+        </w:rPr>
       </w:pPr>
       <w:r>
         <w:rPr>
           <w:b/>
+          <w:lang w:val="en-US"/>
         </w:rPr>
         <w:t>Other Activities</w:t>
       </w:r>
       <w:r>
+        <w:rPr>
+          <w:lang w:val="en-US"/>
+        </w:rPr>
         <w:t xml:space="preserve">: </w:t>
       </w:r>
       <w:r>
-        <w:t>The admin could ban users from commenting on users post.</w:t>
+        <w:rPr>
+          <w:rFonts w:eastAsia="system-ui"/>
+          <w:color w:val="09D2E0"/>
+          <w:lang w:val="en-US"/>
+        </w:rPr>
+        <w:t xml:space="preserve">The artist can </w:t>
+      </w:r>
+      <w:r>
+        <w:rPr>
+          <w:rFonts w:eastAsia="system-ui"/>
+          <w:color w:val="09D2E0"/>
+          <w:lang w:val="en-US"/>
+        </w:rPr>
+        <w:t xml:space="preserve">see how many users have viewed the </w:t>
+      </w:r>
+      <w:r>
+        <w:rPr>
+          <w:rFonts w:eastAsia="system-ui"/>
+          <w:color w:val="09D2E0"/>
+          <w:lang w:val="en-US"/>
+        </w:rPr>
+        <w:t>ad</w:t>
+      </w:r>
+      <w:r>
+        <w:rPr>
+          <w:rFonts w:eastAsia="system-ui"/>
+          <w:color w:val="09D2E0"/>
+          <w:lang w:val="en-US"/>
+        </w:rPr>
+        <w:t>.</w:t>
       </w:r>
     </w:p>
     <w:p>
@@ -14542,6 +14999,10 @@
           <w:ilvl w:val="1"/>
           <w:numId w:val="2"/>
         </w:numPr>
+        <w:rPr>
+          <w:color w:val="09D2E0"/>
+          <w:lang w:val="en-US"/>
+        </w:rPr>
       </w:pPr>
       <w:r>
         <w:rPr>
@@ -14558,15 +15019,69 @@
       </w:r>
       <w:r>
         <w:rPr>
-          <w:lang w:val="en-US"/>
-        </w:rPr>
-        <w:t xml:space="preserve">The banned user is deleted from the platform </w:t>
-      </w:r>
-      <w:r>
-        <w:rPr>
-          <w:lang w:val="en-US"/>
-        </w:rPr>
-        <w:t>with the admin logs being updated.</w:t>
+          <w:rFonts w:eastAsia="system-ui"/>
+          <w:color w:val="09D2E0"/>
+          <w:lang w:val="en-US"/>
+        </w:rPr>
+        <w:t xml:space="preserve">The artist has access to comprehensive and reliable </w:t>
+      </w:r>
+      <w:r>
+        <w:rPr>
+          <w:rFonts w:eastAsia="system-ui"/>
+          <w:color w:val="09D2E0"/>
+          <w:lang w:val="en-US"/>
+        </w:rPr>
+        <w:t>based on the ads that they created</w:t>
+      </w:r>
+      <w:r>
+        <w:rPr>
+          <w:rFonts w:eastAsia="system-ui"/>
+          <w:color w:val="09D2E0"/>
+          <w:lang w:val="en-US"/>
+        </w:rPr>
+        <w:t xml:space="preserve"> and can</w:t>
+      </w:r>
+      <w:r>
+        <w:rPr>
+          <w:rFonts w:eastAsia="system-ui"/>
+          <w:color w:val="09D2E0"/>
+          <w:lang w:val="en-US"/>
+        </w:rPr>
+        <w:t xml:space="preserve"> track their success</w:t>
+      </w:r>
+      <w:r>
+        <w:rPr>
+          <w:rFonts w:eastAsia="system-ui"/>
+          <w:color w:val="09D2E0"/>
+          <w:lang w:val="en-US"/>
+        </w:rPr>
+        <w:t>.</w:t>
+      </w:r>
+    </w:p>
+    <w:p>
+      <w:pPr>
+        <w:ind w:right="-20"/>
+        <w:rPr>
+          <w:color w:val="09D2E0"/>
+        </w:rPr>
+      </w:pPr>
+    </w:p>
+    <w:p>
+      <w:pPr>
+        <w:pStyle w:val="Heading3"/>
+        <w:numPr>
+          <w:ilvl w:val="3"/>
+          <w:numId w:val="48"/>
+        </w:numPr>
+      </w:pPr>
+      <w:r>
+        <w:t xml:space="preserve"> Actor: </w:t>
+      </w:r>
+      <w:r>
+        <w:t>Admin</w:t>
+      </w:r>
+      <w:r>
+        <w:t xml:space="preserve"> (Shauna)</w:t>
       </w:r>
     </w:p>
     <w:p>
@@ -14580,10 +15095,13 @@
         <w:rPr>
           <w:b/>
         </w:rPr>
-        <w:t>Ban Artists</w:t>
+        <w:t>Ban Users</w:t>
       </w:r>
       <w:r>
         <w:t>:</w:t>
+      </w:r>
+      <w:r>
+        <w:t xml:space="preserve"> </w:t>
       </w:r>
     </w:p>
     <w:p>
@@ -14610,7 +15128,13 @@
         <w:rPr>
           <w:lang w:val="en-US"/>
         </w:rPr>
-        <w:t xml:space="preserve">The admin has access to ban an artist from </w:t>
+        <w:t xml:space="preserve">The </w:t>
+      </w:r>
+      <w:r>
+        <w:rPr>
+          <w:lang w:val="en-US"/>
+        </w:rPr>
+        <w:t xml:space="preserve">admin has access to ban a user from </w:t>
       </w:r>
       <w:proofErr w:type="spellStart"/>
       <w:r>
@@ -14624,7 +15148,19 @@
         <w:rPr>
           <w:lang w:val="en-US"/>
         </w:rPr>
-        <w:t xml:space="preserve"> if policies are violated.</w:t>
+        <w:t xml:space="preserve"> if </w:t>
+      </w:r>
+      <w:r>
+        <w:rPr>
+          <w:lang w:val="en-US"/>
+        </w:rPr>
+        <w:t>policies are violated</w:t>
+      </w:r>
+      <w:r>
+        <w:rPr>
+          <w:lang w:val="en-US"/>
+        </w:rPr>
+        <w:t>.</w:t>
       </w:r>
     </w:p>
     <w:p>
@@ -14637,33 +15173,38 @@
       <w:r>
         <w:rPr>
           <w:b/>
-          <w:lang w:val="en-US"/>
         </w:rPr>
         <w:t>Normal</w:t>
       </w:r>
       <w:r>
-        <w:rPr>
-          <w:lang w:val="en-US"/>
-        </w:rPr>
         <w:t xml:space="preserve">: </w:t>
       </w:r>
       <w:r>
-        <w:rPr>
-          <w:lang w:val="en-US"/>
-        </w:rPr>
-        <w:t xml:space="preserve">The admin determines what artist </w:t>
-      </w:r>
-      <w:r>
-        <w:rPr>
-          <w:lang w:val="en-US"/>
-        </w:rPr>
-        <w:t xml:space="preserve">has violate the guidelines of the webapp and selects </w:t>
-      </w:r>
-      <w:r>
-        <w:rPr>
-          <w:lang w:val="en-US"/>
-        </w:rPr>
-        <w:t>the artist to be banned.</w:t>
+        <w:t xml:space="preserve">The admin </w:t>
+      </w:r>
+      <w:r>
+        <w:t xml:space="preserve">will </w:t>
+      </w:r>
+      <w:r>
+        <w:t>select a certain user to ban</w:t>
+      </w:r>
+      <w:r>
+        <w:t xml:space="preserve"> </w:t>
+      </w:r>
+      <w:r>
+        <w:t xml:space="preserve">and prevent them </w:t>
+      </w:r>
+      <w:r>
+        <w:t xml:space="preserve">from </w:t>
+      </w:r>
+      <w:r>
+        <w:t xml:space="preserve">commenting or posting on </w:t>
+      </w:r>
+      <w:r>
+        <w:t>the webapp</w:t>
+      </w:r>
+      <w:r>
+        <w:t>.</w:t>
       </w:r>
     </w:p>
     <w:p>
@@ -14690,7 +15231,19 @@
         <w:rPr>
           <w:lang w:val="en-US"/>
         </w:rPr>
-        <w:t xml:space="preserve">The admin could accidently permanently ban the wrong artists due to an error in the system. </w:t>
+        <w:t xml:space="preserve">The admin could </w:t>
+      </w:r>
+      <w:r>
+        <w:rPr>
+          <w:lang w:val="en-US"/>
+        </w:rPr>
+        <w:t xml:space="preserve">accidently </w:t>
+      </w:r>
+      <w:r>
+        <w:rPr>
+          <w:lang w:val="en-US"/>
+        </w:rPr>
+        <w:t xml:space="preserve">ban the wrong user. </w:t>
       </w:r>
     </w:p>
     <w:p>
@@ -14710,16 +15263,7 @@
         <w:t xml:space="preserve">: </w:t>
       </w:r>
       <w:r>
-        <w:t xml:space="preserve">Reviewing the artist that has been banned </w:t>
-      </w:r>
-      <w:r>
-        <w:t xml:space="preserve">by </w:t>
-      </w:r>
-      <w:r>
-        <w:t xml:space="preserve">searching </w:t>
-      </w:r>
-      <w:r>
-        <w:t>their history.</w:t>
+        <w:t>The admin could ban users from commenting on users post.</w:t>
       </w:r>
     </w:p>
     <w:p>
@@ -14732,26 +15276,27 @@
       <w:r>
         <w:rPr>
           <w:b/>
+          <w:lang w:val="en-US"/>
         </w:rPr>
         <w:t>System State on Completion</w:t>
       </w:r>
       <w:r>
+        <w:rPr>
+          <w:lang w:val="en-US"/>
+        </w:rPr>
         <w:t xml:space="preserve">: </w:t>
       </w:r>
       <w:r>
-        <w:t xml:space="preserve">The selected banned artists </w:t>
-      </w:r>
-      <w:r>
-        <w:t>are</w:t>
-      </w:r>
-      <w:r>
-        <w:t xml:space="preserve"> restricted from accessing the webapp </w:t>
-      </w:r>
-      <w:r>
-        <w:t>permanently</w:t>
-      </w:r>
-      <w:r>
-        <w:t>.</w:t>
+        <w:rPr>
+          <w:lang w:val="en-US"/>
+        </w:rPr>
+        <w:t xml:space="preserve">The banned user is deleted from the platform </w:t>
+      </w:r>
+      <w:r>
+        <w:rPr>
+          <w:lang w:val="en-US"/>
+        </w:rPr>
+        <w:t>with the admin logs being updated.</w:t>
       </w:r>
     </w:p>
     <w:p>
@@ -14765,7 +15310,7 @@
         <w:rPr>
           <w:b/>
         </w:rPr>
-        <w:t>Remove Moderator Permissions</w:t>
+        <w:t>Ban Artists</w:t>
       </w:r>
       <w:r>
         <w:t>:</w:t>
@@ -14781,29 +15326,35 @@
       <w:r>
         <w:rPr>
           <w:b/>
+          <w:lang w:val="en-US"/>
         </w:rPr>
         <w:t>Initial Assumption</w:t>
       </w:r>
       <w:r>
+        <w:rPr>
+          <w:lang w:val="en-US"/>
+        </w:rPr>
         <w:t xml:space="preserve">: </w:t>
       </w:r>
       <w:r>
-        <w:t xml:space="preserve">The admin </w:t>
-      </w:r>
-      <w:r>
-        <w:t>has the authority to</w:t>
-      </w:r>
-      <w:r>
-        <w:t xml:space="preserve"> remove the</w:t>
-      </w:r>
-      <w:r>
-        <w:t xml:space="preserve"> moderator’s </w:t>
-      </w:r>
-      <w:r>
-        <w:t xml:space="preserve">permission </w:t>
-      </w:r>
-      <w:r>
-        <w:t>on users and artists.</w:t>
+        <w:rPr>
+          <w:lang w:val="en-US"/>
+        </w:rPr>
+        <w:t xml:space="preserve">The admin has access to ban an artist from </w:t>
+      </w:r>
+      <w:proofErr w:type="spellStart"/>
+      <w:r>
+        <w:rPr>
+          <w:lang w:val="en-US"/>
+        </w:rPr>
+        <w:t>TuneTribe</w:t>
+      </w:r>
+      <w:proofErr w:type="spellEnd"/>
+      <w:r>
+        <w:rPr>
+          <w:lang w:val="en-US"/>
+        </w:rPr>
+        <w:t xml:space="preserve"> if policies are violated.</w:t>
       </w:r>
     </w:p>
     <w:p>
@@ -14818,6 +15369,7 @@
           <w:b/>
           <w:lang w:val="en-US"/>
         </w:rPr>
+        <w:lastRenderedPageBreak/>
         <w:t>Normal</w:t>
       </w:r>
       <w:r>
@@ -14830,57 +15382,19 @@
         <w:rPr>
           <w:lang w:val="en-US"/>
         </w:rPr>
-        <w:t xml:space="preserve">The admin </w:t>
-      </w:r>
-      <w:proofErr w:type="spellStart"/>
-      <w:r>
-        <w:rPr>
-          <w:lang w:val="en-US"/>
-        </w:rPr>
-        <w:t xml:space="preserve">can </w:t>
-      </w:r>
-      <w:r>
-        <w:rPr>
-          <w:lang w:val="en-US"/>
-        </w:rPr>
-        <w:t>not</w:t>
-      </w:r>
-      <w:proofErr w:type="spellEnd"/>
-      <w:r>
-        <w:rPr>
-          <w:lang w:val="en-US"/>
-        </w:rPr>
-        <w:t xml:space="preserve"> allow a moderator to</w:t>
-      </w:r>
-      <w:r>
-        <w:rPr>
-          <w:lang w:val="en-US"/>
-        </w:rPr>
-        <w:t xml:space="preserve"> delet</w:t>
-      </w:r>
-      <w:r>
-        <w:rPr>
-          <w:lang w:val="en-US"/>
-        </w:rPr>
-        <w:t>e</w:t>
-      </w:r>
-      <w:r>
-        <w:rPr>
-          <w:lang w:val="en-US"/>
-        </w:rPr>
-        <w:t xml:space="preserve"> comments, ban users, </w:t>
-      </w:r>
-      <w:r>
-        <w:rPr>
-          <w:lang w:val="en-US"/>
-        </w:rPr>
-        <w:t>limit</w:t>
-      </w:r>
-      <w:r>
-        <w:rPr>
-          <w:lang w:val="en-US"/>
-        </w:rPr>
-        <w:t xml:space="preserve"> commenting, and look at user reports.</w:t>
+        <w:t xml:space="preserve">The admin determines what artist </w:t>
+      </w:r>
+      <w:r>
+        <w:rPr>
+          <w:lang w:val="en-US"/>
+        </w:rPr>
+        <w:t xml:space="preserve">has violate the guidelines of the webapp and selects </w:t>
+      </w:r>
+      <w:r>
+        <w:rPr>
+          <w:lang w:val="en-US"/>
+        </w:rPr>
+        <w:t>the artist to be banned.</w:t>
       </w:r>
     </w:p>
     <w:p>
@@ -14893,32 +15407,21 @@
       <w:r>
         <w:rPr>
           <w:b/>
+          <w:lang w:val="en-US"/>
         </w:rPr>
         <w:t>What Can Go Wrong</w:t>
       </w:r>
       <w:r>
+        <w:rPr>
+          <w:lang w:val="en-US"/>
+        </w:rPr>
         <w:t xml:space="preserve">: </w:t>
       </w:r>
       <w:r>
-        <w:t xml:space="preserve">The admin </w:t>
-      </w:r>
-      <w:r>
-        <w:t xml:space="preserve">could </w:t>
-      </w:r>
-      <w:r>
-        <w:t xml:space="preserve">choose the wrong task to </w:t>
-      </w:r>
-      <w:r>
-        <w:t>remove</w:t>
-      </w:r>
-      <w:r>
-        <w:t xml:space="preserve"> </w:t>
-      </w:r>
-      <w:r>
-        <w:t>from the moderator</w:t>
-      </w:r>
-      <w:r>
-        <w:t>.</w:t>
+        <w:rPr>
+          <w:lang w:val="en-US"/>
+        </w:rPr>
+        <w:t xml:space="preserve">The admin could accidently permanently ban the wrong artists due to an error in the system. </w:t>
       </w:r>
     </w:p>
     <w:p>
@@ -14938,7 +15441,16 @@
         <w:t xml:space="preserve">: </w:t>
       </w:r>
       <w:r>
-        <w:t>The admin could re-add a moderator that has been previously not allowed to perform a certain task.</w:t>
+        <w:t xml:space="preserve">Reviewing the artist that has been banned </w:t>
+      </w:r>
+      <w:r>
+        <w:t xml:space="preserve">by </w:t>
+      </w:r>
+      <w:r>
+        <w:t xml:space="preserve">searching </w:t>
+      </w:r>
+      <w:r>
+        <w:t>their history.</w:t>
       </w:r>
     </w:p>
     <w:p>
@@ -14951,41 +15463,26 @@
       <w:r>
         <w:rPr>
           <w:b/>
-          <w:lang w:val="en-US"/>
         </w:rPr>
         <w:t>System State on Completion</w:t>
       </w:r>
       <w:r>
-        <w:rPr>
-          <w:lang w:val="en-US"/>
-        </w:rPr>
         <w:t xml:space="preserve">: </w:t>
       </w:r>
       <w:r>
-        <w:rPr>
-          <w:lang w:val="en-US"/>
-        </w:rPr>
-        <w:t xml:space="preserve">The </w:t>
-      </w:r>
-      <w:proofErr w:type="gramStart"/>
-      <w:r>
-        <w:rPr>
-          <w:lang w:val="en-US"/>
-        </w:rPr>
-        <w:t>moderators</w:t>
-      </w:r>
-      <w:proofErr w:type="gramEnd"/>
-      <w:r>
-        <w:rPr>
-          <w:lang w:val="en-US"/>
-        </w:rPr>
-        <w:t xml:space="preserve"> tasks are restricted and </w:t>
-      </w:r>
-      <w:r>
-        <w:rPr>
-          <w:lang w:val="en-US"/>
-        </w:rPr>
-        <w:t>the admin’s log is up to date.</w:t>
+        <w:t xml:space="preserve">The selected banned artists </w:t>
+      </w:r>
+      <w:r>
+        <w:t>are</w:t>
+      </w:r>
+      <w:r>
+        <w:t xml:space="preserve"> restricted from accessing the webapp </w:t>
+      </w:r>
+      <w:r>
+        <w:t>permanently</w:t>
+      </w:r>
+      <w:r>
+        <w:t>.</w:t>
       </w:r>
     </w:p>
     <w:p>
@@ -14998,22 +15495,20 @@
       <w:r>
         <w:rPr>
           <w:b/>
-          <w:bCs/>
-        </w:rPr>
-        <w:t xml:space="preserve">Remove </w:t>
+        </w:rPr>
+        <w:t>Delete</w:t>
       </w:r>
       <w:r>
         <w:rPr>
           <w:b/>
         </w:rPr>
-        <w:t>Artists</w:t>
+        <w:t xml:space="preserve"> Moderato</w:t>
       </w:r>
       <w:r>
         <w:rPr>
           <w:b/>
-          <w:bCs/>
-        </w:rPr>
-        <w:t xml:space="preserve"> Permissions</w:t>
+        </w:rPr>
+        <w:t>r</w:t>
       </w:r>
       <w:r>
         <w:t>:</w:t>
@@ -15029,67 +15524,35 @@
       <w:r>
         <w:rPr>
           <w:b/>
-          <w:lang w:val="en-US"/>
         </w:rPr>
         <w:t>Initial Assumption</w:t>
       </w:r>
       <w:r>
-        <w:rPr>
-          <w:lang w:val="en-US"/>
-        </w:rPr>
         <w:t xml:space="preserve">: </w:t>
       </w:r>
       <w:r>
-        <w:rPr>
-          <w:lang w:val="en-US"/>
-        </w:rPr>
-        <w:t xml:space="preserve">The admin has the authority to </w:t>
-      </w:r>
-      <w:r>
-        <w:rPr>
-          <w:lang w:val="en-US"/>
-        </w:rPr>
-        <w:t xml:space="preserve">remove an </w:t>
-      </w:r>
-      <w:proofErr w:type="gramStart"/>
-      <w:r>
-        <w:rPr>
-          <w:lang w:val="en-US"/>
-        </w:rPr>
-        <w:t>artists</w:t>
-      </w:r>
-      <w:proofErr w:type="gramEnd"/>
-      <w:r>
-        <w:rPr>
-          <w:lang w:val="en-US"/>
-        </w:rPr>
-        <w:t xml:space="preserve"> at </w:t>
-      </w:r>
-      <w:proofErr w:type="spellStart"/>
-      <w:r>
-        <w:rPr>
-          <w:lang w:val="en-US"/>
-        </w:rPr>
-        <w:t>anytime</w:t>
-      </w:r>
-      <w:proofErr w:type="spellEnd"/>
-      <w:r>
-        <w:rPr>
-          <w:lang w:val="en-US"/>
-        </w:rPr>
-        <w:t xml:space="preserve"> if they violate any policies</w:t>
-      </w:r>
-      <w:r>
-        <w:rPr>
-          <w:lang w:val="en-US"/>
-        </w:rPr>
+        <w:t xml:space="preserve">The admin </w:t>
+      </w:r>
+      <w:r>
+        <w:t>has the authority to</w:t>
+      </w:r>
+      <w:r>
+        <w:t xml:space="preserve"> </w:t>
+      </w:r>
+      <w:r>
+        <w:t>delete</w:t>
+      </w:r>
+      <w:r>
+        <w:t xml:space="preserve"> the</w:t>
+      </w:r>
+      <w:r>
+        <w:t xml:space="preserve"> moderator</w:t>
+      </w:r>
+      <w:r>
+        <w:t xml:space="preserve"> from Tune Tribe</w:t>
+      </w:r>
+      <w:r>
         <w:t>.</w:t>
-      </w:r>
-      <w:r>
-        <w:rPr>
-          <w:lang w:val="en-US"/>
-        </w:rPr>
-        <w:t xml:space="preserve"> </w:t>
       </w:r>
     </w:p>
     <w:p>
@@ -15102,20 +15565,59 @@
       <w:r>
         <w:rPr>
           <w:b/>
+          <w:lang w:val="en-US"/>
         </w:rPr>
         <w:t>Normal</w:t>
       </w:r>
       <w:r>
+        <w:rPr>
+          <w:lang w:val="en-US"/>
+        </w:rPr>
         <w:t xml:space="preserve">: </w:t>
       </w:r>
       <w:r>
-        <w:t xml:space="preserve">The admin can restrict an artist from uploading songs </w:t>
-      </w:r>
-      <w:r>
-        <w:t xml:space="preserve">for a certain amount of time or </w:t>
-      </w:r>
-      <w:r>
-        <w:t>commenting on user accounts.</w:t>
+        <w:rPr>
+          <w:lang w:val="en-US"/>
+        </w:rPr>
+        <w:t xml:space="preserve">The admin </w:t>
+      </w:r>
+      <w:proofErr w:type="spellStart"/>
+      <w:r>
+        <w:rPr>
+          <w:lang w:val="en-US"/>
+        </w:rPr>
+        <w:t xml:space="preserve">can </w:t>
+      </w:r>
+      <w:r>
+        <w:rPr>
+          <w:lang w:val="en-US"/>
+        </w:rPr>
+        <w:t>not</w:t>
+      </w:r>
+      <w:proofErr w:type="spellEnd"/>
+      <w:r>
+        <w:rPr>
+          <w:lang w:val="en-US"/>
+        </w:rPr>
+        <w:t xml:space="preserve"> allow a moderator to</w:t>
+      </w:r>
+      <w:r>
+        <w:rPr>
+          <w:lang w:val="en-US"/>
+        </w:rPr>
+        <w:t xml:space="preserve"> </w:t>
+      </w:r>
+      <w:r>
+        <w:rPr>
+          <w:lang w:val="en-US"/>
+        </w:rPr>
+        <w:t>access their account anymore</w:t>
+      </w:r>
+      <w:r>
+        <w:rPr>
+          <w:lang w:val="en-US"/>
+        </w:rPr>
+        <w:t>.</w:t>
       </w:r>
     </w:p>
     <w:p>
@@ -15135,16 +15637,25 @@
         <w:t xml:space="preserve">: </w:t>
       </w:r>
       <w:r>
-        <w:t xml:space="preserve">The admin could restrict the wrong artist </w:t>
-      </w:r>
-      <w:r>
-        <w:t>due</w:t>
+        <w:t xml:space="preserve">The admin </w:t>
+      </w:r>
+      <w:r>
+        <w:t xml:space="preserve">could </w:t>
+      </w:r>
+      <w:r>
+        <w:t xml:space="preserve">choose the wrong </w:t>
+      </w:r>
+      <w:r>
+        <w:t>moderator</w:t>
       </w:r>
       <w:r>
         <w:t xml:space="preserve"> to </w:t>
       </w:r>
       <w:r>
-        <w:t>misunderstanding of guidelines.</w:t>
+        <w:t>delete</w:t>
+      </w:r>
+      <w:r>
+        <w:t>.</w:t>
       </w:r>
     </w:p>
     <w:p>
@@ -15157,45 +15668,16 @@
       <w:r>
         <w:rPr>
           <w:b/>
-          <w:lang w:val="en-US"/>
-        </w:rPr>
-        <w:lastRenderedPageBreak/>
+        </w:rPr>
         <w:t>Other Activities</w:t>
       </w:r>
       <w:r>
-        <w:rPr>
-          <w:lang w:val="en-US"/>
-        </w:rPr>
         <w:t xml:space="preserve">: </w:t>
       </w:r>
       <w:r>
-        <w:rPr>
-          <w:lang w:val="en-US"/>
-        </w:rPr>
-        <w:t xml:space="preserve">The admin could </w:t>
-      </w:r>
-      <w:r>
-        <w:rPr>
-          <w:lang w:val="en-US"/>
-        </w:rPr>
-        <w:t xml:space="preserve">contact the artist and </w:t>
-      </w:r>
-      <w:r>
-        <w:rPr>
-          <w:lang w:val="en-US"/>
-        </w:rPr>
-        <w:t>determine the reasons for re</w:t>
-      </w:r>
-      <w:r>
-        <w:rPr>
-          <w:lang w:val="en-US"/>
-        </w:rPr>
-        <w:t>stricting the artist</w:t>
-      </w:r>
-      <w:r>
-        <w:rPr>
-          <w:lang w:val="en-US"/>
-        </w:rPr>
+        <w:t>The admin could re-add a moderator</w:t>
+      </w:r>
+      <w:r>
         <w:t>.</w:t>
       </w:r>
     </w:p>
@@ -15205,9 +15687,6 @@
           <w:ilvl w:val="1"/>
           <w:numId w:val="2"/>
         </w:numPr>
-        <w:rPr>
-          <w:lang w:val="en-US"/>
-        </w:rPr>
       </w:pPr>
       <w:r>
         <w:rPr>
@@ -15226,7 +15705,301 @@
         <w:rPr>
           <w:lang w:val="en-US"/>
         </w:rPr>
-        <w:t xml:space="preserve">The artists tasks are restricted and </w:t>
+        <w:t xml:space="preserve">The </w:t>
+      </w:r>
+      <w:proofErr w:type="gramStart"/>
+      <w:r>
+        <w:rPr>
+          <w:lang w:val="en-US"/>
+        </w:rPr>
+        <w:t>moderators</w:t>
+      </w:r>
+      <w:proofErr w:type="gramEnd"/>
+      <w:r>
+        <w:rPr>
+          <w:lang w:val="en-US"/>
+        </w:rPr>
+        <w:t xml:space="preserve"> tasks are </w:t>
+      </w:r>
+      <w:r>
+        <w:rPr>
+          <w:lang w:val="en-US"/>
+        </w:rPr>
+        <w:t>deleted</w:t>
+      </w:r>
+      <w:r>
+        <w:rPr>
+          <w:lang w:val="en-US"/>
+        </w:rPr>
+        <w:t xml:space="preserve"> and </w:t>
+      </w:r>
+      <w:r>
+        <w:rPr>
+          <w:lang w:val="en-US"/>
+        </w:rPr>
+        <w:t>the admin’s log is up to date.</w:t>
+      </w:r>
+    </w:p>
+    <w:p>
+      <w:pPr>
+        <w:numPr>
+          <w:ilvl w:val="0"/>
+          <w:numId w:val="2"/>
+        </w:numPr>
+      </w:pPr>
+      <w:r>
+        <w:rPr>
+          <w:b/>
+          <w:bCs/>
+        </w:rPr>
+        <w:t>Delete</w:t>
+      </w:r>
+      <w:r>
+        <w:rPr>
+          <w:b/>
+          <w:bCs/>
+        </w:rPr>
+        <w:t xml:space="preserve"> </w:t>
+      </w:r>
+      <w:r>
+        <w:rPr>
+          <w:b/>
+        </w:rPr>
+        <w:t>Artists</w:t>
+      </w:r>
+      <w:r>
+        <w:t>:</w:t>
+      </w:r>
+    </w:p>
+    <w:p>
+      <w:pPr>
+        <w:numPr>
+          <w:ilvl w:val="1"/>
+          <w:numId w:val="2"/>
+        </w:numPr>
+      </w:pPr>
+      <w:r>
+        <w:rPr>
+          <w:b/>
+          <w:lang w:val="en-US"/>
+        </w:rPr>
+        <w:t>Initial Assumption</w:t>
+      </w:r>
+      <w:r>
+        <w:rPr>
+          <w:lang w:val="en-US"/>
+        </w:rPr>
+        <w:t xml:space="preserve">: </w:t>
+      </w:r>
+      <w:r>
+        <w:rPr>
+          <w:lang w:val="en-US"/>
+        </w:rPr>
+        <w:t xml:space="preserve">The admin has the authority to </w:t>
+      </w:r>
+      <w:r>
+        <w:rPr>
+          <w:lang w:val="en-US"/>
+        </w:rPr>
+        <w:t>delete</w:t>
+      </w:r>
+      <w:r>
+        <w:rPr>
+          <w:lang w:val="en-US"/>
+        </w:rPr>
+        <w:t xml:space="preserve"> an artist at </w:t>
+      </w:r>
+      <w:proofErr w:type="spellStart"/>
+      <w:r>
+        <w:rPr>
+          <w:lang w:val="en-US"/>
+        </w:rPr>
+        <w:t>anytime</w:t>
+      </w:r>
+      <w:proofErr w:type="spellEnd"/>
+      <w:r>
+        <w:rPr>
+          <w:lang w:val="en-US"/>
+        </w:rPr>
+        <w:t xml:space="preserve"> if they violate any policies</w:t>
+      </w:r>
+      <w:r>
+        <w:rPr>
+          <w:lang w:val="en-US"/>
+        </w:rPr>
+        <w:t>.</w:t>
+      </w:r>
+      <w:r>
+        <w:rPr>
+          <w:lang w:val="en-US"/>
+        </w:rPr>
+        <w:t xml:space="preserve"> </w:t>
+      </w:r>
+    </w:p>
+    <w:p>
+      <w:pPr>
+        <w:numPr>
+          <w:ilvl w:val="1"/>
+          <w:numId w:val="2"/>
+        </w:numPr>
+      </w:pPr>
+      <w:r>
+        <w:rPr>
+          <w:b/>
+        </w:rPr>
+        <w:t>Normal</w:t>
+      </w:r>
+      <w:r>
+        <w:t xml:space="preserve">: </w:t>
+      </w:r>
+      <w:r>
+        <w:t xml:space="preserve">The admin can </w:t>
+      </w:r>
+      <w:r>
+        <w:t>delete</w:t>
+      </w:r>
+      <w:r>
+        <w:t xml:space="preserve"> an artist </w:t>
+      </w:r>
+      <w:r>
+        <w:t>and they won’t be able to create an account anymore</w:t>
+      </w:r>
+      <w:r>
+        <w:t>.</w:t>
+      </w:r>
+    </w:p>
+    <w:p>
+      <w:pPr>
+        <w:numPr>
+          <w:ilvl w:val="1"/>
+          <w:numId w:val="2"/>
+        </w:numPr>
+      </w:pPr>
+      <w:r>
+        <w:rPr>
+          <w:b/>
+        </w:rPr>
+        <w:t>What Can Go Wrong</w:t>
+      </w:r>
+      <w:r>
+        <w:t xml:space="preserve">: </w:t>
+      </w:r>
+      <w:r>
+        <w:t xml:space="preserve">The admin could </w:t>
+      </w:r>
+      <w:r>
+        <w:t>delete</w:t>
+      </w:r>
+      <w:r>
+        <w:t xml:space="preserve"> the wrong artist </w:t>
+      </w:r>
+      <w:r>
+        <w:t>due</w:t>
+      </w:r>
+      <w:r>
+        <w:t xml:space="preserve"> to </w:t>
+      </w:r>
+      <w:r>
+        <w:t>misunderstanding of guidelines.</w:t>
+      </w:r>
+    </w:p>
+    <w:p>
+      <w:pPr>
+        <w:numPr>
+          <w:ilvl w:val="1"/>
+          <w:numId w:val="2"/>
+        </w:numPr>
+      </w:pPr>
+      <w:r>
+        <w:rPr>
+          <w:b/>
+          <w:lang w:val="en-US"/>
+        </w:rPr>
+        <w:t>Other Activities</w:t>
+      </w:r>
+      <w:r>
+        <w:rPr>
+          <w:lang w:val="en-US"/>
+        </w:rPr>
+        <w:t xml:space="preserve">: </w:t>
+      </w:r>
+      <w:r>
+        <w:rPr>
+          <w:lang w:val="en-US"/>
+        </w:rPr>
+        <w:t xml:space="preserve">The admin could </w:t>
+      </w:r>
+      <w:r>
+        <w:rPr>
+          <w:lang w:val="en-US"/>
+        </w:rPr>
+        <w:t xml:space="preserve">contact the artist and </w:t>
+      </w:r>
+      <w:r>
+        <w:rPr>
+          <w:lang w:val="en-US"/>
+        </w:rPr>
+        <w:t xml:space="preserve">determine the reasons for </w:t>
+      </w:r>
+      <w:r>
+        <w:rPr>
+          <w:lang w:val="en-US"/>
+        </w:rPr>
+        <w:t>deleting</w:t>
+      </w:r>
+      <w:r>
+        <w:rPr>
+          <w:lang w:val="en-US"/>
+        </w:rPr>
+        <w:t xml:space="preserve"> the artist</w:t>
+      </w:r>
+      <w:r>
+        <w:rPr>
+          <w:lang w:val="en-US"/>
+        </w:rPr>
+        <w:t>.</w:t>
+      </w:r>
+    </w:p>
+    <w:p>
+      <w:pPr>
+        <w:numPr>
+          <w:ilvl w:val="1"/>
+          <w:numId w:val="2"/>
+        </w:numPr>
+        <w:rPr>
+          <w:lang w:val="en-US"/>
+        </w:rPr>
+      </w:pPr>
+      <w:r>
+        <w:rPr>
+          <w:b/>
+          <w:lang w:val="en-US"/>
+        </w:rPr>
+        <w:t>System State on Completion</w:t>
+      </w:r>
+      <w:r>
+        <w:rPr>
+          <w:lang w:val="en-US"/>
+        </w:rPr>
+        <w:t xml:space="preserve">: </w:t>
+      </w:r>
+      <w:r>
+        <w:rPr>
+          <w:lang w:val="en-US"/>
+        </w:rPr>
+        <w:t xml:space="preserve">The artists tasks are </w:t>
+      </w:r>
+      <w:r>
+        <w:rPr>
+          <w:lang w:val="en-US"/>
+        </w:rPr>
+        <w:t>deleted</w:t>
+      </w:r>
+      <w:r>
+        <w:rPr>
+          <w:lang w:val="en-US"/>
+        </w:rPr>
+        <w:t xml:space="preserve"> and </w:t>
       </w:r>
       <w:r>
         <w:rPr>
@@ -15258,7 +16031,643 @@
         <w:rPr>
           <w:lang w:val="en-US"/>
         </w:rPr>
+        <w:t xml:space="preserve"> log is up to </w:t>
+      </w:r>
+      <w:r>
+        <w:rPr>
+          <w:lang w:val="en-US"/>
+        </w:rPr>
+        <w:t>date.</w:t>
+      </w:r>
+    </w:p>
+    <w:p>
+      <w:pPr>
+        <w:numPr>
+          <w:ilvl w:val="0"/>
+          <w:numId w:val="2"/>
+        </w:numPr>
+      </w:pPr>
+      <w:r>
+        <w:rPr>
+          <w:b/>
+          <w:bCs/>
+        </w:rPr>
+        <w:t>Delete</w:t>
+      </w:r>
+      <w:r>
+        <w:rPr>
+          <w:b/>
+          <w:bCs/>
+        </w:rPr>
+        <w:t xml:space="preserve"> </w:t>
+      </w:r>
+      <w:r>
+        <w:rPr>
+          <w:b/>
+        </w:rPr>
+        <w:t>Users</w:t>
+      </w:r>
+      <w:r>
+        <w:t>:</w:t>
+      </w:r>
+    </w:p>
+    <w:p>
+      <w:pPr>
+        <w:numPr>
+          <w:ilvl w:val="1"/>
+          <w:numId w:val="2"/>
+        </w:numPr>
+      </w:pPr>
+      <w:r>
+        <w:rPr>
+          <w:b/>
+          <w:lang w:val="en-US"/>
+        </w:rPr>
+        <w:t>Initial Assumption</w:t>
+      </w:r>
+      <w:r>
+        <w:rPr>
+          <w:lang w:val="en-US"/>
+        </w:rPr>
+        <w:t xml:space="preserve">: The admin has the authority to </w:t>
+      </w:r>
+      <w:r>
+        <w:rPr>
+          <w:lang w:val="en-US"/>
+        </w:rPr>
+        <w:t>delete</w:t>
+      </w:r>
+      <w:r>
+        <w:rPr>
+          <w:lang w:val="en-US"/>
+        </w:rPr>
+        <w:t xml:space="preserve"> a </w:t>
+      </w:r>
+      <w:r>
+        <w:rPr>
+          <w:lang w:val="en-US"/>
+        </w:rPr>
+        <w:t>user</w:t>
+      </w:r>
+      <w:r>
+        <w:rPr>
+          <w:lang w:val="en-US"/>
+        </w:rPr>
+        <w:t xml:space="preserve"> at </w:t>
+      </w:r>
+      <w:proofErr w:type="spellStart"/>
+      <w:r>
+        <w:rPr>
+          <w:lang w:val="en-US"/>
+        </w:rPr>
+        <w:t>anytime</w:t>
+      </w:r>
+      <w:proofErr w:type="spellEnd"/>
+      <w:r>
+        <w:rPr>
+          <w:lang w:val="en-US"/>
+        </w:rPr>
+        <w:t xml:space="preserve"> if they violate any policies. </w:t>
+      </w:r>
+    </w:p>
+    <w:p>
+      <w:pPr>
+        <w:numPr>
+          <w:ilvl w:val="1"/>
+          <w:numId w:val="2"/>
+        </w:numPr>
+      </w:pPr>
+      <w:r>
+        <w:rPr>
+          <w:b/>
+        </w:rPr>
+        <w:t>Normal</w:t>
+      </w:r>
+      <w:r>
+        <w:t xml:space="preserve">: The admin can delete </w:t>
+      </w:r>
+      <w:proofErr w:type="gramStart"/>
+      <w:r>
+        <w:t>an</w:t>
+      </w:r>
+      <w:proofErr w:type="gramEnd"/>
+      <w:r>
+        <w:t xml:space="preserve"> </w:t>
+      </w:r>
+      <w:r>
+        <w:t>user</w:t>
+      </w:r>
+      <w:r>
+        <w:t xml:space="preserve"> and they won’t be able to create an account anymore.</w:t>
+      </w:r>
+    </w:p>
+    <w:p>
+      <w:pPr>
+        <w:numPr>
+          <w:ilvl w:val="1"/>
+          <w:numId w:val="2"/>
+        </w:numPr>
+      </w:pPr>
+      <w:r>
+        <w:rPr>
+          <w:b/>
+        </w:rPr>
+        <w:t>What Can Go Wrong</w:t>
+      </w:r>
+      <w:r>
+        <w:t xml:space="preserve">: The admin could delete the wrong </w:t>
+      </w:r>
+      <w:r>
+        <w:t>user</w:t>
+      </w:r>
+      <w:r>
+        <w:t xml:space="preserve"> due to misunderstanding of guidelines.</w:t>
+      </w:r>
+    </w:p>
+    <w:p>
+      <w:pPr>
+        <w:numPr>
+          <w:ilvl w:val="1"/>
+          <w:numId w:val="2"/>
+        </w:numPr>
+      </w:pPr>
+      <w:r>
+        <w:rPr>
+          <w:b/>
+          <w:lang w:val="en-US"/>
+        </w:rPr>
+        <w:t>Other Activities</w:t>
+      </w:r>
+      <w:r>
+        <w:rPr>
+          <w:lang w:val="en-US"/>
+        </w:rPr>
+        <w:t xml:space="preserve">: The admin could contact the </w:t>
+      </w:r>
+      <w:r>
+        <w:rPr>
+          <w:lang w:val="en-US"/>
+        </w:rPr>
+        <w:t>user</w:t>
+      </w:r>
+      <w:r>
+        <w:rPr>
+          <w:lang w:val="en-US"/>
+        </w:rPr>
+        <w:t xml:space="preserve"> and determine the reasons for </w:t>
+      </w:r>
+      <w:r>
+        <w:rPr>
+          <w:lang w:val="en-US"/>
+        </w:rPr>
+        <w:t>deleting</w:t>
+      </w:r>
+      <w:r>
+        <w:rPr>
+          <w:lang w:val="en-US"/>
+        </w:rPr>
+        <w:t xml:space="preserve"> the artist.</w:t>
+      </w:r>
+    </w:p>
+    <w:p>
+      <w:pPr>
+        <w:numPr>
+          <w:ilvl w:val="1"/>
+          <w:numId w:val="2"/>
+        </w:numPr>
+      </w:pPr>
+      <w:r>
+        <w:rPr>
+          <w:b/>
+          <w:lang w:val="en-US"/>
+        </w:rPr>
+        <w:t>System State on Completion</w:t>
+      </w:r>
+      <w:r>
+        <w:rPr>
+          <w:lang w:val="en-US"/>
+        </w:rPr>
+        <w:t xml:space="preserve">: The </w:t>
+      </w:r>
+      <w:r>
+        <w:rPr>
+          <w:lang w:val="en-US"/>
+        </w:rPr>
+        <w:t>user</w:t>
+      </w:r>
+      <w:r>
+        <w:rPr>
+          <w:lang w:val="en-US"/>
+        </w:rPr>
+        <w:t xml:space="preserve"> tasks are deleted and the </w:t>
+      </w:r>
+      <w:proofErr w:type="gramStart"/>
+      <w:r>
+        <w:rPr>
+          <w:lang w:val="en-US"/>
+        </w:rPr>
+        <w:t>Admin’s</w:t>
+      </w:r>
+      <w:proofErr w:type="gramEnd"/>
+      <w:r>
+        <w:rPr>
+          <w:lang w:val="en-US"/>
+        </w:rPr>
         <w:t xml:space="preserve"> log is up to date.</w:t>
+      </w:r>
+    </w:p>
+    <w:p>
+      <w:pPr>
+        <w:numPr>
+          <w:ilvl w:val="0"/>
+          <w:numId w:val="2"/>
+        </w:numPr>
+      </w:pPr>
+      <w:r>
+        <w:rPr>
+          <w:b/>
+          <w:bCs/>
+        </w:rPr>
+        <w:t>Create Community Guidelines</w:t>
+      </w:r>
+      <w:r>
+        <w:t>:</w:t>
+      </w:r>
+    </w:p>
+    <w:p>
+      <w:pPr>
+        <w:numPr>
+          <w:ilvl w:val="1"/>
+          <w:numId w:val="2"/>
+        </w:numPr>
+      </w:pPr>
+      <w:r>
+        <w:rPr>
+          <w:b/>
+          <w:lang w:val="en-US"/>
+        </w:rPr>
+        <w:t>Initial Assumption</w:t>
+      </w:r>
+      <w:r>
+        <w:rPr>
+          <w:lang w:val="en-US"/>
+        </w:rPr>
+        <w:t xml:space="preserve">: The admin </w:t>
+      </w:r>
+      <w:proofErr w:type="gramStart"/>
+      <w:r>
+        <w:rPr>
+          <w:lang w:val="en-US"/>
+        </w:rPr>
+        <w:t xml:space="preserve">has the </w:t>
+      </w:r>
+      <w:r>
+        <w:rPr>
+          <w:lang w:val="en-US"/>
+        </w:rPr>
+        <w:t>ability</w:t>
+      </w:r>
+      <w:r>
+        <w:rPr>
+          <w:lang w:val="en-US"/>
+        </w:rPr>
+        <w:t xml:space="preserve"> to</w:t>
+      </w:r>
+      <w:proofErr w:type="gramEnd"/>
+      <w:r>
+        <w:rPr>
+          <w:lang w:val="en-US"/>
+        </w:rPr>
+        <w:t xml:space="preserve"> </w:t>
+      </w:r>
+      <w:r>
+        <w:rPr>
+          <w:lang w:val="en-US"/>
+        </w:rPr>
+        <w:t xml:space="preserve">create guidelines that users and artists </w:t>
+      </w:r>
+      <w:r>
+        <w:rPr>
+          <w:lang w:val="en-US"/>
+        </w:rPr>
+        <w:t>need to follow if they wish to keep their account.</w:t>
+      </w:r>
+    </w:p>
+    <w:p>
+      <w:pPr>
+        <w:numPr>
+          <w:ilvl w:val="1"/>
+          <w:numId w:val="2"/>
+        </w:numPr>
+      </w:pPr>
+      <w:r>
+        <w:rPr>
+          <w:b/>
+        </w:rPr>
+        <w:t>Normal</w:t>
+      </w:r>
+      <w:r>
+        <w:t xml:space="preserve">: The admin can </w:t>
+      </w:r>
+      <w:r>
+        <w:t>create guidelines</w:t>
+      </w:r>
+      <w:r>
+        <w:t xml:space="preserve"> </w:t>
+      </w:r>
+      <w:r>
+        <w:t>that can be viewed by users and artists</w:t>
+      </w:r>
+    </w:p>
+    <w:p>
+      <w:pPr>
+        <w:numPr>
+          <w:ilvl w:val="1"/>
+          <w:numId w:val="2"/>
+        </w:numPr>
+      </w:pPr>
+      <w:r>
+        <w:rPr>
+          <w:b/>
+        </w:rPr>
+        <w:t>What Can Go Wrong</w:t>
+      </w:r>
+      <w:r>
+        <w:t xml:space="preserve">: The admin could </w:t>
+      </w:r>
+      <w:r>
+        <w:t>post the wrong community guidelines</w:t>
+      </w:r>
+      <w:r>
+        <w:t>.</w:t>
+      </w:r>
+    </w:p>
+    <w:p>
+      <w:pPr>
+        <w:numPr>
+          <w:ilvl w:val="1"/>
+          <w:numId w:val="2"/>
+        </w:numPr>
+      </w:pPr>
+      <w:r>
+        <w:rPr>
+          <w:b/>
+          <w:lang w:val="en-US"/>
+        </w:rPr>
+        <w:lastRenderedPageBreak/>
+        <w:t>Other Activities</w:t>
+      </w:r>
+      <w:r>
+        <w:rPr>
+          <w:lang w:val="en-US"/>
+        </w:rPr>
+        <w:t xml:space="preserve">: The admin could </w:t>
+      </w:r>
+      <w:r>
+        <w:rPr>
+          <w:lang w:val="en-US"/>
+        </w:rPr>
+        <w:t>update the community guidelines if they need to</w:t>
+      </w:r>
+      <w:r>
+        <w:rPr>
+          <w:lang w:val="en-US"/>
+        </w:rPr>
+        <w:t>.</w:t>
+      </w:r>
+    </w:p>
+    <w:p>
+      <w:pPr>
+        <w:numPr>
+          <w:ilvl w:val="1"/>
+          <w:numId w:val="2"/>
+        </w:numPr>
+      </w:pPr>
+      <w:r>
+        <w:rPr>
+          <w:b/>
+          <w:lang w:val="en-US"/>
+        </w:rPr>
+        <w:t>System State on Completion</w:t>
+      </w:r>
+      <w:r>
+        <w:rPr>
+          <w:lang w:val="en-US"/>
+        </w:rPr>
+        <w:t xml:space="preserve">: The </w:t>
+      </w:r>
+      <w:r>
+        <w:rPr>
+          <w:lang w:val="en-US"/>
+        </w:rPr>
+        <w:t>updated guidelines are posted for users and artists</w:t>
+      </w:r>
+      <w:r>
+        <w:rPr>
+          <w:lang w:val="en-US"/>
+        </w:rPr>
+        <w:t>.</w:t>
+      </w:r>
+    </w:p>
+    <w:p>
+      <w:pPr>
+        <w:numPr>
+          <w:ilvl w:val="0"/>
+          <w:numId w:val="2"/>
+        </w:numPr>
+      </w:pPr>
+      <w:r>
+        <w:rPr>
+          <w:b/>
+          <w:lang w:val="en-US"/>
+        </w:rPr>
+        <w:t xml:space="preserve">     </w:t>
+      </w:r>
+      <w:r>
+        <w:rPr>
+          <w:b/>
+          <w:bCs/>
+        </w:rPr>
+        <w:t xml:space="preserve">Create </w:t>
+      </w:r>
+      <w:r>
+        <w:rPr>
+          <w:b/>
+          <w:bCs/>
+        </w:rPr>
+        <w:t>Terms of Service</w:t>
+      </w:r>
+      <w:r>
+        <w:t>:</w:t>
+      </w:r>
+    </w:p>
+    <w:p>
+      <w:pPr>
+        <w:numPr>
+          <w:ilvl w:val="1"/>
+          <w:numId w:val="2"/>
+        </w:numPr>
+      </w:pPr>
+      <w:r>
+        <w:rPr>
+          <w:b/>
+          <w:lang w:val="en-US"/>
+        </w:rPr>
+        <w:t>Initial Assumption</w:t>
+      </w:r>
+      <w:r>
+        <w:rPr>
+          <w:lang w:val="en-US"/>
+        </w:rPr>
+        <w:t xml:space="preserve">: The admin </w:t>
+      </w:r>
+      <w:r>
+        <w:rPr>
+          <w:lang w:val="en-US"/>
+        </w:rPr>
+        <w:t>can</w:t>
+      </w:r>
+      <w:r>
+        <w:rPr>
+          <w:lang w:val="en-US"/>
+        </w:rPr>
+        <w:t xml:space="preserve"> </w:t>
+      </w:r>
+      <w:r>
+        <w:rPr>
+          <w:lang w:val="en-US"/>
+        </w:rPr>
+        <w:t xml:space="preserve">create </w:t>
+      </w:r>
+      <w:r>
+        <w:rPr>
+          <w:lang w:val="en-US"/>
+        </w:rPr>
+        <w:t>terms of service</w:t>
+      </w:r>
+      <w:r>
+        <w:rPr>
+          <w:lang w:val="en-US"/>
+        </w:rPr>
+        <w:t xml:space="preserve"> that users and artists need to follow if they wish to keep their account.</w:t>
+      </w:r>
+    </w:p>
+    <w:p>
+      <w:pPr>
+        <w:numPr>
+          <w:ilvl w:val="1"/>
+          <w:numId w:val="2"/>
+        </w:numPr>
+      </w:pPr>
+      <w:r>
+        <w:rPr>
+          <w:b/>
+        </w:rPr>
+        <w:t>Normal</w:t>
+      </w:r>
+      <w:r>
+        <w:t xml:space="preserve">: The admin can create </w:t>
+      </w:r>
+      <w:r>
+        <w:rPr>
+          <w:lang w:val="en-US"/>
+        </w:rPr>
+        <w:t xml:space="preserve">terms of service </w:t>
+      </w:r>
+      <w:r>
+        <w:t>that can be viewed by users and artists</w:t>
+      </w:r>
+    </w:p>
+    <w:p>
+      <w:pPr>
+        <w:numPr>
+          <w:ilvl w:val="1"/>
+          <w:numId w:val="2"/>
+        </w:numPr>
+      </w:pPr>
+      <w:r>
+        <w:rPr>
+          <w:b/>
+        </w:rPr>
+        <w:t>What Can Go Wrong</w:t>
+      </w:r>
+      <w:r>
+        <w:t xml:space="preserve">: The admin could post the wrong </w:t>
+      </w:r>
+      <w:r>
+        <w:rPr>
+          <w:lang w:val="en-US"/>
+        </w:rPr>
+        <w:t>terms of service</w:t>
+      </w:r>
+      <w:r>
+        <w:t>.</w:t>
+      </w:r>
+    </w:p>
+    <w:p>
+      <w:pPr>
+        <w:numPr>
+          <w:ilvl w:val="1"/>
+          <w:numId w:val="2"/>
+        </w:numPr>
+      </w:pPr>
+      <w:r>
+        <w:rPr>
+          <w:b/>
+          <w:lang w:val="en-US"/>
+        </w:rPr>
+        <w:t>Other Activities</w:t>
+      </w:r>
+      <w:r>
+        <w:rPr>
+          <w:lang w:val="en-US"/>
+        </w:rPr>
+        <w:t xml:space="preserve">: The admin could </w:t>
+      </w:r>
+      <w:r>
+        <w:rPr>
+          <w:lang w:val="en-US"/>
+        </w:rPr>
+        <w:t>update the terms of service if they need to</w:t>
+      </w:r>
+      <w:r>
+        <w:rPr>
+          <w:lang w:val="en-US"/>
+        </w:rPr>
+        <w:t>.</w:t>
+      </w:r>
+    </w:p>
+    <w:p>
+      <w:pPr>
+        <w:numPr>
+          <w:ilvl w:val="1"/>
+          <w:numId w:val="2"/>
+        </w:numPr>
+      </w:pPr>
+      <w:r>
+        <w:rPr>
+          <w:b/>
+          <w:lang w:val="en-US"/>
+        </w:rPr>
+        <w:t>System State on Completion</w:t>
+      </w:r>
+      <w:r>
+        <w:rPr>
+          <w:lang w:val="en-US"/>
+        </w:rPr>
+        <w:t xml:space="preserve">: The updated </w:t>
+      </w:r>
+      <w:r>
+        <w:rPr>
+          <w:lang w:val="en-US"/>
+        </w:rPr>
+        <w:t xml:space="preserve">terms of service </w:t>
+      </w:r>
+      <w:r>
+        <w:rPr>
+          <w:lang w:val="en-US"/>
+        </w:rPr>
+        <w:t>are posted for users and artists.</w:t>
       </w:r>
       <w:r>
         <w:rPr>
@@ -15272,7 +16681,7 @@
         <w:pStyle w:val="Heading1"/>
         <w:numPr>
           <w:ilvl w:val="0"/>
-          <w:numId w:val="7"/>
+          <w:numId w:val="48"/>
         </w:numPr>
       </w:pPr>
       <w:bookmarkStart w:id="32" w:name="_Toc156255147"/>
@@ -15287,7 +16696,7 @@
         <w:pStyle w:val="Heading2"/>
         <w:numPr>
           <w:ilvl w:val="1"/>
-          <w:numId w:val="7"/>
+          <w:numId w:val="48"/>
         </w:numPr>
       </w:pPr>
       <w:bookmarkStart w:id="33" w:name="_Toc126197712"/>
@@ -15307,7 +16716,7 @@
         <w:pStyle w:val="Heading3"/>
         <w:numPr>
           <w:ilvl w:val="2"/>
-          <w:numId w:val="7"/>
+          <w:numId w:val="48"/>
         </w:numPr>
       </w:pPr>
       <w:bookmarkStart w:id="37" w:name="_Toc156255153"/>
@@ -15353,7 +16762,7 @@
         <w:rPr>
           <w:color w:val="0070C0"/>
         </w:rPr>
-        <w:t>Side menu</w:t>
+        <w:t>Nav</w:t>
       </w:r>
       <w:r>
         <w:rPr>
@@ -15395,7 +16804,7 @@
         <w:rPr>
           <w:color w:val="0070C0"/>
         </w:rPr>
-        <w:t>Friends (Circle)</w:t>
+        <w:t>Search</w:t>
       </w:r>
     </w:p>
     <w:p>
@@ -15413,7 +16822,51 @@
         <w:rPr>
           <w:color w:val="0070C0"/>
         </w:rPr>
-        <w:t>Settings</w:t>
+        <w:t xml:space="preserve">Create </w:t>
+      </w:r>
+      <w:proofErr w:type="gramStart"/>
+      <w:r>
+        <w:rPr>
+          <w:color w:val="0070C0"/>
+        </w:rPr>
+        <w:t>posts</w:t>
+      </w:r>
+      <w:proofErr w:type="gramEnd"/>
+    </w:p>
+    <w:p>
+      <w:pPr>
+        <w:pStyle w:val="ListParagraph"/>
+        <w:numPr>
+          <w:ilvl w:val="1"/>
+          <w:numId w:val="42"/>
+        </w:numPr>
+        <w:rPr>
+          <w:color w:val="0070C0"/>
+        </w:rPr>
+      </w:pPr>
+      <w:r>
+        <w:rPr>
+          <w:color w:val="0070C0"/>
+        </w:rPr>
+        <w:t>Community guidelines</w:t>
+      </w:r>
+    </w:p>
+    <w:p>
+      <w:pPr>
+        <w:pStyle w:val="ListParagraph"/>
+        <w:numPr>
+          <w:ilvl w:val="1"/>
+          <w:numId w:val="42"/>
+        </w:numPr>
+        <w:rPr>
+          <w:color w:val="0070C0"/>
+        </w:rPr>
+      </w:pPr>
+      <w:r>
+        <w:rPr>
+          <w:color w:val="0070C0"/>
+        </w:rPr>
+        <w:t>Terms of service</w:t>
       </w:r>
     </w:p>
     <w:p>
@@ -15431,16 +16884,8 @@
         <w:rPr>
           <w:color w:val="0070C0"/>
         </w:rPr>
-        <w:t xml:space="preserve">Search </w:t>
-      </w:r>
-      <w:proofErr w:type="gramStart"/>
-      <w:r>
-        <w:rPr>
-          <w:color w:val="0070C0"/>
-        </w:rPr>
-        <w:t>bar</w:t>
-      </w:r>
-      <w:proofErr w:type="gramEnd"/>
+        <w:t>Search</w:t>
+      </w:r>
     </w:p>
     <w:p>
       <w:pPr>
@@ -15519,14 +16964,14 @@
         <w:rPr>
           <w:color w:val="0070C0"/>
         </w:rPr>
-        <w:t xml:space="preserve">Create post </w:t>
+        <w:t xml:space="preserve">Create </w:t>
       </w:r>
       <w:proofErr w:type="gramStart"/>
       <w:r>
         <w:rPr>
           <w:color w:val="0070C0"/>
         </w:rPr>
-        <w:t>button</w:t>
+        <w:t>post</w:t>
       </w:r>
       <w:proofErr w:type="gramEnd"/>
     </w:p>
@@ -15577,13 +17022,7 @@
         <w:rPr>
           <w:color w:val="0070C0"/>
         </w:rPr>
-        <w:t>An emoji</w:t>
-      </w:r>
-      <w:r>
-        <w:rPr>
-          <w:color w:val="0070C0"/>
-        </w:rPr>
-        <w:t xml:space="preserve"> (how they are feeling)</w:t>
+        <w:t>caption</w:t>
       </w:r>
     </w:p>
     <w:p>
@@ -15606,68 +17045,6 @@
     </w:p>
     <w:p>
       <w:pPr>
-        <w:pStyle w:val="ListParagraph"/>
-        <w:numPr>
-          <w:ilvl w:val="0"/>
-          <w:numId w:val="42"/>
-        </w:numPr>
-        <w:rPr>
-          <w:color w:val="0070C0"/>
-        </w:rPr>
-      </w:pPr>
-      <w:r>
-        <w:rPr>
-          <w:color w:val="0070C0"/>
-        </w:rPr>
-        <w:t xml:space="preserve">Comment </w:t>
-      </w:r>
-      <w:proofErr w:type="gramStart"/>
-      <w:r>
-        <w:rPr>
-          <w:color w:val="0070C0"/>
-        </w:rPr>
-        <w:t>button</w:t>
-      </w:r>
-      <w:proofErr w:type="gramEnd"/>
-    </w:p>
-    <w:p>
-      <w:pPr>
-        <w:pStyle w:val="ListParagraph"/>
-        <w:numPr>
-          <w:ilvl w:val="1"/>
-          <w:numId w:val="42"/>
-        </w:numPr>
-        <w:rPr>
-          <w:color w:val="0070C0"/>
-          <w:lang w:val="en-US"/>
-        </w:rPr>
-      </w:pPr>
-      <w:r>
-        <w:rPr>
-          <w:color w:val="0070C0"/>
-          <w:lang w:val="en-US"/>
-        </w:rPr>
-        <w:t xml:space="preserve">Users will be able to leave a short comment on their or a </w:t>
-      </w:r>
-      <w:proofErr w:type="gramStart"/>
-      <w:r>
-        <w:rPr>
-          <w:color w:val="0070C0"/>
-          <w:lang w:val="en-US"/>
-        </w:rPr>
-        <w:t>friends</w:t>
-      </w:r>
-      <w:proofErr w:type="gramEnd"/>
-      <w:r>
-        <w:rPr>
-          <w:color w:val="0070C0"/>
-          <w:lang w:val="en-US"/>
-        </w:rPr>
-        <w:t xml:space="preserve"> post</w:t>
-      </w:r>
-    </w:p>
-    <w:p>
-      <w:pPr>
         <w:ind w:left="1440"/>
         <w:rPr>
           <w:color w:val="FF0000"/>
@@ -15680,7 +17057,7 @@
         <w:pStyle w:val="Heading3"/>
         <w:numPr>
           <w:ilvl w:val="2"/>
-          <w:numId w:val="7"/>
+          <w:numId w:val="48"/>
         </w:numPr>
       </w:pPr>
       <w:bookmarkStart w:id="38" w:name="_Toc156255154"/>
@@ -15711,7 +17088,7 @@
         <w:pStyle w:val="Heading3"/>
         <w:numPr>
           <w:ilvl w:val="2"/>
-          <w:numId w:val="7"/>
+          <w:numId w:val="48"/>
         </w:numPr>
       </w:pPr>
       <w:bookmarkStart w:id="39" w:name="_Toc156255155"/>
@@ -15757,7 +17134,7 @@
         <w:pStyle w:val="Heading3"/>
         <w:numPr>
           <w:ilvl w:val="2"/>
-          <w:numId w:val="7"/>
+          <w:numId w:val="48"/>
         </w:numPr>
       </w:pPr>
       <w:bookmarkStart w:id="40" w:name="_Toc156255156"/>
@@ -15845,7 +17222,7 @@
         <w:pStyle w:val="Heading1"/>
         <w:numPr>
           <w:ilvl w:val="0"/>
-          <w:numId w:val="7"/>
+          <w:numId w:val="48"/>
         </w:numPr>
       </w:pPr>
       <w:bookmarkStart w:id="41" w:name="_Toc156255157"/>
@@ -15860,7 +17237,7 @@
         <w:pStyle w:val="Heading2"/>
         <w:numPr>
           <w:ilvl w:val="1"/>
-          <w:numId w:val="7"/>
+          <w:numId w:val="48"/>
         </w:numPr>
       </w:pPr>
       <w:bookmarkStart w:id="42" w:name="_Toc156255158"/>
@@ -15965,7 +17342,7 @@
         <w:pStyle w:val="Heading2"/>
         <w:numPr>
           <w:ilvl w:val="1"/>
-          <w:numId w:val="7"/>
+          <w:numId w:val="48"/>
         </w:numPr>
       </w:pPr>
       <w:bookmarkStart w:id="43" w:name="_Toc156255159"/>
@@ -16036,7 +17413,7 @@
         <w:pStyle w:val="Heading2"/>
         <w:numPr>
           <w:ilvl w:val="1"/>
-          <w:numId w:val="7"/>
+          <w:numId w:val="48"/>
         </w:numPr>
       </w:pPr>
       <w:bookmarkStart w:id="44" w:name="_Toc156255160"/>
@@ -16083,7 +17460,7 @@
         <w:pStyle w:val="Heading2"/>
         <w:numPr>
           <w:ilvl w:val="1"/>
-          <w:numId w:val="7"/>
+          <w:numId w:val="48"/>
         </w:numPr>
       </w:pPr>
       <w:bookmarkStart w:id="45" w:name="_Toc156255161"/>
@@ -16097,7 +17474,7 @@
         <w:pStyle w:val="Heading3"/>
         <w:numPr>
           <w:ilvl w:val="2"/>
-          <w:numId w:val="7"/>
+          <w:numId w:val="48"/>
         </w:numPr>
       </w:pPr>
       <w:bookmarkStart w:id="46" w:name="_Toc156255162"/>
@@ -16125,7 +17502,7 @@
         <w:pStyle w:val="Heading3"/>
         <w:numPr>
           <w:ilvl w:val="2"/>
-          <w:numId w:val="7"/>
+          <w:numId w:val="48"/>
         </w:numPr>
       </w:pPr>
       <w:bookmarkStart w:id="47" w:name="_Toc156255163"/>
@@ -16155,7 +17532,7 @@
         <w:pStyle w:val="Heading3"/>
         <w:numPr>
           <w:ilvl w:val="2"/>
-          <w:numId w:val="7"/>
+          <w:numId w:val="48"/>
         </w:numPr>
       </w:pPr>
       <w:bookmarkStart w:id="48" w:name="_Toc156255164"/>
@@ -16185,7 +17562,7 @@
         <w:pStyle w:val="Heading3"/>
         <w:numPr>
           <w:ilvl w:val="2"/>
-          <w:numId w:val="7"/>
+          <w:numId w:val="48"/>
         </w:numPr>
       </w:pPr>
       <w:bookmarkStart w:id="49" w:name="_Toc156255165"/>
@@ -16213,7 +17590,7 @@
         <w:pStyle w:val="Heading3"/>
         <w:numPr>
           <w:ilvl w:val="2"/>
-          <w:numId w:val="7"/>
+          <w:numId w:val="48"/>
         </w:numPr>
       </w:pPr>
       <w:bookmarkStart w:id="50" w:name="_Toc156255166"/>
@@ -16260,7 +17637,7 @@
         <w:pStyle w:val="Heading2"/>
         <w:numPr>
           <w:ilvl w:val="1"/>
-          <w:numId w:val="7"/>
+          <w:numId w:val="48"/>
         </w:numPr>
       </w:pPr>
       <w:bookmarkStart w:id="51" w:name="_Toc156255167"/>
@@ -16275,7 +17652,7 @@
         <w:pStyle w:val="Heading3"/>
         <w:numPr>
           <w:ilvl w:val="2"/>
-          <w:numId w:val="7"/>
+          <w:numId w:val="48"/>
         </w:numPr>
       </w:pPr>
       <w:bookmarkStart w:id="52" w:name="_Toc156255168"/>
@@ -16303,7 +17680,7 @@
         <w:pStyle w:val="Heading3"/>
         <w:numPr>
           <w:ilvl w:val="2"/>
-          <w:numId w:val="7"/>
+          <w:numId w:val="48"/>
         </w:numPr>
       </w:pPr>
       <w:bookmarkStart w:id="53" w:name="_Toc156255169"/>
@@ -16354,7 +17731,7 @@
         <w:pStyle w:val="Heading3"/>
         <w:numPr>
           <w:ilvl w:val="2"/>
-          <w:numId w:val="7"/>
+          <w:numId w:val="48"/>
         </w:numPr>
       </w:pPr>
       <w:bookmarkStart w:id="54" w:name="_Toc156255170"/>
@@ -16419,7 +17796,7 @@
         <w:pStyle w:val="Heading2"/>
         <w:numPr>
           <w:ilvl w:val="1"/>
-          <w:numId w:val="7"/>
+          <w:numId w:val="48"/>
         </w:numPr>
       </w:pPr>
       <w:bookmarkStart w:id="55" w:name="_Toc156255171"/>
@@ -16469,7 +17846,7 @@
         <w:pStyle w:val="Heading1"/>
         <w:numPr>
           <w:ilvl w:val="0"/>
-          <w:numId w:val="7"/>
+          <w:numId w:val="48"/>
         </w:numPr>
       </w:pPr>
       <w:bookmarkStart w:id="56" w:name="_Toc156255172"/>
@@ -16483,7 +17860,7 @@
         <w:pStyle w:val="Heading2"/>
         <w:numPr>
           <w:ilvl w:val="1"/>
-          <w:numId w:val="7"/>
+          <w:numId w:val="48"/>
         </w:numPr>
       </w:pPr>
       <w:bookmarkStart w:id="57" w:name="_Toc156255173"/>
@@ -16550,7 +17927,7 @@
         <w:pStyle w:val="Heading2"/>
         <w:numPr>
           <w:ilvl w:val="1"/>
-          <w:numId w:val="7"/>
+          <w:numId w:val="48"/>
         </w:numPr>
       </w:pPr>
       <w:bookmarkStart w:id="59" w:name="_Toc156255174"/>
@@ -16614,7 +17991,7 @@
         <w:pStyle w:val="Heading2"/>
         <w:numPr>
           <w:ilvl w:val="1"/>
-          <w:numId w:val="7"/>
+          <w:numId w:val="48"/>
         </w:numPr>
       </w:pPr>
       <w:bookmarkStart w:id="60" w:name="_Toc156255175"/>
@@ -16629,7 +18006,7 @@
         <w:pStyle w:val="Heading3"/>
         <w:numPr>
           <w:ilvl w:val="2"/>
-          <w:numId w:val="7"/>
+          <w:numId w:val="48"/>
         </w:numPr>
       </w:pPr>
       <w:bookmarkStart w:id="61" w:name="_Toc156255176"/>
@@ -16714,7 +18091,7 @@
         <w:pStyle w:val="Heading3"/>
         <w:numPr>
           <w:ilvl w:val="2"/>
-          <w:numId w:val="7"/>
+          <w:numId w:val="48"/>
         </w:numPr>
       </w:pPr>
       <w:bookmarkStart w:id="62" w:name="_Toc156255177"/>
@@ -16788,7 +18165,7 @@
         <w:pStyle w:val="Heading3"/>
         <w:numPr>
           <w:ilvl w:val="2"/>
-          <w:numId w:val="7"/>
+          <w:numId w:val="48"/>
         </w:numPr>
       </w:pPr>
       <w:bookmarkStart w:id="63" w:name="_Toc156255178"/>
@@ -16865,7 +18242,7 @@
         <w:pStyle w:val="Heading3"/>
         <w:numPr>
           <w:ilvl w:val="2"/>
-          <w:numId w:val="7"/>
+          <w:numId w:val="48"/>
         </w:numPr>
       </w:pPr>
       <w:r>
@@ -16939,7 +18316,7 @@
         <w:pStyle w:val="Heading2"/>
         <w:numPr>
           <w:ilvl w:val="1"/>
-          <w:numId w:val="7"/>
+          <w:numId w:val="48"/>
         </w:numPr>
       </w:pPr>
       <w:bookmarkStart w:id="64" w:name="_Toc156255179"/>
@@ -17142,7 +18519,7 @@
         <w:pStyle w:val="Heading1"/>
         <w:numPr>
           <w:ilvl w:val="0"/>
-          <w:numId w:val="7"/>
+          <w:numId w:val="48"/>
         </w:numPr>
       </w:pPr>
       <w:bookmarkStart w:id="65" w:name="_Toc156255180"/>
@@ -17157,7 +18534,7 @@
         <w:pStyle w:val="Heading2"/>
         <w:numPr>
           <w:ilvl w:val="1"/>
-          <w:numId w:val="7"/>
+          <w:numId w:val="48"/>
         </w:numPr>
       </w:pPr>
       <w:bookmarkStart w:id="66" w:name="_Toc156255181"/>
@@ -17619,6 +18996,241 @@
     </w:lvl>
   </w:abstractNum>
   <w:abstractNum w:abstractNumId="3" w15:restartNumberingAfterBreak="0">
+    <w:nsid w:val="133B6579"/>
+    <w:multiLevelType w:val="multilevel"/>
+    <w:tmpl w:val="45A68028"/>
+    <w:lvl w:ilvl="0">
+      <w:start w:val="3"/>
+      <w:numFmt w:val="decimal"/>
+      <w:lvlText w:val="%1"/>
+      <w:lvlJc w:val="left"/>
+      <w:pPr>
+        <w:ind w:left="525" w:hanging="525"/>
+      </w:pPr>
+      <w:rPr>
+        <w:rFonts w:hint="default"/>
+        <w:sz w:val="24"/>
+      </w:rPr>
+    </w:lvl>
+    <w:lvl w:ilvl="1">
+      <w:start w:val="3"/>
+      <w:numFmt w:val="decimal"/>
+      <w:lvlText w:val="%1.%2"/>
+      <w:lvlJc w:val="left"/>
+      <w:pPr>
+        <w:ind w:left="840" w:hanging="525"/>
+      </w:pPr>
+      <w:rPr>
+        <w:rFonts w:hint="default"/>
+        <w:sz w:val="24"/>
+      </w:rPr>
+    </w:lvl>
+    <w:lvl w:ilvl="2">
+      <w:start w:val="1"/>
+      <w:numFmt w:val="decimal"/>
+      <w:lvlText w:val="%1.%2.%3"/>
+      <w:lvlJc w:val="left"/>
+      <w:pPr>
+        <w:ind w:left="1350" w:hanging="720"/>
+      </w:pPr>
+      <w:rPr>
+        <w:rFonts w:hint="default"/>
+        <w:sz w:val="24"/>
+      </w:rPr>
+    </w:lvl>
+    <w:lvl w:ilvl="3">
+      <w:start w:val="1"/>
+      <w:numFmt w:val="decimal"/>
+      <w:lvlText w:val="%1.%2.%3.%4"/>
+      <w:lvlJc w:val="left"/>
+      <w:pPr>
+        <w:ind w:left="1665" w:hanging="720"/>
+      </w:pPr>
+      <w:rPr>
+        <w:rFonts w:hint="default"/>
+        <w:sz w:val="24"/>
+      </w:rPr>
+    </w:lvl>
+    <w:lvl w:ilvl="4">
+      <w:start w:val="1"/>
+      <w:numFmt w:val="decimal"/>
+      <w:lvlText w:val="%1.%2.%3.%4.%5"/>
+      <w:lvlJc w:val="left"/>
+      <w:pPr>
+        <w:ind w:left="2340" w:hanging="1080"/>
+      </w:pPr>
+      <w:rPr>
+        <w:rFonts w:hint="default"/>
+        <w:sz w:val="24"/>
+      </w:rPr>
+    </w:lvl>
+    <w:lvl w:ilvl="5">
+      <w:start w:val="1"/>
+      <w:numFmt w:val="decimal"/>
+      <w:lvlText w:val="%1.%2.%3.%4.%5.%6"/>
+      <w:lvlJc w:val="left"/>
+      <w:pPr>
+        <w:ind w:left="2655" w:hanging="1080"/>
+      </w:pPr>
+      <w:rPr>
+        <w:rFonts w:hint="default"/>
+        <w:sz w:val="24"/>
+      </w:rPr>
+    </w:lvl>
+    <w:lvl w:ilvl="6">
+      <w:start w:val="1"/>
+      <w:numFmt w:val="decimal"/>
+      <w:lvlText w:val="%1.%2.%3.%4.%5.%6.%7"/>
+      <w:lvlJc w:val="left"/>
+      <w:pPr>
+        <w:ind w:left="3330" w:hanging="1440"/>
+      </w:pPr>
+      <w:rPr>
+        <w:rFonts w:hint="default"/>
+        <w:sz w:val="24"/>
+      </w:rPr>
+    </w:lvl>
+    <w:lvl w:ilvl="7">
+      <w:start w:val="1"/>
+      <w:numFmt w:val="decimal"/>
+      <w:lvlText w:val="%1.%2.%3.%4.%5.%6.%7.%8"/>
+      <w:lvlJc w:val="left"/>
+      <w:pPr>
+        <w:ind w:left="3645" w:hanging="1440"/>
+      </w:pPr>
+      <w:rPr>
+        <w:rFonts w:hint="default"/>
+        <w:sz w:val="24"/>
+      </w:rPr>
+    </w:lvl>
+    <w:lvl w:ilvl="8">
+      <w:start w:val="1"/>
+      <w:numFmt w:val="decimal"/>
+      <w:lvlText w:val="%1.%2.%3.%4.%5.%6.%7.%8.%9"/>
+      <w:lvlJc w:val="left"/>
+      <w:pPr>
+        <w:ind w:left="4320" w:hanging="1800"/>
+      </w:pPr>
+      <w:rPr>
+        <w:rFonts w:hint="default"/>
+        <w:sz w:val="24"/>
+      </w:rPr>
+    </w:lvl>
+  </w:abstractNum>
+  <w:abstractNum w:abstractNumId="4" w15:restartNumberingAfterBreak="0">
+    <w:nsid w:val="170131F0"/>
+    <w:multiLevelType w:val="multilevel"/>
+    <w:tmpl w:val="F2007DA8"/>
+    <w:lvl w:ilvl="0">
+      <w:start w:val="3"/>
+      <w:numFmt w:val="decimal"/>
+      <w:lvlText w:val="%1"/>
+      <w:lvlJc w:val="left"/>
+      <w:pPr>
+        <w:ind w:left="660" w:hanging="660"/>
+      </w:pPr>
+      <w:rPr>
+        <w:rFonts w:hint="default"/>
+      </w:rPr>
+    </w:lvl>
+    <w:lvl w:ilvl="1">
+      <w:start w:val="3"/>
+      <w:numFmt w:val="decimal"/>
+      <w:lvlText w:val="%1.%2"/>
+      <w:lvlJc w:val="left"/>
+      <w:pPr>
+        <w:ind w:left="975" w:hanging="660"/>
+      </w:pPr>
+      <w:rPr>
+        <w:rFonts w:hint="default"/>
+      </w:rPr>
+    </w:lvl>
+    <w:lvl w:ilvl="2">
+      <w:start w:val="2"/>
+      <w:numFmt w:val="decimal"/>
+      <w:lvlText w:val="%1.%2.%3"/>
+      <w:lvlJc w:val="left"/>
+      <w:pPr>
+        <w:ind w:left="1350" w:hanging="720"/>
+      </w:pPr>
+      <w:rPr>
+        <w:rFonts w:hint="default"/>
+      </w:rPr>
+    </w:lvl>
+    <w:lvl w:ilvl="3">
+      <w:start w:val="1"/>
+      <w:numFmt w:val="decimal"/>
+      <w:lvlText w:val="%1.%2.%3.%4"/>
+      <w:lvlJc w:val="left"/>
+      <w:pPr>
+        <w:ind w:left="1665" w:hanging="720"/>
+      </w:pPr>
+      <w:rPr>
+        <w:rFonts w:hint="default"/>
+      </w:rPr>
+    </w:lvl>
+    <w:lvl w:ilvl="4">
+      <w:start w:val="1"/>
+      <w:numFmt w:val="decimal"/>
+      <w:lvlText w:val="%1.%2.%3.%4.%5"/>
+      <w:lvlJc w:val="left"/>
+      <w:pPr>
+        <w:ind w:left="2340" w:hanging="1080"/>
+      </w:pPr>
+      <w:rPr>
+        <w:rFonts w:hint="default"/>
+      </w:rPr>
+    </w:lvl>
+    <w:lvl w:ilvl="5">
+      <w:start w:val="1"/>
+      <w:numFmt w:val="decimal"/>
+      <w:lvlText w:val="%1.%2.%3.%4.%5.%6"/>
+      <w:lvlJc w:val="left"/>
+      <w:pPr>
+        <w:ind w:left="2655" w:hanging="1080"/>
+      </w:pPr>
+      <w:rPr>
+        <w:rFonts w:hint="default"/>
+      </w:rPr>
+    </w:lvl>
+    <w:lvl w:ilvl="6">
+      <w:start w:val="1"/>
+      <w:numFmt w:val="decimal"/>
+      <w:lvlText w:val="%1.%2.%3.%4.%5.%6.%7"/>
+      <w:lvlJc w:val="left"/>
+      <w:pPr>
+        <w:ind w:left="3330" w:hanging="1440"/>
+      </w:pPr>
+      <w:rPr>
+        <w:rFonts w:hint="default"/>
+      </w:rPr>
+    </w:lvl>
+    <w:lvl w:ilvl="7">
+      <w:start w:val="1"/>
+      <w:numFmt w:val="decimal"/>
+      <w:lvlText w:val="%1.%2.%3.%4.%5.%6.%7.%8"/>
+      <w:lvlJc w:val="left"/>
+      <w:pPr>
+        <w:ind w:left="3645" w:hanging="1440"/>
+      </w:pPr>
+      <w:rPr>
+        <w:rFonts w:hint="default"/>
+      </w:rPr>
+    </w:lvl>
+    <w:lvl w:ilvl="8">
+      <w:start w:val="1"/>
+      <w:numFmt w:val="decimal"/>
+      <w:lvlText w:val="%1.%2.%3.%4.%5.%6.%7.%8.%9"/>
+      <w:lvlJc w:val="left"/>
+      <w:pPr>
+        <w:ind w:left="4320" w:hanging="1800"/>
+      </w:pPr>
+      <w:rPr>
+        <w:rFonts w:hint="default"/>
+      </w:rPr>
+    </w:lvl>
+  </w:abstractNum>
+  <w:abstractNum w:abstractNumId="5" w15:restartNumberingAfterBreak="0">
     <w:nsid w:val="1AB74A88"/>
     <w:multiLevelType w:val="hybridMultilevel"/>
     <w:tmpl w:val="FFFFFFFF"/>
@@ -17731,7 +19343,7 @@
       </w:rPr>
     </w:lvl>
   </w:abstractNum>
-  <w:abstractNum w:abstractNumId="4" w15:restartNumberingAfterBreak="0">
+  <w:abstractNum w:abstractNumId="6" w15:restartNumberingAfterBreak="0">
     <w:nsid w:val="1CA64AAC"/>
     <w:multiLevelType w:val="hybridMultilevel"/>
     <w:tmpl w:val="BFCEF3AA"/>
@@ -17844,7 +19456,7 @@
       </w:rPr>
     </w:lvl>
   </w:abstractNum>
-  <w:abstractNum w:abstractNumId="5" w15:restartNumberingAfterBreak="0">
+  <w:abstractNum w:abstractNumId="7" w15:restartNumberingAfterBreak="0">
     <w:nsid w:val="1D7B247E"/>
     <w:multiLevelType w:val="hybridMultilevel"/>
     <w:tmpl w:val="45DA42C0"/>
@@ -17957,7 +19569,7 @@
       </w:rPr>
     </w:lvl>
   </w:abstractNum>
-  <w:abstractNum w:abstractNumId="6" w15:restartNumberingAfterBreak="0">
+  <w:abstractNum w:abstractNumId="8" w15:restartNumberingAfterBreak="0">
     <w:nsid w:val="2098A1FD"/>
     <w:multiLevelType w:val="hybridMultilevel"/>
     <w:tmpl w:val="FFFFFFFF"/>
@@ -18070,7 +19682,7 @@
       </w:rPr>
     </w:lvl>
   </w:abstractNum>
-  <w:abstractNum w:abstractNumId="7" w15:restartNumberingAfterBreak="0">
+  <w:abstractNum w:abstractNumId="9" w15:restartNumberingAfterBreak="0">
     <w:nsid w:val="2257CC45"/>
     <w:multiLevelType w:val="hybridMultilevel"/>
     <w:tmpl w:val="FFFFFFFF"/>
@@ -18183,7 +19795,7 @@
       </w:rPr>
     </w:lvl>
   </w:abstractNum>
-  <w:abstractNum w:abstractNumId="8" w15:restartNumberingAfterBreak="0">
+  <w:abstractNum w:abstractNumId="10" w15:restartNumberingAfterBreak="0">
     <w:nsid w:val="26D2782C"/>
     <w:multiLevelType w:val="multilevel"/>
     <w:tmpl w:val="F2B6B98A"/>
@@ -18332,7 +19944,7 @@
       </w:rPr>
     </w:lvl>
   </w:abstractNum>
-  <w:abstractNum w:abstractNumId="9" w15:restartNumberingAfterBreak="0">
+  <w:abstractNum w:abstractNumId="11" w15:restartNumberingAfterBreak="0">
     <w:nsid w:val="27CC70FD"/>
     <w:multiLevelType w:val="multilevel"/>
     <w:tmpl w:val="70D28386"/>
@@ -18447,7 +20059,7 @@
       </w:rPr>
     </w:lvl>
   </w:abstractNum>
-  <w:abstractNum w:abstractNumId="10" w15:restartNumberingAfterBreak="0">
+  <w:abstractNum w:abstractNumId="12" w15:restartNumberingAfterBreak="0">
     <w:nsid w:val="283D68DD"/>
     <w:multiLevelType w:val="multilevel"/>
     <w:tmpl w:val="5B9032AC"/>
@@ -18560,7 +20172,7 @@
       </w:rPr>
     </w:lvl>
   </w:abstractNum>
-  <w:abstractNum w:abstractNumId="11" w15:restartNumberingAfterBreak="0">
+  <w:abstractNum w:abstractNumId="13" w15:restartNumberingAfterBreak="0">
     <w:nsid w:val="2CE010D0"/>
     <w:multiLevelType w:val="hybridMultilevel"/>
     <w:tmpl w:val="FFFFFFFF"/>
@@ -18673,7 +20285,120 @@
       </w:rPr>
     </w:lvl>
   </w:abstractNum>
-  <w:abstractNum w:abstractNumId="12" w15:restartNumberingAfterBreak="0">
+  <w:abstractNum w:abstractNumId="14" w15:restartNumberingAfterBreak="0">
+    <w:nsid w:val="391F098D"/>
+    <w:multiLevelType w:val="multilevel"/>
+    <w:tmpl w:val="33CC756E"/>
+    <w:lvl w:ilvl="0">
+      <w:start w:val="3"/>
+      <w:numFmt w:val="decimal"/>
+      <w:lvlText w:val="%1"/>
+      <w:lvlJc w:val="left"/>
+      <w:pPr>
+        <w:ind w:left="360" w:hanging="360"/>
+      </w:pPr>
+      <w:rPr>
+        <w:rFonts w:hint="default"/>
+      </w:rPr>
+    </w:lvl>
+    <w:lvl w:ilvl="1">
+      <w:start w:val="3"/>
+      <w:numFmt w:val="decimal"/>
+      <w:lvlText w:val="%1.%2"/>
+      <w:lvlJc w:val="left"/>
+      <w:pPr>
+        <w:ind w:left="540" w:hanging="360"/>
+      </w:pPr>
+      <w:rPr>
+        <w:rFonts w:hint="default"/>
+      </w:rPr>
+    </w:lvl>
+    <w:lvl w:ilvl="2">
+      <w:start w:val="1"/>
+      <w:numFmt w:val="decimal"/>
+      <w:lvlText w:val="%1.%2.%3"/>
+      <w:lvlJc w:val="left"/>
+      <w:pPr>
+        <w:ind w:left="1080" w:hanging="720"/>
+      </w:pPr>
+      <w:rPr>
+        <w:rFonts w:hint="default"/>
+      </w:rPr>
+    </w:lvl>
+    <w:lvl w:ilvl="3">
+      <w:start w:val="1"/>
+      <w:numFmt w:val="decimal"/>
+      <w:lvlText w:val="%1.%2.%3.%4"/>
+      <w:lvlJc w:val="left"/>
+      <w:pPr>
+        <w:ind w:left="1260" w:hanging="720"/>
+      </w:pPr>
+      <w:rPr>
+        <w:rFonts w:hint="default"/>
+      </w:rPr>
+    </w:lvl>
+    <w:lvl w:ilvl="4">
+      <w:start w:val="1"/>
+      <w:numFmt w:val="decimal"/>
+      <w:lvlText w:val="%1.%2.%3.%4.%5"/>
+      <w:lvlJc w:val="left"/>
+      <w:pPr>
+        <w:ind w:left="1800" w:hanging="1080"/>
+      </w:pPr>
+      <w:rPr>
+        <w:rFonts w:hint="default"/>
+      </w:rPr>
+    </w:lvl>
+    <w:lvl w:ilvl="5">
+      <w:start w:val="1"/>
+      <w:numFmt w:val="decimal"/>
+      <w:lvlText w:val="%1.%2.%3.%4.%5.%6"/>
+      <w:lvlJc w:val="left"/>
+      <w:pPr>
+        <w:ind w:left="2340" w:hanging="1440"/>
+      </w:pPr>
+      <w:rPr>
+        <w:rFonts w:hint="default"/>
+      </w:rPr>
+    </w:lvl>
+    <w:lvl w:ilvl="6">
+      <w:start w:val="1"/>
+      <w:numFmt w:val="decimal"/>
+      <w:lvlText w:val="%1.%2.%3.%4.%5.%6.%7"/>
+      <w:lvlJc w:val="left"/>
+      <w:pPr>
+        <w:ind w:left="2520" w:hanging="1440"/>
+      </w:pPr>
+      <w:rPr>
+        <w:rFonts w:hint="default"/>
+      </w:rPr>
+    </w:lvl>
+    <w:lvl w:ilvl="7">
+      <w:start w:val="1"/>
+      <w:numFmt w:val="decimal"/>
+      <w:lvlText w:val="%1.%2.%3.%4.%5.%6.%7.%8"/>
+      <w:lvlJc w:val="left"/>
+      <w:pPr>
+        <w:ind w:left="3060" w:hanging="1800"/>
+      </w:pPr>
+      <w:rPr>
+        <w:rFonts w:hint="default"/>
+      </w:rPr>
+    </w:lvl>
+    <w:lvl w:ilvl="8">
+      <w:start w:val="1"/>
+      <w:numFmt w:val="decimal"/>
+      <w:lvlText w:val="%1.%2.%3.%4.%5.%6.%7.%8.%9"/>
+      <w:lvlJc w:val="left"/>
+      <w:pPr>
+        <w:ind w:left="3240" w:hanging="1800"/>
+      </w:pPr>
+      <w:rPr>
+        <w:rFonts w:hint="default"/>
+      </w:rPr>
+    </w:lvl>
+  </w:abstractNum>
+  <w:abstractNum w:abstractNumId="15" w15:restartNumberingAfterBreak="0">
     <w:nsid w:val="3E5FE0F9"/>
     <w:multiLevelType w:val="hybridMultilevel"/>
     <w:tmpl w:val="FFFFFFFF"/>
@@ -18786,7 +20511,7 @@
       </w:rPr>
     </w:lvl>
   </w:abstractNum>
-  <w:abstractNum w:abstractNumId="13" w15:restartNumberingAfterBreak="0">
+  <w:abstractNum w:abstractNumId="16" w15:restartNumberingAfterBreak="0">
     <w:nsid w:val="419E1E04"/>
     <w:multiLevelType w:val="multilevel"/>
     <w:tmpl w:val="6D6414CA"/>
@@ -18899,7 +20624,7 @@
       </w:rPr>
     </w:lvl>
   </w:abstractNum>
-  <w:abstractNum w:abstractNumId="14" w15:restartNumberingAfterBreak="0">
+  <w:abstractNum w:abstractNumId="17" w15:restartNumberingAfterBreak="0">
     <w:nsid w:val="479F69A5"/>
     <w:multiLevelType w:val="hybridMultilevel"/>
     <w:tmpl w:val="FFFFFFFF"/>
@@ -19012,7 +20737,7 @@
       </w:rPr>
     </w:lvl>
   </w:abstractNum>
-  <w:abstractNum w:abstractNumId="15" w15:restartNumberingAfterBreak="0">
+  <w:abstractNum w:abstractNumId="18" w15:restartNumberingAfterBreak="0">
     <w:nsid w:val="4ABE74D3"/>
     <w:multiLevelType w:val="hybridMultilevel"/>
     <w:tmpl w:val="FFFFFFFF"/>
@@ -19125,7 +20850,7 @@
       </w:rPr>
     </w:lvl>
   </w:abstractNum>
-  <w:abstractNum w:abstractNumId="16" w15:restartNumberingAfterBreak="0">
+  <w:abstractNum w:abstractNumId="19" w15:restartNumberingAfterBreak="0">
     <w:nsid w:val="4C2E4AB5"/>
     <w:multiLevelType w:val="multilevel"/>
     <w:tmpl w:val="70922C34"/>
@@ -19161,7 +20886,7 @@
       <w:lvlText w:val="%1.%2.%3."/>
       <w:lvlJc w:val="right"/>
       <w:pPr>
-        <w:ind w:left="1260" w:hanging="180"/>
+        <w:ind w:left="810" w:hanging="180"/>
       </w:pPr>
       <w:rPr>
         <w:u w:val="none"/>
@@ -19241,7 +20966,120 @@
       </w:rPr>
     </w:lvl>
   </w:abstractNum>
-  <w:abstractNum w:abstractNumId="17" w15:restartNumberingAfterBreak="0">
+  <w:abstractNum w:abstractNumId="20" w15:restartNumberingAfterBreak="0">
+    <w:nsid w:val="4E280C3B"/>
+    <w:multiLevelType w:val="multilevel"/>
+    <w:tmpl w:val="E2CA22D4"/>
+    <w:lvl w:ilvl="0">
+      <w:start w:val="3"/>
+      <w:numFmt w:val="decimal"/>
+      <w:lvlText w:val="%1"/>
+      <w:lvlJc w:val="left"/>
+      <w:pPr>
+        <w:ind w:left="660" w:hanging="660"/>
+      </w:pPr>
+      <w:rPr>
+        <w:rFonts w:hint="default"/>
+      </w:rPr>
+    </w:lvl>
+    <w:lvl w:ilvl="1">
+      <w:start w:val="3"/>
+      <w:numFmt w:val="decimal"/>
+      <w:lvlText w:val="%1.%2"/>
+      <w:lvlJc w:val="left"/>
+      <w:pPr>
+        <w:ind w:left="975" w:hanging="660"/>
+      </w:pPr>
+      <w:rPr>
+        <w:rFonts w:hint="default"/>
+      </w:rPr>
+    </w:lvl>
+    <w:lvl w:ilvl="2">
+      <w:start w:val="2"/>
+      <w:numFmt w:val="decimal"/>
+      <w:lvlText w:val="%1.%2.%3"/>
+      <w:lvlJc w:val="left"/>
+      <w:pPr>
+        <w:ind w:left="1350" w:hanging="720"/>
+      </w:pPr>
+      <w:rPr>
+        <w:rFonts w:hint="default"/>
+      </w:rPr>
+    </w:lvl>
+    <w:lvl w:ilvl="3">
+      <w:start w:val="3"/>
+      <w:numFmt w:val="decimal"/>
+      <w:lvlText w:val="%1.%2.%3.%4"/>
+      <w:lvlJc w:val="left"/>
+      <w:pPr>
+        <w:ind w:left="1665" w:hanging="720"/>
+      </w:pPr>
+      <w:rPr>
+        <w:rFonts w:hint="default"/>
+      </w:rPr>
+    </w:lvl>
+    <w:lvl w:ilvl="4">
+      <w:start w:val="1"/>
+      <w:numFmt w:val="decimal"/>
+      <w:lvlText w:val="%1.%2.%3.%4.%5"/>
+      <w:lvlJc w:val="left"/>
+      <w:pPr>
+        <w:ind w:left="2340" w:hanging="1080"/>
+      </w:pPr>
+      <w:rPr>
+        <w:rFonts w:hint="default"/>
+      </w:rPr>
+    </w:lvl>
+    <w:lvl w:ilvl="5">
+      <w:start w:val="1"/>
+      <w:numFmt w:val="decimal"/>
+      <w:lvlText w:val="%1.%2.%3.%4.%5.%6"/>
+      <w:lvlJc w:val="left"/>
+      <w:pPr>
+        <w:ind w:left="2655" w:hanging="1080"/>
+      </w:pPr>
+      <w:rPr>
+        <w:rFonts w:hint="default"/>
+      </w:rPr>
+    </w:lvl>
+    <w:lvl w:ilvl="6">
+      <w:start w:val="1"/>
+      <w:numFmt w:val="decimal"/>
+      <w:lvlText w:val="%1.%2.%3.%4.%5.%6.%7"/>
+      <w:lvlJc w:val="left"/>
+      <w:pPr>
+        <w:ind w:left="3330" w:hanging="1440"/>
+      </w:pPr>
+      <w:rPr>
+        <w:rFonts w:hint="default"/>
+      </w:rPr>
+    </w:lvl>
+    <w:lvl w:ilvl="7">
+      <w:start w:val="1"/>
+      <w:numFmt w:val="decimal"/>
+      <w:lvlText w:val="%1.%2.%3.%4.%5.%6.%7.%8"/>
+      <w:lvlJc w:val="left"/>
+      <w:pPr>
+        <w:ind w:left="3645" w:hanging="1440"/>
+      </w:pPr>
+      <w:rPr>
+        <w:rFonts w:hint="default"/>
+      </w:rPr>
+    </w:lvl>
+    <w:lvl w:ilvl="8">
+      <w:start w:val="1"/>
+      <w:numFmt w:val="decimal"/>
+      <w:lvlText w:val="%1.%2.%3.%4.%5.%6.%7.%8.%9"/>
+      <w:lvlJc w:val="left"/>
+      <w:pPr>
+        <w:ind w:left="4320" w:hanging="1800"/>
+      </w:pPr>
+      <w:rPr>
+        <w:rFonts w:hint="default"/>
+      </w:rPr>
+    </w:lvl>
+  </w:abstractNum>
+  <w:abstractNum w:abstractNumId="21" w15:restartNumberingAfterBreak="0">
     <w:nsid w:val="4F8962D9"/>
     <w:multiLevelType w:val="hybridMultilevel"/>
     <w:tmpl w:val="FFFFFFFF"/>
@@ -19354,7 +21192,7 @@
       </w:rPr>
     </w:lvl>
   </w:abstractNum>
-  <w:abstractNum w:abstractNumId="18" w15:restartNumberingAfterBreak="0">
+  <w:abstractNum w:abstractNumId="22" w15:restartNumberingAfterBreak="0">
     <w:nsid w:val="51296AB8"/>
     <w:multiLevelType w:val="hybridMultilevel"/>
     <w:tmpl w:val="FFFFFFFF"/>
@@ -19467,7 +21305,7 @@
       </w:rPr>
     </w:lvl>
   </w:abstractNum>
-  <w:abstractNum w:abstractNumId="19" w15:restartNumberingAfterBreak="0">
+  <w:abstractNum w:abstractNumId="23" w15:restartNumberingAfterBreak="0">
     <w:nsid w:val="51D67B81"/>
     <w:multiLevelType w:val="hybridMultilevel"/>
     <w:tmpl w:val="FFFFFFFF"/>
@@ -19580,7 +21418,7 @@
       </w:rPr>
     </w:lvl>
   </w:abstractNum>
-  <w:abstractNum w:abstractNumId="20" w15:restartNumberingAfterBreak="0">
+  <w:abstractNum w:abstractNumId="24" w15:restartNumberingAfterBreak="0">
     <w:nsid w:val="51F43534"/>
     <w:multiLevelType w:val="hybridMultilevel"/>
     <w:tmpl w:val="FFFFFFFF"/>
@@ -19693,7 +21531,7 @@
       </w:rPr>
     </w:lvl>
   </w:abstractNum>
-  <w:abstractNum w:abstractNumId="21" w15:restartNumberingAfterBreak="0">
+  <w:abstractNum w:abstractNumId="25" w15:restartNumberingAfterBreak="0">
     <w:nsid w:val="52A1C51B"/>
     <w:multiLevelType w:val="hybridMultilevel"/>
     <w:tmpl w:val="FFFFFFFF"/>
@@ -19806,7 +21644,7 @@
       </w:rPr>
     </w:lvl>
   </w:abstractNum>
-  <w:abstractNum w:abstractNumId="22" w15:restartNumberingAfterBreak="0">
+  <w:abstractNum w:abstractNumId="26" w15:restartNumberingAfterBreak="0">
     <w:nsid w:val="52D9E52D"/>
     <w:multiLevelType w:val="hybridMultilevel"/>
     <w:tmpl w:val="FFFFFFFF"/>
@@ -19919,7 +21757,7 @@
       </w:rPr>
     </w:lvl>
   </w:abstractNum>
-  <w:abstractNum w:abstractNumId="23" w15:restartNumberingAfterBreak="0">
+  <w:abstractNum w:abstractNumId="27" w15:restartNumberingAfterBreak="0">
     <w:nsid w:val="542F6C2B"/>
     <w:multiLevelType w:val="hybridMultilevel"/>
     <w:tmpl w:val="FFFFFFFF"/>
@@ -20032,7 +21870,7 @@
       </w:rPr>
     </w:lvl>
   </w:abstractNum>
-  <w:abstractNum w:abstractNumId="24" w15:restartNumberingAfterBreak="0">
+  <w:abstractNum w:abstractNumId="28" w15:restartNumberingAfterBreak="0">
     <w:nsid w:val="54980586"/>
     <w:multiLevelType w:val="hybridMultilevel"/>
     <w:tmpl w:val="FFFFFFFF"/>
@@ -20145,7 +21983,7 @@
       </w:rPr>
     </w:lvl>
   </w:abstractNum>
-  <w:abstractNum w:abstractNumId="25" w15:restartNumberingAfterBreak="0">
+  <w:abstractNum w:abstractNumId="29" w15:restartNumberingAfterBreak="0">
     <w:nsid w:val="56D15209"/>
     <w:multiLevelType w:val="multilevel"/>
     <w:tmpl w:val="E1DC666E"/>
@@ -20258,7 +22096,7 @@
       </w:rPr>
     </w:lvl>
   </w:abstractNum>
-  <w:abstractNum w:abstractNumId="26" w15:restartNumberingAfterBreak="0">
+  <w:abstractNum w:abstractNumId="30" w15:restartNumberingAfterBreak="0">
     <w:nsid w:val="5872D2E1"/>
     <w:multiLevelType w:val="hybridMultilevel"/>
     <w:tmpl w:val="FFFFFFFF"/>
@@ -20371,7 +22209,7 @@
       </w:rPr>
     </w:lvl>
   </w:abstractNum>
-  <w:abstractNum w:abstractNumId="27" w15:restartNumberingAfterBreak="0">
+  <w:abstractNum w:abstractNumId="31" w15:restartNumberingAfterBreak="0">
     <w:nsid w:val="5A2361A2"/>
     <w:multiLevelType w:val="hybridMultilevel"/>
     <w:tmpl w:val="FFFFFFFF"/>
@@ -20484,7 +22322,7 @@
       </w:rPr>
     </w:lvl>
   </w:abstractNum>
-  <w:abstractNum w:abstractNumId="28" w15:restartNumberingAfterBreak="0">
+  <w:abstractNum w:abstractNumId="32" w15:restartNumberingAfterBreak="0">
     <w:nsid w:val="5A625596"/>
     <w:multiLevelType w:val="hybridMultilevel"/>
     <w:tmpl w:val="FFFFFFFF"/>
@@ -20597,7 +22435,7 @@
       </w:rPr>
     </w:lvl>
   </w:abstractNum>
-  <w:abstractNum w:abstractNumId="29" w15:restartNumberingAfterBreak="0">
+  <w:abstractNum w:abstractNumId="33" w15:restartNumberingAfterBreak="0">
     <w:nsid w:val="5BD782F8"/>
     <w:multiLevelType w:val="hybridMultilevel"/>
     <w:tmpl w:val="FFFFFFFF"/>
@@ -20710,7 +22548,7 @@
       </w:rPr>
     </w:lvl>
   </w:abstractNum>
-  <w:abstractNum w:abstractNumId="30" w15:restartNumberingAfterBreak="0">
+  <w:abstractNum w:abstractNumId="34" w15:restartNumberingAfterBreak="0">
     <w:nsid w:val="5E0C9DB8"/>
     <w:multiLevelType w:val="hybridMultilevel"/>
     <w:tmpl w:val="FFFFFFFF"/>
@@ -20823,7 +22661,7 @@
       </w:rPr>
     </w:lvl>
   </w:abstractNum>
-  <w:abstractNum w:abstractNumId="31" w15:restartNumberingAfterBreak="0">
+  <w:abstractNum w:abstractNumId="35" w15:restartNumberingAfterBreak="0">
     <w:nsid w:val="5F1323B9"/>
     <w:multiLevelType w:val="hybridMultilevel"/>
     <w:tmpl w:val="4448D6DA"/>
@@ -20936,7 +22774,7 @@
       </w:rPr>
     </w:lvl>
   </w:abstractNum>
-  <w:abstractNum w:abstractNumId="32" w15:restartNumberingAfterBreak="0">
+  <w:abstractNum w:abstractNumId="36" w15:restartNumberingAfterBreak="0">
     <w:nsid w:val="633708E0"/>
     <w:multiLevelType w:val="hybridMultilevel"/>
     <w:tmpl w:val="81843194"/>
@@ -21049,7 +22887,7 @@
       </w:rPr>
     </w:lvl>
   </w:abstractNum>
-  <w:abstractNum w:abstractNumId="33" w15:restartNumberingAfterBreak="0">
+  <w:abstractNum w:abstractNumId="37" w15:restartNumberingAfterBreak="0">
     <w:nsid w:val="64B53D73"/>
     <w:multiLevelType w:val="hybridMultilevel"/>
     <w:tmpl w:val="09601E06"/>
@@ -21189,7 +23027,7 @@
       </w:rPr>
     </w:lvl>
   </w:abstractNum>
-  <w:abstractNum w:abstractNumId="34" w15:restartNumberingAfterBreak="0">
+  <w:abstractNum w:abstractNumId="38" w15:restartNumberingAfterBreak="0">
     <w:nsid w:val="665B760C"/>
     <w:multiLevelType w:val="multilevel"/>
     <w:tmpl w:val="E7E04112"/>
@@ -21302,7 +23140,7 @@
       </w:rPr>
     </w:lvl>
   </w:abstractNum>
-  <w:abstractNum w:abstractNumId="35" w15:restartNumberingAfterBreak="0">
+  <w:abstractNum w:abstractNumId="39" w15:restartNumberingAfterBreak="0">
     <w:nsid w:val="67B83C98"/>
     <w:multiLevelType w:val="multilevel"/>
     <w:tmpl w:val="5D5CF45E"/>
@@ -21416,7 +23254,7 @@
       </w:rPr>
     </w:lvl>
   </w:abstractNum>
-  <w:abstractNum w:abstractNumId="36" w15:restartNumberingAfterBreak="0">
+  <w:abstractNum w:abstractNumId="40" w15:restartNumberingAfterBreak="0">
     <w:nsid w:val="6DF40BB0"/>
     <w:multiLevelType w:val="hybridMultilevel"/>
     <w:tmpl w:val="FFFFFFFF"/>
@@ -21529,7 +23367,7 @@
       </w:rPr>
     </w:lvl>
   </w:abstractNum>
-  <w:abstractNum w:abstractNumId="37" w15:restartNumberingAfterBreak="0">
+  <w:abstractNum w:abstractNumId="41" w15:restartNumberingAfterBreak="0">
     <w:nsid w:val="6FB48FE5"/>
     <w:multiLevelType w:val="hybridMultilevel"/>
     <w:tmpl w:val="FFFFFFFF"/>
@@ -21642,7 +23480,7 @@
       </w:rPr>
     </w:lvl>
   </w:abstractNum>
-  <w:abstractNum w:abstractNumId="38" w15:restartNumberingAfterBreak="0">
+  <w:abstractNum w:abstractNumId="42" w15:restartNumberingAfterBreak="0">
     <w:nsid w:val="6FDD5307"/>
     <w:multiLevelType w:val="hybridMultilevel"/>
     <w:tmpl w:val="FFFFFFFF"/>
@@ -21755,7 +23593,7 @@
       </w:rPr>
     </w:lvl>
   </w:abstractNum>
-  <w:abstractNum w:abstractNumId="39" w15:restartNumberingAfterBreak="0">
+  <w:abstractNum w:abstractNumId="43" w15:restartNumberingAfterBreak="0">
     <w:nsid w:val="744699A6"/>
     <w:multiLevelType w:val="hybridMultilevel"/>
     <w:tmpl w:val="FFFFFFFF"/>
@@ -21868,7 +23706,7 @@
       </w:rPr>
     </w:lvl>
   </w:abstractNum>
-  <w:abstractNum w:abstractNumId="40" w15:restartNumberingAfterBreak="0">
+  <w:abstractNum w:abstractNumId="44" w15:restartNumberingAfterBreak="0">
     <w:nsid w:val="7648D024"/>
     <w:multiLevelType w:val="hybridMultilevel"/>
     <w:tmpl w:val="FFFFFFFF"/>
@@ -21981,7 +23819,7 @@
       </w:rPr>
     </w:lvl>
   </w:abstractNum>
-  <w:abstractNum w:abstractNumId="41" w15:restartNumberingAfterBreak="0">
+  <w:abstractNum w:abstractNumId="45" w15:restartNumberingAfterBreak="0">
     <w:nsid w:val="789DE493"/>
     <w:multiLevelType w:val="hybridMultilevel"/>
     <w:tmpl w:val="FFFFFFFF"/>
@@ -22094,7 +23932,7 @@
       </w:rPr>
     </w:lvl>
   </w:abstractNum>
-  <w:abstractNum w:abstractNumId="42" w15:restartNumberingAfterBreak="0">
+  <w:abstractNum w:abstractNumId="46" w15:restartNumberingAfterBreak="0">
     <w:nsid w:val="7B7379EB"/>
     <w:multiLevelType w:val="hybridMultilevel"/>
     <w:tmpl w:val="FFFFFFFF"/>
@@ -22207,7 +24045,7 @@
       </w:rPr>
     </w:lvl>
   </w:abstractNum>
-  <w:abstractNum w:abstractNumId="43" w15:restartNumberingAfterBreak="0">
+  <w:abstractNum w:abstractNumId="47" w15:restartNumberingAfterBreak="0">
     <w:nsid w:val="7FB0DCD0"/>
     <w:multiLevelType w:val="hybridMultilevel"/>
     <w:tmpl w:val="FFFFFFFF"/>
@@ -22321,136 +24159,148 @@
     </w:lvl>
   </w:abstractNum>
   <w:num w:numId="1" w16cid:durableId="2043437655">
-    <w:abstractNumId w:val="34"/>
+    <w:abstractNumId w:val="38"/>
   </w:num>
   <w:num w:numId="2" w16cid:durableId="154343757">
-    <w:abstractNumId w:val="35"/>
+    <w:abstractNumId w:val="39"/>
   </w:num>
   <w:num w:numId="3" w16cid:durableId="418522414">
-    <w:abstractNumId w:val="10"/>
+    <w:abstractNumId w:val="12"/>
   </w:num>
   <w:num w:numId="4" w16cid:durableId="1201285840">
     <w:abstractNumId w:val="0"/>
   </w:num>
   <w:num w:numId="5" w16cid:durableId="1754550369">
-    <w:abstractNumId w:val="13"/>
+    <w:abstractNumId w:val="16"/>
   </w:num>
   <w:num w:numId="6" w16cid:durableId="1950115521">
-    <w:abstractNumId w:val="25"/>
+    <w:abstractNumId w:val="29"/>
   </w:num>
   <w:num w:numId="7" w16cid:durableId="1070536526">
-    <w:abstractNumId w:val="16"/>
+    <w:abstractNumId w:val="19"/>
   </w:num>
   <w:num w:numId="8" w16cid:durableId="284433308">
     <w:abstractNumId w:val="2"/>
   </w:num>
   <w:num w:numId="9" w16cid:durableId="1251433068">
-    <w:abstractNumId w:val="33"/>
+    <w:abstractNumId w:val="37"/>
   </w:num>
   <w:num w:numId="10" w16cid:durableId="1837529425">
-    <w:abstractNumId w:val="9"/>
+    <w:abstractNumId w:val="11"/>
   </w:num>
   <w:num w:numId="11" w16cid:durableId="1184437237">
-    <w:abstractNumId w:val="8"/>
+    <w:abstractNumId w:val="10"/>
   </w:num>
   <w:num w:numId="12" w16cid:durableId="373501680">
-    <w:abstractNumId w:val="32"/>
+    <w:abstractNumId w:val="36"/>
   </w:num>
   <w:num w:numId="13" w16cid:durableId="1030838711">
     <w:abstractNumId w:val="1"/>
   </w:num>
   <w:num w:numId="14" w16cid:durableId="1842114187">
+    <w:abstractNumId w:val="9"/>
+  </w:num>
+  <w:num w:numId="15" w16cid:durableId="599140680">
+    <w:abstractNumId w:val="44"/>
+  </w:num>
+  <w:num w:numId="16" w16cid:durableId="668630706">
+    <w:abstractNumId w:val="5"/>
+  </w:num>
+  <w:num w:numId="17" w16cid:durableId="662470515">
+    <w:abstractNumId w:val="33"/>
+  </w:num>
+  <w:num w:numId="18" w16cid:durableId="1787697003">
+    <w:abstractNumId w:val="34"/>
+  </w:num>
+  <w:num w:numId="19" w16cid:durableId="723914918">
+    <w:abstractNumId w:val="40"/>
+  </w:num>
+  <w:num w:numId="20" w16cid:durableId="1119446992">
+    <w:abstractNumId w:val="22"/>
+  </w:num>
+  <w:num w:numId="21" w16cid:durableId="1301958077">
+    <w:abstractNumId w:val="42"/>
+  </w:num>
+  <w:num w:numId="22" w16cid:durableId="1099905505">
+    <w:abstractNumId w:val="21"/>
+  </w:num>
+  <w:num w:numId="23" w16cid:durableId="231359285">
+    <w:abstractNumId w:val="25"/>
+  </w:num>
+  <w:num w:numId="24" w16cid:durableId="675764612">
+    <w:abstractNumId w:val="13"/>
+  </w:num>
+  <w:num w:numId="25" w16cid:durableId="430321979">
+    <w:abstractNumId w:val="8"/>
+  </w:num>
+  <w:num w:numId="26" w16cid:durableId="219441222">
+    <w:abstractNumId w:val="27"/>
+  </w:num>
+  <w:num w:numId="27" w16cid:durableId="1435250125">
+    <w:abstractNumId w:val="15"/>
+  </w:num>
+  <w:num w:numId="28" w16cid:durableId="1584870901">
+    <w:abstractNumId w:val="17"/>
+  </w:num>
+  <w:num w:numId="29" w16cid:durableId="920025280">
+    <w:abstractNumId w:val="41"/>
+  </w:num>
+  <w:num w:numId="30" w16cid:durableId="1546284648">
+    <w:abstractNumId w:val="28"/>
+  </w:num>
+  <w:num w:numId="31" w16cid:durableId="1702123800">
+    <w:abstractNumId w:val="47"/>
+  </w:num>
+  <w:num w:numId="32" w16cid:durableId="455493253">
+    <w:abstractNumId w:val="43"/>
+  </w:num>
+  <w:num w:numId="33" w16cid:durableId="1559046954">
+    <w:abstractNumId w:val="26"/>
+  </w:num>
+  <w:num w:numId="34" w16cid:durableId="1718505771">
+    <w:abstractNumId w:val="46"/>
+  </w:num>
+  <w:num w:numId="35" w16cid:durableId="1704094032">
+    <w:abstractNumId w:val="32"/>
+  </w:num>
+  <w:num w:numId="36" w16cid:durableId="858349210">
+    <w:abstractNumId w:val="45"/>
+  </w:num>
+  <w:num w:numId="37" w16cid:durableId="1730886866">
+    <w:abstractNumId w:val="24"/>
+  </w:num>
+  <w:num w:numId="38" w16cid:durableId="481894754">
+    <w:abstractNumId w:val="18"/>
+  </w:num>
+  <w:num w:numId="39" w16cid:durableId="272831756">
+    <w:abstractNumId w:val="23"/>
+  </w:num>
+  <w:num w:numId="40" w16cid:durableId="423496334">
+    <w:abstractNumId w:val="31"/>
+  </w:num>
+  <w:num w:numId="41" w16cid:durableId="1820229085">
+    <w:abstractNumId w:val="30"/>
+  </w:num>
+  <w:num w:numId="42" w16cid:durableId="1544244936">
     <w:abstractNumId w:val="7"/>
   </w:num>
-  <w:num w:numId="15" w16cid:durableId="599140680">
-    <w:abstractNumId w:val="40"/>
+  <w:num w:numId="43" w16cid:durableId="1208762597">
+    <w:abstractNumId w:val="35"/>
   </w:num>
-  <w:num w:numId="16" w16cid:durableId="668630706">
+  <w:num w:numId="44" w16cid:durableId="1671328312">
+    <w:abstractNumId w:val="6"/>
+  </w:num>
+  <w:num w:numId="45" w16cid:durableId="800658470">
+    <w:abstractNumId w:val="14"/>
+  </w:num>
+  <w:num w:numId="46" w16cid:durableId="49111534">
     <w:abstractNumId w:val="3"/>
   </w:num>
-  <w:num w:numId="17" w16cid:durableId="662470515">
-    <w:abstractNumId w:val="29"/>
+  <w:num w:numId="47" w16cid:durableId="333381776">
+    <w:abstractNumId w:val="4"/>
   </w:num>
-  <w:num w:numId="18" w16cid:durableId="1787697003">
-    <w:abstractNumId w:val="30"/>
-  </w:num>
-  <w:num w:numId="19" w16cid:durableId="723914918">
-    <w:abstractNumId w:val="36"/>
-  </w:num>
-  <w:num w:numId="20" w16cid:durableId="1119446992">
-    <w:abstractNumId w:val="18"/>
-  </w:num>
-  <w:num w:numId="21" w16cid:durableId="1301958077">
-    <w:abstractNumId w:val="38"/>
-  </w:num>
-  <w:num w:numId="22" w16cid:durableId="1099905505">
-    <w:abstractNumId w:val="17"/>
-  </w:num>
-  <w:num w:numId="23" w16cid:durableId="231359285">
-    <w:abstractNumId w:val="21"/>
-  </w:num>
-  <w:num w:numId="24" w16cid:durableId="675764612">
-    <w:abstractNumId w:val="11"/>
-  </w:num>
-  <w:num w:numId="25" w16cid:durableId="430321979">
-    <w:abstractNumId w:val="6"/>
-  </w:num>
-  <w:num w:numId="26" w16cid:durableId="219441222">
-    <w:abstractNumId w:val="23"/>
-  </w:num>
-  <w:num w:numId="27" w16cid:durableId="1435250125">
-    <w:abstractNumId w:val="12"/>
-  </w:num>
-  <w:num w:numId="28" w16cid:durableId="1584870901">
-    <w:abstractNumId w:val="14"/>
-  </w:num>
-  <w:num w:numId="29" w16cid:durableId="920025280">
-    <w:abstractNumId w:val="37"/>
-  </w:num>
-  <w:num w:numId="30" w16cid:durableId="1546284648">
-    <w:abstractNumId w:val="24"/>
-  </w:num>
-  <w:num w:numId="31" w16cid:durableId="1702123800">
-    <w:abstractNumId w:val="43"/>
-  </w:num>
-  <w:num w:numId="32" w16cid:durableId="455493253">
-    <w:abstractNumId w:val="39"/>
-  </w:num>
-  <w:num w:numId="33" w16cid:durableId="1559046954">
-    <w:abstractNumId w:val="22"/>
-  </w:num>
-  <w:num w:numId="34" w16cid:durableId="1718505771">
-    <w:abstractNumId w:val="42"/>
-  </w:num>
-  <w:num w:numId="35" w16cid:durableId="1704094032">
-    <w:abstractNumId w:val="28"/>
-  </w:num>
-  <w:num w:numId="36" w16cid:durableId="858349210">
-    <w:abstractNumId w:val="41"/>
-  </w:num>
-  <w:num w:numId="37" w16cid:durableId="1730886866">
+  <w:num w:numId="48" w16cid:durableId="1414202300">
     <w:abstractNumId w:val="20"/>
-  </w:num>
-  <w:num w:numId="38" w16cid:durableId="481894754">
-    <w:abstractNumId w:val="15"/>
-  </w:num>
-  <w:num w:numId="39" w16cid:durableId="272831756">
-    <w:abstractNumId w:val="19"/>
-  </w:num>
-  <w:num w:numId="40" w16cid:durableId="423496334">
-    <w:abstractNumId w:val="27"/>
-  </w:num>
-  <w:num w:numId="41" w16cid:durableId="1820229085">
-    <w:abstractNumId w:val="26"/>
-  </w:num>
-  <w:num w:numId="42" w16cid:durableId="1544244936">
-    <w:abstractNumId w:val="5"/>
-  </w:num>
-  <w:num w:numId="43" w16cid:durableId="1208762597">
-    <w:abstractNumId w:val="31"/>
-  </w:num>
-  <w:num w:numId="44" w16cid:durableId="1671328312">
-    <w:abstractNumId w:val="4"/>
   </w:num>
   <w:numIdMacAtCleanup w:val="10"/>
 </w:numbering>
@@ -23693,28 +25543,28 @@
 </file>
 
 <file path=customXml/item1.xml><?xml version="1.0" encoding="utf-8"?>
-<b:Sources xmlns:b="http://schemas.openxmlformats.org/officeDocument/2006/bibliography" xmlns="http://schemas.openxmlformats.org/officeDocument/2006/bibliography" SelectedStyle="\APASixthEditionOfficeOnline.xsl" StyleName="APA" Version="6"/>
-</file>
-
-<file path=customXml/item2.xml><?xml version="1.0" encoding="utf-8"?>
 <go:gDocsCustomXmlDataStorage xmlns:go="http://customooxmlschemas.google.com/" xmlns:r="http://schemas.openxmlformats.org/officeDocument/2006/relationships">
   <go:docsCustomData xmlns:go="http://customooxmlschemas.google.com/" roundtripDataSignature="AMtx7miMsjpHgLkCpnb+eyO7PhWylfuRdA==">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</go:docsCustomData>
 </go:gDocsCustomXmlDataStorage>
 </file>
 
+<file path=customXml/item2.xml><?xml version="1.0" encoding="utf-8"?>
+<b:Sources xmlns:b="http://schemas.openxmlformats.org/officeDocument/2006/bibliography" xmlns="http://schemas.openxmlformats.org/officeDocument/2006/bibliography" SelectedStyle="\APASixthEditionOfficeOnline.xsl" StyleName="APA" Version="6"/>
+</file>
+
 <file path=customXml/itemProps1.xml><?xml version="1.0" encoding="utf-8"?>
-<ds:datastoreItem xmlns:ds="http://schemas.openxmlformats.org/officeDocument/2006/customXml" ds:itemID="{B1036428-7A71-4B07-BCB8-9BAC1352BF4E}">
+<ds:datastoreItem xmlns:ds="http://schemas.openxmlformats.org/officeDocument/2006/customXml" ds:itemID="{11111111-1234-1234-1234-123412341234}">
   <ds:schemaRefs>
-    <ds:schemaRef ds:uri="http://schemas.openxmlformats.org/officeDocument/2006/bibliography"/>
+    <ds:schemaRef ds:uri="http://customooxmlschemas.google.com/"/>
+    <ds:schemaRef ds:uri="http://schemas.openxmlformats.org/officeDocument/2006/relationships"/>
   </ds:schemaRefs>
 </ds:datastoreItem>
 </file>
 
 <file path=customXml/itemProps2.xml><?xml version="1.0" encoding="utf-8"?>
-<ds:datastoreItem xmlns:ds="http://schemas.openxmlformats.org/officeDocument/2006/customXml" ds:itemID="{11111111-1234-1234-1234-123412341234}">
+<ds:datastoreItem xmlns:ds="http://schemas.openxmlformats.org/officeDocument/2006/customXml" ds:itemID="{B1036428-7A71-4B07-BCB8-9BAC1352BF4E}">
   <ds:schemaRefs>
-    <ds:schemaRef ds:uri="http://customooxmlschemas.google.com/"/>
-    <ds:schemaRef ds:uri="http://schemas.openxmlformats.org/officeDocument/2006/relationships"/>
+    <ds:schemaRef ds:uri="http://schemas.openxmlformats.org/officeDocument/2006/bibliography"/>
   </ds:schemaRefs>
 </ds:datastoreItem>
 </file>

--- a/Resources/Current Work/SoftwareRequirementsDocument.docx
+++ b/Resources/Current Work/SoftwareRequirementsDocument.docx
@@ -1,6 +1,6 @@
 
 <file path=word/document.xml><?xml version="1.0" encoding="utf-8"?>
-<w:document xmlns:wpc="http://schemas.microsoft.com/office/word/2010/wordprocessingCanvas" xmlns:cx="http://schemas.microsoft.com/office/drawing/2014/chartex" xmlns:cx1="http://schemas.microsoft.com/office/drawing/2015/9/8/chartex" xmlns:cx2="http://schemas.microsoft.com/office/drawing/2015/10/21/chartex" xmlns:cx3="http://schemas.microsoft.com/office/drawing/2016/5/9/chartex" xmlns:cx4="http://schemas.microsoft.com/office/drawing/2016/5/10/chartex" xmlns:cx5="http://schemas.microsoft.com/office/drawing/2016/5/11/chartex" xmlns:cx6="http://schemas.microsoft.com/office/drawing/2016/5/12/chartex" xmlns:cx7="http://schemas.microsoft.com/office/drawing/2016/5/13/chartex" xmlns:cx8="http://schemas.microsoft.com/office/drawing/2016/5/14/chartex" xmlns:mc="http://schemas.openxmlformats.org/markup-compatibility/2006" xmlns:aink="http://schemas.microsoft.com/office/drawing/2016/ink" xmlns:am3d="http://schemas.microsoft.com/office/drawing/2017/model3d" xmlns:o="urn:schemas-microsoft-com:office:office" xmlns:oel="http://schemas.microsoft.com/office/2019/extlst" xmlns:r="http://schemas.openxmlformats.org/officeDocument/2006/relationships" xmlns:m="http://schemas.openxmlformats.org/officeDocument/2006/math" xmlns:v="urn:schemas-microsoft-com:vml" xmlns:wp14="http://schemas.microsoft.com/office/word/2010/wordprocessingDrawing" xmlns:wp="http://schemas.openxmlformats.org/drawingml/2006/wordprocessingDrawing" xmlns:w10="urn:schemas-microsoft-com:office:word" xmlns:w="http://schemas.openxmlformats.org/wordprocessingml/2006/main" xmlns:w14="http://schemas.microsoft.com/office/word/2010/wordml" xmlns:w15="http://schemas.microsoft.com/office/word/2012/wordml" xmlns:w16cex="http://schemas.microsoft.com/office/word/2018/wordml/cex" xmlns:w16cid="http://schemas.microsoft.com/office/word/2016/wordml/cid" xmlns:w16="http://schemas.microsoft.com/office/word/2018/wordml" xmlns:w16sdtdh="http://schemas.microsoft.com/office/word/2020/wordml/sdtdatahash" xmlns:w16se="http://schemas.microsoft.com/office/word/2015/wordml/symex" xmlns:wpg="http://schemas.microsoft.com/office/word/2010/wordprocessingGroup" xmlns:wpi="http://schemas.microsoft.com/office/word/2010/wordprocessingInk" xmlns:wne="http://schemas.microsoft.com/office/word/2006/wordml" xmlns:wps="http://schemas.microsoft.com/office/word/2010/wordprocessingShape" mc:Ignorable="w14 w15 w16se w16cid w16 w16cex w16sdtdh wp14">
+<w:document xmlns:wpc="http://schemas.microsoft.com/office/word/2010/wordprocessingCanvas" xmlns:cx="http://schemas.microsoft.com/office/drawing/2014/chartex" xmlns:cx1="http://schemas.microsoft.com/office/drawing/2015/9/8/chartex" xmlns:cx2="http://schemas.microsoft.com/office/drawing/2015/10/21/chartex" xmlns:cx3="http://schemas.microsoft.com/office/drawing/2016/5/9/chartex" xmlns:cx4="http://schemas.microsoft.com/office/drawing/2016/5/10/chartex" xmlns:cx5="http://schemas.microsoft.com/office/drawing/2016/5/11/chartex" xmlns:cx6="http://schemas.microsoft.com/office/drawing/2016/5/12/chartex" xmlns:cx7="http://schemas.microsoft.com/office/drawing/2016/5/13/chartex" xmlns:cx8="http://schemas.microsoft.com/office/drawing/2016/5/14/chartex" xmlns:mc="http://schemas.openxmlformats.org/markup-compatibility/2006" xmlns:aink="http://schemas.microsoft.com/office/drawing/2016/ink" xmlns:am3d="http://schemas.microsoft.com/office/drawing/2017/model3d" xmlns:o="urn:schemas-microsoft-com:office:office" xmlns:oel="http://schemas.microsoft.com/office/2019/extlst" xmlns:r="http://schemas.openxmlformats.org/officeDocument/2006/relationships" xmlns:m="http://schemas.openxmlformats.org/officeDocument/2006/math" xmlns:v="urn:schemas-microsoft-com:vml" xmlns:wp14="http://schemas.microsoft.com/office/word/2010/wordprocessingDrawing" xmlns:wp="http://schemas.openxmlformats.org/drawingml/2006/wordprocessingDrawing" xmlns:w10="urn:schemas-microsoft-com:office:word" xmlns:w="http://schemas.openxmlformats.org/wordprocessingml/2006/main" xmlns:w14="http://schemas.microsoft.com/office/word/2010/wordml" xmlns:w15="http://schemas.microsoft.com/office/word/2012/wordml" xmlns:w16cex="http://schemas.microsoft.com/office/word/2018/wordml/cex" xmlns:w16cid="http://schemas.microsoft.com/office/word/2016/wordml/cid" xmlns:w16="http://schemas.microsoft.com/office/word/2018/wordml" xmlns:w16du="http://schemas.microsoft.com/office/word/2023/wordml/word16du" xmlns:w16sdtdh="http://schemas.microsoft.com/office/word/2020/wordml/sdtdatahash" xmlns:w16se="http://schemas.microsoft.com/office/word/2015/wordml/symex" xmlns:wpg="http://schemas.microsoft.com/office/word/2010/wordprocessingGroup" xmlns:wpi="http://schemas.microsoft.com/office/word/2010/wordprocessingInk" xmlns:wne="http://schemas.microsoft.com/office/word/2006/wordml" xmlns:wps="http://schemas.microsoft.com/office/word/2010/wordprocessingShape" mc:Ignorable="w14 w15 w16se w16cid w16 w16cex w16sdtdh w16du wp14">
   <w:body>
     <w:p>
       <w:pPr>
@@ -20135,7 +20135,7 @@
           <w:noProof/>
         </w:rPr>
         <w:drawing>
-          <wp:inline distT="0" distB="0" distL="0" distR="0" wp14:anchorId="67549153" wp14:editId="59EF9099">
+          <wp:inline distT="0" distB="0" distL="0" distR="0" wp14:anchorId="67549153" wp14:editId="251B3704">
             <wp:extent cx="4813401" cy="960289"/>
             <wp:effectExtent l="0" t="0" r="6350" b="0"/>
             <wp:docPr id="1982080725" name="Picture 8" descr="A screenshot of a user list&#10;&#10;Description automatically generated"/>
@@ -20290,7 +20290,7 @@
           <w:noProof/>
         </w:rPr>
         <w:drawing>
-          <wp:inline distT="0" distB="0" distL="0" distR="0" wp14:anchorId="28D198E6" wp14:editId="3D289BD8">
+          <wp:inline distT="0" distB="0" distL="0" distR="0" wp14:anchorId="28D198E6" wp14:editId="06B7AFF7">
             <wp:extent cx="3977640" cy="1088473"/>
             <wp:effectExtent l="0" t="0" r="3810" b="0"/>
             <wp:docPr id="642488152" name="Picture 1" descr="A screenshot of a contact list&#10;&#10;Description automatically generated"/>
@@ -20338,7 +20338,7 @@
           <w:noProof/>
         </w:rPr>
         <w:drawing>
-          <wp:inline distT="0" distB="0" distL="0" distR="0" wp14:anchorId="5E1CD697" wp14:editId="7218D176">
+          <wp:inline distT="0" distB="0" distL="0" distR="0" wp14:anchorId="5E1CD697" wp14:editId="0B36000A">
             <wp:extent cx="3984817" cy="1112520"/>
             <wp:effectExtent l="0" t="0" r="0" b="0"/>
             <wp:docPr id="5646722" name="Picture 1" descr="A screenshot of a computer&#10;&#10;Description automatically generated"/>
@@ -21004,7 +21004,7 @@
 </file>
 
 <file path=word/endnotes.xml><?xml version="1.0" encoding="utf-8"?>
-<w:endnotes xmlns:wpc="http://schemas.microsoft.com/office/word/2010/wordprocessingCanvas" xmlns:cx="http://schemas.microsoft.com/office/drawing/2014/chartex" xmlns:cx1="http://schemas.microsoft.com/office/drawing/2015/9/8/chartex" xmlns:cx2="http://schemas.microsoft.com/office/drawing/2015/10/21/chartex" xmlns:cx3="http://schemas.microsoft.com/office/drawing/2016/5/9/chartex" xmlns:cx4="http://schemas.microsoft.com/office/drawing/2016/5/10/chartex" xmlns:cx5="http://schemas.microsoft.com/office/drawing/2016/5/11/chartex" xmlns:cx6="http://schemas.microsoft.com/office/drawing/2016/5/12/chartex" xmlns:cx7="http://schemas.microsoft.com/office/drawing/2016/5/13/chartex" xmlns:cx8="http://schemas.microsoft.com/office/drawing/2016/5/14/chartex" xmlns:mc="http://schemas.openxmlformats.org/markup-compatibility/2006" xmlns:aink="http://schemas.microsoft.com/office/drawing/2016/ink" xmlns:am3d="http://schemas.microsoft.com/office/drawing/2017/model3d" xmlns:o="urn:schemas-microsoft-com:office:office" xmlns:oel="http://schemas.microsoft.com/office/2019/extlst" xmlns:r="http://schemas.openxmlformats.org/officeDocument/2006/relationships" xmlns:m="http://schemas.openxmlformats.org/officeDocument/2006/math" xmlns:v="urn:schemas-microsoft-com:vml" xmlns:wp14="http://schemas.microsoft.com/office/word/2010/wordprocessingDrawing" xmlns:wp="http://schemas.openxmlformats.org/drawingml/2006/wordprocessingDrawing" xmlns:w10="urn:schemas-microsoft-com:office:word" xmlns:w="http://schemas.openxmlformats.org/wordprocessingml/2006/main" xmlns:w14="http://schemas.microsoft.com/office/word/2010/wordml" xmlns:w15="http://schemas.microsoft.com/office/word/2012/wordml" xmlns:w16cex="http://schemas.microsoft.com/office/word/2018/wordml/cex" xmlns:w16cid="http://schemas.microsoft.com/office/word/2016/wordml/cid" xmlns:w16="http://schemas.microsoft.com/office/word/2018/wordml" xmlns:w16sdtdh="http://schemas.microsoft.com/office/word/2020/wordml/sdtdatahash" xmlns:w16se="http://schemas.microsoft.com/office/word/2015/wordml/symex" xmlns:wpg="http://schemas.microsoft.com/office/word/2010/wordprocessingGroup" xmlns:wpi="http://schemas.microsoft.com/office/word/2010/wordprocessingInk" xmlns:wne="http://schemas.microsoft.com/office/word/2006/wordml" xmlns:wps="http://schemas.microsoft.com/office/word/2010/wordprocessingShape" mc:Ignorable="w14 w15 w16se w16cid w16 w16cex w16sdtdh wp14">
+<w:endnotes xmlns:wpc="http://schemas.microsoft.com/office/word/2010/wordprocessingCanvas" xmlns:cx="http://schemas.microsoft.com/office/drawing/2014/chartex" xmlns:cx1="http://schemas.microsoft.com/office/drawing/2015/9/8/chartex" xmlns:cx2="http://schemas.microsoft.com/office/drawing/2015/10/21/chartex" xmlns:cx3="http://schemas.microsoft.com/office/drawing/2016/5/9/chartex" xmlns:cx4="http://schemas.microsoft.com/office/drawing/2016/5/10/chartex" xmlns:cx5="http://schemas.microsoft.com/office/drawing/2016/5/11/chartex" xmlns:cx6="http://schemas.microsoft.com/office/drawing/2016/5/12/chartex" xmlns:cx7="http://schemas.microsoft.com/office/drawing/2016/5/13/chartex" xmlns:cx8="http://schemas.microsoft.com/office/drawing/2016/5/14/chartex" xmlns:mc="http://schemas.openxmlformats.org/markup-compatibility/2006" xmlns:aink="http://schemas.microsoft.com/office/drawing/2016/ink" xmlns:am3d="http://schemas.microsoft.com/office/drawing/2017/model3d" xmlns:o="urn:schemas-microsoft-com:office:office" xmlns:oel="http://schemas.microsoft.com/office/2019/extlst" xmlns:r="http://schemas.openxmlformats.org/officeDocument/2006/relationships" xmlns:m="http://schemas.openxmlformats.org/officeDocument/2006/math" xmlns:v="urn:schemas-microsoft-com:vml" xmlns:wp14="http://schemas.microsoft.com/office/word/2010/wordprocessingDrawing" xmlns:wp="http://schemas.openxmlformats.org/drawingml/2006/wordprocessingDrawing" xmlns:w10="urn:schemas-microsoft-com:office:word" xmlns:w="http://schemas.openxmlformats.org/wordprocessingml/2006/main" xmlns:w14="http://schemas.microsoft.com/office/word/2010/wordml" xmlns:w15="http://schemas.microsoft.com/office/word/2012/wordml" xmlns:w16cex="http://schemas.microsoft.com/office/word/2018/wordml/cex" xmlns:w16cid="http://schemas.microsoft.com/office/word/2016/wordml/cid" xmlns:w16="http://schemas.microsoft.com/office/word/2018/wordml" xmlns:w16du="http://schemas.microsoft.com/office/word/2023/wordml/word16du" xmlns:w16sdtdh="http://schemas.microsoft.com/office/word/2020/wordml/sdtdatahash" xmlns:w16se="http://schemas.microsoft.com/office/word/2015/wordml/symex" xmlns:wpg="http://schemas.microsoft.com/office/word/2010/wordprocessingGroup" xmlns:wpi="http://schemas.microsoft.com/office/word/2010/wordprocessingInk" xmlns:wne="http://schemas.microsoft.com/office/word/2006/wordml" xmlns:wps="http://schemas.microsoft.com/office/word/2010/wordprocessingShape" mc:Ignorable="w14 w15 w16se w16cid w16 w16cex w16sdtdh w16du wp14">
   <w:endnote w:type="separator" w:id="-1">
     <w:p>
       <w:pPr>
@@ -21036,7 +21036,7 @@
 </file>
 
 <file path=word/footer1.xml><?xml version="1.0" encoding="utf-8"?>
-<w:ftr xmlns:wpc="http://schemas.microsoft.com/office/word/2010/wordprocessingCanvas" xmlns:cx="http://schemas.microsoft.com/office/drawing/2014/chartex" xmlns:cx1="http://schemas.microsoft.com/office/drawing/2015/9/8/chartex" xmlns:cx2="http://schemas.microsoft.com/office/drawing/2015/10/21/chartex" xmlns:cx3="http://schemas.microsoft.com/office/drawing/2016/5/9/chartex" xmlns:cx4="http://schemas.microsoft.com/office/drawing/2016/5/10/chartex" xmlns:cx5="http://schemas.microsoft.com/office/drawing/2016/5/11/chartex" xmlns:cx6="http://schemas.microsoft.com/office/drawing/2016/5/12/chartex" xmlns:cx7="http://schemas.microsoft.com/office/drawing/2016/5/13/chartex" xmlns:cx8="http://schemas.microsoft.com/office/drawing/2016/5/14/chartex" xmlns:mc="http://schemas.openxmlformats.org/markup-compatibility/2006" xmlns:aink="http://schemas.microsoft.com/office/drawing/2016/ink" xmlns:am3d="http://schemas.microsoft.com/office/drawing/2017/model3d" xmlns:o="urn:schemas-microsoft-com:office:office" xmlns:oel="http://schemas.microsoft.com/office/2019/extlst" xmlns:r="http://schemas.openxmlformats.org/officeDocument/2006/relationships" xmlns:m="http://schemas.openxmlformats.org/officeDocument/2006/math" xmlns:v="urn:schemas-microsoft-com:vml" xmlns:wp14="http://schemas.microsoft.com/office/word/2010/wordprocessingDrawing" xmlns:wp="http://schemas.openxmlformats.org/drawingml/2006/wordprocessingDrawing" xmlns:w10="urn:schemas-microsoft-com:office:word" xmlns:w="http://schemas.openxmlformats.org/wordprocessingml/2006/main" xmlns:w14="http://schemas.microsoft.com/office/word/2010/wordml" xmlns:w15="http://schemas.microsoft.com/office/word/2012/wordml" xmlns:w16cex="http://schemas.microsoft.com/office/word/2018/wordml/cex" xmlns:w16cid="http://schemas.microsoft.com/office/word/2016/wordml/cid" xmlns:w16="http://schemas.microsoft.com/office/word/2018/wordml" xmlns:w16sdtdh="http://schemas.microsoft.com/office/word/2020/wordml/sdtdatahash" xmlns:w16se="http://schemas.microsoft.com/office/word/2015/wordml/symex" xmlns:wpg="http://schemas.microsoft.com/office/word/2010/wordprocessingGroup" xmlns:wpi="http://schemas.microsoft.com/office/word/2010/wordprocessingInk" xmlns:wne="http://schemas.microsoft.com/office/word/2006/wordml" xmlns:wps="http://schemas.microsoft.com/office/word/2010/wordprocessingShape" mc:Ignorable="w14 w15 w16se w16cid w16 w16cex w16sdtdh wp14">
+<w:ftr xmlns:wpc="http://schemas.microsoft.com/office/word/2010/wordprocessingCanvas" xmlns:cx="http://schemas.microsoft.com/office/drawing/2014/chartex" xmlns:cx1="http://schemas.microsoft.com/office/drawing/2015/9/8/chartex" xmlns:cx2="http://schemas.microsoft.com/office/drawing/2015/10/21/chartex" xmlns:cx3="http://schemas.microsoft.com/office/drawing/2016/5/9/chartex" xmlns:cx4="http://schemas.microsoft.com/office/drawing/2016/5/10/chartex" xmlns:cx5="http://schemas.microsoft.com/office/drawing/2016/5/11/chartex" xmlns:cx6="http://schemas.microsoft.com/office/drawing/2016/5/12/chartex" xmlns:cx7="http://schemas.microsoft.com/office/drawing/2016/5/13/chartex" xmlns:cx8="http://schemas.microsoft.com/office/drawing/2016/5/14/chartex" xmlns:mc="http://schemas.openxmlformats.org/markup-compatibility/2006" xmlns:aink="http://schemas.microsoft.com/office/drawing/2016/ink" xmlns:am3d="http://schemas.microsoft.com/office/drawing/2017/model3d" xmlns:o="urn:schemas-microsoft-com:office:office" xmlns:oel="http://schemas.microsoft.com/office/2019/extlst" xmlns:r="http://schemas.openxmlformats.org/officeDocument/2006/relationships" xmlns:m="http://schemas.openxmlformats.org/officeDocument/2006/math" xmlns:v="urn:schemas-microsoft-com:vml" xmlns:wp14="http://schemas.microsoft.com/office/word/2010/wordprocessingDrawing" xmlns:wp="http://schemas.openxmlformats.org/drawingml/2006/wordprocessingDrawing" xmlns:w10="urn:schemas-microsoft-com:office:word" xmlns:w="http://schemas.openxmlformats.org/wordprocessingml/2006/main" xmlns:w14="http://schemas.microsoft.com/office/word/2010/wordml" xmlns:w15="http://schemas.microsoft.com/office/word/2012/wordml" xmlns:w16cex="http://schemas.microsoft.com/office/word/2018/wordml/cex" xmlns:w16cid="http://schemas.microsoft.com/office/word/2016/wordml/cid" xmlns:w16="http://schemas.microsoft.com/office/word/2018/wordml" xmlns:w16du="http://schemas.microsoft.com/office/word/2023/wordml/word16du" xmlns:w16sdtdh="http://schemas.microsoft.com/office/word/2020/wordml/sdtdatahash" xmlns:w16se="http://schemas.microsoft.com/office/word/2015/wordml/symex" xmlns:wpg="http://schemas.microsoft.com/office/word/2010/wordprocessingGroup" xmlns:wpi="http://schemas.microsoft.com/office/word/2010/wordprocessingInk" xmlns:wne="http://schemas.microsoft.com/office/word/2006/wordml" xmlns:wps="http://schemas.microsoft.com/office/word/2010/wordprocessingShape" mc:Ignorable="w14 w15 w16se w16cid w16 w16cex w16sdtdh w16du wp14">
   <w:p>
     <w:pPr>
       <w:jc w:val="right"/>
@@ -21064,13 +21064,13 @@
 </file>
 
 <file path=word/footer2.xml><?xml version="1.0" encoding="utf-8"?>
-<w:ftr xmlns:wpc="http://schemas.microsoft.com/office/word/2010/wordprocessingCanvas" xmlns:cx="http://schemas.microsoft.com/office/drawing/2014/chartex" xmlns:cx1="http://schemas.microsoft.com/office/drawing/2015/9/8/chartex" xmlns:cx2="http://schemas.microsoft.com/office/drawing/2015/10/21/chartex" xmlns:cx3="http://schemas.microsoft.com/office/drawing/2016/5/9/chartex" xmlns:cx4="http://schemas.microsoft.com/office/drawing/2016/5/10/chartex" xmlns:cx5="http://schemas.microsoft.com/office/drawing/2016/5/11/chartex" xmlns:cx6="http://schemas.microsoft.com/office/drawing/2016/5/12/chartex" xmlns:cx7="http://schemas.microsoft.com/office/drawing/2016/5/13/chartex" xmlns:cx8="http://schemas.microsoft.com/office/drawing/2016/5/14/chartex" xmlns:mc="http://schemas.openxmlformats.org/markup-compatibility/2006" xmlns:aink="http://schemas.microsoft.com/office/drawing/2016/ink" xmlns:am3d="http://schemas.microsoft.com/office/drawing/2017/model3d" xmlns:o="urn:schemas-microsoft-com:office:office" xmlns:oel="http://schemas.microsoft.com/office/2019/extlst" xmlns:r="http://schemas.openxmlformats.org/officeDocument/2006/relationships" xmlns:m="http://schemas.openxmlformats.org/officeDocument/2006/math" xmlns:v="urn:schemas-microsoft-com:vml" xmlns:wp14="http://schemas.microsoft.com/office/word/2010/wordprocessingDrawing" xmlns:wp="http://schemas.openxmlformats.org/drawingml/2006/wordprocessingDrawing" xmlns:w10="urn:schemas-microsoft-com:office:word" xmlns:w="http://schemas.openxmlformats.org/wordprocessingml/2006/main" xmlns:w14="http://schemas.microsoft.com/office/word/2010/wordml" xmlns:w15="http://schemas.microsoft.com/office/word/2012/wordml" xmlns:w16cex="http://schemas.microsoft.com/office/word/2018/wordml/cex" xmlns:w16cid="http://schemas.microsoft.com/office/word/2016/wordml/cid" xmlns:w16="http://schemas.microsoft.com/office/word/2018/wordml" xmlns:w16sdtdh="http://schemas.microsoft.com/office/word/2020/wordml/sdtdatahash" xmlns:w16se="http://schemas.microsoft.com/office/word/2015/wordml/symex" xmlns:wpg="http://schemas.microsoft.com/office/word/2010/wordprocessingGroup" xmlns:wpi="http://schemas.microsoft.com/office/word/2010/wordprocessingInk" xmlns:wne="http://schemas.microsoft.com/office/word/2006/wordml" xmlns:wps="http://schemas.microsoft.com/office/word/2010/wordprocessingShape" mc:Ignorable="w14 w15 w16se w16cid w16 w16cex w16sdtdh wp14">
+<w:ftr xmlns:wpc="http://schemas.microsoft.com/office/word/2010/wordprocessingCanvas" xmlns:cx="http://schemas.microsoft.com/office/drawing/2014/chartex" xmlns:cx1="http://schemas.microsoft.com/office/drawing/2015/9/8/chartex" xmlns:cx2="http://schemas.microsoft.com/office/drawing/2015/10/21/chartex" xmlns:cx3="http://schemas.microsoft.com/office/drawing/2016/5/9/chartex" xmlns:cx4="http://schemas.microsoft.com/office/drawing/2016/5/10/chartex" xmlns:cx5="http://schemas.microsoft.com/office/drawing/2016/5/11/chartex" xmlns:cx6="http://schemas.microsoft.com/office/drawing/2016/5/12/chartex" xmlns:cx7="http://schemas.microsoft.com/office/drawing/2016/5/13/chartex" xmlns:cx8="http://schemas.microsoft.com/office/drawing/2016/5/14/chartex" xmlns:mc="http://schemas.openxmlformats.org/markup-compatibility/2006" xmlns:aink="http://schemas.microsoft.com/office/drawing/2016/ink" xmlns:am3d="http://schemas.microsoft.com/office/drawing/2017/model3d" xmlns:o="urn:schemas-microsoft-com:office:office" xmlns:oel="http://schemas.microsoft.com/office/2019/extlst" xmlns:r="http://schemas.openxmlformats.org/officeDocument/2006/relationships" xmlns:m="http://schemas.openxmlformats.org/officeDocument/2006/math" xmlns:v="urn:schemas-microsoft-com:vml" xmlns:wp14="http://schemas.microsoft.com/office/word/2010/wordprocessingDrawing" xmlns:wp="http://schemas.openxmlformats.org/drawingml/2006/wordprocessingDrawing" xmlns:w10="urn:schemas-microsoft-com:office:word" xmlns:w="http://schemas.openxmlformats.org/wordprocessingml/2006/main" xmlns:w14="http://schemas.microsoft.com/office/word/2010/wordml" xmlns:w15="http://schemas.microsoft.com/office/word/2012/wordml" xmlns:w16cex="http://schemas.microsoft.com/office/word/2018/wordml/cex" xmlns:w16cid="http://schemas.microsoft.com/office/word/2016/wordml/cid" xmlns:w16="http://schemas.microsoft.com/office/word/2018/wordml" xmlns:w16du="http://schemas.microsoft.com/office/word/2023/wordml/word16du" xmlns:w16sdtdh="http://schemas.microsoft.com/office/word/2020/wordml/sdtdatahash" xmlns:w16se="http://schemas.microsoft.com/office/word/2015/wordml/symex" xmlns:wpg="http://schemas.microsoft.com/office/word/2010/wordprocessingGroup" xmlns:wpi="http://schemas.microsoft.com/office/word/2010/wordprocessingInk" xmlns:wne="http://schemas.microsoft.com/office/word/2006/wordml" xmlns:wps="http://schemas.microsoft.com/office/word/2010/wordprocessingShape" mc:Ignorable="w14 w15 w16se w16cid w16 w16cex w16sdtdh w16du wp14">
   <w:p/>
 </w:ftr>
 </file>
 
 <file path=word/footnotes.xml><?xml version="1.0" encoding="utf-8"?>
-<w:footnotes xmlns:wpc="http://schemas.microsoft.com/office/word/2010/wordprocessingCanvas" xmlns:cx="http://schemas.microsoft.com/office/drawing/2014/chartex" xmlns:cx1="http://schemas.microsoft.com/office/drawing/2015/9/8/chartex" xmlns:cx2="http://schemas.microsoft.com/office/drawing/2015/10/21/chartex" xmlns:cx3="http://schemas.microsoft.com/office/drawing/2016/5/9/chartex" xmlns:cx4="http://schemas.microsoft.com/office/drawing/2016/5/10/chartex" xmlns:cx5="http://schemas.microsoft.com/office/drawing/2016/5/11/chartex" xmlns:cx6="http://schemas.microsoft.com/office/drawing/2016/5/12/chartex" xmlns:cx7="http://schemas.microsoft.com/office/drawing/2016/5/13/chartex" xmlns:cx8="http://schemas.microsoft.com/office/drawing/2016/5/14/chartex" xmlns:mc="http://schemas.openxmlformats.org/markup-compatibility/2006" xmlns:aink="http://schemas.microsoft.com/office/drawing/2016/ink" xmlns:am3d="http://schemas.microsoft.com/office/drawing/2017/model3d" xmlns:o="urn:schemas-microsoft-com:office:office" xmlns:oel="http://schemas.microsoft.com/office/2019/extlst" xmlns:r="http://schemas.openxmlformats.org/officeDocument/2006/relationships" xmlns:m="http://schemas.openxmlformats.org/officeDocument/2006/math" xmlns:v="urn:schemas-microsoft-com:vml" xmlns:wp14="http://schemas.microsoft.com/office/word/2010/wordprocessingDrawing" xmlns:wp="http://schemas.openxmlformats.org/drawingml/2006/wordprocessingDrawing" xmlns:w10="urn:schemas-microsoft-com:office:word" xmlns:w="http://schemas.openxmlformats.org/wordprocessingml/2006/main" xmlns:w14="http://schemas.microsoft.com/office/word/2010/wordml" xmlns:w15="http://schemas.microsoft.com/office/word/2012/wordml" xmlns:w16cex="http://schemas.microsoft.com/office/word/2018/wordml/cex" xmlns:w16cid="http://schemas.microsoft.com/office/word/2016/wordml/cid" xmlns:w16="http://schemas.microsoft.com/office/word/2018/wordml" xmlns:w16sdtdh="http://schemas.microsoft.com/office/word/2020/wordml/sdtdatahash" xmlns:w16se="http://schemas.microsoft.com/office/word/2015/wordml/symex" xmlns:wpg="http://schemas.microsoft.com/office/word/2010/wordprocessingGroup" xmlns:wpi="http://schemas.microsoft.com/office/word/2010/wordprocessingInk" xmlns:wne="http://schemas.microsoft.com/office/word/2006/wordml" xmlns:wps="http://schemas.microsoft.com/office/word/2010/wordprocessingShape" mc:Ignorable="w14 w15 w16se w16cid w16 w16cex w16sdtdh wp14">
+<w:footnotes xmlns:wpc="http://schemas.microsoft.com/office/word/2010/wordprocessingCanvas" xmlns:cx="http://schemas.microsoft.com/office/drawing/2014/chartex" xmlns:cx1="http://schemas.microsoft.com/office/drawing/2015/9/8/chartex" xmlns:cx2="http://schemas.microsoft.com/office/drawing/2015/10/21/chartex" xmlns:cx3="http://schemas.microsoft.com/office/drawing/2016/5/9/chartex" xmlns:cx4="http://schemas.microsoft.com/office/drawing/2016/5/10/chartex" xmlns:cx5="http://schemas.microsoft.com/office/drawing/2016/5/11/chartex" xmlns:cx6="http://schemas.microsoft.com/office/drawing/2016/5/12/chartex" xmlns:cx7="http://schemas.microsoft.com/office/drawing/2016/5/13/chartex" xmlns:cx8="http://schemas.microsoft.com/office/drawing/2016/5/14/chartex" xmlns:mc="http://schemas.openxmlformats.org/markup-compatibility/2006" xmlns:aink="http://schemas.microsoft.com/office/drawing/2016/ink" xmlns:am3d="http://schemas.microsoft.com/office/drawing/2017/model3d" xmlns:o="urn:schemas-microsoft-com:office:office" xmlns:oel="http://schemas.microsoft.com/office/2019/extlst" xmlns:r="http://schemas.openxmlformats.org/officeDocument/2006/relationships" xmlns:m="http://schemas.openxmlformats.org/officeDocument/2006/math" xmlns:v="urn:schemas-microsoft-com:vml" xmlns:wp14="http://schemas.microsoft.com/office/word/2010/wordprocessingDrawing" xmlns:wp="http://schemas.openxmlformats.org/drawingml/2006/wordprocessingDrawing" xmlns:w10="urn:schemas-microsoft-com:office:word" xmlns:w="http://schemas.openxmlformats.org/wordprocessingml/2006/main" xmlns:w14="http://schemas.microsoft.com/office/word/2010/wordml" xmlns:w15="http://schemas.microsoft.com/office/word/2012/wordml" xmlns:w16cex="http://schemas.microsoft.com/office/word/2018/wordml/cex" xmlns:w16cid="http://schemas.microsoft.com/office/word/2016/wordml/cid" xmlns:w16="http://schemas.microsoft.com/office/word/2018/wordml" xmlns:w16du="http://schemas.microsoft.com/office/word/2023/wordml/word16du" xmlns:w16sdtdh="http://schemas.microsoft.com/office/word/2020/wordml/sdtdatahash" xmlns:w16se="http://schemas.microsoft.com/office/word/2015/wordml/symex" xmlns:wpg="http://schemas.microsoft.com/office/word/2010/wordprocessingGroup" xmlns:wpi="http://schemas.microsoft.com/office/word/2010/wordprocessingInk" xmlns:wne="http://schemas.microsoft.com/office/word/2006/wordml" xmlns:wps="http://schemas.microsoft.com/office/word/2010/wordprocessingShape" mc:Ignorable="w14 w15 w16se w16cid w16 w16cex w16sdtdh w16du wp14">
   <w:footnote w:type="separator" w:id="-1">
     <w:p>
       <w:pPr>
@@ -21102,7 +21102,7 @@
 </file>
 
 <file path=word/numbering.xml><?xml version="1.0" encoding="utf-8"?>
-<w:numbering xmlns:wpc="http://schemas.microsoft.com/office/word/2010/wordprocessingCanvas" xmlns:cx="http://schemas.microsoft.com/office/drawing/2014/chartex" xmlns:cx1="http://schemas.microsoft.com/office/drawing/2015/9/8/chartex" xmlns:cx2="http://schemas.microsoft.com/office/drawing/2015/10/21/chartex" xmlns:cx3="http://schemas.microsoft.com/office/drawing/2016/5/9/chartex" xmlns:cx4="http://schemas.microsoft.com/office/drawing/2016/5/10/chartex" xmlns:cx5="http://schemas.microsoft.com/office/drawing/2016/5/11/chartex" xmlns:cx6="http://schemas.microsoft.com/office/drawing/2016/5/12/chartex" xmlns:cx7="http://schemas.microsoft.com/office/drawing/2016/5/13/chartex" xmlns:cx8="http://schemas.microsoft.com/office/drawing/2016/5/14/chartex" xmlns:mc="http://schemas.openxmlformats.org/markup-compatibility/2006" xmlns:aink="http://schemas.microsoft.com/office/drawing/2016/ink" xmlns:am3d="http://schemas.microsoft.com/office/drawing/2017/model3d" xmlns:o="urn:schemas-microsoft-com:office:office" xmlns:oel="http://schemas.microsoft.com/office/2019/extlst" xmlns:r="http://schemas.openxmlformats.org/officeDocument/2006/relationships" xmlns:m="http://schemas.openxmlformats.org/officeDocument/2006/math" xmlns:v="urn:schemas-microsoft-com:vml" xmlns:wp14="http://schemas.microsoft.com/office/word/2010/wordprocessingDrawing" xmlns:wp="http://schemas.openxmlformats.org/drawingml/2006/wordprocessingDrawing" xmlns:w10="urn:schemas-microsoft-com:office:word" xmlns:w="http://schemas.openxmlformats.org/wordprocessingml/2006/main" xmlns:w14="http://schemas.microsoft.com/office/word/2010/wordml" xmlns:w15="http://schemas.microsoft.com/office/word/2012/wordml" xmlns:w16cex="http://schemas.microsoft.com/office/word/2018/wordml/cex" xmlns:w16cid="http://schemas.microsoft.com/office/word/2016/wordml/cid" xmlns:w16="http://schemas.microsoft.com/office/word/2018/wordml" xmlns:w16sdtdh="http://schemas.microsoft.com/office/word/2020/wordml/sdtdatahash" xmlns:w16se="http://schemas.microsoft.com/office/word/2015/wordml/symex" xmlns:wpg="http://schemas.microsoft.com/office/word/2010/wordprocessingGroup" xmlns:wpi="http://schemas.microsoft.com/office/word/2010/wordprocessingInk" xmlns:wne="http://schemas.microsoft.com/office/word/2006/wordml" xmlns:wps="http://schemas.microsoft.com/office/word/2010/wordprocessingShape" mc:Ignorable="w14 w15 w16se w16cid w16 w16cex w16sdtdh wp14">
+<w:numbering xmlns:wpc="http://schemas.microsoft.com/office/word/2010/wordprocessingCanvas" xmlns:cx="http://schemas.microsoft.com/office/drawing/2014/chartex" xmlns:cx1="http://schemas.microsoft.com/office/drawing/2015/9/8/chartex" xmlns:cx2="http://schemas.microsoft.com/office/drawing/2015/10/21/chartex" xmlns:cx3="http://schemas.microsoft.com/office/drawing/2016/5/9/chartex" xmlns:cx4="http://schemas.microsoft.com/office/drawing/2016/5/10/chartex" xmlns:cx5="http://schemas.microsoft.com/office/drawing/2016/5/11/chartex" xmlns:cx6="http://schemas.microsoft.com/office/drawing/2016/5/12/chartex" xmlns:cx7="http://schemas.microsoft.com/office/drawing/2016/5/13/chartex" xmlns:cx8="http://schemas.microsoft.com/office/drawing/2016/5/14/chartex" xmlns:mc="http://schemas.openxmlformats.org/markup-compatibility/2006" xmlns:aink="http://schemas.microsoft.com/office/drawing/2016/ink" xmlns:am3d="http://schemas.microsoft.com/office/drawing/2017/model3d" xmlns:o="urn:schemas-microsoft-com:office:office" xmlns:oel="http://schemas.microsoft.com/office/2019/extlst" xmlns:r="http://schemas.openxmlformats.org/officeDocument/2006/relationships" xmlns:m="http://schemas.openxmlformats.org/officeDocument/2006/math" xmlns:v="urn:schemas-microsoft-com:vml" xmlns:wp14="http://schemas.microsoft.com/office/word/2010/wordprocessingDrawing" xmlns:wp="http://schemas.openxmlformats.org/drawingml/2006/wordprocessingDrawing" xmlns:w10="urn:schemas-microsoft-com:office:word" xmlns:w="http://schemas.openxmlformats.org/wordprocessingml/2006/main" xmlns:w14="http://schemas.microsoft.com/office/word/2010/wordml" xmlns:w15="http://schemas.microsoft.com/office/word/2012/wordml" xmlns:w16cex="http://schemas.microsoft.com/office/word/2018/wordml/cex" xmlns:w16cid="http://schemas.microsoft.com/office/word/2016/wordml/cid" xmlns:w16="http://schemas.microsoft.com/office/word/2018/wordml" xmlns:w16du="http://schemas.microsoft.com/office/word/2023/wordml/word16du" xmlns:w16sdtdh="http://schemas.microsoft.com/office/word/2020/wordml/sdtdatahash" xmlns:w16se="http://schemas.microsoft.com/office/word/2015/wordml/symex" xmlns:wpg="http://schemas.microsoft.com/office/word/2010/wordprocessingGroup" xmlns:wpi="http://schemas.microsoft.com/office/word/2010/wordprocessingInk" xmlns:wne="http://schemas.microsoft.com/office/word/2006/wordml" xmlns:wps="http://schemas.microsoft.com/office/word/2010/wordprocessingShape" mc:Ignorable="w14 w15 w16se w16cid w16 w16cex w16sdtdh w16du wp14">
   <w:abstractNum w:abstractNumId="0" w15:restartNumberingAfterBreak="0">
     <w:nsid w:val="00FD2661"/>
     <w:multiLevelType w:val="multilevel"/>
@@ -26754,7 +26754,7 @@
 </file>
 
 <file path=word/styles.xml><?xml version="1.0" encoding="utf-8"?>
-<w:styles xmlns:mc="http://schemas.openxmlformats.org/markup-compatibility/2006" xmlns:r="http://schemas.openxmlformats.org/officeDocument/2006/relationships" xmlns:w="http://schemas.openxmlformats.org/wordprocessingml/2006/main" xmlns:w14="http://schemas.microsoft.com/office/word/2010/wordml" xmlns:w15="http://schemas.microsoft.com/office/word/2012/wordml" xmlns:w16cex="http://schemas.microsoft.com/office/word/2018/wordml/cex" xmlns:w16cid="http://schemas.microsoft.com/office/word/2016/wordml/cid" xmlns:w16="http://schemas.microsoft.com/office/word/2018/wordml" xmlns:w16sdtdh="http://schemas.microsoft.com/office/word/2020/wordml/sdtdatahash" xmlns:w16se="http://schemas.microsoft.com/office/word/2015/wordml/symex" mc:Ignorable="w14 w15 w16se w16cid w16 w16cex w16sdtdh">
+<w:styles xmlns:mc="http://schemas.openxmlformats.org/markup-compatibility/2006" xmlns:r="http://schemas.openxmlformats.org/officeDocument/2006/relationships" xmlns:w="http://schemas.openxmlformats.org/wordprocessingml/2006/main" xmlns:w14="http://schemas.microsoft.com/office/word/2010/wordml" xmlns:w15="http://schemas.microsoft.com/office/word/2012/wordml" xmlns:w16cex="http://schemas.microsoft.com/office/word/2018/wordml/cex" xmlns:w16cid="http://schemas.microsoft.com/office/word/2016/wordml/cid" xmlns:w16="http://schemas.microsoft.com/office/word/2018/wordml" xmlns:w16du="http://schemas.microsoft.com/office/word/2023/wordml/word16du" xmlns:w16sdtdh="http://schemas.microsoft.com/office/word/2020/wordml/sdtdatahash" xmlns:w16se="http://schemas.microsoft.com/office/word/2015/wordml/symex" mc:Ignorable="w14 w15 w16se w16cid w16 w16cex w16sdtdh w16du">
   <w:docDefaults>
     <w:rPrDefault>
       <w:rPr>
